--- a/BaoCaoUocLuong_DiemChucNang.docx
+++ b/BaoCaoUocLuong_DiemChucNang.docx
@@ -89,27 +89,7 @@
           <w:szCs w:val="20"/>
           <w:lang w:val="en-US"/>
         </w:rPr>
-        <w:t xml:space="preserve">- Module </w:t>
-      </w:r>
-      <w:r>
-        <w:rPr>
-          <w:rFonts w:hint="default" w:ascii="Times New Roman" w:hAnsi="Times New Roman" w:cs="Times New Roman"/>
-          <w:b/>
-          <w:sz w:val="20"/>
-          <w:szCs w:val="20"/>
-          <w:lang w:val="en-US"/>
-        </w:rPr>
-        <w:t>sản phẩm</w:t>
-      </w:r>
-      <w:r>
-        <w:rPr>
-          <w:rFonts w:hint="default" w:ascii="Times New Roman" w:hAnsi="Times New Roman" w:cs="Times New Roman"/>
-          <w:b/>
-          <w:sz w:val="20"/>
-          <w:szCs w:val="20"/>
-          <w:lang w:val="en-US"/>
-        </w:rPr>
-        <w:t>:</w:t>
+        <w:t>- Module sản phẩm:</w:t>
       </w:r>
     </w:p>
     <w:p>
@@ -137,17 +117,7 @@
           <w:szCs w:val="20"/>
           <w:lang w:val="en-US"/>
         </w:rPr>
-        <w:t>Output:</w:t>
-      </w:r>
-      <w:r>
-        <w:rPr>
-          <w:rFonts w:hint="default" w:ascii="Times New Roman" w:hAnsi="Times New Roman" w:cs="Times New Roman"/>
-          <w:b/>
-          <w:sz w:val="20"/>
-          <w:szCs w:val="20"/>
-          <w:lang w:val="en-US"/>
-        </w:rPr>
-        <w:t xml:space="preserve"> không có</w:t>
+        <w:t>Output: không có</w:t>
       </w:r>
     </w:p>
     <w:p>
@@ -175,23 +145,14 @@
           <w:szCs w:val="20"/>
           <w:lang w:val="en-US"/>
         </w:rPr>
-        <w:t>Input:</w:t>
-      </w:r>
-      <w:r>
-        <w:rPr>
-          <w:rFonts w:hint="default" w:ascii="Times New Roman" w:hAnsi="Times New Roman" w:cs="Times New Roman"/>
-          <w:b/>
-          <w:sz w:val="20"/>
-          <w:szCs w:val="20"/>
-          <w:lang w:val="en-US"/>
-        </w:rPr>
-        <w:t xml:space="preserve"> </w:t>
-      </w:r>
-    </w:p>
-    <w:p>
-      <w:pPr>
-        <w:pStyle w:val="5"/>
-        <w:numPr>
+        <w:t xml:space="preserve">Input: </w:t>
+      </w:r>
+    </w:p>
+    <w:p>
+      <w:pPr>
+        <w:pStyle w:val="5"/>
+        <w:numPr>
+          <w:ilvl w:val="0"/>
           <w:numId w:val="0"/>
         </w:numPr>
         <w:spacing w:before="0" w:after="0" w:line="240" w:lineRule="auto"/>
@@ -232,6 +193,7 @@
       <w:pPr>
         <w:pStyle w:val="5"/>
         <w:numPr>
+          <w:ilvl w:val="0"/>
           <w:numId w:val="0"/>
         </w:numPr>
         <w:spacing w:before="0" w:after="0" w:line="240" w:lineRule="auto"/>
@@ -265,24 +227,14 @@
           <w:szCs w:val="20"/>
           <w:lang w:val="en-US"/>
         </w:rPr>
-        <w:t xml:space="preserve">Màn hình sửa thông tin bánh </w:t>
-      </w:r>
-      <w:r>
-        <w:rPr>
-          <w:rFonts w:hint="default" w:ascii="Times New Roman" w:hAnsi="Times New Roman" w:cs="Times New Roman"/>
-          <w:b w:val="0"/>
-          <w:bCs/>
-          <w:sz w:val="20"/>
-          <w:szCs w:val="20"/>
-          <w:lang w:val="en-US"/>
-        </w:rPr>
-        <w:t>(sản phẩm)</w:t>
-      </w:r>
-    </w:p>
-    <w:p>
-      <w:pPr>
-        <w:pStyle w:val="5"/>
-        <w:numPr>
+        <w:t>Màn hình sửa thông tin bánh (sản phẩm)</w:t>
+      </w:r>
+    </w:p>
+    <w:p>
+      <w:pPr>
+        <w:pStyle w:val="5"/>
+        <w:numPr>
+          <w:ilvl w:val="0"/>
           <w:numId w:val="0"/>
         </w:numPr>
         <w:spacing w:before="0" w:after="0" w:line="240" w:lineRule="auto"/>
@@ -323,6 +275,7 @@
       <w:pPr>
         <w:pStyle w:val="5"/>
         <w:numPr>
+          <w:ilvl w:val="0"/>
           <w:numId w:val="0"/>
         </w:numPr>
         <w:spacing w:before="0" w:after="0" w:line="240" w:lineRule="auto"/>
@@ -336,218 +289,20 @@
           <w:lang w:val="en-US"/>
         </w:rPr>
       </w:pPr>
-    </w:p>
-    <w:p>
-      <w:pPr>
-        <w:pStyle w:val="5"/>
-        <w:numPr>
-          <w:ilvl w:val="0"/>
-          <w:numId w:val="2"/>
-        </w:numPr>
-        <w:spacing w:before="0" w:after="0" w:line="240" w:lineRule="auto"/>
-        <w:ind w:left="1077" w:hanging="357"/>
-        <w:rPr>
-          <w:rFonts w:hint="default" w:ascii="Times New Roman" w:hAnsi="Times New Roman" w:cs="Times New Roman"/>
-          <w:b/>
-          <w:sz w:val="20"/>
-          <w:szCs w:val="20"/>
-          <w:lang w:val="en-US"/>
-        </w:rPr>
-      </w:pPr>
-      <w:r>
-        <w:rPr>
-          <w:rFonts w:hint="default" w:ascii="Times New Roman" w:hAnsi="Times New Roman" w:cs="Times New Roman"/>
-          <w:b/>
-          <w:sz w:val="20"/>
-          <w:szCs w:val="20"/>
-          <w:lang w:val="en-US"/>
-        </w:rPr>
-        <w:t>Files:</w:t>
-      </w:r>
-    </w:p>
-    <w:p>
-      <w:pPr>
-        <w:pStyle w:val="5"/>
-        <w:numPr>
-          <w:numId w:val="0"/>
-        </w:numPr>
-        <w:spacing w:before="0" w:after="0" w:line="240" w:lineRule="auto"/>
-        <w:ind w:left="720" w:leftChars="0" w:firstLine="708" w:firstLineChars="0"/>
-        <w:rPr>
-          <w:rFonts w:hint="default" w:ascii="Times New Roman" w:hAnsi="Times New Roman" w:cs="Times New Roman"/>
-          <w:b/>
-          <w:sz w:val="20"/>
-          <w:szCs w:val="20"/>
-          <w:lang w:val="en-US"/>
-        </w:rPr>
-      </w:pPr>
-      <w:r>
-        <w:rPr>
-          <w:rFonts w:hint="default" w:cs="Times New Roman"/>
-          <w:b w:val="0"/>
-          <w:bCs/>
-          <w:sz w:val="20"/>
-          <w:szCs w:val="20"/>
-          <w:lang w:val="en-US"/>
-        </w:rPr>
-        <w:t xml:space="preserve">+ </w:t>
-      </w:r>
-      <w:r>
-        <w:rPr>
-          <w:rFonts w:hint="default" w:ascii="Times New Roman" w:hAnsi="Times New Roman" w:cs="Times New Roman"/>
-          <w:b w:val="0"/>
-          <w:bCs/>
-          <w:sz w:val="20"/>
-          <w:szCs w:val="20"/>
-          <w:lang w:val="en-US"/>
-        </w:rPr>
-        <w:t>SanPham</w:t>
-      </w:r>
-    </w:p>
-    <w:p>
-      <w:pPr>
-        <w:pStyle w:val="5"/>
-        <w:numPr>
-          <w:ilvl w:val="0"/>
-          <w:numId w:val="2"/>
-        </w:numPr>
-        <w:spacing w:before="0" w:after="0" w:line="240" w:lineRule="auto"/>
-        <w:ind w:left="1077" w:hanging="357"/>
-        <w:rPr>
-          <w:rFonts w:hint="default" w:ascii="Times New Roman" w:hAnsi="Times New Roman" w:cs="Times New Roman"/>
-          <w:b/>
-          <w:sz w:val="20"/>
-          <w:szCs w:val="20"/>
-          <w:lang w:val="en-US"/>
-        </w:rPr>
-      </w:pPr>
-      <w:r>
-        <w:rPr>
-          <w:rFonts w:hint="default" w:ascii="Times New Roman" w:hAnsi="Times New Roman" w:cs="Times New Roman"/>
-          <w:b/>
-          <w:sz w:val="20"/>
-          <w:szCs w:val="20"/>
-          <w:lang w:val="en-US"/>
-        </w:rPr>
-        <w:t>Interfaces:</w:t>
-      </w:r>
-      <w:r>
-        <w:rPr>
-          <w:rFonts w:hint="default" w:ascii="Times New Roman" w:hAnsi="Times New Roman" w:cs="Times New Roman"/>
-          <w:b/>
-          <w:sz w:val="20"/>
-          <w:szCs w:val="20"/>
-          <w:lang w:val="en-US"/>
-        </w:rPr>
-        <w:t xml:space="preserve"> không có</w:t>
-      </w:r>
-    </w:p>
-    <w:p>
-      <w:pPr>
-        <w:pStyle w:val="5"/>
-        <w:numPr>
-          <w:ilvl w:val="0"/>
-          <w:numId w:val="2"/>
-        </w:numPr>
-        <w:spacing w:before="0" w:line="240" w:lineRule="auto"/>
-        <w:ind w:left="1077" w:hanging="357"/>
-        <w:rPr>
-          <w:rFonts w:hint="default" w:ascii="Times New Roman" w:hAnsi="Times New Roman" w:cs="Times New Roman"/>
-          <w:b/>
-          <w:sz w:val="20"/>
-          <w:szCs w:val="20"/>
-          <w:lang w:val="en-US"/>
-        </w:rPr>
-      </w:pPr>
-      <w:r>
-        <w:rPr>
-          <w:rFonts w:hint="default" w:ascii="Times New Roman" w:hAnsi="Times New Roman" w:cs="Times New Roman"/>
-          <w:b/>
-          <w:sz w:val="20"/>
-          <w:szCs w:val="20"/>
-          <w:lang w:val="en-US"/>
-        </w:rPr>
-        <w:t>Queries:</w:t>
-      </w:r>
-    </w:p>
-    <w:p>
-      <w:pPr>
-        <w:pStyle w:val="5"/>
-        <w:numPr>
-          <w:numId w:val="0"/>
-        </w:numPr>
-        <w:spacing w:before="0" w:line="240" w:lineRule="auto"/>
-        <w:ind w:left="720" w:leftChars="0" w:firstLine="708" w:firstLineChars="0"/>
-        <w:rPr>
-          <w:rFonts w:hint="default" w:ascii="Times New Roman" w:hAnsi="Times New Roman" w:cs="Times New Roman"/>
-          <w:b w:val="0"/>
-          <w:bCs/>
-          <w:sz w:val="20"/>
-          <w:szCs w:val="20"/>
-          <w:lang w:val="en-US"/>
-        </w:rPr>
-      </w:pPr>
-      <w:r>
-        <w:rPr>
-          <w:rFonts w:hint="default" w:cs="Times New Roman"/>
-          <w:b w:val="0"/>
-          <w:bCs/>
-          <w:sz w:val="20"/>
-          <w:szCs w:val="20"/>
-          <w:lang w:val="en-US"/>
-        </w:rPr>
-        <w:t xml:space="preserve">+ </w:t>
-      </w:r>
-      <w:r>
-        <w:rPr>
-          <w:rFonts w:hint="default" w:ascii="Times New Roman" w:hAnsi="Times New Roman" w:cs="Times New Roman"/>
-          <w:b w:val="0"/>
-          <w:bCs/>
-          <w:sz w:val="20"/>
-          <w:szCs w:val="20"/>
-          <w:lang w:val="en-US"/>
-        </w:rPr>
-        <w:t>Tìm kiếm sản phẩm theo mã hay theo tên sản phẩm</w:t>
-      </w:r>
-    </w:p>
-    <w:p>
-      <w:pPr>
-        <w:pStyle w:val="5"/>
-        <w:numPr>
-          <w:numId w:val="0"/>
-        </w:numPr>
-        <w:spacing w:before="0" w:line="240" w:lineRule="auto"/>
-        <w:ind w:left="720" w:leftChars="0" w:firstLine="708" w:firstLineChars="0"/>
-        <w:rPr>
-          <w:rFonts w:hint="default" w:ascii="Times New Roman" w:hAnsi="Times New Roman" w:cs="Times New Roman"/>
-          <w:b w:val="0"/>
-          <w:bCs/>
-          <w:sz w:val="20"/>
-          <w:szCs w:val="20"/>
-          <w:lang w:val="en-US"/>
-        </w:rPr>
-      </w:pPr>
-      <w:r>
-        <w:rPr>
-          <w:rFonts w:hint="default" w:cs="Times New Roman"/>
-          <w:b w:val="0"/>
-          <w:bCs/>
-          <w:sz w:val="20"/>
-          <w:szCs w:val="20"/>
-          <w:lang w:val="en-US"/>
-        </w:rPr>
-        <w:t xml:space="preserve">+ </w:t>
-      </w:r>
-      <w:r>
-        <w:rPr>
-          <w:rFonts w:hint="default" w:ascii="Times New Roman" w:hAnsi="Times New Roman" w:cs="Times New Roman"/>
-          <w:b w:val="0"/>
-          <w:bCs/>
-          <w:sz w:val="20"/>
-          <w:szCs w:val="20"/>
-          <w:lang w:val="en-US"/>
-        </w:rPr>
-        <w:t xml:space="preserve">Xem </w:t>
+      <w:r>
+        <w:rPr>
+          <w:rFonts w:hint="default" w:ascii="sans-serif" w:hAnsi="sans-serif" w:eastAsia="sans-serif" w:cs="sans-serif"/>
+          <w:i w:val="0"/>
+          <w:iCs w:val="0"/>
+          <w:caps w:val="0"/>
+          <w:color w:val="303030"/>
+          <w:spacing w:val="0"/>
+          <w:sz w:val="25"/>
+          <w:szCs w:val="25"/>
+          <w:shd w:val="clear" w:fill="FFFFFF"/>
+          <w:lang w:val="en-US"/>
+        </w:rPr>
+        <w:t>+</w:t>
       </w:r>
       <w:r>
         <w:rPr>
@@ -559,52 +314,9 @@
           <w:spacing w:val="0"/>
           <w:sz w:val="20"/>
           <w:szCs w:val="20"/>
-          <w:shd w:val="clear" w:fill="FAF9F9"/>
-        </w:rPr>
-        <w:t>danh sách &amp; chi tiết thông tin bánh</w:t>
-      </w:r>
-    </w:p>
-    <w:p>
-      <w:pPr>
-        <w:spacing w:before="0" w:after="0"/>
-        <w:ind w:left="360"/>
-        <w:rPr>
-          <w:rFonts w:hint="default" w:ascii="Times New Roman" w:hAnsi="Times New Roman" w:cs="Times New Roman"/>
-          <w:b/>
-          <w:sz w:val="20"/>
-          <w:szCs w:val="20"/>
-          <w:lang w:val="en-US"/>
-        </w:rPr>
-      </w:pPr>
-      <w:r>
-        <w:rPr>
-          <w:rFonts w:hint="default" w:ascii="Times New Roman" w:hAnsi="Times New Roman" w:cs="Times New Roman"/>
-          <w:b/>
-          <w:sz w:val="20"/>
-          <w:szCs w:val="20"/>
-          <w:lang w:val="en-US"/>
-        </w:rPr>
-        <w:t xml:space="preserve">- Module </w:t>
-      </w:r>
-      <w:r>
-        <w:rPr>
-          <w:rFonts w:hint="default" w:ascii="Times New Roman" w:hAnsi="Times New Roman" w:cs="Times New Roman"/>
-          <w:b/>
-          <w:sz w:val="20"/>
-          <w:szCs w:val="20"/>
-          <w:lang w:val="en-US"/>
-        </w:rPr>
-        <w:t>người dùng</w:t>
-      </w:r>
-      <w:r>
-        <w:rPr>
-          <w:rFonts w:hint="default" w:ascii="Times New Roman" w:hAnsi="Times New Roman" w:cs="Times New Roman"/>
-          <w:b/>
-          <w:sz w:val="20"/>
-          <w:szCs w:val="20"/>
-          <w:lang w:val="en-US"/>
-        </w:rPr>
-        <w:t>:</w:t>
+          <w:shd w:val="clear" w:fill="FFFFFF"/>
+        </w:rPr>
+        <w:t>Chức năng tải lên hình ảnh thực tế của bánh</w:t>
       </w:r>
     </w:p>
     <w:p>
@@ -632,17 +344,7 @@
           <w:szCs w:val="20"/>
           <w:lang w:val="en-US"/>
         </w:rPr>
-        <w:t>Output:</w:t>
-      </w:r>
-      <w:r>
-        <w:rPr>
-          <w:rFonts w:hint="default" w:ascii="Times New Roman" w:hAnsi="Times New Roman" w:cs="Times New Roman"/>
-          <w:b/>
-          <w:sz w:val="20"/>
-          <w:szCs w:val="20"/>
-          <w:lang w:val="en-US"/>
-        </w:rPr>
-        <w:t xml:space="preserve"> không có</w:t>
+        <w:t>Files:</w:t>
       </w:r>
     </w:p>
     <w:p>
@@ -650,33 +352,6 @@
         <w:pStyle w:val="5"/>
         <w:numPr>
           <w:ilvl w:val="0"/>
-          <w:numId w:val="2"/>
-        </w:numPr>
-        <w:spacing w:before="0" w:after="0" w:line="240" w:lineRule="auto"/>
-        <w:ind w:left="1077" w:hanging="357"/>
-        <w:rPr>
-          <w:rFonts w:hint="default" w:ascii="Times New Roman" w:hAnsi="Times New Roman" w:cs="Times New Roman"/>
-          <w:b/>
-          <w:sz w:val="20"/>
-          <w:szCs w:val="20"/>
-          <w:lang w:val="en-US"/>
-        </w:rPr>
-      </w:pPr>
-      <w:r>
-        <w:rPr>
-          <w:rFonts w:hint="default" w:ascii="Times New Roman" w:hAnsi="Times New Roman" w:cs="Times New Roman"/>
-          <w:b/>
-          <w:sz w:val="20"/>
-          <w:szCs w:val="20"/>
-          <w:lang w:val="en-US"/>
-        </w:rPr>
-        <w:t>Input:</w:t>
-      </w:r>
-    </w:p>
-    <w:p>
-      <w:pPr>
-        <w:pStyle w:val="5"/>
-        <w:numPr>
           <w:numId w:val="0"/>
         </w:numPr>
         <w:spacing w:before="0" w:after="0" w:line="240" w:lineRule="auto"/>
@@ -710,27 +385,18 @@
           <w:szCs w:val="20"/>
           <w:lang w:val="en-US"/>
         </w:rPr>
-        <w:t>Màn hình đăng ký tài khoản khách hàng mới</w:t>
-      </w:r>
-    </w:p>
-    <w:p>
-      <w:pPr>
-        <w:pStyle w:val="5"/>
-        <w:numPr>
+        <w:t>SanPham</w:t>
+      </w:r>
+    </w:p>
+    <w:p>
+      <w:pPr>
+        <w:pStyle w:val="5"/>
+        <w:numPr>
+          <w:ilvl w:val="0"/>
           <w:numId w:val="0"/>
         </w:numPr>
         <w:spacing w:before="0" w:after="0" w:line="240" w:lineRule="auto"/>
-        <w:ind w:left="708" w:leftChars="0" w:firstLine="708" w:firstLineChars="0"/>
-        <w:rPr>
-          <w:rFonts w:hint="default" w:ascii="Times New Roman" w:hAnsi="Times New Roman" w:cs="Times New Roman"/>
-          <w:b w:val="0"/>
-          <w:bCs/>
-          <w:sz w:val="20"/>
-          <w:szCs w:val="20"/>
-          <w:lang w:val="en-US"/>
-        </w:rPr>
-      </w:pPr>
-      <w:r>
+        <w:ind w:left="720" w:leftChars="0" w:firstLine="708" w:firstLineChars="0"/>
         <w:rPr>
           <w:rFonts w:hint="default" w:cs="Times New Roman"/>
           <w:b w:val="0"/>
@@ -739,36 +405,6 @@
           <w:szCs w:val="20"/>
           <w:lang w:val="en-US"/>
         </w:rPr>
-        <w:t xml:space="preserve">+ </w:t>
-      </w:r>
-      <w:r>
-        <w:rPr>
-          <w:rFonts w:hint="default" w:ascii="Times New Roman" w:hAnsi="Times New Roman" w:cs="Times New Roman"/>
-          <w:b w:val="0"/>
-          <w:bCs/>
-          <w:sz w:val="20"/>
-          <w:szCs w:val="20"/>
-          <w:lang w:val="en-US"/>
-        </w:rPr>
-        <w:t xml:space="preserve">Màn hình đăng nhập </w:t>
-      </w:r>
-    </w:p>
-    <w:p>
-      <w:pPr>
-        <w:pStyle w:val="5"/>
-        <w:numPr>
-          <w:numId w:val="0"/>
-        </w:numPr>
-        <w:spacing w:before="0" w:after="0" w:line="240" w:lineRule="auto"/>
-        <w:ind w:left="708" w:leftChars="0" w:firstLine="708" w:firstLineChars="0"/>
-        <w:rPr>
-          <w:rFonts w:hint="default" w:ascii="Times New Roman" w:hAnsi="Times New Roman" w:cs="Times New Roman"/>
-          <w:b w:val="0"/>
-          <w:bCs/>
-          <w:sz w:val="20"/>
-          <w:szCs w:val="20"/>
-          <w:lang w:val="en-US"/>
-        </w:rPr>
       </w:pPr>
       <w:r>
         <w:rPr>
@@ -779,18 +415,37 @@
           <w:szCs w:val="20"/>
           <w:lang w:val="en-US"/>
         </w:rPr>
-        <w:t xml:space="preserve">+ </w:t>
-      </w:r>
-      <w:r>
-        <w:rPr>
-          <w:rFonts w:hint="default" w:ascii="Times New Roman" w:hAnsi="Times New Roman" w:cs="Times New Roman"/>
+        <w:t>+KhoHang_Gia</w:t>
+      </w:r>
+    </w:p>
+    <w:p>
+      <w:pPr>
+        <w:pStyle w:val="5"/>
+        <w:numPr>
+          <w:ilvl w:val="0"/>
+          <w:numId w:val="0"/>
+        </w:numPr>
+        <w:spacing w:before="0" w:after="0" w:line="240" w:lineRule="auto"/>
+        <w:ind w:left="720" w:leftChars="0" w:firstLine="708" w:firstLineChars="0"/>
+        <w:rPr>
+          <w:rFonts w:hint="default" w:cs="Times New Roman"/>
           <w:b w:val="0"/>
           <w:bCs/>
           <w:sz w:val="20"/>
           <w:szCs w:val="20"/>
           <w:lang w:val="en-US"/>
         </w:rPr>
-        <w:t>Chức năng cập nhật thông tin cá nhân</w:t>
+      </w:pPr>
+      <w:r>
+        <w:rPr>
+          <w:rFonts w:hint="default" w:cs="Times New Roman"/>
+          <w:b w:val="0"/>
+          <w:bCs/>
+          <w:sz w:val="20"/>
+          <w:szCs w:val="20"/>
+          <w:lang w:val="en-US"/>
+        </w:rPr>
+        <w:t>+HinhAnhSanPham</w:t>
       </w:r>
     </w:p>
     <w:p>
@@ -818,13 +473,245 @@
           <w:szCs w:val="20"/>
           <w:lang w:val="en-US"/>
         </w:rPr>
-        <w:t>Files:</w:t>
-      </w:r>
-    </w:p>
-    <w:p>
-      <w:pPr>
-        <w:pStyle w:val="5"/>
-        <w:numPr>
+        <w:t xml:space="preserve">Interfaces: </w:t>
+      </w:r>
+      <w:r>
+        <w:rPr>
+          <w:rFonts w:hint="default" w:ascii="Times New Roman" w:hAnsi="Times New Roman" w:eastAsia="sans-serif" w:cs="Times New Roman"/>
+          <w:i w:val="0"/>
+          <w:iCs w:val="0"/>
+          <w:caps w:val="0"/>
+          <w:color w:val="303030"/>
+          <w:spacing w:val="0"/>
+          <w:sz w:val="20"/>
+          <w:szCs w:val="20"/>
+          <w:shd w:val="clear" w:fill="FFFFFF"/>
+        </w:rPr>
+        <w:t>API kết nối dịch vụ lưu trữ hình ảnh đám mây bên ngoài</w:t>
+      </w:r>
+    </w:p>
+    <w:p>
+      <w:pPr>
+        <w:pStyle w:val="5"/>
+        <w:numPr>
+          <w:ilvl w:val="0"/>
+          <w:numId w:val="2"/>
+        </w:numPr>
+        <w:spacing w:before="0" w:line="240" w:lineRule="auto"/>
+        <w:ind w:left="1077" w:hanging="357"/>
+        <w:rPr>
+          <w:rFonts w:hint="default" w:ascii="Times New Roman" w:hAnsi="Times New Roman" w:cs="Times New Roman"/>
+          <w:b/>
+          <w:sz w:val="20"/>
+          <w:szCs w:val="20"/>
+          <w:lang w:val="en-US"/>
+        </w:rPr>
+      </w:pPr>
+      <w:r>
+        <w:rPr>
+          <w:rFonts w:hint="default" w:ascii="Times New Roman" w:hAnsi="Times New Roman" w:cs="Times New Roman"/>
+          <w:b/>
+          <w:sz w:val="20"/>
+          <w:szCs w:val="20"/>
+          <w:lang w:val="en-US"/>
+        </w:rPr>
+        <w:t>Queries:</w:t>
+      </w:r>
+    </w:p>
+    <w:p>
+      <w:pPr>
+        <w:pStyle w:val="5"/>
+        <w:numPr>
+          <w:ilvl w:val="0"/>
+          <w:numId w:val="0"/>
+        </w:numPr>
+        <w:spacing w:before="0" w:line="240" w:lineRule="auto"/>
+        <w:ind w:left="720" w:leftChars="0" w:firstLine="708" w:firstLineChars="0"/>
+        <w:rPr>
+          <w:rFonts w:hint="default" w:ascii="Times New Roman" w:hAnsi="Times New Roman" w:cs="Times New Roman"/>
+          <w:b w:val="0"/>
+          <w:bCs/>
+          <w:sz w:val="20"/>
+          <w:szCs w:val="20"/>
+          <w:lang w:val="en-US"/>
+        </w:rPr>
+      </w:pPr>
+      <w:r>
+        <w:rPr>
+          <w:rFonts w:hint="default" w:cs="Times New Roman"/>
+          <w:b w:val="0"/>
+          <w:bCs/>
+          <w:sz w:val="20"/>
+          <w:szCs w:val="20"/>
+          <w:lang w:val="en-US"/>
+        </w:rPr>
+        <w:t xml:space="preserve">+ </w:t>
+      </w:r>
+      <w:r>
+        <w:rPr>
+          <w:rFonts w:hint="default" w:ascii="Times New Roman" w:hAnsi="Times New Roman" w:cs="Times New Roman"/>
+          <w:b w:val="0"/>
+          <w:bCs/>
+          <w:sz w:val="20"/>
+          <w:szCs w:val="20"/>
+          <w:lang w:val="en-US"/>
+        </w:rPr>
+        <w:t>Tìm kiếm sản phẩm theo mã hay theo tên sản phẩm</w:t>
+      </w:r>
+    </w:p>
+    <w:p>
+      <w:pPr>
+        <w:pStyle w:val="5"/>
+        <w:numPr>
+          <w:ilvl w:val="0"/>
+          <w:numId w:val="0"/>
+        </w:numPr>
+        <w:spacing w:before="0" w:line="240" w:lineRule="auto"/>
+        <w:ind w:left="720" w:leftChars="0" w:firstLine="708" w:firstLineChars="0"/>
+        <w:rPr>
+          <w:rFonts w:hint="default" w:ascii="Times New Roman" w:hAnsi="Times New Roman" w:cs="Times New Roman"/>
+          <w:b w:val="0"/>
+          <w:bCs/>
+          <w:sz w:val="20"/>
+          <w:szCs w:val="20"/>
+          <w:lang w:val="en-US"/>
+        </w:rPr>
+      </w:pPr>
+      <w:r>
+        <w:rPr>
+          <w:rFonts w:hint="default" w:cs="Times New Roman"/>
+          <w:b w:val="0"/>
+          <w:bCs/>
+          <w:sz w:val="20"/>
+          <w:szCs w:val="20"/>
+          <w:lang w:val="en-US"/>
+        </w:rPr>
+        <w:t xml:space="preserve">+ </w:t>
+      </w:r>
+      <w:r>
+        <w:rPr>
+          <w:rFonts w:hint="default" w:ascii="Times New Roman" w:hAnsi="Times New Roman" w:cs="Times New Roman"/>
+          <w:b w:val="0"/>
+          <w:bCs/>
+          <w:sz w:val="20"/>
+          <w:szCs w:val="20"/>
+          <w:lang w:val="en-US"/>
+        </w:rPr>
+        <w:t xml:space="preserve">Xem </w:t>
+      </w:r>
+      <w:r>
+        <w:rPr>
+          <w:rFonts w:hint="default" w:ascii="Times New Roman" w:hAnsi="Times New Roman" w:eastAsia="sans-serif" w:cs="Times New Roman"/>
+          <w:i w:val="0"/>
+          <w:iCs w:val="0"/>
+          <w:caps w:val="0"/>
+          <w:color w:val="303030"/>
+          <w:spacing w:val="0"/>
+          <w:sz w:val="20"/>
+          <w:szCs w:val="20"/>
+          <w:shd w:val="clear" w:fill="FAF9F9"/>
+        </w:rPr>
+        <w:t>danh sách &amp; chi tiết thông tin bánh</w:t>
+      </w:r>
+    </w:p>
+    <w:p>
+      <w:pPr>
+        <w:spacing w:before="0" w:after="0"/>
+        <w:ind w:left="360"/>
+        <w:rPr>
+          <w:rFonts w:hint="default" w:ascii="Times New Roman" w:hAnsi="Times New Roman" w:cs="Times New Roman"/>
+          <w:b/>
+          <w:sz w:val="20"/>
+          <w:szCs w:val="20"/>
+          <w:lang w:val="en-US"/>
+        </w:rPr>
+      </w:pPr>
+      <w:r>
+        <w:rPr>
+          <w:rFonts w:hint="default" w:ascii="Times New Roman" w:hAnsi="Times New Roman" w:cs="Times New Roman"/>
+          <w:b/>
+          <w:sz w:val="20"/>
+          <w:szCs w:val="20"/>
+          <w:lang w:val="en-US"/>
+        </w:rPr>
+        <w:t>- Module người dùng:</w:t>
+      </w:r>
+    </w:p>
+    <w:p>
+      <w:pPr>
+        <w:pStyle w:val="5"/>
+        <w:numPr>
+          <w:ilvl w:val="0"/>
+          <w:numId w:val="2"/>
+        </w:numPr>
+        <w:spacing w:before="0" w:after="0" w:line="240" w:lineRule="auto"/>
+        <w:ind w:left="1077" w:hanging="357"/>
+        <w:rPr>
+          <w:rFonts w:hint="default" w:ascii="Times New Roman" w:hAnsi="Times New Roman" w:cs="Times New Roman"/>
+          <w:b/>
+          <w:sz w:val="20"/>
+          <w:szCs w:val="20"/>
+          <w:lang w:val="en-US"/>
+        </w:rPr>
+      </w:pPr>
+      <w:r>
+        <w:rPr>
+          <w:rFonts w:hint="default" w:ascii="Times New Roman" w:hAnsi="Times New Roman" w:cs="Times New Roman"/>
+          <w:b/>
+          <w:sz w:val="20"/>
+          <w:szCs w:val="20"/>
+          <w:lang w:val="en-US"/>
+        </w:rPr>
+        <w:t xml:space="preserve">Output: </w:t>
+      </w:r>
+      <w:r>
+        <w:rPr>
+          <w:rFonts w:hint="default" w:ascii="Times New Roman" w:hAnsi="Times New Roman" w:eastAsia="sans-serif" w:cs="Times New Roman"/>
+          <w:i w:val="0"/>
+          <w:iCs w:val="0"/>
+          <w:caps w:val="0"/>
+          <w:color w:val="303030"/>
+          <w:spacing w:val="0"/>
+          <w:sz w:val="20"/>
+          <w:szCs w:val="20"/>
+          <w:shd w:val="clear" w:fill="FFFFFF"/>
+        </w:rPr>
+        <w:t>Gửi email/SMS thông báo xác nhận tài khoản / mã OTP.</w:t>
+      </w:r>
+    </w:p>
+    <w:p>
+      <w:pPr>
+        <w:pStyle w:val="5"/>
+        <w:numPr>
+          <w:ilvl w:val="0"/>
+          <w:numId w:val="2"/>
+        </w:numPr>
+        <w:spacing w:before="0" w:after="0" w:line="240" w:lineRule="auto"/>
+        <w:ind w:left="1077" w:hanging="357"/>
+        <w:rPr>
+          <w:rFonts w:hint="default" w:ascii="Times New Roman" w:hAnsi="Times New Roman" w:cs="Times New Roman"/>
+          <w:b/>
+          <w:sz w:val="20"/>
+          <w:szCs w:val="20"/>
+          <w:lang w:val="en-US"/>
+        </w:rPr>
+      </w:pPr>
+      <w:r>
+        <w:rPr>
+          <w:rFonts w:hint="default" w:ascii="Times New Roman" w:hAnsi="Times New Roman" w:cs="Times New Roman"/>
+          <w:b/>
+          <w:sz w:val="20"/>
+          <w:szCs w:val="20"/>
+          <w:lang w:val="en-US"/>
+        </w:rPr>
+        <w:t>Input:</w:t>
+      </w:r>
+    </w:p>
+    <w:p>
+      <w:pPr>
+        <w:pStyle w:val="5"/>
+        <w:numPr>
+          <w:ilvl w:val="0"/>
           <w:numId w:val="0"/>
         </w:numPr>
         <w:spacing w:before="0" w:after="0" w:line="240" w:lineRule="auto"/>
@@ -840,14 +727,107 @@
       </w:pPr>
       <w:r>
         <w:rPr>
-          <w:rFonts w:hint="default" w:ascii="Times New Roman" w:hAnsi="Times New Roman" w:cs="Times New Roman"/>
+          <w:rFonts w:hint="default" w:cs="Times New Roman"/>
           <w:b w:val="0"/>
           <w:bCs/>
           <w:sz w:val="20"/>
           <w:szCs w:val="20"/>
           <w:lang w:val="en-US"/>
         </w:rPr>
-        <w:t>KhachHang</w:t>
+        <w:t xml:space="preserve">+ </w:t>
+      </w:r>
+      <w:r>
+        <w:rPr>
+          <w:rFonts w:hint="default" w:ascii="Times New Roman" w:hAnsi="Times New Roman" w:cs="Times New Roman"/>
+          <w:b w:val="0"/>
+          <w:bCs/>
+          <w:sz w:val="20"/>
+          <w:szCs w:val="20"/>
+          <w:lang w:val="en-US"/>
+        </w:rPr>
+        <w:t>Màn hình đăng ký tài khoản khách hàng mới</w:t>
+      </w:r>
+    </w:p>
+    <w:p>
+      <w:pPr>
+        <w:pStyle w:val="5"/>
+        <w:numPr>
+          <w:ilvl w:val="0"/>
+          <w:numId w:val="0"/>
+        </w:numPr>
+        <w:spacing w:before="0" w:after="0" w:line="240" w:lineRule="auto"/>
+        <w:ind w:left="708" w:leftChars="0" w:firstLine="708" w:firstLineChars="0"/>
+        <w:rPr>
+          <w:rFonts w:hint="default" w:ascii="Times New Roman" w:hAnsi="Times New Roman" w:cs="Times New Roman"/>
+          <w:b w:val="0"/>
+          <w:bCs/>
+          <w:sz w:val="20"/>
+          <w:szCs w:val="20"/>
+          <w:lang w:val="en-US"/>
+        </w:rPr>
+      </w:pPr>
+      <w:r>
+        <w:rPr>
+          <w:rFonts w:hint="default" w:cs="Times New Roman"/>
+          <w:b w:val="0"/>
+          <w:bCs/>
+          <w:sz w:val="20"/>
+          <w:szCs w:val="20"/>
+          <w:lang w:val="en-US"/>
+        </w:rPr>
+        <w:t xml:space="preserve">+ </w:t>
+      </w:r>
+      <w:r>
+        <w:rPr>
+          <w:rFonts w:hint="default" w:ascii="Times New Roman" w:hAnsi="Times New Roman" w:cs="Times New Roman"/>
+          <w:b w:val="0"/>
+          <w:bCs/>
+          <w:sz w:val="20"/>
+          <w:szCs w:val="20"/>
+          <w:lang w:val="en-US"/>
+        </w:rPr>
+        <w:t xml:space="preserve">Màn hình đăng nhập </w:t>
+      </w:r>
+    </w:p>
+    <w:p>
+      <w:pPr>
+        <w:pStyle w:val="5"/>
+        <w:numPr>
+          <w:ilvl w:val="0"/>
+          <w:numId w:val="0"/>
+        </w:numPr>
+        <w:spacing w:before="0" w:after="0" w:line="240" w:lineRule="auto"/>
+        <w:ind w:left="708" w:leftChars="0" w:firstLine="708" w:firstLineChars="0"/>
+        <w:rPr>
+          <w:rFonts w:hint="default" w:ascii="Times New Roman" w:hAnsi="Times New Roman" w:cs="Times New Roman"/>
+          <w:b w:val="0"/>
+          <w:bCs/>
+          <w:sz w:val="20"/>
+          <w:szCs w:val="20"/>
+          <w:lang w:val="en-US"/>
+        </w:rPr>
+      </w:pPr>
+      <w:r>
+        <w:rPr>
+          <w:rFonts w:hint="default" w:cs="Times New Roman"/>
+          <w:b w:val="0"/>
+          <w:bCs/>
+          <w:sz w:val="20"/>
+          <w:szCs w:val="20"/>
+          <w:lang w:val="en-US"/>
+        </w:rPr>
+        <w:t xml:space="preserve">+ </w:t>
+      </w:r>
+      <w:r>
+        <w:rPr>
+          <w:rFonts w:hint="default" w:ascii="Times New Roman" w:hAnsi="Times New Roman" w:cs="Times New Roman"/>
+          <w:b w:val="0"/>
+          <w:bCs/>
+          <w:sz w:val="20"/>
+          <w:szCs w:val="20"/>
+          <w:lang w:val="en-US"/>
+        </w:rPr>
+        <w:t>Chức năng cập nhật thông tin cá nhân</w:t>
       </w:r>
     </w:p>
     <w:p>
@@ -875,19 +855,18 @@
           <w:szCs w:val="20"/>
           <w:lang w:val="en-US"/>
         </w:rPr>
-        <w:t>Interfaces:</w:t>
-      </w:r>
-      <w:r>
-        <w:rPr>
-          <w:rFonts w:hint="default" w:ascii="Times New Roman" w:hAnsi="Times New Roman" w:cs="Times New Roman"/>
-          <w:b/>
-          <w:sz w:val="20"/>
-          <w:szCs w:val="20"/>
-          <w:lang w:val="en-US"/>
-        </w:rPr>
-        <w:t xml:space="preserve"> </w:t>
-      </w:r>
-      <w:r>
+        <w:t>Files:</w:t>
+      </w:r>
+    </w:p>
+    <w:p>
+      <w:pPr>
+        <w:pStyle w:val="5"/>
+        <w:numPr>
+          <w:ilvl w:val="0"/>
+          <w:numId w:val="0"/>
+        </w:numPr>
+        <w:spacing w:before="0" w:after="0" w:line="240" w:lineRule="auto"/>
+        <w:ind w:left="720" w:leftChars="0" w:firstLine="708" w:firstLineChars="0"/>
         <w:rPr>
           <w:rFonts w:hint="default" w:ascii="Times New Roman" w:hAnsi="Times New Roman" w:cs="Times New Roman"/>
           <w:b w:val="0"/>
@@ -896,7 +875,17 @@
           <w:szCs w:val="20"/>
           <w:lang w:val="en-US"/>
         </w:rPr>
-        <w:t>Không có</w:t>
+      </w:pPr>
+      <w:r>
+        <w:rPr>
+          <w:rFonts w:hint="default" w:ascii="Times New Roman" w:hAnsi="Times New Roman" w:cs="Times New Roman"/>
+          <w:b w:val="0"/>
+          <w:bCs/>
+          <w:sz w:val="20"/>
+          <w:szCs w:val="20"/>
+          <w:lang w:val="en-US"/>
+        </w:rPr>
+        <w:t>KhachHang</w:t>
       </w:r>
     </w:p>
     <w:p>
@@ -906,6 +895,48 @@
           <w:ilvl w:val="0"/>
           <w:numId w:val="2"/>
         </w:numPr>
+        <w:spacing w:before="0" w:after="0" w:line="240" w:lineRule="auto"/>
+        <w:ind w:left="1077" w:hanging="357"/>
+        <w:rPr>
+          <w:rFonts w:hint="default" w:ascii="Times New Roman" w:hAnsi="Times New Roman" w:cs="Times New Roman"/>
+          <w:b/>
+          <w:sz w:val="20"/>
+          <w:szCs w:val="20"/>
+          <w:lang w:val="en-US"/>
+        </w:rPr>
+      </w:pPr>
+      <w:r>
+        <w:rPr>
+          <w:rFonts w:hint="default" w:ascii="Times New Roman" w:hAnsi="Times New Roman" w:cs="Times New Roman"/>
+          <w:b/>
+          <w:sz w:val="20"/>
+          <w:szCs w:val="20"/>
+          <w:lang w:val="en-US"/>
+        </w:rPr>
+        <w:t xml:space="preserve">Interfaces: </w:t>
+      </w:r>
+      <w:r>
+        <w:rPr>
+          <w:rFonts w:hint="default" w:ascii="Times New Roman" w:hAnsi="Times New Roman" w:eastAsia="sans-serif" w:cs="Times New Roman"/>
+          <w:i w:val="0"/>
+          <w:iCs w:val="0"/>
+          <w:caps w:val="0"/>
+          <w:color w:val="303030"/>
+          <w:spacing w:val="0"/>
+          <w:sz w:val="20"/>
+          <w:szCs w:val="20"/>
+          <w:shd w:val="clear" w:fill="FFFFFF"/>
+        </w:rPr>
+        <w:t>API Cổng gửi SMS/Email OTP</w:t>
+      </w:r>
+    </w:p>
+    <w:p>
+      <w:pPr>
+        <w:pStyle w:val="5"/>
+        <w:numPr>
+          <w:ilvl w:val="0"/>
+          <w:numId w:val="2"/>
+        </w:numPr>
         <w:spacing w:before="0" w:line="240" w:lineRule="auto"/>
         <w:ind w:left="1077" w:hanging="357"/>
         <w:rPr>
@@ -929,6 +960,7 @@
       <w:pPr>
         <w:pStyle w:val="5"/>
         <w:numPr>
+          <w:ilvl w:val="0"/>
           <w:numId w:val="0"/>
         </w:numPr>
         <w:spacing w:before="0" w:line="240" w:lineRule="auto"/>
@@ -988,6 +1020,7 @@
       <w:pPr>
         <w:pStyle w:val="5"/>
         <w:numPr>
+          <w:ilvl w:val="0"/>
           <w:numId w:val="0"/>
         </w:numPr>
         <w:spacing w:before="0" w:line="240" w:lineRule="auto"/>
@@ -1020,6 +1053,7 @@
       <w:pPr>
         <w:pStyle w:val="5"/>
         <w:numPr>
+          <w:ilvl w:val="0"/>
           <w:numId w:val="0"/>
         </w:numPr>
         <w:spacing w:before="0" w:line="240" w:lineRule="auto"/>
@@ -1107,6 +1141,7 @@
       <w:pPr>
         <w:pStyle w:val="5"/>
         <w:numPr>
+          <w:ilvl w:val="0"/>
           <w:numId w:val="0"/>
         </w:numPr>
         <w:spacing w:before="0" w:after="0" w:line="240" w:lineRule="auto"/>
@@ -1181,6 +1216,7 @@
       <w:pPr>
         <w:pStyle w:val="5"/>
         <w:numPr>
+          <w:ilvl w:val="0"/>
           <w:numId w:val="0"/>
         </w:numPr>
         <w:spacing w:before="0" w:after="0" w:line="240" w:lineRule="auto"/>
@@ -1249,6 +1285,7 @@
       <w:pPr>
         <w:pStyle w:val="5"/>
         <w:numPr>
+          <w:ilvl w:val="0"/>
           <w:numId w:val="0"/>
         </w:numPr>
         <w:spacing w:before="0" w:after="0" w:line="240" w:lineRule="auto"/>
@@ -1310,17 +1347,7 @@
           <w:szCs w:val="20"/>
           <w:lang w:val="en-US"/>
         </w:rPr>
-        <w:t>Interfaces:</w:t>
-      </w:r>
-      <w:r>
-        <w:rPr>
-          <w:rFonts w:hint="default" w:ascii="Times New Roman" w:hAnsi="Times New Roman" w:cs="Times New Roman"/>
-          <w:b/>
-          <w:sz w:val="20"/>
-          <w:szCs w:val="20"/>
-          <w:lang w:val="en-US"/>
-        </w:rPr>
-        <w:t xml:space="preserve"> </w:t>
+        <w:t xml:space="preserve">Interfaces: </w:t>
       </w:r>
       <w:r>
         <w:rPr>
@@ -1366,6 +1393,7 @@
       <w:pPr>
         <w:pStyle w:val="5"/>
         <w:numPr>
+          <w:ilvl w:val="0"/>
           <w:numId w:val="0"/>
         </w:numPr>
         <w:spacing w:before="0" w:line="240" w:lineRule="auto"/>
@@ -1498,17 +1526,7 @@
           <w:szCs w:val="20"/>
           <w:lang w:val="en-US"/>
         </w:rPr>
-        <w:t>Output:</w:t>
-      </w:r>
-      <w:r>
-        <w:rPr>
-          <w:rFonts w:hint="default" w:ascii="Times New Roman" w:hAnsi="Times New Roman" w:cs="Times New Roman"/>
-          <w:b/>
-          <w:sz w:val="20"/>
-          <w:szCs w:val="20"/>
-          <w:lang w:val="en-US"/>
-        </w:rPr>
-        <w:t xml:space="preserve"> </w:t>
+        <w:t xml:space="preserve">Output: </w:t>
       </w:r>
       <w:r>
         <w:rPr>
@@ -1554,6 +1572,7 @@
       <w:pPr>
         <w:pStyle w:val="5"/>
         <w:numPr>
+          <w:ilvl w:val="0"/>
           <w:numId w:val="0"/>
         </w:numPr>
         <w:spacing w:before="0" w:after="0" w:line="240" w:lineRule="auto"/>
@@ -1600,6 +1619,7 @@
       <w:pPr>
         <w:pStyle w:val="5"/>
         <w:numPr>
+          <w:ilvl w:val="0"/>
           <w:numId w:val="0"/>
         </w:numPr>
         <w:spacing w:before="0" w:after="0" w:line="240" w:lineRule="auto"/>
@@ -1666,6 +1686,7 @@
       <w:pPr>
         <w:pStyle w:val="5"/>
         <w:numPr>
+          <w:ilvl w:val="0"/>
           <w:numId w:val="0"/>
         </w:numPr>
         <w:spacing w:before="0" w:after="0" w:line="240" w:lineRule="auto"/>
@@ -1696,7 +1717,216 @@
           <w:shd w:val="clear" w:fill="FFFFFF"/>
           <w:lang w:val="en-US"/>
         </w:rPr>
-        <w:t>+</w:t>
+        <w:t xml:space="preserve">+ </w:t>
+      </w:r>
+      <w:r>
+        <w:rPr>
+          <w:rFonts w:hint="default" w:ascii="Times New Roman" w:hAnsi="Times New Roman" w:eastAsia="SimSun" w:cs="Times New Roman"/>
+          <w:b w:val="0"/>
+          <w:bCs w:val="0"/>
+          <w:sz w:val="20"/>
+          <w:szCs w:val="20"/>
+        </w:rPr>
+        <w:t>Gán / Gỡ nhãn thẻ cho từng loại bánh</w:t>
+      </w:r>
+      <w:r>
+        <w:rPr>
+          <w:rFonts w:hint="default" w:ascii="Times New Roman" w:hAnsi="Times New Roman" w:eastAsia="SimSun" w:cs="Times New Roman"/>
+          <w:b w:val="0"/>
+          <w:bCs w:val="0"/>
+          <w:sz w:val="20"/>
+          <w:szCs w:val="20"/>
+          <w:lang w:val="en-US"/>
+        </w:rPr>
+        <w:t>.</w:t>
+      </w:r>
+    </w:p>
+    <w:p>
+      <w:pPr>
+        <w:pStyle w:val="5"/>
+        <w:numPr>
+          <w:ilvl w:val="0"/>
+          <w:numId w:val="2"/>
+        </w:numPr>
+        <w:spacing w:before="0" w:after="0" w:line="240" w:lineRule="auto"/>
+        <w:ind w:left="1077" w:hanging="357"/>
+        <w:rPr>
+          <w:rFonts w:hint="default" w:ascii="Times New Roman" w:hAnsi="Times New Roman" w:cs="Times New Roman"/>
+          <w:b/>
+          <w:sz w:val="20"/>
+          <w:szCs w:val="20"/>
+          <w:lang w:val="en-US"/>
+        </w:rPr>
+      </w:pPr>
+      <w:r>
+        <w:rPr>
+          <w:rFonts w:hint="default" w:ascii="Times New Roman" w:hAnsi="Times New Roman" w:cs="Times New Roman"/>
+          <w:b/>
+          <w:sz w:val="20"/>
+          <w:szCs w:val="20"/>
+          <w:lang w:val="en-US"/>
+        </w:rPr>
+        <w:t>Files:</w:t>
+      </w:r>
+    </w:p>
+    <w:p>
+      <w:pPr>
+        <w:pStyle w:val="5"/>
+        <w:numPr>
+          <w:ilvl w:val="0"/>
+          <w:numId w:val="0"/>
+        </w:numPr>
+        <w:spacing w:before="0" w:after="0" w:line="240" w:lineRule="auto"/>
+        <w:ind w:left="720" w:leftChars="0" w:firstLine="708" w:firstLineChars="0"/>
+        <w:rPr>
+          <w:rFonts w:hint="default" w:ascii="Times New Roman" w:hAnsi="Times New Roman" w:cs="Times New Roman"/>
+          <w:b w:val="0"/>
+          <w:bCs/>
+          <w:sz w:val="20"/>
+          <w:szCs w:val="20"/>
+          <w:lang w:val="en-US"/>
+        </w:rPr>
+      </w:pPr>
+      <w:r>
+        <w:rPr>
+          <w:rFonts w:hint="default" w:ascii="Times New Roman" w:hAnsi="Times New Roman" w:cs="Times New Roman"/>
+          <w:b w:val="0"/>
+          <w:bCs/>
+          <w:sz w:val="20"/>
+          <w:szCs w:val="20"/>
+          <w:lang w:val="en-US"/>
+        </w:rPr>
+        <w:t>+ NhanThe</w:t>
+      </w:r>
+    </w:p>
+    <w:p>
+      <w:pPr>
+        <w:pStyle w:val="5"/>
+        <w:numPr>
+          <w:ilvl w:val="0"/>
+          <w:numId w:val="0"/>
+        </w:numPr>
+        <w:spacing w:before="0" w:after="0" w:line="240" w:lineRule="auto"/>
+        <w:ind w:left="708" w:leftChars="0" w:firstLine="708" w:firstLineChars="0"/>
+        <w:rPr>
+          <w:rFonts w:hint="default" w:ascii="Times New Roman" w:hAnsi="Times New Roman" w:cs="Times New Roman"/>
+          <w:b w:val="0"/>
+          <w:bCs/>
+          <w:sz w:val="20"/>
+          <w:szCs w:val="20"/>
+          <w:lang w:val="en-US"/>
+        </w:rPr>
+      </w:pPr>
+      <w:r>
+        <w:rPr>
+          <w:rFonts w:hint="default" w:ascii="Times New Roman" w:hAnsi="Times New Roman" w:cs="Times New Roman"/>
+          <w:b w:val="0"/>
+          <w:bCs/>
+          <w:sz w:val="20"/>
+          <w:szCs w:val="20"/>
+          <w:lang w:val="en-US"/>
+        </w:rPr>
+        <w:t>+ SanPham_NhanThe</w:t>
+      </w:r>
+    </w:p>
+    <w:p>
+      <w:pPr>
+        <w:pStyle w:val="5"/>
+        <w:numPr>
+          <w:ilvl w:val="0"/>
+          <w:numId w:val="2"/>
+        </w:numPr>
+        <w:spacing w:before="0" w:after="0" w:line="240" w:lineRule="auto"/>
+        <w:ind w:left="1077" w:hanging="357"/>
+        <w:rPr>
+          <w:rFonts w:hint="default" w:ascii="Times New Roman" w:hAnsi="Times New Roman" w:cs="Times New Roman"/>
+          <w:b/>
+          <w:sz w:val="20"/>
+          <w:szCs w:val="20"/>
+          <w:lang w:val="en-US"/>
+        </w:rPr>
+      </w:pPr>
+      <w:r>
+        <w:rPr>
+          <w:rFonts w:hint="default" w:ascii="Times New Roman" w:hAnsi="Times New Roman" w:cs="Times New Roman"/>
+          <w:b/>
+          <w:sz w:val="20"/>
+          <w:szCs w:val="20"/>
+          <w:lang w:val="en-US"/>
+        </w:rPr>
+        <w:t xml:space="preserve">Interfaces: </w:t>
+      </w:r>
+      <w:r>
+        <w:rPr>
+          <w:rFonts w:hint="default" w:ascii="Times New Roman" w:hAnsi="Times New Roman" w:cs="Times New Roman"/>
+          <w:b w:val="0"/>
+          <w:bCs/>
+          <w:sz w:val="20"/>
+          <w:szCs w:val="20"/>
+          <w:lang w:val="en-US"/>
+        </w:rPr>
+        <w:t>Không có</w:t>
+      </w:r>
+    </w:p>
+    <w:p>
+      <w:pPr>
+        <w:pStyle w:val="5"/>
+        <w:numPr>
+          <w:ilvl w:val="0"/>
+          <w:numId w:val="2"/>
+        </w:numPr>
+        <w:spacing w:before="0" w:line="240" w:lineRule="auto"/>
+        <w:ind w:left="1077" w:hanging="357"/>
+        <w:rPr>
+          <w:rFonts w:hint="default" w:ascii="Times New Roman" w:hAnsi="Times New Roman" w:cs="Times New Roman"/>
+          <w:b/>
+          <w:sz w:val="20"/>
+          <w:szCs w:val="20"/>
+          <w:lang w:val="en-US"/>
+        </w:rPr>
+      </w:pPr>
+      <w:r>
+        <w:rPr>
+          <w:rFonts w:hint="default" w:ascii="Times New Roman" w:hAnsi="Times New Roman" w:cs="Times New Roman"/>
+          <w:b/>
+          <w:sz w:val="20"/>
+          <w:szCs w:val="20"/>
+          <w:lang w:val="en-US"/>
+        </w:rPr>
+        <w:t>Queries:</w:t>
+      </w:r>
+    </w:p>
+    <w:p>
+      <w:pPr>
+        <w:pStyle w:val="5"/>
+        <w:numPr>
+          <w:ilvl w:val="0"/>
+          <w:numId w:val="0"/>
+        </w:numPr>
+        <w:spacing w:before="0" w:line="240" w:lineRule="auto"/>
+        <w:ind w:left="720" w:leftChars="0" w:firstLine="708" w:firstLineChars="0"/>
+        <w:rPr>
+          <w:rFonts w:hint="default" w:ascii="Times New Roman" w:hAnsi="Times New Roman" w:cs="Times New Roman"/>
+          <w:b/>
+          <w:sz w:val="20"/>
+          <w:szCs w:val="20"/>
+          <w:lang w:val="en-US"/>
+        </w:rPr>
+      </w:pPr>
+      <w:r>
+        <w:rPr>
+          <w:rFonts w:hint="default" w:eastAsia="sans-serif" w:cs="Times New Roman"/>
+          <w:i w:val="0"/>
+          <w:iCs w:val="0"/>
+          <w:caps w:val="0"/>
+          <w:color w:val="303030"/>
+          <w:spacing w:val="0"/>
+          <w:sz w:val="20"/>
+          <w:szCs w:val="20"/>
+          <w:shd w:val="clear" w:fill="FFFFFF"/>
+          <w:lang w:val="en-US"/>
+        </w:rPr>
+        <w:t xml:space="preserve">+ </w:t>
       </w:r>
       <w:r>
         <w:rPr>
@@ -1709,30 +1939,88 @@
           <w:sz w:val="20"/>
           <w:szCs w:val="20"/>
           <w:shd w:val="clear" w:fill="FFFFFF"/>
-          <w:lang w:val="en-US"/>
-        </w:rPr>
-        <w:t xml:space="preserve"> </w:t>
+        </w:rPr>
+        <w:t>Tìm kiếm và</w:t>
+      </w:r>
+      <w:r>
+        <w:rPr>
+          <w:rFonts w:hint="default" w:ascii="Times New Roman" w:hAnsi="Times New Roman" w:eastAsia="sans-serif" w:cs="Times New Roman"/>
+          <w:i w:val="0"/>
+          <w:iCs w:val="0"/>
+          <w:caps w:val="0"/>
+          <w:color w:val="303030"/>
+          <w:spacing w:val="0"/>
+          <w:sz w:val="20"/>
+          <w:szCs w:val="20"/>
+          <w:shd w:val="clear" w:fill="FFFFFF"/>
+          <w:lang w:val="en-US"/>
+        </w:rPr>
+        <w:t xml:space="preserve"> x</w:t>
       </w:r>
       <w:r>
         <w:rPr>
           <w:rFonts w:hint="default" w:ascii="Times New Roman" w:hAnsi="Times New Roman" w:eastAsia="SimSun" w:cs="Times New Roman"/>
-          <w:b w:val="0"/>
-          <w:bCs w:val="0"/>
-          <w:sz w:val="20"/>
-          <w:szCs w:val="20"/>
-        </w:rPr>
-        <w:t>Gán / Gỡ nhãn thẻ cho từng loại bánh</w:t>
-      </w:r>
-      <w:r>
-        <w:rPr>
-          <w:rFonts w:hint="default" w:ascii="Times New Roman" w:hAnsi="Times New Roman" w:eastAsia="SimSun" w:cs="Times New Roman"/>
-          <w:b w:val="0"/>
-          <w:bCs w:val="0"/>
-          <w:sz w:val="20"/>
-          <w:szCs w:val="20"/>
-          <w:lang w:val="en-US"/>
-        </w:rPr>
-        <w:t>.</w:t>
+          <w:sz w:val="20"/>
+          <w:szCs w:val="20"/>
+        </w:rPr>
+        <w:t xml:space="preserve">em danh sách nhãn thẻ </w:t>
+      </w:r>
+      <w:r>
+        <w:rPr>
+          <w:rFonts w:hint="default" w:ascii="Times New Roman" w:hAnsi="Times New Roman" w:eastAsia="sans-serif" w:cs="Times New Roman"/>
+          <w:i w:val="0"/>
+          <w:iCs w:val="0"/>
+          <w:caps w:val="0"/>
+          <w:color w:val="303030"/>
+          <w:spacing w:val="0"/>
+          <w:sz w:val="20"/>
+          <w:szCs w:val="20"/>
+          <w:shd w:val="clear" w:fill="FFFFFF"/>
+        </w:rPr>
+        <w:t>đang có trong hệ thống</w:t>
+      </w:r>
+    </w:p>
+    <w:p>
+      <w:pPr>
+        <w:spacing w:before="0" w:after="0"/>
+        <w:ind w:left="360"/>
+        <w:rPr>
+          <w:rFonts w:hint="default" w:ascii="Times New Roman" w:hAnsi="Times New Roman" w:cs="Times New Roman"/>
+          <w:b/>
+          <w:sz w:val="20"/>
+          <w:szCs w:val="20"/>
+          <w:lang w:val="en-US"/>
+        </w:rPr>
+      </w:pPr>
+      <w:r>
+        <w:rPr>
+          <w:rFonts w:hint="default" w:ascii="Times New Roman" w:hAnsi="Times New Roman" w:cs="Times New Roman"/>
+          <w:b/>
+          <w:sz w:val="20"/>
+          <w:szCs w:val="20"/>
+          <w:lang w:val="en-US"/>
+        </w:rPr>
+        <w:t xml:space="preserve">- Module </w:t>
+      </w:r>
+      <w:r>
+        <w:rPr>
+          <w:rFonts w:hint="default" w:ascii="Times New Roman" w:hAnsi="Times New Roman" w:cs="Times New Roman"/>
+          <w:b/>
+          <w:bCs/>
+          <w:sz w:val="20"/>
+          <w:szCs w:val="20"/>
+        </w:rPr>
+        <w:t>giỏ hàng &amp; Đặt hàng</w:t>
+      </w:r>
+      <w:r>
+        <w:rPr>
+          <w:rFonts w:hint="default" w:ascii="Times New Roman" w:hAnsi="Times New Roman" w:cs="Times New Roman"/>
+          <w:b/>
+          <w:sz w:val="20"/>
+          <w:szCs w:val="20"/>
+          <w:lang w:val="en-US"/>
+        </w:rPr>
+        <w:t>:</w:t>
       </w:r>
     </w:p>
     <w:p>
@@ -1760,174 +2048,18 @@
           <w:szCs w:val="20"/>
           <w:lang w:val="en-US"/>
         </w:rPr>
-        <w:t>Files:</w:t>
-      </w:r>
-    </w:p>
-    <w:p>
-      <w:pPr>
-        <w:pStyle w:val="5"/>
-        <w:numPr>
-          <w:numId w:val="0"/>
-        </w:numPr>
-        <w:spacing w:before="0" w:after="0" w:line="240" w:lineRule="auto"/>
-        <w:ind w:left="720" w:leftChars="0" w:firstLine="708" w:firstLineChars="0"/>
-        <w:rPr>
-          <w:rFonts w:hint="default" w:ascii="Times New Roman" w:hAnsi="Times New Roman" w:cs="Times New Roman"/>
-          <w:b w:val="0"/>
-          <w:bCs/>
-          <w:sz w:val="20"/>
-          <w:szCs w:val="20"/>
-          <w:lang w:val="en-US"/>
-        </w:rPr>
-      </w:pPr>
-      <w:r>
-        <w:rPr>
-          <w:rFonts w:hint="default" w:ascii="Times New Roman" w:hAnsi="Times New Roman" w:cs="Times New Roman"/>
-          <w:b w:val="0"/>
-          <w:bCs/>
-          <w:sz w:val="20"/>
-          <w:szCs w:val="20"/>
-          <w:lang w:val="en-US"/>
-        </w:rPr>
-        <w:t xml:space="preserve">+ </w:t>
-      </w:r>
-      <w:r>
-        <w:rPr>
-          <w:rFonts w:hint="default" w:ascii="Times New Roman" w:hAnsi="Times New Roman" w:cs="Times New Roman"/>
-          <w:b w:val="0"/>
-          <w:bCs/>
-          <w:sz w:val="20"/>
-          <w:szCs w:val="20"/>
-          <w:lang w:val="en-US"/>
-        </w:rPr>
-        <w:t>NhanThe</w:t>
-      </w:r>
-    </w:p>
-    <w:p>
-      <w:pPr>
-        <w:pStyle w:val="5"/>
-        <w:numPr>
+        <w:t>Output:</w:t>
+      </w:r>
+    </w:p>
+    <w:p>
+      <w:pPr>
+        <w:pStyle w:val="5"/>
+        <w:numPr>
+          <w:ilvl w:val="0"/>
           <w:numId w:val="0"/>
         </w:numPr>
         <w:spacing w:before="0" w:after="0" w:line="240" w:lineRule="auto"/>
         <w:ind w:left="708" w:leftChars="0" w:firstLine="708" w:firstLineChars="0"/>
-        <w:rPr>
-          <w:rFonts w:hint="default" w:ascii="Times New Roman" w:hAnsi="Times New Roman" w:cs="Times New Roman"/>
-          <w:b w:val="0"/>
-          <w:bCs/>
-          <w:sz w:val="20"/>
-          <w:szCs w:val="20"/>
-          <w:lang w:val="en-US"/>
-        </w:rPr>
-      </w:pPr>
-      <w:r>
-        <w:rPr>
-          <w:rFonts w:hint="default" w:ascii="Times New Roman" w:hAnsi="Times New Roman" w:cs="Times New Roman"/>
-          <w:b w:val="0"/>
-          <w:bCs/>
-          <w:sz w:val="20"/>
-          <w:szCs w:val="20"/>
-          <w:lang w:val="en-US"/>
-        </w:rPr>
-        <w:t xml:space="preserve">+ </w:t>
-      </w:r>
-      <w:r>
-        <w:rPr>
-          <w:rFonts w:hint="default" w:ascii="Times New Roman" w:hAnsi="Times New Roman" w:cs="Times New Roman"/>
-          <w:b w:val="0"/>
-          <w:bCs/>
-          <w:sz w:val="20"/>
-          <w:szCs w:val="20"/>
-          <w:lang w:val="en-US"/>
-        </w:rPr>
-        <w:t>SanPham_NhanThe</w:t>
-      </w:r>
-    </w:p>
-    <w:p>
-      <w:pPr>
-        <w:pStyle w:val="5"/>
-        <w:numPr>
-          <w:ilvl w:val="0"/>
-          <w:numId w:val="2"/>
-        </w:numPr>
-        <w:spacing w:before="0" w:after="0" w:line="240" w:lineRule="auto"/>
-        <w:ind w:left="1077" w:hanging="357"/>
-        <w:rPr>
-          <w:rFonts w:hint="default" w:ascii="Times New Roman" w:hAnsi="Times New Roman" w:cs="Times New Roman"/>
-          <w:b/>
-          <w:sz w:val="20"/>
-          <w:szCs w:val="20"/>
-          <w:lang w:val="en-US"/>
-        </w:rPr>
-      </w:pPr>
-      <w:r>
-        <w:rPr>
-          <w:rFonts w:hint="default" w:ascii="Times New Roman" w:hAnsi="Times New Roman" w:cs="Times New Roman"/>
-          <w:b/>
-          <w:sz w:val="20"/>
-          <w:szCs w:val="20"/>
-          <w:lang w:val="en-US"/>
-        </w:rPr>
-        <w:t>Interfaces:</w:t>
-      </w:r>
-      <w:r>
-        <w:rPr>
-          <w:rFonts w:hint="default" w:ascii="Times New Roman" w:hAnsi="Times New Roman" w:cs="Times New Roman"/>
-          <w:b/>
-          <w:sz w:val="20"/>
-          <w:szCs w:val="20"/>
-          <w:lang w:val="en-US"/>
-        </w:rPr>
-        <w:t xml:space="preserve"> </w:t>
-      </w:r>
-      <w:r>
-        <w:rPr>
-          <w:rFonts w:hint="default" w:ascii="Times New Roman" w:hAnsi="Times New Roman" w:cs="Times New Roman"/>
-          <w:b w:val="0"/>
-          <w:bCs/>
-          <w:sz w:val="20"/>
-          <w:szCs w:val="20"/>
-          <w:lang w:val="en-US"/>
-        </w:rPr>
-        <w:t>Không có</w:t>
-      </w:r>
-    </w:p>
-    <w:p>
-      <w:pPr>
-        <w:pStyle w:val="5"/>
-        <w:numPr>
-          <w:ilvl w:val="0"/>
-          <w:numId w:val="2"/>
-        </w:numPr>
-        <w:spacing w:before="0" w:line="240" w:lineRule="auto"/>
-        <w:ind w:left="1077" w:hanging="357"/>
-        <w:rPr>
-          <w:rFonts w:hint="default" w:ascii="Times New Roman" w:hAnsi="Times New Roman" w:cs="Times New Roman"/>
-          <w:b/>
-          <w:sz w:val="20"/>
-          <w:szCs w:val="20"/>
-          <w:lang w:val="en-US"/>
-        </w:rPr>
-      </w:pPr>
-      <w:r>
-        <w:rPr>
-          <w:rFonts w:hint="default" w:ascii="Times New Roman" w:hAnsi="Times New Roman" w:cs="Times New Roman"/>
-          <w:b/>
-          <w:sz w:val="20"/>
-          <w:szCs w:val="20"/>
-          <w:lang w:val="en-US"/>
-        </w:rPr>
-        <w:t>Queries:</w:t>
-      </w:r>
-    </w:p>
-    <w:p>
-      <w:pPr>
-        <w:pStyle w:val="5"/>
-        <w:numPr>
-          <w:numId w:val="0"/>
-        </w:numPr>
-        <w:spacing w:before="0" w:line="240" w:lineRule="auto"/>
-        <w:ind w:left="720" w:leftChars="0" w:firstLine="708" w:firstLineChars="0"/>
         <w:rPr>
           <w:rFonts w:hint="default" w:ascii="Times New Roman" w:hAnsi="Times New Roman" w:cs="Times New Roman"/>
           <w:b/>
@@ -1963,9 +2095,353 @@
           <w:szCs w:val="20"/>
           <w:shd w:val="clear" w:fill="FFFFFF"/>
         </w:rPr>
-        <w:t>Tìm kiếm và</w:t>
-      </w:r>
-      <w:r>
+        <w:t>Xuất hóa đơn/Phiếu xác nhận đơn hàng thành công</w:t>
+      </w:r>
+    </w:p>
+    <w:p>
+      <w:pPr>
+        <w:pStyle w:val="5"/>
+        <w:numPr>
+          <w:ilvl w:val="0"/>
+          <w:numId w:val="2"/>
+        </w:numPr>
+        <w:spacing w:before="0" w:after="0" w:line="240" w:lineRule="auto"/>
+        <w:ind w:left="1077" w:hanging="357"/>
+        <w:rPr>
+          <w:rFonts w:hint="default" w:ascii="Times New Roman" w:hAnsi="Times New Roman" w:cs="Times New Roman"/>
+          <w:b/>
+          <w:sz w:val="20"/>
+          <w:szCs w:val="20"/>
+          <w:lang w:val="en-US"/>
+        </w:rPr>
+      </w:pPr>
+      <w:r>
+        <w:rPr>
+          <w:rFonts w:hint="default" w:ascii="Times New Roman" w:hAnsi="Times New Roman" w:cs="Times New Roman"/>
+          <w:b/>
+          <w:sz w:val="20"/>
+          <w:szCs w:val="20"/>
+          <w:lang w:val="en-US"/>
+        </w:rPr>
+        <w:t>Input:</w:t>
+      </w:r>
+    </w:p>
+    <w:p>
+      <w:pPr>
+        <w:pStyle w:val="5"/>
+        <w:numPr>
+          <w:ilvl w:val="0"/>
+          <w:numId w:val="0"/>
+        </w:numPr>
+        <w:spacing w:before="0" w:after="0" w:line="240" w:lineRule="auto"/>
+        <w:ind w:left="720" w:leftChars="0" w:firstLine="708" w:firstLineChars="0"/>
+        <w:rPr>
+          <w:rFonts w:hint="default" w:ascii="Times New Roman" w:hAnsi="Times New Roman" w:cs="Times New Roman"/>
+          <w:b w:val="0"/>
+          <w:bCs/>
+          <w:sz w:val="20"/>
+          <w:szCs w:val="20"/>
+          <w:lang w:val="en-US"/>
+        </w:rPr>
+      </w:pPr>
+      <w:r>
+        <w:rPr>
+          <w:rFonts w:hint="default" w:cs="Times New Roman"/>
+          <w:b w:val="0"/>
+          <w:bCs/>
+          <w:sz w:val="20"/>
+          <w:szCs w:val="20"/>
+          <w:lang w:val="en-US"/>
+        </w:rPr>
+        <w:t xml:space="preserve">+ </w:t>
+      </w:r>
+      <w:r>
+        <w:rPr>
+          <w:rFonts w:hint="default" w:ascii="Times New Roman" w:hAnsi="Times New Roman" w:cs="Times New Roman"/>
+          <w:b w:val="0"/>
+          <w:bCs/>
+          <w:sz w:val="20"/>
+          <w:szCs w:val="20"/>
+          <w:lang w:val="en-US"/>
+        </w:rPr>
+        <w:t>Màn hình thêm mới bánh vào giỏ hàng.</w:t>
+      </w:r>
+    </w:p>
+    <w:p>
+      <w:pPr>
+        <w:pStyle w:val="5"/>
+        <w:numPr>
+          <w:ilvl w:val="0"/>
+          <w:numId w:val="0"/>
+        </w:numPr>
+        <w:spacing w:before="0" w:after="0" w:line="240" w:lineRule="auto"/>
+        <w:ind w:left="720" w:leftChars="0" w:firstLine="708" w:firstLineChars="0"/>
+        <w:rPr>
+          <w:rFonts w:hint="default" w:ascii="Times New Roman" w:hAnsi="Times New Roman" w:cs="Times New Roman"/>
+          <w:b w:val="0"/>
+          <w:bCs/>
+          <w:sz w:val="20"/>
+          <w:szCs w:val="20"/>
+          <w:lang w:val="en-US"/>
+        </w:rPr>
+      </w:pPr>
+      <w:r>
+        <w:rPr>
+          <w:rFonts w:hint="default" w:cs="Times New Roman"/>
+          <w:b w:val="0"/>
+          <w:bCs/>
+          <w:sz w:val="20"/>
+          <w:szCs w:val="20"/>
+          <w:lang w:val="en-US"/>
+        </w:rPr>
+        <w:t xml:space="preserve">+ </w:t>
+      </w:r>
+      <w:r>
+        <w:rPr>
+          <w:rFonts w:hint="default" w:ascii="Times New Roman" w:hAnsi="Times New Roman" w:cs="Times New Roman"/>
+          <w:b w:val="0"/>
+          <w:bCs/>
+          <w:sz w:val="20"/>
+          <w:szCs w:val="20"/>
+          <w:lang w:val="en-US"/>
+        </w:rPr>
+        <w:t>Màn hình điều chỉnh số lượng bánh hoặc xóa bánh khỏi giỏ.</w:t>
+      </w:r>
+    </w:p>
+    <w:p>
+      <w:pPr>
+        <w:pStyle w:val="5"/>
+        <w:numPr>
+          <w:ilvl w:val="0"/>
+          <w:numId w:val="0"/>
+        </w:numPr>
+        <w:spacing w:before="0" w:after="0" w:line="240" w:lineRule="auto"/>
+        <w:ind w:left="720" w:leftChars="0" w:firstLine="708" w:firstLineChars="0"/>
+        <w:rPr>
+          <w:rFonts w:hint="default" w:ascii="Times New Roman" w:hAnsi="Times New Roman" w:cs="Times New Roman"/>
+          <w:b w:val="0"/>
+          <w:bCs/>
+          <w:sz w:val="20"/>
+          <w:szCs w:val="20"/>
+          <w:lang w:val="en-US"/>
+        </w:rPr>
+      </w:pPr>
+      <w:r>
+        <w:rPr>
+          <w:rFonts w:hint="default" w:cs="Times New Roman"/>
+          <w:b w:val="0"/>
+          <w:bCs/>
+          <w:sz w:val="20"/>
+          <w:szCs w:val="20"/>
+          <w:lang w:val="en-US"/>
+        </w:rPr>
+        <w:t xml:space="preserve">+ </w:t>
+      </w:r>
+      <w:r>
+        <w:rPr>
+          <w:rFonts w:hint="default" w:ascii="Times New Roman" w:hAnsi="Times New Roman" w:cs="Times New Roman"/>
+          <w:b w:val="0"/>
+          <w:bCs/>
+          <w:sz w:val="20"/>
+          <w:szCs w:val="20"/>
+          <w:lang w:val="en-US"/>
+        </w:rPr>
+        <w:t>Chức năng xác nhận và tiến hành đặt hàng.</w:t>
+      </w:r>
+    </w:p>
+    <w:p>
+      <w:pPr>
+        <w:pStyle w:val="5"/>
+        <w:numPr>
+          <w:ilvl w:val="0"/>
+          <w:numId w:val="2"/>
+        </w:numPr>
+        <w:spacing w:before="0" w:after="0" w:line="240" w:lineRule="auto"/>
+        <w:ind w:left="1077" w:hanging="357"/>
+        <w:rPr>
+          <w:rFonts w:hint="default" w:ascii="Times New Roman" w:hAnsi="Times New Roman" w:cs="Times New Roman"/>
+          <w:b/>
+          <w:sz w:val="20"/>
+          <w:szCs w:val="20"/>
+          <w:lang w:val="en-US"/>
+        </w:rPr>
+      </w:pPr>
+      <w:r>
+        <w:rPr>
+          <w:rFonts w:hint="default" w:ascii="Times New Roman" w:hAnsi="Times New Roman" w:cs="Times New Roman"/>
+          <w:b/>
+          <w:sz w:val="20"/>
+          <w:szCs w:val="20"/>
+          <w:lang w:val="en-US"/>
+        </w:rPr>
+        <w:t>Files:</w:t>
+      </w:r>
+    </w:p>
+    <w:p>
+      <w:pPr>
+        <w:pStyle w:val="5"/>
+        <w:numPr>
+          <w:ilvl w:val="0"/>
+          <w:numId w:val="0"/>
+        </w:numPr>
+        <w:spacing w:before="0" w:after="0" w:line="240" w:lineRule="auto"/>
+        <w:ind w:left="708" w:leftChars="0" w:firstLine="708" w:firstLineChars="0"/>
+        <w:rPr>
+          <w:rFonts w:hint="default" w:ascii="Times New Roman" w:hAnsi="Times New Roman" w:cs="Times New Roman"/>
+          <w:b w:val="0"/>
+          <w:bCs/>
+          <w:sz w:val="20"/>
+          <w:szCs w:val="20"/>
+          <w:lang w:val="en-US"/>
+        </w:rPr>
+      </w:pPr>
+      <w:r>
+        <w:rPr>
+          <w:rFonts w:hint="default" w:cs="Times New Roman"/>
+          <w:b w:val="0"/>
+          <w:bCs/>
+          <w:sz w:val="20"/>
+          <w:szCs w:val="20"/>
+          <w:lang w:val="en-US"/>
+        </w:rPr>
+        <w:t xml:space="preserve">+ </w:t>
+      </w:r>
+      <w:r>
+        <w:rPr>
+          <w:rFonts w:hint="default" w:ascii="Times New Roman" w:hAnsi="Times New Roman" w:cs="Times New Roman"/>
+          <w:b w:val="0"/>
+          <w:bCs/>
+          <w:sz w:val="20"/>
+          <w:szCs w:val="20"/>
+          <w:lang w:val="en-US"/>
+        </w:rPr>
+        <w:t>GioHang</w:t>
+      </w:r>
+    </w:p>
+    <w:p>
+      <w:pPr>
+        <w:pStyle w:val="5"/>
+        <w:numPr>
+          <w:ilvl w:val="0"/>
+          <w:numId w:val="0"/>
+        </w:numPr>
+        <w:spacing w:before="0" w:after="0" w:line="240" w:lineRule="auto"/>
+        <w:ind w:left="708" w:leftChars="0" w:firstLine="708" w:firstLineChars="0"/>
+        <w:rPr>
+          <w:rFonts w:hint="default" w:ascii="Times New Roman" w:hAnsi="Times New Roman" w:cs="Times New Roman"/>
+          <w:b w:val="0"/>
+          <w:bCs/>
+          <w:sz w:val="20"/>
+          <w:szCs w:val="20"/>
+          <w:lang w:val="en-US"/>
+        </w:rPr>
+      </w:pPr>
+      <w:r>
+        <w:rPr>
+          <w:rFonts w:hint="default" w:cs="Times New Roman"/>
+          <w:b w:val="0"/>
+          <w:bCs/>
+          <w:sz w:val="20"/>
+          <w:szCs w:val="20"/>
+          <w:lang w:val="en-US"/>
+        </w:rPr>
+        <w:t xml:space="preserve">+ </w:t>
+      </w:r>
+      <w:r>
+        <w:rPr>
+          <w:rFonts w:hint="default" w:ascii="Times New Roman" w:hAnsi="Times New Roman" w:cs="Times New Roman"/>
+          <w:b w:val="0"/>
+          <w:bCs/>
+          <w:sz w:val="20"/>
+          <w:szCs w:val="20"/>
+          <w:lang w:val="en-US"/>
+        </w:rPr>
+        <w:t>ChiTietGioHang</w:t>
+      </w:r>
+    </w:p>
+    <w:p>
+      <w:pPr>
+        <w:pStyle w:val="5"/>
+        <w:numPr>
+          <w:ilvl w:val="0"/>
+          <w:numId w:val="2"/>
+        </w:numPr>
+        <w:spacing w:before="0" w:after="0" w:line="240" w:lineRule="auto"/>
+        <w:ind w:left="1077" w:hanging="357"/>
+        <w:rPr>
+          <w:rFonts w:hint="default" w:ascii="Times New Roman" w:hAnsi="Times New Roman" w:cs="Times New Roman"/>
+          <w:b/>
+          <w:sz w:val="20"/>
+          <w:szCs w:val="20"/>
+          <w:lang w:val="en-US"/>
+        </w:rPr>
+      </w:pPr>
+      <w:r>
+        <w:rPr>
+          <w:rFonts w:hint="default" w:ascii="Times New Roman" w:hAnsi="Times New Roman" w:cs="Times New Roman"/>
+          <w:b/>
+          <w:sz w:val="20"/>
+          <w:szCs w:val="20"/>
+          <w:lang w:val="en-US"/>
+        </w:rPr>
+        <w:t>Interfaces: không có</w:t>
+      </w:r>
+    </w:p>
+    <w:p>
+      <w:pPr>
+        <w:pStyle w:val="5"/>
+        <w:numPr>
+          <w:ilvl w:val="0"/>
+          <w:numId w:val="0"/>
+        </w:numPr>
+        <w:spacing w:before="0" w:after="0" w:line="240" w:lineRule="auto"/>
+        <w:rPr>
+          <w:rFonts w:hint="default" w:ascii="Times New Roman" w:hAnsi="Times New Roman" w:cs="Times New Roman"/>
+          <w:b/>
+          <w:sz w:val="20"/>
+          <w:szCs w:val="20"/>
+          <w:lang w:val="en-US"/>
+        </w:rPr>
+      </w:pPr>
+    </w:p>
+    <w:p>
+      <w:pPr>
+        <w:pStyle w:val="5"/>
+        <w:numPr>
+          <w:ilvl w:val="0"/>
+          <w:numId w:val="2"/>
+        </w:numPr>
+        <w:spacing w:before="0" w:line="240" w:lineRule="auto"/>
+        <w:ind w:left="1077" w:hanging="357"/>
+        <w:rPr>
+          <w:rFonts w:hint="default" w:ascii="Times New Roman" w:hAnsi="Times New Roman" w:eastAsia="sans-serif" w:cs="Times New Roman"/>
+          <w:i w:val="0"/>
+          <w:iCs w:val="0"/>
+          <w:spacing w:val="0"/>
+          <w:sz w:val="20"/>
+          <w:szCs w:val="20"/>
+        </w:rPr>
+      </w:pPr>
+      <w:r>
+        <w:rPr>
+          <w:rFonts w:hint="default" w:ascii="Times New Roman" w:hAnsi="Times New Roman" w:cs="Times New Roman"/>
+          <w:b/>
+          <w:sz w:val="20"/>
+          <w:szCs w:val="20"/>
+          <w:lang w:val="en-US"/>
+        </w:rPr>
+        <w:t>Queries:</w:t>
+      </w:r>
+    </w:p>
+    <w:p>
+      <w:pPr>
+        <w:pStyle w:val="5"/>
+        <w:numPr>
+          <w:ilvl w:val="0"/>
+          <w:numId w:val="0"/>
+        </w:numPr>
+        <w:spacing w:before="0" w:line="240" w:lineRule="auto"/>
+        <w:ind w:left="708" w:leftChars="0" w:firstLine="708" w:firstLineChars="0"/>
         <w:rPr>
           <w:rFonts w:hint="default" w:ascii="Times New Roman" w:hAnsi="Times New Roman" w:eastAsia="sans-serif" w:cs="Times New Roman"/>
           <w:i w:val="0"/>
@@ -1976,17 +2452,22 @@
           <w:sz w:val="20"/>
           <w:szCs w:val="20"/>
           <w:shd w:val="clear" w:fill="FFFFFF"/>
-          <w:lang w:val="en-US"/>
-        </w:rPr>
-        <w:t xml:space="preserve"> x</w:t>
-      </w:r>
-      <w:r>
-        <w:rPr>
-          <w:rFonts w:hint="default" w:ascii="Times New Roman" w:hAnsi="Times New Roman" w:eastAsia="SimSun" w:cs="Times New Roman"/>
-          <w:sz w:val="20"/>
-          <w:szCs w:val="20"/>
-        </w:rPr>
-        <w:t xml:space="preserve">em danh sách nhãn thẻ </w:t>
+        </w:rPr>
+      </w:pPr>
+      <w:r>
+        <w:rPr>
+          <w:rFonts w:hint="default" w:eastAsia="sans-serif" w:cs="Times New Roman"/>
+          <w:i w:val="0"/>
+          <w:iCs w:val="0"/>
+          <w:caps w:val="0"/>
+          <w:color w:val="303030"/>
+          <w:spacing w:val="0"/>
+          <w:sz w:val="20"/>
+          <w:szCs w:val="20"/>
+          <w:shd w:val="clear" w:fill="FFFFFF"/>
+          <w:lang w:val="en-US"/>
+        </w:rPr>
+        <w:t xml:space="preserve">+ </w:t>
       </w:r>
       <w:r>
         <w:rPr>
@@ -2000,50 +2481,7 @@
           <w:szCs w:val="20"/>
           <w:shd w:val="clear" w:fill="FFFFFF"/>
         </w:rPr>
-        <w:t>đang có trong hệ thống</w:t>
-      </w:r>
-    </w:p>
-    <w:p>
-      <w:pPr>
-        <w:spacing w:before="0" w:after="0"/>
-        <w:ind w:left="360"/>
-        <w:rPr>
-          <w:rFonts w:hint="default" w:ascii="Times New Roman" w:hAnsi="Times New Roman" w:cs="Times New Roman"/>
-          <w:b/>
-          <w:sz w:val="20"/>
-          <w:szCs w:val="20"/>
-          <w:lang w:val="en-US"/>
-        </w:rPr>
-      </w:pPr>
-      <w:r>
-        <w:rPr>
-          <w:rFonts w:hint="default" w:ascii="Times New Roman" w:hAnsi="Times New Roman" w:cs="Times New Roman"/>
-          <w:b/>
-          <w:sz w:val="20"/>
-          <w:szCs w:val="20"/>
-          <w:lang w:val="en-US"/>
-        </w:rPr>
-        <w:t xml:space="preserve">- Module </w:t>
-      </w:r>
-      <w:r>
-        <w:rPr>
-          <w:rFonts w:hint="default" w:ascii="Times New Roman" w:hAnsi="Times New Roman" w:cs="Times New Roman"/>
-          <w:b/>
-          <w:bCs/>
-          <w:sz w:val="20"/>
-          <w:szCs w:val="20"/>
-        </w:rPr>
-        <w:t>giỏ hàng &amp; Đặt hàng</w:t>
-      </w:r>
-      <w:r>
-        <w:rPr>
-          <w:rFonts w:hint="default" w:ascii="Times New Roman" w:hAnsi="Times New Roman" w:cs="Times New Roman"/>
-          <w:b/>
-          <w:sz w:val="20"/>
-          <w:szCs w:val="20"/>
-          <w:lang w:val="en-US"/>
-        </w:rPr>
-        <w:t>:</w:t>
+        <w:t>Xem thông tin chi tiết giỏ hàng hiện tại.</w:t>
       </w:r>
     </w:p>
     <w:p>
@@ -2051,36 +2489,9 @@
         <w:pStyle w:val="5"/>
         <w:numPr>
           <w:ilvl w:val="0"/>
-          <w:numId w:val="2"/>
-        </w:numPr>
-        <w:spacing w:before="0" w:after="0" w:line="240" w:lineRule="auto"/>
-        <w:ind w:left="1077" w:hanging="357"/>
-        <w:rPr>
-          <w:rFonts w:hint="default" w:ascii="Times New Roman" w:hAnsi="Times New Roman" w:cs="Times New Roman"/>
-          <w:b/>
-          <w:sz w:val="20"/>
-          <w:szCs w:val="20"/>
-          <w:lang w:val="en-US"/>
-        </w:rPr>
-      </w:pPr>
-      <w:r>
-        <w:rPr>
-          <w:rFonts w:hint="default" w:ascii="Times New Roman" w:hAnsi="Times New Roman" w:cs="Times New Roman"/>
-          <w:b/>
-          <w:sz w:val="20"/>
-          <w:szCs w:val="20"/>
-          <w:lang w:val="en-US"/>
-        </w:rPr>
-        <w:t>Output:</w:t>
-      </w:r>
-    </w:p>
-    <w:p>
-      <w:pPr>
-        <w:pStyle w:val="5"/>
-        <w:numPr>
           <w:numId w:val="0"/>
         </w:numPr>
-        <w:spacing w:before="0" w:after="0" w:line="240" w:lineRule="auto"/>
+        <w:spacing w:before="0" w:line="240" w:lineRule="auto"/>
         <w:ind w:left="708" w:leftChars="0" w:firstLine="708" w:firstLineChars="0"/>
         <w:rPr>
           <w:rFonts w:hint="default" w:ascii="Times New Roman" w:hAnsi="Times New Roman" w:cs="Times New Roman"/>
@@ -2117,7 +2528,50 @@
           <w:szCs w:val="20"/>
           <w:shd w:val="clear" w:fill="FFFFFF"/>
         </w:rPr>
-        <w:t>Xuất hóa đơn/Phiếu xác nhận đơn hàng thành công</w:t>
+        <w:t>Tính toán và xem tổng số tiền tạm tính trong giỏ</w:t>
+      </w:r>
+    </w:p>
+    <w:p>
+      <w:pPr>
+        <w:spacing w:before="0" w:after="0"/>
+        <w:ind w:left="360"/>
+        <w:rPr>
+          <w:rFonts w:hint="default" w:ascii="Times New Roman" w:hAnsi="Times New Roman" w:cs="Times New Roman"/>
+          <w:b/>
+          <w:sz w:val="20"/>
+          <w:szCs w:val="20"/>
+          <w:lang w:val="en-US"/>
+        </w:rPr>
+      </w:pPr>
+      <w:r>
+        <w:rPr>
+          <w:rFonts w:hint="default" w:ascii="Times New Roman" w:hAnsi="Times New Roman" w:cs="Times New Roman"/>
+          <w:b/>
+          <w:sz w:val="20"/>
+          <w:szCs w:val="20"/>
+          <w:lang w:val="en-US"/>
+        </w:rPr>
+        <w:t xml:space="preserve">- Module </w:t>
+      </w:r>
+      <w:r>
+        <w:rPr>
+          <w:rFonts w:hint="default" w:ascii="Times New Roman" w:hAnsi="Times New Roman" w:cs="Times New Roman"/>
+          <w:b/>
+          <w:bCs/>
+          <w:sz w:val="20"/>
+          <w:szCs w:val="20"/>
+        </w:rPr>
+        <w:t>quản lý đơn hàng</w:t>
+      </w:r>
+      <w:r>
+        <w:rPr>
+          <w:rFonts w:hint="default" w:ascii="Times New Roman" w:hAnsi="Times New Roman" w:cs="Times New Roman"/>
+          <w:b/>
+          <w:sz w:val="20"/>
+          <w:szCs w:val="20"/>
+          <w:lang w:val="en-US"/>
+        </w:rPr>
+        <w:t>:</w:t>
       </w:r>
     </w:p>
     <w:p>
@@ -2145,6 +2599,69 @@
           <w:szCs w:val="20"/>
           <w:lang w:val="en-US"/>
         </w:rPr>
+        <w:t>Output:</w:t>
+      </w:r>
+    </w:p>
+    <w:p>
+      <w:pPr>
+        <w:pStyle w:val="5"/>
+        <w:numPr>
+          <w:ilvl w:val="0"/>
+          <w:numId w:val="0"/>
+        </w:numPr>
+        <w:spacing w:before="0" w:after="0" w:line="240" w:lineRule="auto"/>
+        <w:ind w:left="708" w:leftChars="0" w:firstLine="708" w:firstLineChars="0"/>
+        <w:rPr>
+          <w:rFonts w:hint="default" w:ascii="Times New Roman" w:hAnsi="Times New Roman" w:cs="Times New Roman"/>
+          <w:b/>
+          <w:sz w:val="20"/>
+          <w:szCs w:val="20"/>
+          <w:lang w:val="en-US"/>
+        </w:rPr>
+      </w:pPr>
+      <w:r>
+        <w:rPr>
+          <w:rFonts w:hint="default" w:eastAsia="SimSun" w:cs="Times New Roman"/>
+          <w:sz w:val="20"/>
+          <w:szCs w:val="20"/>
+          <w:lang w:val="en-US"/>
+        </w:rPr>
+        <w:t xml:space="preserve">+ </w:t>
+      </w:r>
+      <w:r>
+        <w:rPr>
+          <w:rFonts w:hint="default" w:ascii="Times New Roman" w:hAnsi="Times New Roman" w:eastAsia="SimSun" w:cs="Times New Roman"/>
+          <w:sz w:val="20"/>
+          <w:szCs w:val="20"/>
+        </w:rPr>
+        <w:t>In / Xuất phiếu giao hàng / Chi tiết đơn hàng</w:t>
+      </w:r>
+    </w:p>
+    <w:p>
+      <w:pPr>
+        <w:pStyle w:val="5"/>
+        <w:numPr>
+          <w:ilvl w:val="0"/>
+          <w:numId w:val="2"/>
+        </w:numPr>
+        <w:spacing w:before="0" w:after="0" w:line="240" w:lineRule="auto"/>
+        <w:ind w:left="1077" w:hanging="357"/>
+        <w:rPr>
+          <w:rFonts w:hint="default" w:ascii="Times New Roman" w:hAnsi="Times New Roman" w:cs="Times New Roman"/>
+          <w:b/>
+          <w:sz w:val="20"/>
+          <w:szCs w:val="20"/>
+          <w:lang w:val="en-US"/>
+        </w:rPr>
+      </w:pPr>
+      <w:r>
+        <w:rPr>
+          <w:rFonts w:hint="default" w:ascii="Times New Roman" w:hAnsi="Times New Roman" w:cs="Times New Roman"/>
+          <w:b/>
+          <w:sz w:val="20"/>
+          <w:szCs w:val="20"/>
+          <w:lang w:val="en-US"/>
+        </w:rPr>
         <w:t>Input:</w:t>
       </w:r>
     </w:p>
@@ -2152,321 +2669,11 @@
       <w:pPr>
         <w:pStyle w:val="5"/>
         <w:numPr>
+          <w:ilvl w:val="0"/>
           <w:numId w:val="0"/>
         </w:numPr>
         <w:spacing w:before="0" w:after="0" w:line="240" w:lineRule="auto"/>
         <w:ind w:left="720" w:leftChars="0" w:firstLine="708" w:firstLineChars="0"/>
-        <w:rPr>
-          <w:rFonts w:hint="default" w:ascii="Times New Roman" w:hAnsi="Times New Roman" w:cs="Times New Roman"/>
-          <w:b w:val="0"/>
-          <w:bCs/>
-          <w:sz w:val="20"/>
-          <w:szCs w:val="20"/>
-          <w:lang w:val="en-US"/>
-        </w:rPr>
-      </w:pPr>
-      <w:r>
-        <w:rPr>
-          <w:rFonts w:hint="default" w:cs="Times New Roman"/>
-          <w:b w:val="0"/>
-          <w:bCs/>
-          <w:sz w:val="20"/>
-          <w:szCs w:val="20"/>
-          <w:lang w:val="en-US"/>
-        </w:rPr>
-        <w:t xml:space="preserve">+ </w:t>
-      </w:r>
-      <w:r>
-        <w:rPr>
-          <w:rFonts w:hint="default" w:ascii="Times New Roman" w:hAnsi="Times New Roman" w:cs="Times New Roman"/>
-          <w:b w:val="0"/>
-          <w:bCs/>
-          <w:sz w:val="20"/>
-          <w:szCs w:val="20"/>
-          <w:lang w:val="en-US"/>
-        </w:rPr>
-        <w:t>Màn hình thêm mới bánh vào giỏ hàng.</w:t>
-      </w:r>
-    </w:p>
-    <w:p>
-      <w:pPr>
-        <w:pStyle w:val="5"/>
-        <w:numPr>
-          <w:numId w:val="0"/>
-        </w:numPr>
-        <w:spacing w:before="0" w:after="0" w:line="240" w:lineRule="auto"/>
-        <w:ind w:left="720" w:leftChars="0" w:firstLine="708" w:firstLineChars="0"/>
-        <w:rPr>
-          <w:rFonts w:hint="default" w:ascii="Times New Roman" w:hAnsi="Times New Roman" w:cs="Times New Roman"/>
-          <w:b w:val="0"/>
-          <w:bCs/>
-          <w:sz w:val="20"/>
-          <w:szCs w:val="20"/>
-          <w:lang w:val="en-US"/>
-        </w:rPr>
-      </w:pPr>
-      <w:r>
-        <w:rPr>
-          <w:rFonts w:hint="default" w:cs="Times New Roman"/>
-          <w:b w:val="0"/>
-          <w:bCs/>
-          <w:sz w:val="20"/>
-          <w:szCs w:val="20"/>
-          <w:lang w:val="en-US"/>
-        </w:rPr>
-        <w:t xml:space="preserve">+ </w:t>
-      </w:r>
-      <w:r>
-        <w:rPr>
-          <w:rFonts w:hint="default" w:ascii="Times New Roman" w:hAnsi="Times New Roman" w:cs="Times New Roman"/>
-          <w:b w:val="0"/>
-          <w:bCs/>
-          <w:sz w:val="20"/>
-          <w:szCs w:val="20"/>
-          <w:lang w:val="en-US"/>
-        </w:rPr>
-        <w:t>Màn hình điều chỉnh số lượng bánh hoặc xóa bánh khỏi giỏ.</w:t>
-      </w:r>
-    </w:p>
-    <w:p>
-      <w:pPr>
-        <w:pStyle w:val="5"/>
-        <w:numPr>
-          <w:numId w:val="0"/>
-        </w:numPr>
-        <w:spacing w:before="0" w:after="0" w:line="240" w:lineRule="auto"/>
-        <w:ind w:left="720" w:leftChars="0" w:firstLine="708" w:firstLineChars="0"/>
-        <w:rPr>
-          <w:rFonts w:hint="default" w:ascii="Times New Roman" w:hAnsi="Times New Roman" w:cs="Times New Roman"/>
-          <w:b w:val="0"/>
-          <w:bCs/>
-          <w:sz w:val="20"/>
-          <w:szCs w:val="20"/>
-          <w:lang w:val="en-US"/>
-        </w:rPr>
-      </w:pPr>
-      <w:r>
-        <w:rPr>
-          <w:rFonts w:hint="default" w:cs="Times New Roman"/>
-          <w:b w:val="0"/>
-          <w:bCs/>
-          <w:sz w:val="20"/>
-          <w:szCs w:val="20"/>
-          <w:lang w:val="en-US"/>
-        </w:rPr>
-        <w:t xml:space="preserve">+ </w:t>
-      </w:r>
-      <w:r>
-        <w:rPr>
-          <w:rFonts w:hint="default" w:ascii="Times New Roman" w:hAnsi="Times New Roman" w:cs="Times New Roman"/>
-          <w:b w:val="0"/>
-          <w:bCs/>
-          <w:sz w:val="20"/>
-          <w:szCs w:val="20"/>
-          <w:lang w:val="en-US"/>
-        </w:rPr>
-        <w:t>Chức năng xác nhận và tiến hành đặt hàng.</w:t>
-      </w:r>
-    </w:p>
-    <w:p>
-      <w:pPr>
-        <w:pStyle w:val="5"/>
-        <w:numPr>
-          <w:ilvl w:val="0"/>
-          <w:numId w:val="2"/>
-        </w:numPr>
-        <w:spacing w:before="0" w:after="0" w:line="240" w:lineRule="auto"/>
-        <w:ind w:left="1077" w:hanging="357"/>
-        <w:rPr>
-          <w:rFonts w:hint="default" w:ascii="Times New Roman" w:hAnsi="Times New Roman" w:cs="Times New Roman"/>
-          <w:b/>
-          <w:sz w:val="20"/>
-          <w:szCs w:val="20"/>
-          <w:lang w:val="en-US"/>
-        </w:rPr>
-      </w:pPr>
-      <w:r>
-        <w:rPr>
-          <w:rFonts w:hint="default" w:ascii="Times New Roman" w:hAnsi="Times New Roman" w:cs="Times New Roman"/>
-          <w:b/>
-          <w:sz w:val="20"/>
-          <w:szCs w:val="20"/>
-          <w:lang w:val="en-US"/>
-        </w:rPr>
-        <w:t>Files:</w:t>
-      </w:r>
-    </w:p>
-    <w:p>
-      <w:pPr>
-        <w:pStyle w:val="5"/>
-        <w:numPr>
-          <w:numId w:val="0"/>
-        </w:numPr>
-        <w:spacing w:before="0" w:after="0" w:line="240" w:lineRule="auto"/>
-        <w:ind w:left="708" w:leftChars="0" w:firstLine="708" w:firstLineChars="0"/>
-        <w:rPr>
-          <w:rFonts w:hint="default" w:ascii="Times New Roman" w:hAnsi="Times New Roman" w:cs="Times New Roman"/>
-          <w:b w:val="0"/>
-          <w:bCs/>
-          <w:sz w:val="20"/>
-          <w:szCs w:val="20"/>
-          <w:lang w:val="en-US"/>
-        </w:rPr>
-      </w:pPr>
-      <w:r>
-        <w:rPr>
-          <w:rFonts w:hint="default" w:cs="Times New Roman"/>
-          <w:b w:val="0"/>
-          <w:bCs/>
-          <w:sz w:val="20"/>
-          <w:szCs w:val="20"/>
-          <w:lang w:val="en-US"/>
-        </w:rPr>
-        <w:t xml:space="preserve">+ </w:t>
-      </w:r>
-      <w:r>
-        <w:rPr>
-          <w:rFonts w:hint="default" w:ascii="Times New Roman" w:hAnsi="Times New Roman" w:cs="Times New Roman"/>
-          <w:b w:val="0"/>
-          <w:bCs/>
-          <w:sz w:val="20"/>
-          <w:szCs w:val="20"/>
-          <w:lang w:val="en-US"/>
-        </w:rPr>
-        <w:t>GioHang</w:t>
-      </w:r>
-    </w:p>
-    <w:p>
-      <w:pPr>
-        <w:pStyle w:val="5"/>
-        <w:numPr>
-          <w:numId w:val="0"/>
-        </w:numPr>
-        <w:spacing w:before="0" w:after="0" w:line="240" w:lineRule="auto"/>
-        <w:ind w:left="708" w:leftChars="0" w:firstLine="708" w:firstLineChars="0"/>
-        <w:rPr>
-          <w:rFonts w:hint="default" w:ascii="Times New Roman" w:hAnsi="Times New Roman" w:cs="Times New Roman"/>
-          <w:b w:val="0"/>
-          <w:bCs/>
-          <w:sz w:val="20"/>
-          <w:szCs w:val="20"/>
-          <w:lang w:val="en-US"/>
-        </w:rPr>
-      </w:pPr>
-      <w:r>
-        <w:rPr>
-          <w:rFonts w:hint="default" w:cs="Times New Roman"/>
-          <w:b w:val="0"/>
-          <w:bCs/>
-          <w:sz w:val="20"/>
-          <w:szCs w:val="20"/>
-          <w:lang w:val="en-US"/>
-        </w:rPr>
-        <w:t xml:space="preserve">+ </w:t>
-      </w:r>
-      <w:r>
-        <w:rPr>
-          <w:rFonts w:hint="default" w:ascii="Times New Roman" w:hAnsi="Times New Roman" w:cs="Times New Roman"/>
-          <w:b w:val="0"/>
-          <w:bCs/>
-          <w:sz w:val="20"/>
-          <w:szCs w:val="20"/>
-          <w:lang w:val="en-US"/>
-        </w:rPr>
-        <w:t>ChiTietGioHang</w:t>
-      </w:r>
-    </w:p>
-    <w:p>
-      <w:pPr>
-        <w:pStyle w:val="5"/>
-        <w:numPr>
-          <w:ilvl w:val="0"/>
-          <w:numId w:val="2"/>
-        </w:numPr>
-        <w:spacing w:before="0" w:after="0" w:line="240" w:lineRule="auto"/>
-        <w:ind w:left="1077" w:hanging="357"/>
-        <w:rPr>
-          <w:rFonts w:hint="default" w:ascii="Times New Roman" w:hAnsi="Times New Roman" w:cs="Times New Roman"/>
-          <w:b/>
-          <w:sz w:val="20"/>
-          <w:szCs w:val="20"/>
-          <w:lang w:val="en-US"/>
-        </w:rPr>
-      </w:pPr>
-      <w:r>
-        <w:rPr>
-          <w:rFonts w:hint="default" w:ascii="Times New Roman" w:hAnsi="Times New Roman" w:cs="Times New Roman"/>
-          <w:b/>
-          <w:sz w:val="20"/>
-          <w:szCs w:val="20"/>
-          <w:lang w:val="en-US"/>
-        </w:rPr>
-        <w:t>Interfaces:</w:t>
-      </w:r>
-      <w:r>
-        <w:rPr>
-          <w:rFonts w:hint="default" w:ascii="Times New Roman" w:hAnsi="Times New Roman" w:cs="Times New Roman"/>
-          <w:b/>
-          <w:sz w:val="20"/>
-          <w:szCs w:val="20"/>
-          <w:lang w:val="en-US"/>
-        </w:rPr>
-        <w:t xml:space="preserve"> không có</w:t>
-      </w:r>
-    </w:p>
-    <w:p>
-      <w:pPr>
-        <w:pStyle w:val="5"/>
-        <w:numPr>
-          <w:numId w:val="0"/>
-        </w:numPr>
-        <w:spacing w:before="0" w:after="0" w:line="240" w:lineRule="auto"/>
-        <w:rPr>
-          <w:rFonts w:hint="default" w:ascii="Times New Roman" w:hAnsi="Times New Roman" w:cs="Times New Roman"/>
-          <w:b/>
-          <w:sz w:val="20"/>
-          <w:szCs w:val="20"/>
-          <w:lang w:val="en-US"/>
-        </w:rPr>
-      </w:pPr>
-    </w:p>
-    <w:p>
-      <w:pPr>
-        <w:pStyle w:val="5"/>
-        <w:numPr>
-          <w:ilvl w:val="0"/>
-          <w:numId w:val="2"/>
-        </w:numPr>
-        <w:spacing w:before="0" w:line="240" w:lineRule="auto"/>
-        <w:ind w:left="1077" w:hanging="357"/>
-        <w:rPr>
-          <w:rFonts w:hint="default" w:ascii="Times New Roman" w:hAnsi="Times New Roman" w:eastAsia="sans-serif" w:cs="Times New Roman"/>
-          <w:i w:val="0"/>
-          <w:iCs w:val="0"/>
-          <w:spacing w:val="0"/>
-          <w:sz w:val="20"/>
-          <w:szCs w:val="20"/>
-        </w:rPr>
-      </w:pPr>
-      <w:r>
-        <w:rPr>
-          <w:rFonts w:hint="default" w:ascii="Times New Roman" w:hAnsi="Times New Roman" w:cs="Times New Roman"/>
-          <w:b/>
-          <w:sz w:val="20"/>
-          <w:szCs w:val="20"/>
-          <w:lang w:val="en-US"/>
-        </w:rPr>
-        <w:t>Queries:</w:t>
-      </w:r>
-    </w:p>
-    <w:p>
-      <w:pPr>
-        <w:pStyle w:val="5"/>
-        <w:numPr>
-          <w:numId w:val="0"/>
-        </w:numPr>
-        <w:spacing w:before="0" w:line="240" w:lineRule="auto"/>
-        <w:ind w:left="708" w:leftChars="0" w:firstLine="708" w:firstLineChars="0"/>
         <w:rPr>
           <w:rFonts w:hint="default" w:ascii="Times New Roman" w:hAnsi="Times New Roman" w:eastAsia="sans-serif" w:cs="Times New Roman"/>
           <w:i w:val="0"/>
@@ -2477,6 +2684,7 @@
           <w:sz w:val="20"/>
           <w:szCs w:val="20"/>
           <w:shd w:val="clear" w:fill="FFFFFF"/>
+          <w:lang w:val="en-US"/>
         </w:rPr>
       </w:pPr>
       <w:r>
@@ -2506,25 +2714,8 @@
           <w:szCs w:val="20"/>
           <w:shd w:val="clear" w:fill="FFFFFF"/>
         </w:rPr>
-        <w:t>Xem thông tin chi tiết giỏ hàng hiện tại.</w:t>
-      </w:r>
-    </w:p>
-    <w:p>
-      <w:pPr>
-        <w:pStyle w:val="5"/>
-        <w:numPr>
-          <w:numId w:val="0"/>
-        </w:numPr>
-        <w:spacing w:before="0" w:line="240" w:lineRule="auto"/>
-        <w:ind w:left="708" w:leftChars="0" w:firstLine="708" w:firstLineChars="0"/>
-        <w:rPr>
-          <w:rFonts w:hint="default" w:ascii="Times New Roman" w:hAnsi="Times New Roman" w:cs="Times New Roman"/>
-          <w:b/>
-          <w:sz w:val="20"/>
-          <w:szCs w:val="20"/>
-          <w:lang w:val="en-US"/>
-        </w:rPr>
-      </w:pPr>
+        <w:t>Chức năng cập nhật trạng thái xử lý đơn</w:t>
+      </w:r>
       <w:r>
         <w:rPr>
           <w:rFonts w:hint="default" w:eastAsia="sans-serif" w:cs="Times New Roman"/>
@@ -2538,9 +2729,18 @@
           <w:shd w:val="clear" w:fill="FFFFFF"/>
           <w:lang w:val="en-US"/>
         </w:rPr>
-        <w:t xml:space="preserve">+ </w:t>
-      </w:r>
-      <w:r>
+        <w:t>.</w:t>
+      </w:r>
+    </w:p>
+    <w:p>
+      <w:pPr>
+        <w:pStyle w:val="5"/>
+        <w:numPr>
+          <w:ilvl w:val="0"/>
+          <w:numId w:val="0"/>
+        </w:numPr>
+        <w:spacing w:before="0" w:after="0" w:line="240" w:lineRule="auto"/>
+        <w:ind w:left="720" w:leftChars="0" w:firstLine="708" w:firstLineChars="0"/>
         <w:rPr>
           <w:rFonts w:hint="default" w:ascii="Times New Roman" w:hAnsi="Times New Roman" w:eastAsia="sans-serif" w:cs="Times New Roman"/>
           <w:i w:val="0"/>
@@ -2551,161 +2751,25 @@
           <w:sz w:val="20"/>
           <w:szCs w:val="20"/>
           <w:shd w:val="clear" w:fill="FFFFFF"/>
-        </w:rPr>
-        <w:t>Tính toán và xem tổng số tiền tạm tính trong giỏ</w:t>
-      </w:r>
-    </w:p>
-    <w:p>
-      <w:pPr>
-        <w:spacing w:before="0" w:after="0"/>
-        <w:ind w:left="360"/>
-        <w:rPr>
-          <w:rFonts w:hint="default" w:ascii="Times New Roman" w:hAnsi="Times New Roman" w:cs="Times New Roman"/>
-          <w:b/>
-          <w:sz w:val="20"/>
-          <w:szCs w:val="20"/>
-          <w:lang w:val="en-US"/>
-        </w:rPr>
-      </w:pPr>
-      <w:r>
-        <w:rPr>
-          <w:rFonts w:hint="default" w:ascii="Times New Roman" w:hAnsi="Times New Roman" w:cs="Times New Roman"/>
-          <w:b/>
-          <w:sz w:val="20"/>
-          <w:szCs w:val="20"/>
-          <w:lang w:val="en-US"/>
-        </w:rPr>
-        <w:t xml:space="preserve">- Module </w:t>
-      </w:r>
-      <w:r>
-        <w:rPr>
-          <w:rFonts w:hint="default" w:ascii="Times New Roman" w:hAnsi="Times New Roman" w:cs="Times New Roman"/>
-          <w:b/>
-          <w:bCs/>
-          <w:sz w:val="20"/>
-          <w:szCs w:val="20"/>
-        </w:rPr>
-        <w:t>quản lý đơn hàng</w:t>
-      </w:r>
-      <w:r>
-        <w:rPr>
-          <w:rFonts w:hint="default" w:ascii="Times New Roman" w:hAnsi="Times New Roman" w:cs="Times New Roman"/>
-          <w:b/>
-          <w:sz w:val="20"/>
-          <w:szCs w:val="20"/>
-          <w:lang w:val="en-US"/>
-        </w:rPr>
-        <w:t>:</w:t>
-      </w:r>
-    </w:p>
-    <w:p>
-      <w:pPr>
-        <w:pStyle w:val="5"/>
-        <w:numPr>
-          <w:ilvl w:val="0"/>
-          <w:numId w:val="2"/>
-        </w:numPr>
-        <w:spacing w:before="0" w:after="0" w:line="240" w:lineRule="auto"/>
-        <w:ind w:left="1077" w:hanging="357"/>
-        <w:rPr>
-          <w:rFonts w:hint="default" w:ascii="Times New Roman" w:hAnsi="Times New Roman" w:cs="Times New Roman"/>
-          <w:b/>
-          <w:sz w:val="20"/>
-          <w:szCs w:val="20"/>
-          <w:lang w:val="en-US"/>
-        </w:rPr>
-      </w:pPr>
-      <w:r>
-        <w:rPr>
-          <w:rFonts w:hint="default" w:ascii="Times New Roman" w:hAnsi="Times New Roman" w:cs="Times New Roman"/>
-          <w:b/>
-          <w:sz w:val="20"/>
-          <w:szCs w:val="20"/>
-          <w:lang w:val="en-US"/>
-        </w:rPr>
-        <w:t>Output:</w:t>
-      </w:r>
-    </w:p>
-    <w:p>
-      <w:pPr>
-        <w:pStyle w:val="5"/>
-        <w:numPr>
-          <w:numId w:val="0"/>
-        </w:numPr>
-        <w:spacing w:before="0" w:after="0" w:line="240" w:lineRule="auto"/>
-        <w:ind w:left="708" w:leftChars="0" w:firstLine="708" w:firstLineChars="0"/>
-        <w:rPr>
-          <w:rFonts w:hint="default" w:ascii="Times New Roman" w:hAnsi="Times New Roman" w:cs="Times New Roman"/>
-          <w:b/>
-          <w:sz w:val="20"/>
-          <w:szCs w:val="20"/>
-          <w:lang w:val="en-US"/>
-        </w:rPr>
-      </w:pPr>
-      <w:r>
-        <w:rPr>
-          <w:rFonts w:hint="default" w:eastAsia="SimSun" w:cs="Times New Roman"/>
-          <w:sz w:val="20"/>
-          <w:szCs w:val="20"/>
+          <w:lang w:val="en-US"/>
+        </w:rPr>
+      </w:pPr>
+      <w:r>
+        <w:rPr>
+          <w:rFonts w:hint="default" w:eastAsia="sans-serif" w:cs="Times New Roman"/>
+          <w:i w:val="0"/>
+          <w:iCs w:val="0"/>
+          <w:caps w:val="0"/>
+          <w:color w:val="303030"/>
+          <w:spacing w:val="0"/>
+          <w:sz w:val="20"/>
+          <w:szCs w:val="20"/>
+          <w:shd w:val="clear" w:fill="FFFFFF"/>
           <w:lang w:val="en-US"/>
         </w:rPr>
         <w:t xml:space="preserve">+ </w:t>
       </w:r>
       <w:r>
-        <w:rPr>
-          <w:rFonts w:hint="default" w:ascii="Times New Roman" w:hAnsi="Times New Roman" w:eastAsia="SimSun" w:cs="Times New Roman"/>
-          <w:sz w:val="20"/>
-          <w:szCs w:val="20"/>
-        </w:rPr>
-        <w:t>In / Xuất phiếu giao hàng / Chi tiết đơn hàng</w:t>
-      </w:r>
-    </w:p>
-    <w:p>
-      <w:pPr>
-        <w:pStyle w:val="5"/>
-        <w:numPr>
-          <w:ilvl w:val="0"/>
-          <w:numId w:val="2"/>
-        </w:numPr>
-        <w:spacing w:before="0" w:after="0" w:line="240" w:lineRule="auto"/>
-        <w:ind w:left="1077" w:hanging="357"/>
-        <w:rPr>
-          <w:rFonts w:hint="default" w:ascii="Times New Roman" w:hAnsi="Times New Roman" w:cs="Times New Roman"/>
-          <w:b/>
-          <w:sz w:val="20"/>
-          <w:szCs w:val="20"/>
-          <w:lang w:val="en-US"/>
-        </w:rPr>
-      </w:pPr>
-      <w:r>
-        <w:rPr>
-          <w:rFonts w:hint="default" w:ascii="Times New Roman" w:hAnsi="Times New Roman" w:cs="Times New Roman"/>
-          <w:b/>
-          <w:sz w:val="20"/>
-          <w:szCs w:val="20"/>
-          <w:lang w:val="en-US"/>
-        </w:rPr>
-        <w:t>Input</w:t>
-      </w:r>
-      <w:r>
-        <w:rPr>
-          <w:rFonts w:hint="default" w:ascii="Times New Roman" w:hAnsi="Times New Roman" w:cs="Times New Roman"/>
-          <w:b/>
-          <w:sz w:val="20"/>
-          <w:szCs w:val="20"/>
-          <w:lang w:val="en-US"/>
-        </w:rPr>
-        <w:t>:</w:t>
-      </w:r>
-    </w:p>
-    <w:p>
-      <w:pPr>
-        <w:pStyle w:val="5"/>
-        <w:numPr>
-          <w:numId w:val="0"/>
-        </w:numPr>
-        <w:spacing w:before="0" w:after="0" w:line="240" w:lineRule="auto"/>
-        <w:ind w:left="720" w:leftChars="0" w:firstLine="708" w:firstLineChars="0"/>
         <w:rPr>
           <w:rFonts w:hint="default" w:ascii="Times New Roman" w:hAnsi="Times New Roman" w:eastAsia="sans-serif" w:cs="Times New Roman"/>
           <w:i w:val="0"/>
@@ -2716,9 +2780,9 @@
           <w:sz w:val="20"/>
           <w:szCs w:val="20"/>
           <w:shd w:val="clear" w:fill="FFFFFF"/>
-          <w:lang w:val="en-US"/>
-        </w:rPr>
-      </w:pPr>
+        </w:rPr>
+        <w:t>Chức năng yêu cầu hủy đơn hàng</w:t>
+      </w:r>
       <w:r>
         <w:rPr>
           <w:rFonts w:hint="default" w:eastAsia="sans-serif" w:cs="Times New Roman"/>
@@ -2732,9 +2796,197 @@
           <w:shd w:val="clear" w:fill="FFFFFF"/>
           <w:lang w:val="en-US"/>
         </w:rPr>
+        <w:t>.</w:t>
+      </w:r>
+    </w:p>
+    <w:p>
+      <w:pPr>
+        <w:pStyle w:val="5"/>
+        <w:numPr>
+          <w:ilvl w:val="0"/>
+          <w:numId w:val="2"/>
+        </w:numPr>
+        <w:spacing w:before="0" w:after="0" w:line="240" w:lineRule="auto"/>
+        <w:ind w:left="1077" w:hanging="357"/>
+        <w:rPr>
+          <w:rFonts w:hint="default" w:ascii="Times New Roman" w:hAnsi="Times New Roman" w:cs="Times New Roman"/>
+          <w:b/>
+          <w:sz w:val="20"/>
+          <w:szCs w:val="20"/>
+          <w:lang w:val="en-US"/>
+        </w:rPr>
+      </w:pPr>
+      <w:r>
+        <w:rPr>
+          <w:rFonts w:hint="default" w:ascii="Times New Roman" w:hAnsi="Times New Roman" w:cs="Times New Roman"/>
+          <w:b/>
+          <w:sz w:val="20"/>
+          <w:szCs w:val="20"/>
+          <w:lang w:val="en-US"/>
+        </w:rPr>
+        <w:t>Files:</w:t>
+      </w:r>
+    </w:p>
+    <w:p>
+      <w:pPr>
+        <w:pStyle w:val="5"/>
+        <w:numPr>
+          <w:ilvl w:val="0"/>
+          <w:numId w:val="0"/>
+        </w:numPr>
+        <w:spacing w:before="0" w:after="0" w:line="240" w:lineRule="auto"/>
+        <w:ind w:left="708" w:leftChars="0" w:firstLine="708" w:firstLineChars="0"/>
+        <w:rPr>
+          <w:rFonts w:hint="default" w:ascii="Times New Roman" w:hAnsi="Times New Roman" w:cs="Times New Roman"/>
+          <w:b w:val="0"/>
+          <w:bCs/>
+          <w:sz w:val="20"/>
+          <w:szCs w:val="20"/>
+          <w:lang w:val="en-US"/>
+        </w:rPr>
+      </w:pPr>
+      <w:r>
+        <w:rPr>
+          <w:rFonts w:hint="default" w:cs="Times New Roman"/>
+          <w:b w:val="0"/>
+          <w:bCs/>
+          <w:sz w:val="20"/>
+          <w:szCs w:val="20"/>
+          <w:lang w:val="en-US"/>
+        </w:rPr>
         <w:t xml:space="preserve">+ </w:t>
       </w:r>
       <w:r>
+        <w:rPr>
+          <w:rFonts w:hint="default" w:ascii="Times New Roman" w:hAnsi="Times New Roman" w:cs="Times New Roman"/>
+          <w:b w:val="0"/>
+          <w:bCs/>
+          <w:sz w:val="20"/>
+          <w:szCs w:val="20"/>
+          <w:lang w:val="en-US"/>
+        </w:rPr>
+        <w:t>DonHang</w:t>
+      </w:r>
+    </w:p>
+    <w:p>
+      <w:pPr>
+        <w:pStyle w:val="5"/>
+        <w:numPr>
+          <w:ilvl w:val="0"/>
+          <w:numId w:val="0"/>
+        </w:numPr>
+        <w:spacing w:before="0" w:after="0" w:line="240" w:lineRule="auto"/>
+        <w:ind w:left="708" w:leftChars="0" w:firstLine="708" w:firstLineChars="0"/>
+        <w:rPr>
+          <w:rFonts w:hint="default" w:ascii="Times New Roman" w:hAnsi="Times New Roman" w:cs="Times New Roman"/>
+          <w:b w:val="0"/>
+          <w:bCs/>
+          <w:sz w:val="20"/>
+          <w:szCs w:val="20"/>
+          <w:lang w:val="en-US"/>
+        </w:rPr>
+      </w:pPr>
+      <w:r>
+        <w:rPr>
+          <w:rFonts w:hint="default" w:cs="Times New Roman"/>
+          <w:b w:val="0"/>
+          <w:bCs/>
+          <w:sz w:val="20"/>
+          <w:szCs w:val="20"/>
+          <w:lang w:val="en-US"/>
+        </w:rPr>
+        <w:t xml:space="preserve">+ </w:t>
+      </w:r>
+      <w:r>
+        <w:rPr>
+          <w:rFonts w:hint="default" w:ascii="Times New Roman" w:hAnsi="Times New Roman" w:cs="Times New Roman"/>
+          <w:b w:val="0"/>
+          <w:bCs/>
+          <w:sz w:val="20"/>
+          <w:szCs w:val="20"/>
+          <w:lang w:val="en-US"/>
+        </w:rPr>
+        <w:t>ChiTietDonHang</w:t>
+      </w:r>
+    </w:p>
+    <w:p>
+      <w:pPr>
+        <w:pStyle w:val="5"/>
+        <w:numPr>
+          <w:ilvl w:val="0"/>
+          <w:numId w:val="0"/>
+        </w:numPr>
+        <w:spacing w:before="0" w:after="0" w:line="240" w:lineRule="auto"/>
+        <w:ind w:left="708" w:leftChars="0" w:firstLine="708" w:firstLineChars="0"/>
+        <w:rPr>
+          <w:rFonts w:hint="default" w:ascii="Times New Roman" w:hAnsi="Times New Roman" w:cs="Times New Roman"/>
+          <w:b/>
+          <w:sz w:val="20"/>
+          <w:szCs w:val="20"/>
+          <w:lang w:val="en-US"/>
+        </w:rPr>
+      </w:pPr>
+      <w:r>
+        <w:rPr>
+          <w:rFonts w:hint="default" w:cs="Times New Roman"/>
+          <w:b/>
+          <w:sz w:val="20"/>
+          <w:szCs w:val="20"/>
+          <w:lang w:val="en-US"/>
+        </w:rPr>
+        <w:t xml:space="preserve">+ </w:t>
+      </w:r>
+      <w:r>
+        <w:rPr>
+          <w:rFonts w:hint="default" w:ascii="Times New Roman" w:hAnsi="Times New Roman" w:eastAsia="monospace" w:cs="Times New Roman"/>
+          <w:i w:val="0"/>
+          <w:iCs w:val="0"/>
+          <w:caps w:val="0"/>
+          <w:spacing w:val="0"/>
+          <w:sz w:val="20"/>
+          <w:szCs w:val="20"/>
+          <w:shd w:val="clear" w:fill="F2F0F0"/>
+        </w:rPr>
+        <w:t>LichSu_TrangThaiDonHang</w:t>
+      </w:r>
+    </w:p>
+    <w:p>
+      <w:pPr>
+        <w:pStyle w:val="5"/>
+        <w:numPr>
+          <w:ilvl w:val="0"/>
+          <w:numId w:val="2"/>
+        </w:numPr>
+        <w:spacing w:before="0" w:after="0" w:line="240" w:lineRule="auto"/>
+        <w:ind w:left="1077" w:hanging="357"/>
+        <w:rPr>
+          <w:rFonts w:hint="default" w:ascii="Times New Roman" w:hAnsi="Times New Roman" w:cs="Times New Roman"/>
+          <w:b/>
+          <w:sz w:val="20"/>
+          <w:szCs w:val="20"/>
+          <w:lang w:val="en-US"/>
+        </w:rPr>
+      </w:pPr>
+      <w:r>
+        <w:rPr>
+          <w:rFonts w:hint="default" w:ascii="Times New Roman" w:hAnsi="Times New Roman" w:cs="Times New Roman"/>
+          <w:b/>
+          <w:sz w:val="20"/>
+          <w:szCs w:val="20"/>
+          <w:lang w:val="en-US"/>
+        </w:rPr>
+        <w:t>Interfaces: Không có</w:t>
+      </w:r>
+    </w:p>
+    <w:p>
+      <w:pPr>
+        <w:pStyle w:val="5"/>
+        <w:numPr>
+          <w:ilvl w:val="0"/>
+          <w:numId w:val="2"/>
+        </w:numPr>
+        <w:spacing w:before="0" w:line="240" w:lineRule="auto"/>
+        <w:ind w:left="1077" w:hanging="357"/>
         <w:rPr>
           <w:rFonts w:hint="default" w:ascii="Times New Roman" w:hAnsi="Times New Roman" w:eastAsia="sans-serif" w:cs="Times New Roman"/>
           <w:i w:val="0"/>
@@ -2746,8 +2998,35 @@
           <w:szCs w:val="20"/>
           <w:shd w:val="clear" w:fill="FFFFFF"/>
         </w:rPr>
-        <w:t>Chức năng cập nhật trạng thái xử lý đơn</w:t>
-      </w:r>
+      </w:pPr>
+      <w:r>
+        <w:rPr>
+          <w:rFonts w:hint="default" w:ascii="Times New Roman" w:hAnsi="Times New Roman" w:cs="Times New Roman"/>
+          <w:b/>
+          <w:sz w:val="20"/>
+          <w:szCs w:val="20"/>
+          <w:lang w:val="en-US"/>
+        </w:rPr>
+        <w:t>Queries:</w:t>
+      </w:r>
+    </w:p>
+    <w:p>
+      <w:pPr>
+        <w:pStyle w:val="5"/>
+        <w:numPr>
+          <w:numId w:val="0"/>
+        </w:numPr>
+        <w:spacing w:before="0" w:line="240" w:lineRule="auto"/>
+        <w:ind w:left="1416" w:leftChars="0"/>
+        <w:rPr>
+          <w:rFonts w:hint="default" w:ascii="Times New Roman" w:hAnsi="Times New Roman" w:eastAsia="sans-serif" w:cs="Times New Roman"/>
+          <w:i w:val="0"/>
+          <w:iCs w:val="0"/>
+          <w:spacing w:val="0"/>
+          <w:sz w:val="20"/>
+          <w:szCs w:val="20"/>
+        </w:rPr>
+      </w:pPr>
       <w:r>
         <w:rPr>
           <w:rFonts w:hint="default" w:eastAsia="sans-serif" w:cs="Times New Roman"/>
@@ -2761,17 +3040,9 @@
           <w:shd w:val="clear" w:fill="FFFFFF"/>
           <w:lang w:val="en-US"/>
         </w:rPr>
-        <w:t>.</w:t>
-      </w:r>
-    </w:p>
-    <w:p>
-      <w:pPr>
-        <w:pStyle w:val="5"/>
-        <w:numPr>
-          <w:numId w:val="0"/>
-        </w:numPr>
-        <w:spacing w:before="0" w:after="0" w:line="240" w:lineRule="auto"/>
-        <w:ind w:left="720" w:leftChars="0" w:firstLine="708" w:firstLineChars="0"/>
+        <w:t xml:space="preserve">+ </w:t>
+      </w:r>
+      <w:r>
         <w:rPr>
           <w:rFonts w:hint="default" w:ascii="Times New Roman" w:hAnsi="Times New Roman" w:eastAsia="sans-serif" w:cs="Times New Roman"/>
           <w:i w:val="0"/>
@@ -2782,6 +3053,23 @@
           <w:sz w:val="20"/>
           <w:szCs w:val="20"/>
           <w:shd w:val="clear" w:fill="FFFFFF"/>
+        </w:rPr>
+        <w:t>Khách hàng xem lịch sử các đơn hàng đã đặt.</w:t>
+      </w:r>
+    </w:p>
+    <w:p>
+      <w:pPr>
+        <w:pStyle w:val="5"/>
+        <w:numPr>
+          <w:numId w:val="0"/>
+        </w:numPr>
+        <w:spacing w:before="0" w:line="240" w:lineRule="auto"/>
+        <w:ind w:left="1416" w:leftChars="0"/>
+        <w:rPr>
+          <w:rFonts w:hint="default" w:ascii="Times New Roman" w:hAnsi="Times New Roman" w:cs="Times New Roman"/>
+          <w:b/>
+          <w:sz w:val="20"/>
+          <w:szCs w:val="20"/>
           <w:lang w:val="en-US"/>
         </w:rPr>
       </w:pPr>
@@ -2812,8 +3100,136 @@
           <w:szCs w:val="20"/>
           <w:shd w:val="clear" w:fill="FFFFFF"/>
         </w:rPr>
-        <w:t>Chức năng yêu cầu hủy đơn hàng</w:t>
-      </w:r>
+        <w:t>Xem chi tiết tiến độ và trạng thái hiện tại của một đơn hàng.</w:t>
+      </w:r>
+    </w:p>
+    <w:p>
+      <w:pPr>
+        <w:pStyle w:val="5"/>
+        <w:numPr>
+          <w:numId w:val="0"/>
+        </w:numPr>
+        <w:spacing w:before="0" w:line="240" w:lineRule="auto"/>
+        <w:ind w:left="1416" w:leftChars="0"/>
+        <w:rPr>
+          <w:rFonts w:hint="default" w:ascii="Times New Roman" w:hAnsi="Times New Roman" w:cs="Times New Roman"/>
+          <w:b/>
+          <w:sz w:val="20"/>
+          <w:szCs w:val="20"/>
+          <w:lang w:val="en-US"/>
+        </w:rPr>
+      </w:pPr>
+      <w:r>
+        <w:rPr>
+          <w:rFonts w:hint="default" w:eastAsia="SimSun" w:cs="Times New Roman"/>
+          <w:sz w:val="20"/>
+          <w:szCs w:val="20"/>
+          <w:lang w:val="en-US"/>
+        </w:rPr>
+        <w:t xml:space="preserve">+ </w:t>
+      </w:r>
+      <w:r>
+        <w:rPr>
+          <w:rFonts w:hint="default" w:ascii="Times New Roman" w:hAnsi="Times New Roman" w:eastAsia="SimSun" w:cs="Times New Roman"/>
+          <w:sz w:val="20"/>
+          <w:szCs w:val="20"/>
+        </w:rPr>
+        <w:t>Xem chi tiết 1 đơn hàng cụ thể</w:t>
+      </w:r>
+    </w:p>
+    <w:p>
+      <w:pPr>
+        <w:spacing w:before="0" w:after="0"/>
+        <w:ind w:left="360"/>
+        <w:rPr>
+          <w:rFonts w:hint="default" w:ascii="Times New Roman" w:hAnsi="Times New Roman" w:cs="Times New Roman"/>
+          <w:b/>
+          <w:sz w:val="20"/>
+          <w:szCs w:val="20"/>
+          <w:lang w:val="en-US"/>
+        </w:rPr>
+      </w:pPr>
+      <w:r>
+        <w:rPr>
+          <w:rFonts w:hint="default" w:ascii="Times New Roman" w:hAnsi="Times New Roman" w:cs="Times New Roman"/>
+          <w:b/>
+          <w:sz w:val="20"/>
+          <w:szCs w:val="20"/>
+          <w:lang w:val="en-US"/>
+        </w:rPr>
+        <w:t xml:space="preserve">- Module </w:t>
+      </w:r>
+      <w:r>
+        <w:rPr>
+          <w:rFonts w:hint="default" w:ascii="Times New Roman" w:hAnsi="Times New Roman" w:cs="Times New Roman"/>
+          <w:b/>
+          <w:bCs/>
+          <w:sz w:val="20"/>
+          <w:szCs w:val="20"/>
+        </w:rPr>
+        <w:t>báo cáo &amp; Thống kê</w:t>
+      </w:r>
+      <w:r>
+        <w:rPr>
+          <w:rFonts w:hint="default" w:ascii="Times New Roman" w:hAnsi="Times New Roman" w:cs="Times New Roman"/>
+          <w:b/>
+          <w:sz w:val="20"/>
+          <w:szCs w:val="20"/>
+          <w:lang w:val="en-US"/>
+        </w:rPr>
+        <w:t>:</w:t>
+      </w:r>
+    </w:p>
+    <w:p>
+      <w:pPr>
+        <w:pStyle w:val="5"/>
+        <w:numPr>
+          <w:ilvl w:val="0"/>
+          <w:numId w:val="2"/>
+        </w:numPr>
+        <w:spacing w:before="0" w:after="0" w:line="240" w:lineRule="auto"/>
+        <w:ind w:left="1077" w:hanging="357"/>
+        <w:rPr>
+          <w:rFonts w:hint="default" w:ascii="Times New Roman" w:hAnsi="Times New Roman" w:eastAsia="sans-serif" w:cs="Times New Roman"/>
+          <w:i w:val="0"/>
+          <w:iCs w:val="0"/>
+          <w:spacing w:val="0"/>
+          <w:sz w:val="20"/>
+          <w:szCs w:val="20"/>
+        </w:rPr>
+      </w:pPr>
+      <w:r>
+        <w:rPr>
+          <w:rFonts w:hint="default" w:ascii="Times New Roman" w:hAnsi="Times New Roman" w:cs="Times New Roman"/>
+          <w:b/>
+          <w:sz w:val="20"/>
+          <w:szCs w:val="20"/>
+          <w:lang w:val="en-US"/>
+        </w:rPr>
+        <w:t>Output:</w:t>
+      </w:r>
+    </w:p>
+    <w:p>
+      <w:pPr>
+        <w:pStyle w:val="5"/>
+        <w:numPr>
+          <w:ilvl w:val="0"/>
+          <w:numId w:val="0"/>
+        </w:numPr>
+        <w:spacing w:before="0" w:after="0" w:line="240" w:lineRule="auto"/>
+        <w:ind w:left="1416" w:leftChars="0"/>
+        <w:rPr>
+          <w:rFonts w:hint="default" w:ascii="Times New Roman" w:hAnsi="Times New Roman" w:eastAsia="sans-serif" w:cs="Times New Roman"/>
+          <w:i w:val="0"/>
+          <w:iCs w:val="0"/>
+          <w:caps w:val="0"/>
+          <w:color w:val="303030"/>
+          <w:spacing w:val="0"/>
+          <w:sz w:val="20"/>
+          <w:szCs w:val="20"/>
+          <w:shd w:val="clear" w:fill="FFFFFF"/>
+        </w:rPr>
+      </w:pPr>
       <w:r>
         <w:rPr>
           <w:rFonts w:hint="default" w:eastAsia="sans-serif" w:cs="Times New Roman"/>
@@ -2827,211 +3243,9 @@
           <w:shd w:val="clear" w:fill="FFFFFF"/>
           <w:lang w:val="en-US"/>
         </w:rPr>
-        <w:t>.</w:t>
-      </w:r>
-    </w:p>
-    <w:p>
-      <w:pPr>
-        <w:pStyle w:val="5"/>
-        <w:numPr>
-          <w:ilvl w:val="0"/>
-          <w:numId w:val="2"/>
-        </w:numPr>
-        <w:spacing w:before="0" w:after="0" w:line="240" w:lineRule="auto"/>
-        <w:ind w:left="1077" w:hanging="357"/>
-        <w:rPr>
-          <w:rFonts w:hint="default" w:ascii="Times New Roman" w:hAnsi="Times New Roman" w:cs="Times New Roman"/>
-          <w:b/>
-          <w:sz w:val="20"/>
-          <w:szCs w:val="20"/>
-          <w:lang w:val="en-US"/>
-        </w:rPr>
-      </w:pPr>
-      <w:r>
-        <w:rPr>
-          <w:rFonts w:hint="default" w:ascii="Times New Roman" w:hAnsi="Times New Roman" w:cs="Times New Roman"/>
-          <w:b/>
-          <w:sz w:val="20"/>
-          <w:szCs w:val="20"/>
-          <w:lang w:val="en-US"/>
-        </w:rPr>
-        <w:t>Files:</w:t>
-      </w:r>
-    </w:p>
-    <w:p>
-      <w:pPr>
-        <w:pStyle w:val="5"/>
-        <w:numPr>
-          <w:numId w:val="0"/>
-        </w:numPr>
-        <w:spacing w:before="0" w:after="0" w:line="240" w:lineRule="auto"/>
-        <w:ind w:left="708" w:leftChars="0" w:firstLine="708" w:firstLineChars="0"/>
-        <w:rPr>
-          <w:rFonts w:hint="default" w:ascii="Times New Roman" w:hAnsi="Times New Roman" w:cs="Times New Roman"/>
-          <w:b w:val="0"/>
-          <w:bCs/>
-          <w:sz w:val="20"/>
-          <w:szCs w:val="20"/>
-          <w:lang w:val="en-US"/>
-        </w:rPr>
-      </w:pPr>
-      <w:r>
-        <w:rPr>
-          <w:rFonts w:hint="default" w:cs="Times New Roman"/>
-          <w:b w:val="0"/>
-          <w:bCs/>
-          <w:sz w:val="20"/>
-          <w:szCs w:val="20"/>
-          <w:lang w:val="en-US"/>
-        </w:rPr>
         <w:t xml:space="preserve">+ </w:t>
       </w:r>
       <w:r>
-        <w:rPr>
-          <w:rFonts w:hint="default" w:ascii="Times New Roman" w:hAnsi="Times New Roman" w:cs="Times New Roman"/>
-          <w:b w:val="0"/>
-          <w:bCs/>
-          <w:sz w:val="20"/>
-          <w:szCs w:val="20"/>
-          <w:lang w:val="en-US"/>
-        </w:rPr>
-        <w:t>DonHang</w:t>
-      </w:r>
-    </w:p>
-    <w:p>
-      <w:pPr>
-        <w:pStyle w:val="5"/>
-        <w:numPr>
-          <w:numId w:val="0"/>
-        </w:numPr>
-        <w:spacing w:before="0" w:after="0" w:line="240" w:lineRule="auto"/>
-        <w:ind w:left="708" w:leftChars="0" w:firstLine="708" w:firstLineChars="0"/>
-        <w:rPr>
-          <w:rFonts w:hint="default" w:ascii="Times New Roman" w:hAnsi="Times New Roman" w:cs="Times New Roman"/>
-          <w:b w:val="0"/>
-          <w:bCs/>
-          <w:sz w:val="20"/>
-          <w:szCs w:val="20"/>
-          <w:lang w:val="en-US"/>
-        </w:rPr>
-      </w:pPr>
-      <w:r>
-        <w:rPr>
-          <w:rFonts w:hint="default" w:cs="Times New Roman"/>
-          <w:b w:val="0"/>
-          <w:bCs/>
-          <w:sz w:val="20"/>
-          <w:szCs w:val="20"/>
-          <w:lang w:val="en-US"/>
-        </w:rPr>
-        <w:t xml:space="preserve">+ </w:t>
-      </w:r>
-      <w:r>
-        <w:rPr>
-          <w:rFonts w:hint="default" w:ascii="Times New Roman" w:hAnsi="Times New Roman" w:cs="Times New Roman"/>
-          <w:b w:val="0"/>
-          <w:bCs/>
-          <w:sz w:val="20"/>
-          <w:szCs w:val="20"/>
-          <w:lang w:val="en-US"/>
-        </w:rPr>
-        <w:t>ChiTietDonHang</w:t>
-      </w:r>
-    </w:p>
-    <w:p>
-      <w:pPr>
-        <w:pStyle w:val="5"/>
-        <w:numPr>
-          <w:numId w:val="0"/>
-        </w:numPr>
-        <w:spacing w:before="0" w:after="0" w:line="240" w:lineRule="auto"/>
-        <w:rPr>
-          <w:rFonts w:hint="default" w:ascii="Times New Roman" w:hAnsi="Times New Roman" w:cs="Times New Roman"/>
-          <w:b/>
-          <w:sz w:val="20"/>
-          <w:szCs w:val="20"/>
-          <w:lang w:val="en-US"/>
-        </w:rPr>
-      </w:pPr>
-    </w:p>
-    <w:p>
-      <w:pPr>
-        <w:pStyle w:val="5"/>
-        <w:numPr>
-          <w:ilvl w:val="0"/>
-          <w:numId w:val="2"/>
-        </w:numPr>
-        <w:spacing w:before="0" w:after="0" w:line="240" w:lineRule="auto"/>
-        <w:ind w:left="1077" w:hanging="357"/>
-        <w:rPr>
-          <w:rFonts w:hint="default" w:ascii="Times New Roman" w:hAnsi="Times New Roman" w:cs="Times New Roman"/>
-          <w:b/>
-          <w:sz w:val="20"/>
-          <w:szCs w:val="20"/>
-          <w:lang w:val="en-US"/>
-        </w:rPr>
-      </w:pPr>
-      <w:r>
-        <w:rPr>
-          <w:rFonts w:hint="default" w:ascii="Times New Roman" w:hAnsi="Times New Roman" w:cs="Times New Roman"/>
-          <w:b/>
-          <w:sz w:val="20"/>
-          <w:szCs w:val="20"/>
-          <w:lang w:val="en-US"/>
-        </w:rPr>
-        <w:t>Interfaces:</w:t>
-      </w:r>
-      <w:r>
-        <w:rPr>
-          <w:rFonts w:hint="default" w:ascii="Times New Roman" w:hAnsi="Times New Roman" w:cs="Times New Roman"/>
-          <w:b/>
-          <w:sz w:val="20"/>
-          <w:szCs w:val="20"/>
-          <w:lang w:val="en-US"/>
-        </w:rPr>
-        <w:t xml:space="preserve"> Không có</w:t>
-      </w:r>
-    </w:p>
-    <w:p>
-      <w:pPr>
-        <w:pStyle w:val="5"/>
-        <w:numPr>
-          <w:ilvl w:val="0"/>
-          <w:numId w:val="2"/>
-        </w:numPr>
-        <w:spacing w:before="0" w:line="240" w:lineRule="auto"/>
-        <w:ind w:left="1077" w:hanging="357"/>
-        <w:rPr>
-          <w:rFonts w:hint="default" w:ascii="Times New Roman" w:hAnsi="Times New Roman" w:eastAsia="sans-serif" w:cs="Times New Roman"/>
-          <w:i w:val="0"/>
-          <w:iCs w:val="0"/>
-          <w:spacing w:val="0"/>
-          <w:sz w:val="20"/>
-          <w:szCs w:val="20"/>
-        </w:rPr>
-      </w:pPr>
-      <w:r>
-        <w:rPr>
-          <w:rFonts w:hint="default" w:ascii="Times New Roman" w:hAnsi="Times New Roman" w:cs="Times New Roman"/>
-          <w:b/>
-          <w:sz w:val="20"/>
-          <w:szCs w:val="20"/>
-          <w:lang w:val="en-US"/>
-        </w:rPr>
-        <w:t>Queries:</w:t>
-      </w:r>
-    </w:p>
-    <w:p>
-      <w:pPr>
-        <w:keepNext w:val="0"/>
-        <w:keepLines w:val="0"/>
-        <w:widowControl/>
-        <w:numPr>
-          <w:numId w:val="0"/>
-        </w:numPr>
-        <w:suppressLineNumbers w:val="0"/>
-        <w:spacing w:before="0" w:beforeAutospacing="1" w:after="0" w:afterAutospacing="1" w:line="288" w:lineRule="atLeast"/>
-        <w:ind w:left="708" w:leftChars="0" w:firstLine="708" w:firstLineChars="0"/>
         <w:rPr>
           <w:rFonts w:hint="default" w:ascii="Times New Roman" w:hAnsi="Times New Roman" w:eastAsia="sans-serif" w:cs="Times New Roman"/>
           <w:i w:val="0"/>
@@ -3043,6 +3257,23 @@
           <w:szCs w:val="20"/>
           <w:shd w:val="clear" w:fill="FFFFFF"/>
         </w:rPr>
+        <w:t>Báo cáo  doanh thu theo khoảng thời gian.</w:t>
+      </w:r>
+    </w:p>
+    <w:p>
+      <w:pPr>
+        <w:pStyle w:val="5"/>
+        <w:numPr>
+          <w:ilvl w:val="0"/>
+          <w:numId w:val="0"/>
+        </w:numPr>
+        <w:spacing w:before="0" w:after="0" w:line="240" w:lineRule="auto"/>
+        <w:ind w:left="1416" w:leftChars="0"/>
+        <w:rPr>
+          <w:rFonts w:hint="default" w:ascii="Times New Roman" w:hAnsi="Times New Roman" w:eastAsia="SimSun" w:cs="Times New Roman"/>
+          <w:sz w:val="20"/>
+          <w:szCs w:val="20"/>
+        </w:rPr>
       </w:pPr>
       <w:r>
         <w:rPr>
@@ -3071,27 +3302,136 @@
           <w:szCs w:val="20"/>
           <w:shd w:val="clear" w:fill="FFFFFF"/>
         </w:rPr>
-        <w:t>Khách hàng xem lịch sử các đơn hàng đã đặt.</w:t>
-      </w:r>
-    </w:p>
-    <w:p>
-      <w:pPr>
-        <w:keepNext w:val="0"/>
-        <w:keepLines w:val="0"/>
-        <w:widowControl/>
-        <w:numPr>
-          <w:numId w:val="0"/>
-        </w:numPr>
-        <w:suppressLineNumbers w:val="0"/>
-        <w:spacing w:before="0" w:beforeAutospacing="1" w:after="0" w:afterAutospacing="1" w:line="288" w:lineRule="atLeast"/>
-        <w:ind w:left="708" w:leftChars="0" w:firstLine="708" w:firstLineChars="0"/>
+        <w:t xml:space="preserve">Báo cáo và </w:t>
+      </w:r>
+      <w:r>
         <w:rPr>
           <w:rFonts w:hint="default" w:ascii="Times New Roman" w:hAnsi="Times New Roman" w:eastAsia="sans-serif" w:cs="Times New Roman"/>
           <w:i w:val="0"/>
           <w:iCs w:val="0"/>
+          <w:caps w:val="0"/>
+          <w:color w:val="303030"/>
           <w:spacing w:val="0"/>
           <w:sz w:val="20"/>
           <w:szCs w:val="20"/>
+          <w:shd w:val="clear" w:fill="FFFFFF"/>
+          <w:lang w:val="en-US"/>
+        </w:rPr>
+        <w:t>t</w:t>
+      </w:r>
+      <w:r>
+        <w:rPr>
+          <w:rFonts w:hint="default" w:ascii="Times New Roman" w:hAnsi="Times New Roman" w:eastAsia="SimSun" w:cs="Times New Roman"/>
+          <w:sz w:val="20"/>
+          <w:szCs w:val="20"/>
+        </w:rPr>
+        <w:t>hống kê danh sách các loại bánh bán chạy nhất</w:t>
+      </w:r>
+    </w:p>
+    <w:p>
+      <w:pPr>
+        <w:pStyle w:val="5"/>
+        <w:numPr>
+          <w:ilvl w:val="0"/>
+          <w:numId w:val="0"/>
+        </w:numPr>
+        <w:spacing w:before="0" w:after="0" w:line="240" w:lineRule="auto"/>
+        <w:ind w:left="1416" w:leftChars="0"/>
+        <w:rPr>
+          <w:rFonts w:hint="default" w:ascii="Times New Roman" w:hAnsi="Times New Roman" w:eastAsia="SimSun" w:cs="Times New Roman"/>
+          <w:sz w:val="20"/>
+          <w:szCs w:val="20"/>
+          <w:lang w:val="en-US"/>
+        </w:rPr>
+      </w:pPr>
+      <w:r>
+        <w:rPr>
+          <w:rFonts w:hint="default" w:ascii="Times New Roman" w:hAnsi="Times New Roman" w:eastAsia="sans-serif" w:cs="Times New Roman"/>
+          <w:i w:val="0"/>
+          <w:iCs w:val="0"/>
+          <w:caps w:val="0"/>
+          <w:color w:val="303030"/>
+          <w:spacing w:val="0"/>
+          <w:sz w:val="20"/>
+          <w:szCs w:val="20"/>
+          <w:shd w:val="clear" w:fill="FFFFFF"/>
+          <w:lang w:val="en-US"/>
+        </w:rPr>
+        <w:t xml:space="preserve">+ </w:t>
+      </w:r>
+      <w:r>
+        <w:rPr>
+          <w:rFonts w:hint="default" w:ascii="Times New Roman" w:hAnsi="Times New Roman" w:eastAsia="sans-serif" w:cs="Times New Roman"/>
+          <w:i w:val="0"/>
+          <w:iCs w:val="0"/>
+          <w:caps w:val="0"/>
+          <w:color w:val="303030"/>
+          <w:spacing w:val="0"/>
+          <w:sz w:val="20"/>
+          <w:szCs w:val="20"/>
+          <w:shd w:val="clear" w:fill="FFFFFF"/>
+        </w:rPr>
+        <w:t>Xuất dữ liệu ra file Excel/PDF</w:t>
+      </w:r>
+      <w:r>
+        <w:rPr>
+          <w:rFonts w:hint="default" w:ascii="Times New Roman" w:hAnsi="Times New Roman" w:eastAsia="sans-serif" w:cs="Times New Roman"/>
+          <w:i w:val="0"/>
+          <w:iCs w:val="0"/>
+          <w:caps w:val="0"/>
+          <w:color w:val="303030"/>
+          <w:spacing w:val="0"/>
+          <w:sz w:val="20"/>
+          <w:szCs w:val="20"/>
+          <w:shd w:val="clear" w:fill="FFFFFF"/>
+          <w:lang w:val="en-US"/>
+        </w:rPr>
+        <w:t>.</w:t>
+      </w:r>
+    </w:p>
+    <w:p>
+      <w:pPr>
+        <w:pStyle w:val="5"/>
+        <w:numPr>
+          <w:ilvl w:val="0"/>
+          <w:numId w:val="2"/>
+        </w:numPr>
+        <w:spacing w:before="0" w:after="0" w:line="240" w:lineRule="auto"/>
+        <w:ind w:left="1077" w:hanging="357"/>
+        <w:rPr>
+          <w:rFonts w:hint="default" w:ascii="Times New Roman" w:hAnsi="Times New Roman" w:cs="Times New Roman"/>
+          <w:b/>
+          <w:sz w:val="20"/>
+          <w:szCs w:val="20"/>
+          <w:lang w:val="en-US"/>
+        </w:rPr>
+      </w:pPr>
+      <w:r>
+        <w:rPr>
+          <w:rFonts w:hint="default" w:ascii="Times New Roman" w:hAnsi="Times New Roman" w:cs="Times New Roman"/>
+          <w:b/>
+          <w:sz w:val="20"/>
+          <w:szCs w:val="20"/>
+          <w:lang w:val="en-US"/>
+        </w:rPr>
+        <w:t>Input:</w:t>
+      </w:r>
+    </w:p>
+    <w:p>
+      <w:pPr>
+        <w:pStyle w:val="5"/>
+        <w:numPr>
+          <w:ilvl w:val="0"/>
+          <w:numId w:val="0"/>
+        </w:numPr>
+        <w:spacing w:before="0" w:after="0" w:line="240" w:lineRule="auto"/>
+        <w:ind w:left="708" w:leftChars="0" w:firstLine="708" w:firstLineChars="0"/>
+        <w:rPr>
+          <w:rFonts w:hint="default" w:ascii="Times New Roman" w:hAnsi="Times New Roman" w:cs="Times New Roman"/>
+          <w:b/>
+          <w:sz w:val="20"/>
+          <w:szCs w:val="20"/>
+          <w:lang w:val="en-US"/>
         </w:rPr>
       </w:pPr>
       <w:r>
@@ -3121,13 +3461,139 @@
           <w:szCs w:val="20"/>
           <w:shd w:val="clear" w:fill="FFFFFF"/>
         </w:rPr>
-        <w:t>Xem chi tiết tiến độ và trạng thái hiện tại của một đơn hàng.</w:t>
-      </w:r>
-    </w:p>
-    <w:p>
-      <w:pPr>
-        <w:pStyle w:val="5"/>
-        <w:numPr>
+        <w:t>Màn hình thiết lập bộ lọc khoảng thời gian</w:t>
+      </w:r>
+    </w:p>
+    <w:p>
+      <w:pPr>
+        <w:pStyle w:val="5"/>
+        <w:numPr>
+          <w:ilvl w:val="0"/>
+          <w:numId w:val="2"/>
+        </w:numPr>
+        <w:spacing w:before="0" w:after="0" w:line="240" w:lineRule="auto"/>
+        <w:ind w:left="1077" w:hanging="357"/>
+        <w:rPr>
+          <w:rFonts w:hint="default" w:ascii="Times New Roman" w:hAnsi="Times New Roman" w:cs="Times New Roman"/>
+          <w:b/>
+          <w:sz w:val="20"/>
+          <w:szCs w:val="20"/>
+          <w:lang w:val="en-US"/>
+        </w:rPr>
+      </w:pPr>
+      <w:r>
+        <w:rPr>
+          <w:rFonts w:hint="default" w:ascii="Times New Roman" w:hAnsi="Times New Roman" w:cs="Times New Roman"/>
+          <w:b/>
+          <w:sz w:val="20"/>
+          <w:szCs w:val="20"/>
+          <w:lang w:val="en-US"/>
+        </w:rPr>
+        <w:t>Files:</w:t>
+      </w:r>
+    </w:p>
+    <w:p>
+      <w:pPr>
+        <w:pStyle w:val="5"/>
+        <w:numPr>
+          <w:ilvl w:val="0"/>
+          <w:numId w:val="0"/>
+        </w:numPr>
+        <w:spacing w:before="0" w:after="0" w:line="240" w:lineRule="auto"/>
+        <w:ind w:left="708" w:leftChars="0" w:firstLine="708" w:firstLineChars="0"/>
+        <w:rPr>
+          <w:rFonts w:hint="default" w:ascii="Times New Roman" w:hAnsi="Times New Roman" w:cs="Times New Roman"/>
+          <w:b w:val="0"/>
+          <w:bCs/>
+          <w:sz w:val="20"/>
+          <w:szCs w:val="20"/>
+          <w:lang w:val="en-US"/>
+        </w:rPr>
+      </w:pPr>
+      <w:r>
+        <w:rPr>
+          <w:rFonts w:hint="default" w:cs="Times New Roman"/>
+          <w:b w:val="0"/>
+          <w:bCs/>
+          <w:sz w:val="20"/>
+          <w:szCs w:val="20"/>
+          <w:lang w:val="en-US"/>
+        </w:rPr>
+        <w:t xml:space="preserve">+ </w:t>
+      </w:r>
+      <w:r>
+        <w:rPr>
+          <w:rFonts w:hint="default" w:ascii="Times New Roman" w:hAnsi="Times New Roman" w:cs="Times New Roman"/>
+          <w:b w:val="0"/>
+          <w:bCs/>
+          <w:sz w:val="20"/>
+          <w:szCs w:val="20"/>
+          <w:lang w:val="en-US"/>
+        </w:rPr>
+        <w:t>BaoCao_DoanhThu</w:t>
+      </w:r>
+    </w:p>
+    <w:p>
+      <w:pPr>
+        <w:pStyle w:val="5"/>
+        <w:numPr>
+          <w:ilvl w:val="0"/>
+          <w:numId w:val="2"/>
+        </w:numPr>
+        <w:spacing w:before="0" w:after="0" w:line="240" w:lineRule="auto"/>
+        <w:ind w:left="1077" w:hanging="357"/>
+        <w:rPr>
+          <w:rFonts w:hint="default" w:ascii="Times New Roman" w:hAnsi="Times New Roman" w:cs="Times New Roman"/>
+          <w:b/>
+          <w:sz w:val="20"/>
+          <w:szCs w:val="20"/>
+          <w:lang w:val="en-US"/>
+        </w:rPr>
+      </w:pPr>
+      <w:r>
+        <w:rPr>
+          <w:rFonts w:hint="default" w:ascii="Times New Roman" w:hAnsi="Times New Roman" w:cs="Times New Roman"/>
+          <w:b/>
+          <w:sz w:val="20"/>
+          <w:szCs w:val="20"/>
+          <w:lang w:val="en-US"/>
+        </w:rPr>
+        <w:t>Interfaces: Không có</w:t>
+      </w:r>
+    </w:p>
+    <w:p>
+      <w:pPr>
+        <w:pStyle w:val="5"/>
+        <w:numPr>
+          <w:ilvl w:val="0"/>
+          <w:numId w:val="2"/>
+        </w:numPr>
+        <w:spacing w:before="0" w:line="240" w:lineRule="auto"/>
+        <w:ind w:left="1077" w:hanging="357"/>
+        <w:rPr>
+          <w:rFonts w:hint="default" w:ascii="Times New Roman" w:hAnsi="Times New Roman" w:cs="Times New Roman"/>
+          <w:b/>
+          <w:sz w:val="20"/>
+          <w:szCs w:val="20"/>
+          <w:lang w:val="en-US"/>
+        </w:rPr>
+      </w:pPr>
+      <w:r>
+        <w:rPr>
+          <w:rFonts w:hint="default" w:ascii="Times New Roman" w:hAnsi="Times New Roman" w:cs="Times New Roman"/>
+          <w:b/>
+          <w:sz w:val="20"/>
+          <w:szCs w:val="20"/>
+          <w:lang w:val="en-US"/>
+        </w:rPr>
+        <w:t>Queries:</w:t>
+      </w:r>
+    </w:p>
+    <w:p>
+      <w:pPr>
+        <w:pStyle w:val="5"/>
+        <w:numPr>
+          <w:ilvl w:val="0"/>
           <w:numId w:val="0"/>
         </w:numPr>
         <w:spacing w:before="0" w:line="240" w:lineRule="auto"/>
@@ -3138,113 +3604,6 @@
           <w:sz w:val="20"/>
           <w:szCs w:val="20"/>
           <w:lang w:val="en-US"/>
-        </w:rPr>
-      </w:pPr>
-      <w:r>
-        <w:rPr>
-          <w:rFonts w:hint="default" w:eastAsia="SimSun" w:cs="Times New Roman"/>
-          <w:sz w:val="20"/>
-          <w:szCs w:val="20"/>
-          <w:lang w:val="en-US"/>
-        </w:rPr>
-        <w:t xml:space="preserve">+ </w:t>
-      </w:r>
-      <w:r>
-        <w:rPr>
-          <w:rFonts w:hint="default" w:ascii="Times New Roman" w:hAnsi="Times New Roman" w:eastAsia="SimSun" w:cs="Times New Roman"/>
-          <w:sz w:val="20"/>
-          <w:szCs w:val="20"/>
-        </w:rPr>
-        <w:t>Xem chi tiết 1 đơn hàng cụ thể</w:t>
-      </w:r>
-    </w:p>
-    <w:p>
-      <w:pPr>
-        <w:spacing w:before="0" w:after="0"/>
-        <w:ind w:left="360"/>
-        <w:rPr>
-          <w:rFonts w:hint="default" w:ascii="Times New Roman" w:hAnsi="Times New Roman" w:cs="Times New Roman"/>
-          <w:b/>
-          <w:sz w:val="20"/>
-          <w:szCs w:val="20"/>
-          <w:lang w:val="en-US"/>
-        </w:rPr>
-      </w:pPr>
-      <w:r>
-        <w:rPr>
-          <w:rFonts w:hint="default" w:ascii="Times New Roman" w:hAnsi="Times New Roman" w:cs="Times New Roman"/>
-          <w:b/>
-          <w:sz w:val="20"/>
-          <w:szCs w:val="20"/>
-          <w:lang w:val="en-US"/>
-        </w:rPr>
-        <w:t xml:space="preserve">- Module </w:t>
-      </w:r>
-      <w:r>
-        <w:rPr>
-          <w:rFonts w:hint="default" w:ascii="Times New Roman" w:hAnsi="Times New Roman" w:cs="Times New Roman"/>
-          <w:b/>
-          <w:bCs/>
-          <w:sz w:val="20"/>
-          <w:szCs w:val="20"/>
-        </w:rPr>
-        <w:t>báo cáo &amp; Thống kê</w:t>
-      </w:r>
-      <w:r>
-        <w:rPr>
-          <w:rFonts w:hint="default" w:ascii="Times New Roman" w:hAnsi="Times New Roman" w:cs="Times New Roman"/>
-          <w:b/>
-          <w:sz w:val="20"/>
-          <w:szCs w:val="20"/>
-          <w:lang w:val="en-US"/>
-        </w:rPr>
-        <w:t>:</w:t>
-      </w:r>
-    </w:p>
-    <w:p>
-      <w:pPr>
-        <w:pStyle w:val="5"/>
-        <w:numPr>
-          <w:ilvl w:val="0"/>
-          <w:numId w:val="2"/>
-        </w:numPr>
-        <w:spacing w:before="0" w:after="0" w:line="240" w:lineRule="auto"/>
-        <w:ind w:left="1077" w:hanging="357"/>
-        <w:rPr>
-          <w:rFonts w:hint="default" w:ascii="Times New Roman" w:hAnsi="Times New Roman" w:eastAsia="sans-serif" w:cs="Times New Roman"/>
-          <w:i w:val="0"/>
-          <w:iCs w:val="0"/>
-          <w:spacing w:val="0"/>
-          <w:sz w:val="20"/>
-          <w:szCs w:val="20"/>
-        </w:rPr>
-      </w:pPr>
-      <w:r>
-        <w:rPr>
-          <w:rFonts w:hint="default" w:ascii="Times New Roman" w:hAnsi="Times New Roman" w:cs="Times New Roman"/>
-          <w:b/>
-          <w:sz w:val="20"/>
-          <w:szCs w:val="20"/>
-          <w:lang w:val="en-US"/>
-        </w:rPr>
-        <w:t>Output:</w:t>
-      </w:r>
-    </w:p>
-    <w:p>
-      <w:pPr>
-        <w:pStyle w:val="5"/>
-        <w:numPr>
-          <w:numId w:val="0"/>
-        </w:numPr>
-        <w:spacing w:before="0" w:after="0" w:line="240" w:lineRule="auto"/>
-        <w:ind w:left="708" w:leftChars="0" w:firstLine="708" w:firstLineChars="0"/>
-        <w:rPr>
-          <w:rFonts w:hint="default" w:ascii="Times New Roman" w:hAnsi="Times New Roman" w:eastAsia="sans-serif" w:cs="Times New Roman"/>
-          <w:i w:val="0"/>
-          <w:iCs w:val="0"/>
-          <w:spacing w:val="0"/>
-          <w:sz w:val="20"/>
-          <w:szCs w:val="20"/>
         </w:rPr>
       </w:pPr>
       <w:r>
@@ -3274,26 +3633,142 @@
           <w:szCs w:val="20"/>
           <w:shd w:val="clear" w:fill="FFFFFF"/>
         </w:rPr>
-        <w:t>Báo cáo  doanh thu theo khoảng thời gian.</w:t>
-      </w:r>
-    </w:p>
-    <w:p>
-      <w:pPr>
-        <w:keepNext w:val="0"/>
-        <w:keepLines w:val="0"/>
-        <w:widowControl/>
-        <w:numPr>
+        <w:t>Tra cứu các chỉ số kinh doanh nhanh trên màn hình</w:t>
+      </w:r>
+    </w:p>
+    <w:p>
+      <w:pPr>
+        <w:spacing w:before="0" w:after="0"/>
+        <w:ind w:left="360"/>
+        <w:rPr>
+          <w:rFonts w:hint="default" w:ascii="Times New Roman" w:hAnsi="Times New Roman" w:cs="Times New Roman"/>
+          <w:b/>
+          <w:sz w:val="20"/>
+          <w:szCs w:val="20"/>
+          <w:lang w:val="en-US"/>
+        </w:rPr>
+      </w:pPr>
+      <w:r>
+        <w:rPr>
+          <w:rFonts w:hint="default" w:ascii="Times New Roman" w:hAnsi="Times New Roman" w:cs="Times New Roman"/>
+          <w:b/>
+          <w:sz w:val="20"/>
+          <w:szCs w:val="20"/>
+          <w:lang w:val="en-US"/>
+        </w:rPr>
+        <w:t xml:space="preserve">- Module </w:t>
+      </w:r>
+      <w:r>
+        <w:rPr>
+          <w:rFonts w:hint="default" w:ascii="Times New Roman" w:hAnsi="Times New Roman" w:cs="Times New Roman"/>
+          <w:b/>
+          <w:bCs/>
+          <w:sz w:val="20"/>
+          <w:szCs w:val="20"/>
+        </w:rPr>
+        <w:t>bảo mật &amp; Phân quyền</w:t>
+      </w:r>
+      <w:r>
+        <w:rPr>
+          <w:rFonts w:hint="default" w:ascii="Times New Roman" w:hAnsi="Times New Roman" w:cs="Times New Roman"/>
+          <w:b/>
+          <w:sz w:val="20"/>
+          <w:szCs w:val="20"/>
+          <w:lang w:val="en-US"/>
+        </w:rPr>
+        <w:t>:</w:t>
+      </w:r>
+    </w:p>
+    <w:p>
+      <w:pPr>
+        <w:pStyle w:val="5"/>
+        <w:numPr>
+          <w:ilvl w:val="0"/>
+          <w:numId w:val="2"/>
+        </w:numPr>
+        <w:spacing w:before="0" w:after="0" w:line="240" w:lineRule="auto"/>
+        <w:ind w:left="1077" w:hanging="357"/>
+        <w:rPr>
+          <w:rFonts w:hint="default" w:ascii="Times New Roman" w:hAnsi="Times New Roman" w:cs="Times New Roman"/>
+          <w:b/>
+          <w:sz w:val="20"/>
+          <w:szCs w:val="20"/>
+          <w:lang w:val="en-US"/>
+        </w:rPr>
+      </w:pPr>
+      <w:r>
+        <w:rPr>
+          <w:rFonts w:hint="default" w:ascii="Times New Roman" w:hAnsi="Times New Roman" w:cs="Times New Roman"/>
+          <w:b/>
+          <w:sz w:val="20"/>
+          <w:szCs w:val="20"/>
+          <w:lang w:val="en-US"/>
+        </w:rPr>
+        <w:t>Output: Không có</w:t>
+      </w:r>
+    </w:p>
+    <w:p>
+      <w:pPr>
+        <w:pStyle w:val="5"/>
+        <w:numPr>
+          <w:ilvl w:val="0"/>
           <w:numId w:val="0"/>
         </w:numPr>
-        <w:suppressLineNumbers w:val="0"/>
-        <w:spacing w:before="0" w:beforeAutospacing="1" w:after="0" w:afterAutospacing="1" w:line="288" w:lineRule="atLeast"/>
-        <w:ind w:left="708" w:leftChars="0" w:firstLine="708" w:firstLineChars="0"/>
-        <w:rPr>
-          <w:rFonts w:hint="default" w:ascii="Times New Roman" w:hAnsi="Times New Roman" w:cs="Times New Roman"/>
-          <w:b/>
-          <w:sz w:val="20"/>
-          <w:szCs w:val="20"/>
-          <w:lang w:val="en-US"/>
+        <w:spacing w:before="0" w:after="0" w:line="240" w:lineRule="auto"/>
+        <w:ind w:left="720" w:leftChars="0"/>
+        <w:rPr>
+          <w:rFonts w:hint="default" w:ascii="Times New Roman" w:hAnsi="Times New Roman" w:cs="Times New Roman"/>
+          <w:b/>
+          <w:sz w:val="20"/>
+          <w:szCs w:val="20"/>
+          <w:lang w:val="en-US"/>
+        </w:rPr>
+      </w:pPr>
+    </w:p>
+    <w:p>
+      <w:pPr>
+        <w:pStyle w:val="5"/>
+        <w:numPr>
+          <w:ilvl w:val="0"/>
+          <w:numId w:val="2"/>
+        </w:numPr>
+        <w:spacing w:before="0" w:after="0" w:line="240" w:lineRule="auto"/>
+        <w:ind w:left="1077" w:hanging="357"/>
+        <w:rPr>
+          <w:rFonts w:hint="default" w:ascii="Times New Roman" w:hAnsi="Times New Roman" w:eastAsia="sans-serif" w:cs="Times New Roman"/>
+          <w:i w:val="0"/>
+          <w:iCs w:val="0"/>
+          <w:spacing w:val="0"/>
+          <w:sz w:val="20"/>
+          <w:szCs w:val="20"/>
+        </w:rPr>
+      </w:pPr>
+      <w:r>
+        <w:rPr>
+          <w:rFonts w:hint="default" w:ascii="Times New Roman" w:hAnsi="Times New Roman" w:cs="Times New Roman"/>
+          <w:b/>
+          <w:sz w:val="20"/>
+          <w:szCs w:val="20"/>
+          <w:lang w:val="en-US"/>
+        </w:rPr>
+        <w:t>Input:</w:t>
+      </w:r>
+    </w:p>
+    <w:p>
+      <w:pPr>
+        <w:pStyle w:val="5"/>
+        <w:numPr>
+          <w:numId w:val="0"/>
+        </w:numPr>
+        <w:spacing w:before="0" w:after="0" w:line="240" w:lineRule="auto"/>
+        <w:ind w:left="1416" w:leftChars="0"/>
+        <w:rPr>
+          <w:rFonts w:hint="default" w:ascii="Times New Roman" w:hAnsi="Times New Roman" w:eastAsia="sans-serif" w:cs="Times New Roman"/>
+          <w:i w:val="0"/>
+          <w:iCs w:val="0"/>
+          <w:spacing w:val="0"/>
+          <w:sz w:val="20"/>
+          <w:szCs w:val="20"/>
         </w:rPr>
       </w:pPr>
       <w:r>
@@ -3323,7 +3798,7 @@
           <w:szCs w:val="20"/>
           <w:shd w:val="clear" w:fill="FFFFFF"/>
         </w:rPr>
-        <w:t xml:space="preserve">Báo cáo và </w:t>
+        <w:t>M</w:t>
       </w:r>
       <w:r>
         <w:rPr>
@@ -3338,59 +3813,38 @@
           <w:shd w:val="clear" w:fill="FFFFFF"/>
           <w:lang w:val="en-US"/>
         </w:rPr>
-        <w:t>t</w:t>
-      </w:r>
-      <w:r>
-        <w:rPr>
-          <w:rFonts w:hint="default" w:ascii="Times New Roman" w:hAnsi="Times New Roman" w:eastAsia="SimSun" w:cs="Times New Roman"/>
-          <w:sz w:val="20"/>
-          <w:szCs w:val="20"/>
-        </w:rPr>
-        <w:t>hống kê danh sách các loại bánh bán chạy nhất</w:t>
-      </w:r>
-    </w:p>
-    <w:p>
-      <w:pPr>
-        <w:pStyle w:val="5"/>
-        <w:numPr>
-          <w:ilvl w:val="0"/>
-          <w:numId w:val="2"/>
+        <w:t>à</w:t>
+      </w:r>
+      <w:r>
+        <w:rPr>
+          <w:rFonts w:hint="default" w:ascii="Times New Roman" w:hAnsi="Times New Roman" w:eastAsia="sans-serif" w:cs="Times New Roman"/>
+          <w:i w:val="0"/>
+          <w:iCs w:val="0"/>
+          <w:caps w:val="0"/>
+          <w:color w:val="303030"/>
+          <w:spacing w:val="0"/>
+          <w:sz w:val="20"/>
+          <w:szCs w:val="20"/>
+          <w:shd w:val="clear" w:fill="FFFFFF"/>
+        </w:rPr>
+        <w:t>n hình tạo mới/chỉnh sửa tài khoản quản trị viên.</w:t>
+      </w:r>
+    </w:p>
+    <w:p>
+      <w:pPr>
+        <w:pStyle w:val="5"/>
+        <w:numPr>
+          <w:numId w:val="0"/>
         </w:numPr>
         <w:spacing w:before="0" w:after="0" w:line="240" w:lineRule="auto"/>
-        <w:ind w:left="1077" w:hanging="357"/>
-        <w:rPr>
-          <w:rFonts w:hint="default" w:ascii="Times New Roman" w:hAnsi="Times New Roman" w:cs="Times New Roman"/>
-          <w:b/>
-          <w:sz w:val="20"/>
-          <w:szCs w:val="20"/>
-          <w:lang w:val="en-US"/>
-        </w:rPr>
-      </w:pPr>
-      <w:r>
-        <w:rPr>
-          <w:rFonts w:hint="default" w:ascii="Times New Roman" w:hAnsi="Times New Roman" w:cs="Times New Roman"/>
-          <w:b/>
-          <w:sz w:val="20"/>
-          <w:szCs w:val="20"/>
-          <w:lang w:val="en-US"/>
-        </w:rPr>
-        <w:t>Input:</w:t>
-      </w:r>
-    </w:p>
-    <w:p>
-      <w:pPr>
-        <w:pStyle w:val="5"/>
-        <w:numPr>
-          <w:numId w:val="0"/>
-        </w:numPr>
-        <w:spacing w:before="0" w:after="0" w:line="240" w:lineRule="auto"/>
-        <w:ind w:left="708" w:leftChars="0" w:firstLine="708" w:firstLineChars="0"/>
-        <w:rPr>
-          <w:rFonts w:hint="default" w:ascii="Times New Roman" w:hAnsi="Times New Roman" w:cs="Times New Roman"/>
-          <w:b/>
-          <w:sz w:val="20"/>
-          <w:szCs w:val="20"/>
-          <w:lang w:val="en-US"/>
+        <w:ind w:left="1416" w:leftChars="0"/>
+        <w:rPr>
+          <w:rFonts w:hint="default" w:ascii="Times New Roman" w:hAnsi="Times New Roman" w:eastAsia="sans-serif" w:cs="Times New Roman"/>
+          <w:i w:val="0"/>
+          <w:iCs w:val="0"/>
+          <w:spacing w:val="0"/>
+          <w:sz w:val="20"/>
+          <w:szCs w:val="20"/>
         </w:rPr>
       </w:pPr>
       <w:r>
@@ -3420,157 +3874,53 @@
           <w:szCs w:val="20"/>
           <w:shd w:val="clear" w:fill="FFFFFF"/>
         </w:rPr>
-        <w:t>Màn hình thiết lập bộ lọc khoảng thời gian</w:t>
-      </w:r>
-    </w:p>
-    <w:p>
-      <w:pPr>
-        <w:pStyle w:val="5"/>
-        <w:numPr>
-          <w:ilvl w:val="0"/>
-          <w:numId w:val="2"/>
+        <w:t>Chức năng thiết lập và phân quyền truy cập chi tiết cho các</w:t>
+      </w:r>
+      <w:r>
+        <w:rPr>
+          <w:rFonts w:hint="default" w:ascii="Times New Roman" w:hAnsi="Times New Roman" w:eastAsia="sans-serif" w:cs="Times New Roman"/>
+          <w:i w:val="0"/>
+          <w:iCs w:val="0"/>
+          <w:caps w:val="0"/>
+          <w:color w:val="303030"/>
+          <w:spacing w:val="0"/>
+          <w:sz w:val="20"/>
+          <w:szCs w:val="20"/>
+          <w:shd w:val="clear" w:fill="FFFFFF"/>
+          <w:lang w:val="en-US"/>
+        </w:rPr>
+        <w:t xml:space="preserve"> </w:t>
+      </w:r>
+      <w:r>
+        <w:rPr>
+          <w:rFonts w:hint="default" w:ascii="Times New Roman" w:hAnsi="Times New Roman" w:eastAsia="sans-serif" w:cs="Times New Roman"/>
+          <w:i w:val="0"/>
+          <w:iCs w:val="0"/>
+          <w:caps w:val="0"/>
+          <w:color w:val="303030"/>
+          <w:spacing w:val="0"/>
+          <w:sz w:val="20"/>
+          <w:szCs w:val="20"/>
+          <w:shd w:val="clear" w:fill="FFFFFF"/>
+        </w:rPr>
+        <w:t>nhóm tài khoản.</w:t>
+      </w:r>
+    </w:p>
+    <w:p>
+      <w:pPr>
+        <w:pStyle w:val="5"/>
+        <w:numPr>
+          <w:numId w:val="0"/>
         </w:numPr>
         <w:spacing w:before="0" w:after="0" w:line="240" w:lineRule="auto"/>
-        <w:ind w:left="1077" w:hanging="357"/>
-        <w:rPr>
-          <w:rFonts w:hint="default" w:ascii="Times New Roman" w:hAnsi="Times New Roman" w:cs="Times New Roman"/>
-          <w:b/>
-          <w:sz w:val="20"/>
-          <w:szCs w:val="20"/>
-          <w:lang w:val="en-US"/>
-        </w:rPr>
-      </w:pPr>
-      <w:r>
-        <w:rPr>
-          <w:rFonts w:hint="default" w:ascii="Times New Roman" w:hAnsi="Times New Roman" w:cs="Times New Roman"/>
-          <w:b/>
-          <w:sz w:val="20"/>
-          <w:szCs w:val="20"/>
-          <w:lang w:val="en-US"/>
-        </w:rPr>
-        <w:t>Files:</w:t>
-      </w:r>
-    </w:p>
-    <w:p>
-      <w:pPr>
-        <w:pStyle w:val="5"/>
-        <w:numPr>
-          <w:numId w:val="0"/>
-        </w:numPr>
-        <w:spacing w:before="0" w:after="0" w:line="240" w:lineRule="auto"/>
-        <w:ind w:left="708" w:leftChars="0" w:firstLine="708" w:firstLineChars="0"/>
-        <w:rPr>
-          <w:rFonts w:hint="default" w:ascii="Times New Roman" w:hAnsi="Times New Roman" w:cs="Times New Roman"/>
-          <w:b w:val="0"/>
-          <w:bCs/>
-          <w:sz w:val="20"/>
-          <w:szCs w:val="20"/>
-          <w:lang w:val="en-US"/>
-        </w:rPr>
-      </w:pPr>
-      <w:r>
-        <w:rPr>
-          <w:rFonts w:hint="default" w:cs="Times New Roman"/>
-          <w:b w:val="0"/>
-          <w:bCs/>
-          <w:sz w:val="20"/>
-          <w:szCs w:val="20"/>
-          <w:lang w:val="en-US"/>
-        </w:rPr>
-        <w:t xml:space="preserve">+ </w:t>
-      </w:r>
-      <w:r>
-        <w:rPr>
-          <w:rFonts w:hint="default" w:ascii="Times New Roman" w:hAnsi="Times New Roman" w:cs="Times New Roman"/>
-          <w:b w:val="0"/>
-          <w:bCs/>
-          <w:sz w:val="20"/>
-          <w:szCs w:val="20"/>
-          <w:lang w:val="en-US"/>
-        </w:rPr>
-        <w:t>BaoCao_DoanhThu</w:t>
-      </w:r>
-    </w:p>
-    <w:p>
-      <w:pPr>
-        <w:pStyle w:val="5"/>
-        <w:numPr>
-          <w:ilvl w:val="0"/>
-          <w:numId w:val="2"/>
-        </w:numPr>
-        <w:spacing w:before="0" w:after="0" w:line="240" w:lineRule="auto"/>
-        <w:ind w:left="1077" w:hanging="357"/>
-        <w:rPr>
-          <w:rFonts w:hint="default" w:ascii="Times New Roman" w:hAnsi="Times New Roman" w:cs="Times New Roman"/>
-          <w:b/>
-          <w:sz w:val="20"/>
-          <w:szCs w:val="20"/>
-          <w:lang w:val="en-US"/>
-        </w:rPr>
-      </w:pPr>
-      <w:r>
-        <w:rPr>
-          <w:rFonts w:hint="default" w:ascii="Times New Roman" w:hAnsi="Times New Roman" w:cs="Times New Roman"/>
-          <w:b/>
-          <w:sz w:val="20"/>
-          <w:szCs w:val="20"/>
-          <w:lang w:val="en-US"/>
-        </w:rPr>
-        <w:t>Interfaces:</w:t>
-      </w:r>
-      <w:r>
-        <w:rPr>
-          <w:rFonts w:hint="default" w:ascii="Times New Roman" w:hAnsi="Times New Roman" w:cs="Times New Roman"/>
-          <w:b/>
-          <w:sz w:val="20"/>
-          <w:szCs w:val="20"/>
-          <w:lang w:val="en-US"/>
-        </w:rPr>
-        <w:t xml:space="preserve"> Không có</w:t>
-      </w:r>
-    </w:p>
-    <w:p>
-      <w:pPr>
-        <w:pStyle w:val="5"/>
-        <w:numPr>
-          <w:ilvl w:val="0"/>
-          <w:numId w:val="2"/>
-        </w:numPr>
-        <w:spacing w:before="0" w:line="240" w:lineRule="auto"/>
-        <w:ind w:left="1077" w:hanging="357"/>
-        <w:rPr>
-          <w:rFonts w:hint="default" w:ascii="Times New Roman" w:hAnsi="Times New Roman" w:cs="Times New Roman"/>
-          <w:b/>
-          <w:sz w:val="20"/>
-          <w:szCs w:val="20"/>
-          <w:lang w:val="en-US"/>
-        </w:rPr>
-      </w:pPr>
-      <w:r>
-        <w:rPr>
-          <w:rFonts w:hint="default" w:ascii="Times New Roman" w:hAnsi="Times New Roman" w:cs="Times New Roman"/>
-          <w:b/>
-          <w:sz w:val="20"/>
-          <w:szCs w:val="20"/>
-          <w:lang w:val="en-US"/>
-        </w:rPr>
-        <w:t>Queries:</w:t>
-      </w:r>
-    </w:p>
-    <w:p>
-      <w:pPr>
-        <w:pStyle w:val="5"/>
-        <w:numPr>
-          <w:numId w:val="0"/>
-        </w:numPr>
-        <w:spacing w:before="0" w:line="240" w:lineRule="auto"/>
-        <w:ind w:left="708" w:leftChars="0" w:firstLine="708" w:firstLineChars="0"/>
-        <w:rPr>
-          <w:rFonts w:hint="default" w:ascii="Times New Roman" w:hAnsi="Times New Roman" w:cs="Times New Roman"/>
-          <w:b/>
-          <w:sz w:val="20"/>
-          <w:szCs w:val="20"/>
-          <w:lang w:val="en-US"/>
+        <w:ind w:left="1416" w:leftChars="0"/>
+        <w:rPr>
+          <w:rFonts w:hint="default" w:ascii="Times New Roman" w:hAnsi="Times New Roman" w:eastAsia="sans-serif" w:cs="Times New Roman"/>
+          <w:i w:val="0"/>
+          <w:iCs w:val="0"/>
+          <w:spacing w:val="0"/>
+          <w:sz w:val="20"/>
+          <w:szCs w:val="20"/>
         </w:rPr>
       </w:pPr>
       <w:r>
@@ -3600,51 +3950,25 @@
           <w:szCs w:val="20"/>
           <w:shd w:val="clear" w:fill="FFFFFF"/>
         </w:rPr>
-        <w:t>Tra cứu các chỉ số kinh doanh nhanh trên màn hình</w:t>
-      </w:r>
-    </w:p>
-    <w:p>
-      <w:pPr>
-        <w:spacing w:before="0" w:after="0"/>
-        <w:ind w:left="360"/>
-        <w:rPr>
-          <w:rFonts w:hint="default" w:ascii="Times New Roman" w:hAnsi="Times New Roman" w:cs="Times New Roman"/>
-          <w:b/>
-          <w:sz w:val="20"/>
-          <w:szCs w:val="20"/>
-          <w:lang w:val="en-US"/>
-        </w:rPr>
-      </w:pPr>
-      <w:r>
-        <w:rPr>
-          <w:rFonts w:hint="default" w:ascii="Times New Roman" w:hAnsi="Times New Roman" w:cs="Times New Roman"/>
-          <w:b/>
-          <w:sz w:val="20"/>
-          <w:szCs w:val="20"/>
-          <w:lang w:val="en-US"/>
-        </w:rPr>
-        <w:t xml:space="preserve">- Module </w:t>
-      </w:r>
-      <w:r>
-        <w:rPr>
-          <w:rFonts w:hint="default" w:ascii="Times New Roman" w:hAnsi="Times New Roman" w:cs="Times New Roman"/>
-          <w:b/>
-          <w:bCs/>
-          <w:sz w:val="20"/>
-          <w:szCs w:val="20"/>
-        </w:rPr>
-        <w:t>bảo mật &amp; Phân quyền</w:t>
-      </w:r>
-      <w:r>
-        <w:rPr>
-          <w:rFonts w:hint="default" w:ascii="Times New Roman" w:hAnsi="Times New Roman" w:cs="Times New Roman"/>
-          <w:b/>
-          <w:sz w:val="20"/>
-          <w:szCs w:val="20"/>
-          <w:lang w:val="en-US"/>
-        </w:rPr>
-        <w:t>:</w:t>
-      </w:r>
+        <w:t>Chức năng mã hóa và đổi mật khẩu người dùng</w:t>
+      </w:r>
+    </w:p>
+    <w:p>
+      <w:pPr>
+        <w:pStyle w:val="5"/>
+        <w:numPr>
+          <w:ilvl w:val="0"/>
+          <w:numId w:val="0"/>
+        </w:numPr>
+        <w:spacing w:before="0" w:after="0" w:line="240" w:lineRule="auto"/>
+        <w:rPr>
+          <w:rFonts w:hint="default" w:ascii="Times New Roman" w:hAnsi="Times New Roman" w:cs="Times New Roman"/>
+          <w:b/>
+          <w:sz w:val="20"/>
+          <w:szCs w:val="20"/>
+          <w:lang w:val="en-US"/>
+        </w:rPr>
+      </w:pPr>
     </w:p>
     <w:p>
       <w:pPr>
@@ -3671,320 +3995,14 @@
           <w:szCs w:val="20"/>
           <w:lang w:val="en-US"/>
         </w:rPr>
-        <w:t>Output:</w:t>
-      </w:r>
-      <w:r>
-        <w:rPr>
-          <w:rFonts w:hint="default" w:ascii="Times New Roman" w:hAnsi="Times New Roman" w:cs="Times New Roman"/>
-          <w:b/>
-          <w:sz w:val="20"/>
-          <w:szCs w:val="20"/>
-          <w:lang w:val="en-US"/>
-        </w:rPr>
-        <w:t xml:space="preserve"> Không có</w:t>
-      </w:r>
-    </w:p>
-    <w:p>
-      <w:pPr>
-        <w:pStyle w:val="5"/>
-        <w:numPr>
-          <w:numId w:val="0"/>
-        </w:numPr>
-        <w:spacing w:before="0" w:after="0" w:line="240" w:lineRule="auto"/>
-        <w:ind w:left="720" w:leftChars="0"/>
-        <w:rPr>
-          <w:rFonts w:hint="default" w:ascii="Times New Roman" w:hAnsi="Times New Roman" w:cs="Times New Roman"/>
-          <w:b/>
-          <w:sz w:val="20"/>
-          <w:szCs w:val="20"/>
-          <w:lang w:val="en-US"/>
-        </w:rPr>
-      </w:pPr>
+        <w:t>Files:</w:t>
+      </w:r>
     </w:p>
     <w:p>
       <w:pPr>
         <w:pStyle w:val="5"/>
         <w:numPr>
           <w:ilvl w:val="0"/>
-          <w:numId w:val="2"/>
-        </w:numPr>
-        <w:spacing w:before="0" w:after="0" w:line="240" w:lineRule="auto"/>
-        <w:ind w:left="1077" w:hanging="357"/>
-        <w:rPr>
-          <w:rFonts w:hint="default" w:ascii="Times New Roman" w:hAnsi="Times New Roman" w:cs="Times New Roman"/>
-          <w:b/>
-          <w:sz w:val="20"/>
-          <w:szCs w:val="20"/>
-          <w:lang w:val="en-US"/>
-        </w:rPr>
-      </w:pPr>
-      <w:r>
-        <w:rPr>
-          <w:rFonts w:hint="default" w:ascii="Times New Roman" w:hAnsi="Times New Roman" w:cs="Times New Roman"/>
-          <w:b/>
-          <w:sz w:val="20"/>
-          <w:szCs w:val="20"/>
-          <w:lang w:val="en-US"/>
-        </w:rPr>
-        <w:t>Input:</w:t>
-      </w:r>
-    </w:p>
-    <w:p>
-      <w:pPr>
-        <w:keepNext w:val="0"/>
-        <w:keepLines w:val="0"/>
-        <w:widowControl/>
-        <w:numPr>
-          <w:numId w:val="0"/>
-        </w:numPr>
-        <w:suppressLineNumbers w:val="0"/>
-        <w:spacing w:before="0" w:beforeAutospacing="1" w:after="0" w:afterAutospacing="1" w:line="288" w:lineRule="atLeast"/>
-        <w:ind w:left="360" w:leftChars="0" w:firstLine="704" w:firstLineChars="0"/>
-        <w:rPr>
-          <w:rFonts w:hint="default" w:ascii="Times New Roman" w:hAnsi="Times New Roman" w:eastAsia="sans-serif" w:cs="Times New Roman"/>
-          <w:i w:val="0"/>
-          <w:iCs w:val="0"/>
-          <w:spacing w:val="0"/>
-          <w:sz w:val="20"/>
-          <w:szCs w:val="20"/>
-        </w:rPr>
-      </w:pPr>
-      <w:r>
-        <w:rPr>
-          <w:rFonts w:hint="default" w:eastAsia="sans-serif" w:cs="Times New Roman"/>
-          <w:i w:val="0"/>
-          <w:iCs w:val="0"/>
-          <w:caps w:val="0"/>
-          <w:color w:val="303030"/>
-          <w:spacing w:val="0"/>
-          <w:sz w:val="20"/>
-          <w:szCs w:val="20"/>
-          <w:shd w:val="clear" w:fill="FFFFFF"/>
-          <w:lang w:val="en-US"/>
-        </w:rPr>
-        <w:t xml:space="preserve">+ </w:t>
-      </w:r>
-      <w:r>
-        <w:rPr>
-          <w:rFonts w:hint="default" w:ascii="Times New Roman" w:hAnsi="Times New Roman" w:eastAsia="sans-serif" w:cs="Times New Roman"/>
-          <w:i w:val="0"/>
-          <w:iCs w:val="0"/>
-          <w:caps w:val="0"/>
-          <w:color w:val="303030"/>
-          <w:spacing w:val="0"/>
-          <w:sz w:val="20"/>
-          <w:szCs w:val="20"/>
-          <w:shd w:val="clear" w:fill="FFFFFF"/>
-        </w:rPr>
-        <w:t>M</w:t>
-      </w:r>
-      <w:r>
-        <w:rPr>
-          <w:rFonts w:hint="default" w:ascii="Times New Roman" w:hAnsi="Times New Roman" w:eastAsia="sans-serif" w:cs="Times New Roman"/>
-          <w:i w:val="0"/>
-          <w:iCs w:val="0"/>
-          <w:caps w:val="0"/>
-          <w:color w:val="303030"/>
-          <w:spacing w:val="0"/>
-          <w:sz w:val="20"/>
-          <w:szCs w:val="20"/>
-          <w:shd w:val="clear" w:fill="FFFFFF"/>
-          <w:lang w:val="en-US"/>
-        </w:rPr>
-        <w:t>à</w:t>
-      </w:r>
-      <w:r>
-        <w:rPr>
-          <w:rFonts w:hint="default" w:ascii="Times New Roman" w:hAnsi="Times New Roman" w:eastAsia="sans-serif" w:cs="Times New Roman"/>
-          <w:i w:val="0"/>
-          <w:iCs w:val="0"/>
-          <w:caps w:val="0"/>
-          <w:color w:val="303030"/>
-          <w:spacing w:val="0"/>
-          <w:sz w:val="20"/>
-          <w:szCs w:val="20"/>
-          <w:shd w:val="clear" w:fill="FFFFFF"/>
-        </w:rPr>
-        <w:t>n hình tạo mới/chỉnh sửa tài khoản quản trị viên.</w:t>
-      </w:r>
-    </w:p>
-    <w:p>
-      <w:pPr>
-        <w:keepNext w:val="0"/>
-        <w:keepLines w:val="0"/>
-        <w:widowControl/>
-        <w:numPr>
-          <w:numId w:val="0"/>
-        </w:numPr>
-        <w:suppressLineNumbers w:val="0"/>
-        <w:spacing w:before="0" w:beforeAutospacing="1" w:after="0" w:afterAutospacing="1" w:line="288" w:lineRule="atLeast"/>
-        <w:ind w:left="360" w:leftChars="0" w:firstLine="704" w:firstLineChars="0"/>
-        <w:rPr>
-          <w:rFonts w:hint="default" w:ascii="Times New Roman" w:hAnsi="Times New Roman" w:eastAsia="sans-serif" w:cs="Times New Roman"/>
-          <w:i w:val="0"/>
-          <w:iCs w:val="0"/>
-          <w:spacing w:val="0"/>
-          <w:sz w:val="20"/>
-          <w:szCs w:val="20"/>
-        </w:rPr>
-      </w:pPr>
-      <w:r>
-        <w:rPr>
-          <w:rFonts w:hint="default" w:eastAsia="sans-serif" w:cs="Times New Roman"/>
-          <w:i w:val="0"/>
-          <w:iCs w:val="0"/>
-          <w:caps w:val="0"/>
-          <w:color w:val="303030"/>
-          <w:spacing w:val="0"/>
-          <w:sz w:val="20"/>
-          <w:szCs w:val="20"/>
-          <w:shd w:val="clear" w:fill="FFFFFF"/>
-          <w:lang w:val="en-US"/>
-        </w:rPr>
-        <w:t xml:space="preserve">+ </w:t>
-      </w:r>
-      <w:r>
-        <w:rPr>
-          <w:rFonts w:hint="default" w:ascii="Times New Roman" w:hAnsi="Times New Roman" w:eastAsia="sans-serif" w:cs="Times New Roman"/>
-          <w:i w:val="0"/>
-          <w:iCs w:val="0"/>
-          <w:caps w:val="0"/>
-          <w:color w:val="303030"/>
-          <w:spacing w:val="0"/>
-          <w:sz w:val="20"/>
-          <w:szCs w:val="20"/>
-          <w:shd w:val="clear" w:fill="FFFFFF"/>
-        </w:rPr>
-        <w:t>Chức năng thiết lập và phân quyền truy cập chi tiết cho các</w:t>
-      </w:r>
-      <w:r>
-        <w:rPr>
-          <w:rFonts w:hint="default" w:ascii="Times New Roman" w:hAnsi="Times New Roman" w:eastAsia="sans-serif" w:cs="Times New Roman"/>
-          <w:i w:val="0"/>
-          <w:iCs w:val="0"/>
-          <w:caps w:val="0"/>
-          <w:color w:val="303030"/>
-          <w:spacing w:val="0"/>
-          <w:sz w:val="20"/>
-          <w:szCs w:val="20"/>
-          <w:shd w:val="clear" w:fill="FFFFFF"/>
-          <w:lang w:val="en-US"/>
-        </w:rPr>
-        <w:t xml:space="preserve"> </w:t>
-      </w:r>
-      <w:r>
-        <w:rPr>
-          <w:rFonts w:hint="default" w:ascii="Times New Roman" w:hAnsi="Times New Roman" w:eastAsia="sans-serif" w:cs="Times New Roman"/>
-          <w:i w:val="0"/>
-          <w:iCs w:val="0"/>
-          <w:caps w:val="0"/>
-          <w:color w:val="303030"/>
-          <w:spacing w:val="0"/>
-          <w:sz w:val="20"/>
-          <w:szCs w:val="20"/>
-          <w:shd w:val="clear" w:fill="FFFFFF"/>
-        </w:rPr>
-        <w:t>nhóm tài khoản.</w:t>
-      </w:r>
-    </w:p>
-    <w:p>
-      <w:pPr>
-        <w:keepNext w:val="0"/>
-        <w:keepLines w:val="0"/>
-        <w:widowControl/>
-        <w:numPr>
-          <w:numId w:val="0"/>
-        </w:numPr>
-        <w:suppressLineNumbers w:val="0"/>
-        <w:spacing w:before="0" w:beforeAutospacing="1" w:after="0" w:afterAutospacing="1" w:line="288" w:lineRule="atLeast"/>
-        <w:ind w:left="360" w:leftChars="0" w:firstLine="704" w:firstLineChars="0"/>
-        <w:rPr>
-          <w:rFonts w:hint="default" w:ascii="Times New Roman" w:hAnsi="Times New Roman" w:eastAsia="sans-serif" w:cs="Times New Roman"/>
-          <w:i w:val="0"/>
-          <w:iCs w:val="0"/>
-          <w:spacing w:val="0"/>
-          <w:sz w:val="20"/>
-          <w:szCs w:val="20"/>
-        </w:rPr>
-      </w:pPr>
-      <w:r>
-        <w:rPr>
-          <w:rFonts w:hint="default" w:eastAsia="sans-serif" w:cs="Times New Roman"/>
-          <w:i w:val="0"/>
-          <w:iCs w:val="0"/>
-          <w:caps w:val="0"/>
-          <w:color w:val="303030"/>
-          <w:spacing w:val="0"/>
-          <w:sz w:val="20"/>
-          <w:szCs w:val="20"/>
-          <w:shd w:val="clear" w:fill="FFFFFF"/>
-          <w:lang w:val="en-US"/>
-        </w:rPr>
-        <w:t xml:space="preserve">+ </w:t>
-      </w:r>
-      <w:r>
-        <w:rPr>
-          <w:rFonts w:hint="default" w:ascii="Times New Roman" w:hAnsi="Times New Roman" w:eastAsia="sans-serif" w:cs="Times New Roman"/>
-          <w:i w:val="0"/>
-          <w:iCs w:val="0"/>
-          <w:caps w:val="0"/>
-          <w:color w:val="303030"/>
-          <w:spacing w:val="0"/>
-          <w:sz w:val="20"/>
-          <w:szCs w:val="20"/>
-          <w:shd w:val="clear" w:fill="FFFFFF"/>
-        </w:rPr>
-        <w:t>Chức năng mã hóa và đổi mật khẩu người dùng</w:t>
-      </w:r>
-    </w:p>
-    <w:p>
-      <w:pPr>
-        <w:pStyle w:val="5"/>
-        <w:numPr>
-          <w:numId w:val="0"/>
-        </w:numPr>
-        <w:spacing w:before="0" w:after="0" w:line="240" w:lineRule="auto"/>
-        <w:rPr>
-          <w:rFonts w:hint="default" w:ascii="Times New Roman" w:hAnsi="Times New Roman" w:cs="Times New Roman"/>
-          <w:b/>
-          <w:sz w:val="20"/>
-          <w:szCs w:val="20"/>
-          <w:lang w:val="en-US"/>
-        </w:rPr>
-      </w:pPr>
-    </w:p>
-    <w:p>
-      <w:pPr>
-        <w:pStyle w:val="5"/>
-        <w:numPr>
-          <w:ilvl w:val="0"/>
-          <w:numId w:val="2"/>
-        </w:numPr>
-        <w:spacing w:before="0" w:after="0" w:line="240" w:lineRule="auto"/>
-        <w:ind w:left="1077" w:hanging="357"/>
-        <w:rPr>
-          <w:rFonts w:hint="default" w:ascii="Times New Roman" w:hAnsi="Times New Roman" w:cs="Times New Roman"/>
-          <w:b/>
-          <w:sz w:val="20"/>
-          <w:szCs w:val="20"/>
-          <w:lang w:val="en-US"/>
-        </w:rPr>
-      </w:pPr>
-      <w:r>
-        <w:rPr>
-          <w:rFonts w:hint="default" w:ascii="Times New Roman" w:hAnsi="Times New Roman" w:cs="Times New Roman"/>
-          <w:b/>
-          <w:sz w:val="20"/>
-          <w:szCs w:val="20"/>
-          <w:lang w:val="en-US"/>
-        </w:rPr>
-        <w:t>Files:</w:t>
-      </w:r>
-    </w:p>
-    <w:p>
-      <w:pPr>
-        <w:pStyle w:val="5"/>
-        <w:numPr>
           <w:numId w:val="0"/>
         </w:numPr>
         <w:spacing w:before="0" w:after="0" w:line="240" w:lineRule="auto"/>
@@ -4025,6 +4043,7 @@
       <w:pPr>
         <w:pStyle w:val="5"/>
         <w:numPr>
+          <w:ilvl w:val="0"/>
           <w:numId w:val="0"/>
         </w:numPr>
         <w:spacing w:before="0" w:after="0" w:line="240" w:lineRule="auto"/>
@@ -4062,17 +4081,7 @@
           <w:szCs w:val="20"/>
           <w:lang w:val="en-US"/>
         </w:rPr>
-        <w:t>Interfaces:</w:t>
-      </w:r>
-      <w:r>
-        <w:rPr>
-          <w:rFonts w:hint="default" w:ascii="Times New Roman" w:hAnsi="Times New Roman" w:cs="Times New Roman"/>
-          <w:b/>
-          <w:sz w:val="20"/>
-          <w:szCs w:val="20"/>
-          <w:lang w:val="en-US"/>
-        </w:rPr>
-        <w:t xml:space="preserve"> Không có</w:t>
+        <w:t>Interfaces: Không có</w:t>
       </w:r>
     </w:p>
     <w:p>
@@ -4107,6 +4116,7 @@
       <w:pPr>
         <w:pStyle w:val="5"/>
         <w:numPr>
+          <w:ilvl w:val="0"/>
           <w:numId w:val="0"/>
         </w:numPr>
         <w:spacing w:before="0" w:line="240" w:lineRule="auto"/>
@@ -4446,7 +4456,7 @@
                 <w:szCs w:val="26"/>
                 <w:lang w:val="en-US"/>
               </w:rPr>
-              <w:t>14</w:t>
+              <w:t>15</w:t>
             </w:r>
             <w:r>
               <w:rPr>
@@ -4477,7 +4487,7 @@
                 <w:szCs w:val="26"/>
                 <w:lang w:val="en-US"/>
               </w:rPr>
-              <w:t>4</w:t>
+              <w:t>5</w:t>
             </w:r>
             <w:r>
               <w:rPr>
@@ -4541,7 +4551,7 @@
                 <w:szCs w:val="26"/>
                 <w:lang w:val="en-US"/>
               </w:rPr>
-              <w:t>58</w:t>
+              <w:t>65</w:t>
             </w:r>
           </w:p>
         </w:tc>
@@ -4611,7 +4621,7 @@
                 <w:szCs w:val="26"/>
                 <w:lang w:val="en-US"/>
               </w:rPr>
-              <w:t>3</w:t>
+              <w:t>4</w:t>
             </w:r>
             <w:r>
               <w:rPr>
@@ -4642,7 +4652,7 @@
                 <w:szCs w:val="26"/>
                 <w:lang w:val="en-US"/>
               </w:rPr>
-              <w:t>2</w:t>
+              <w:t>3</w:t>
             </w:r>
             <w:r>
               <w:rPr>
@@ -4706,7 +4716,7 @@
                 <w:szCs w:val="26"/>
                 <w:lang w:val="en-US"/>
               </w:rPr>
-              <w:t>22</w:t>
+              <w:t>31</w:t>
             </w:r>
           </w:p>
         </w:tc>
@@ -4776,7 +4786,7 @@
                 <w:szCs w:val="26"/>
                 <w:lang w:val="en-US"/>
               </w:rPr>
-              <w:t>8</w:t>
+              <w:t>9</w:t>
             </w:r>
             <w:r>
               <w:rPr>
@@ -4808,7 +4818,7 @@
                 <w:szCs w:val="26"/>
                 <w:lang w:val="en-US"/>
               </w:rPr>
-              <w:t>3</w:t>
+              <w:t>4</w:t>
             </w:r>
             <w:r>
               <w:rPr>
@@ -4871,7 +4881,7 @@
                 <w:szCs w:val="26"/>
                 <w:lang w:val="en-US"/>
               </w:rPr>
-              <w:t>36</w:t>
+              <w:t>43</w:t>
             </w:r>
           </w:p>
         </w:tc>
@@ -4940,7 +4950,7 @@
                 <w:szCs w:val="26"/>
                 <w:lang w:val="en-US"/>
               </w:rPr>
-              <w:t>7</w:t>
+              <w:t>8</w:t>
             </w:r>
             <w:r>
               <w:rPr>
@@ -4971,7 +4981,7 @@
                 <w:szCs w:val="26"/>
                 <w:lang w:val="en-US"/>
               </w:rPr>
-              <w:t>4</w:t>
+              <w:t>6</w:t>
             </w:r>
             <w:r>
               <w:rPr>
@@ -5036,7 +5046,7 @@
                 <w:szCs w:val="26"/>
                 <w:lang w:val="en-US"/>
               </w:rPr>
-              <w:t>89</w:t>
+              <w:t>116</w:t>
             </w:r>
           </w:p>
         </w:tc>
@@ -5105,7 +5115,7 @@
                 <w:szCs w:val="26"/>
                 <w:lang w:val="en-US"/>
               </w:rPr>
-              <w:t>0</w:t>
+              <w:t>1</w:t>
             </w:r>
             <w:r>
               <w:rPr>
@@ -5136,7 +5146,7 @@
                 <w:szCs w:val="26"/>
                 <w:lang w:val="en-US"/>
               </w:rPr>
-              <w:t>0</w:t>
+              <w:t>1</w:t>
             </w:r>
             <w:r>
               <w:rPr>
@@ -5201,7 +5211,7 @@
                 <w:szCs w:val="26"/>
                 <w:lang w:val="en-US"/>
               </w:rPr>
-              <w:t>0</w:t>
+              <w:t>7</w:t>
             </w:r>
           </w:p>
         </w:tc>
@@ -5274,7 +5284,7 @@
                 <w:szCs w:val="26"/>
                 <w:lang w:val="en-US"/>
               </w:rPr>
-              <w:t>205</w:t>
+              <w:t>262</w:t>
             </w:r>
           </w:p>
         </w:tc>
@@ -5501,7 +5511,7 @@
                 <w:szCs w:val="26"/>
                 <w:lang w:val="en-US"/>
               </w:rPr>
-              <w:t>2</w:t>
+              <w:t>3</w:t>
             </w:r>
           </w:p>
         </w:tc>
@@ -5574,7 +5584,7 @@
                 <w:szCs w:val="26"/>
                 <w:lang w:val="en-US"/>
               </w:rPr>
-              <w:t>1</w:t>
+              <w:t>2</w:t>
             </w:r>
           </w:p>
         </w:tc>
@@ -5647,7 +5657,7 @@
                 <w:szCs w:val="26"/>
                 <w:lang w:val="en-US"/>
               </w:rPr>
-              <w:t>2</w:t>
+              <w:t>3</w:t>
             </w:r>
           </w:p>
         </w:tc>
@@ -5720,7 +5730,7 @@
                 <w:szCs w:val="26"/>
                 <w:lang w:val="en-US"/>
               </w:rPr>
-              <w:t>2</w:t>
+              <w:t>3</w:t>
             </w:r>
           </w:p>
         </w:tc>
@@ -5793,7 +5803,7 @@
                 <w:szCs w:val="26"/>
                 <w:lang w:val="en-US"/>
               </w:rPr>
-              <w:t>2</w:t>
+              <w:t>3</w:t>
             </w:r>
           </w:p>
         </w:tc>
@@ -5866,7 +5876,7 @@
                 <w:szCs w:val="26"/>
                 <w:lang w:val="en-US"/>
               </w:rPr>
-              <w:t>3</w:t>
+              <w:t>4</w:t>
             </w:r>
           </w:p>
         </w:tc>
@@ -5939,7 +5949,7 @@
                 <w:szCs w:val="26"/>
                 <w:lang w:val="en-US"/>
               </w:rPr>
-              <w:t>3</w:t>
+              <w:t>4</w:t>
             </w:r>
           </w:p>
         </w:tc>
@@ -6012,7 +6022,7 @@
                 <w:szCs w:val="26"/>
                 <w:lang w:val="en-US"/>
               </w:rPr>
-              <w:t>3</w:t>
+              <w:t>4</w:t>
             </w:r>
           </w:p>
         </w:tc>
@@ -6085,7 +6095,7 @@
                 <w:szCs w:val="26"/>
                 <w:lang w:val="en-US"/>
               </w:rPr>
-              <w:t>2</w:t>
+              <w:t>3</w:t>
             </w:r>
           </w:p>
         </w:tc>
@@ -6231,7 +6241,7 @@
                 <w:szCs w:val="26"/>
                 <w:lang w:val="en-US"/>
               </w:rPr>
-              <w:t>2</w:t>
+              <w:t>3</w:t>
             </w:r>
           </w:p>
         </w:tc>
@@ -6304,7 +6314,7 @@
                 <w:szCs w:val="26"/>
                 <w:lang w:val="en-US"/>
               </w:rPr>
-              <w:t>2</w:t>
+              <w:t>3</w:t>
             </w:r>
           </w:p>
         </w:tc>
@@ -6377,7 +6387,7 @@
                 <w:szCs w:val="26"/>
                 <w:lang w:val="en-US"/>
               </w:rPr>
-              <w:t>1</w:t>
+              <w:t>2</w:t>
             </w:r>
           </w:p>
         </w:tc>
@@ -6465,7 +6475,7 @@
                 <w:szCs w:val="26"/>
                 <w:lang w:val="en-US"/>
               </w:rPr>
-              <w:t>2</w:t>
+              <w:t>3</w:t>
             </w:r>
           </w:p>
         </w:tc>
@@ -6540,7 +6550,7 @@
                 <w:szCs w:val="26"/>
                 <w:lang w:val="en-US"/>
               </w:rPr>
-              <w:t>29</w:t>
+              <w:t>42</w:t>
             </w:r>
           </w:p>
         </w:tc>
@@ -6634,7 +6644,7 @@
           <w:szCs w:val="24"/>
         </w:rPr>
         <w:object>
-          <v:shape id="_x0000_i1025" o:spt="75" alt="" type="#_x0000_t75" style="height:30.85pt;width:174.95pt;" o:ole="t" filled="f" o:preferrelative="t" stroked="f" coordsize="21600,21600">
+          <v:shape id="_x0000_i1025" o:spt="75" type="#_x0000_t75" style="height:30.85pt;width:174.95pt;" o:ole="t" filled="f" o:preferrelative="t" stroked="f" coordsize="21600,21600">
             <v:path/>
             <v:fill on="f" focussize="0,0"/>
             <v:stroke on="f"/>
@@ -6684,7 +6694,33 @@
           <w:sz w:val="24"/>
           <w:szCs w:val="24"/>
         </w:rPr>
-        <w:t xml:space="preserve"> 29 = 0.94</w:t>
+        <w:t xml:space="preserve"> </w:t>
+      </w:r>
+      <w:r>
+        <w:rPr>
+          <w:rFonts w:hint="default" w:eastAsia="SimSun" w:cs="Times New Roman"/>
+          <w:sz w:val="24"/>
+          <w:szCs w:val="24"/>
+          <w:lang w:val="en-US"/>
+        </w:rPr>
+        <w:t>42</w:t>
+      </w:r>
+      <w:r>
+        <w:rPr>
+          <w:rFonts w:hint="default" w:ascii="Times New Roman" w:hAnsi="Times New Roman" w:eastAsia="SimSun" w:cs="Times New Roman"/>
+          <w:sz w:val="24"/>
+          <w:szCs w:val="24"/>
+        </w:rPr>
+        <w:t xml:space="preserve"> = </w:t>
+      </w:r>
+      <w:r>
+        <w:rPr>
+          <w:rFonts w:hint="default" w:eastAsia="SimSun" w:cs="Times New Roman"/>
+          <w:sz w:val="24"/>
+          <w:szCs w:val="24"/>
+          <w:lang w:val="en-US"/>
+        </w:rPr>
+        <w:t>1.07</w:t>
       </w:r>
     </w:p>
     <w:p>
@@ -6817,7 +6853,43 @@
           <w:szCs w:val="24"/>
           <w:lang w:val="en-US"/>
         </w:rPr>
-        <w:t>AFP = 205 x 0.94 = 192.7 điểm</w:t>
+        <w:t xml:space="preserve">AFP = 205 x </w:t>
+      </w:r>
+      <w:r>
+        <w:rPr>
+          <w:rFonts w:hint="default" w:cs="Times New Roman"/>
+          <w:sz w:val="24"/>
+          <w:szCs w:val="24"/>
+          <w:lang w:val="en-US"/>
+        </w:rPr>
+        <w:t>1.07</w:t>
+      </w:r>
+      <w:r>
+        <w:rPr>
+          <w:rFonts w:hint="default" w:ascii="Times New Roman" w:hAnsi="Times New Roman" w:cs="Times New Roman"/>
+          <w:sz w:val="24"/>
+          <w:szCs w:val="24"/>
+          <w:lang w:val="en-US"/>
+        </w:rPr>
+        <w:t xml:space="preserve"> = </w:t>
+      </w:r>
+      <w:r>
+        <w:rPr>
+          <w:rFonts w:hint="default" w:cs="Times New Roman"/>
+          <w:sz w:val="24"/>
+          <w:szCs w:val="24"/>
+          <w:lang w:val="en-US"/>
+        </w:rPr>
+        <w:t>280.34</w:t>
+      </w:r>
+      <w:r>
+        <w:rPr>
+          <w:rFonts w:hint="default" w:ascii="Times New Roman" w:hAnsi="Times New Roman" w:cs="Times New Roman"/>
+          <w:sz w:val="24"/>
+          <w:szCs w:val="24"/>
+          <w:lang w:val="en-US"/>
+        </w:rPr>
+        <w:t xml:space="preserve"> điểm</w:t>
       </w:r>
     </w:p>
     <w:p>
@@ -6876,7 +6948,20 @@
         <w:rPr>
           <w:rFonts w:hint="default" w:ascii="Times New Roman" w:hAnsi="Times New Roman" w:cs="Times New Roman"/>
         </w:rPr>
-        <w:t xml:space="preserve"> 15 = 192.7 </w:t>
+        <w:t xml:space="preserve"> 15 = </w:t>
+      </w:r>
+      <w:r>
+        <w:rPr>
+          <w:rFonts w:hint="default" w:cs="Times New Roman"/>
+          <w:lang w:val="en-US"/>
+        </w:rPr>
+        <w:t>280.34</w:t>
+      </w:r>
+      <w:r>
+        <w:rPr>
+          <w:rFonts w:hint="default" w:ascii="Times New Roman" w:hAnsi="Times New Roman" w:cs="Times New Roman"/>
+        </w:rPr>
+        <w:t xml:space="preserve"> </w:t>
       </w:r>
       <w:r>
         <w:rPr>
@@ -6889,7 +6974,20 @@
         <w:rPr>
           <w:rFonts w:hint="default" w:ascii="Times New Roman" w:hAnsi="Times New Roman" w:cs="Times New Roman"/>
         </w:rPr>
-        <w:t xml:space="preserve"> 15 = 2,890.5  dòng code</w:t>
+        <w:t xml:space="preserve"> 15 = </w:t>
+      </w:r>
+      <w:r>
+        <w:rPr>
+          <w:rFonts w:hint="default" w:cs="Times New Roman"/>
+          <w:lang w:val="en-US"/>
+        </w:rPr>
+        <w:t>4205.1</w:t>
+      </w:r>
+      <w:r>
+        <w:rPr>
+          <w:rFonts w:hint="default" w:ascii="Times New Roman" w:hAnsi="Times New Roman" w:cs="Times New Roman"/>
+        </w:rPr>
+        <w:t xml:space="preserve">  dòng code</w:t>
       </w:r>
     </w:p>
     <w:p>
@@ -6944,7 +7042,51 @@
           <w:szCs w:val="24"/>
           <w:lang w:val="en-US"/>
         </w:rPr>
-        <w:t>KLOC = 2,89.5 / 1000 = 2.891 KLOC</w:t>
+        <w:t xml:space="preserve">KLOC = </w:t>
+      </w:r>
+      <w:r>
+        <w:rPr>
+          <w:rFonts w:hint="default" w:eastAsia="SimSun" w:cs="Times New Roman"/>
+          <w:b/>
+          <w:bCs/>
+          <w:sz w:val="24"/>
+          <w:szCs w:val="24"/>
+          <w:lang w:val="en-US"/>
+        </w:rPr>
+        <w:t>4205</w:t>
+      </w:r>
+      <w:r>
+        <w:rPr>
+          <w:rFonts w:hint="default" w:ascii="Times New Roman" w:hAnsi="Times New Roman" w:eastAsia="SimSun" w:cs="Times New Roman"/>
+          <w:b/>
+          <w:bCs/>
+          <w:sz w:val="24"/>
+          <w:szCs w:val="24"/>
+          <w:lang w:val="en-US"/>
+        </w:rPr>
+        <w:t xml:space="preserve">/ 1000 = </w:t>
+      </w:r>
+      <w:r>
+        <w:rPr>
+          <w:rFonts w:hint="default" w:eastAsia="SimSun" w:cs="Times New Roman"/>
+          <w:b/>
+          <w:bCs/>
+          <w:sz w:val="24"/>
+          <w:szCs w:val="24"/>
+          <w:lang w:val="en-US"/>
+        </w:rPr>
+        <w:t>4.205</w:t>
+      </w:r>
+      <w:r>
+        <w:rPr>
+          <w:rFonts w:hint="default" w:ascii="Times New Roman" w:hAnsi="Times New Roman" w:eastAsia="SimSun" w:cs="Times New Roman"/>
+          <w:b/>
+          <w:bCs/>
+          <w:sz w:val="24"/>
+          <w:szCs w:val="24"/>
+          <w:lang w:val="en-US"/>
+        </w:rPr>
+        <w:t xml:space="preserve"> KLOC</w:t>
       </w:r>
       <w:r>
         <w:rPr>
@@ -7000,7 +7142,7 @@
           <w:szCs w:val="24"/>
         </w:rPr>
         <w:object>
-          <v:shape id="_x0000_i1027" o:spt="75" alt="" type="#_x0000_t75" style="height:25.3pt;width:123.5pt;" o:ole="t" filled="f" o:preferrelative="t" stroked="f" coordsize="21600,21600">
+          <v:shape id="_x0000_i1027" o:spt="75" type="#_x0000_t75" style="height:25.3pt;width:123.5pt;" o:ole="t" filled="f" o:preferrelative="t" stroked="f" coordsize="21600,21600">
             <v:path/>
             <v:fill on="f" focussize="0,0"/>
             <v:stroke on="f"/>
@@ -7246,7 +7388,20 @@
         <w:rPr>
           <w:rFonts w:hint="default" w:ascii="Times New Roman" w:hAnsi="Times New Roman" w:cs="Times New Roman"/>
         </w:rPr>
-        <w:t xml:space="preserve"> (2.891)^</w:t>
+        <w:t xml:space="preserve"> (</w:t>
+      </w:r>
+      <w:r>
+        <w:rPr>
+          <w:rFonts w:hint="default" w:cs="Times New Roman"/>
+          <w:lang w:val="en-US"/>
+        </w:rPr>
+        <w:t>4.205</w:t>
+      </w:r>
+      <w:r>
+        <w:rPr>
+          <w:rFonts w:hint="default" w:ascii="Times New Roman" w:hAnsi="Times New Roman" w:cs="Times New Roman"/>
+        </w:rPr>
+        <w:t>)</w:t>
       </w:r>
       <w:r>
         <w:rPr>
@@ -7285,10 +7440,34 @@
         <w:rPr>
           <w:rFonts w:hint="default" w:ascii="Times New Roman" w:hAnsi="Times New Roman" w:cs="Times New Roman"/>
         </w:rPr>
-        <w:t xml:space="preserve"> 3.048 = 7.32 người-tháng (person-month)</w:t>
-      </w:r>
-      <w:bookmarkStart w:id="0" w:name="_GoBack"/>
-      <w:bookmarkEnd w:id="0"/>
+        <w:t xml:space="preserve"> </w:t>
+      </w:r>
+      <w:r>
+        <w:rPr>
+          <w:rFonts w:hint="default" w:cs="Times New Roman"/>
+          <w:lang w:val="en-US"/>
+        </w:rPr>
+        <w:t>4.517</w:t>
+      </w:r>
+      <w:r>
+        <w:rPr>
+          <w:rFonts w:hint="default" w:ascii="Times New Roman" w:hAnsi="Times New Roman" w:cs="Times New Roman"/>
+        </w:rPr>
+        <w:t xml:space="preserve"> = </w:t>
+      </w:r>
+      <w:r>
+        <w:rPr>
+          <w:rFonts w:hint="default" w:cs="Times New Roman"/>
+          <w:lang w:val="en-US"/>
+        </w:rPr>
+        <w:t>10.84</w:t>
+      </w:r>
+      <w:r>
+        <w:rPr>
+          <w:rFonts w:hint="default" w:ascii="Times New Roman" w:hAnsi="Times New Roman" w:cs="Times New Roman"/>
+        </w:rPr>
+        <w:t xml:space="preserve"> người-tháng (person-month)</w:t>
+      </w:r>
     </w:p>
     <w:p>
       <w:pPr>
@@ -7304,6 +7483,8 @@
           <w:lang w:val="en-US"/>
         </w:rPr>
       </w:pPr>
+      <w:bookmarkStart w:id="0" w:name="_GoBack"/>
+      <w:bookmarkEnd w:id="0"/>
     </w:p>
     <w:p>
       <w:pPr>
@@ -8976,7 +9157,7 @@
     <w:lsdException w:unhideWhenUsed="0" w:uiPriority="0" w:semiHidden="0" w:name="Document Map"/>
     <w:lsdException w:unhideWhenUsed="0" w:uiPriority="0" w:semiHidden="0" w:name="Plain Text"/>
     <w:lsdException w:unhideWhenUsed="0" w:uiPriority="0" w:semiHidden="0" w:name="E-mail Signature"/>
-    <w:lsdException w:unhideWhenUsed="0" w:uiPriority="0" w:semiHidden="0" w:name="Normal (Web)"/>
+    <w:lsdException w:qFormat="1" w:unhideWhenUsed="0" w:uiPriority="0" w:semiHidden="0" w:name="Normal (Web)"/>
     <w:lsdException w:unhideWhenUsed="0" w:uiPriority="0" w:semiHidden="0" w:name="HTML Acronym"/>
     <w:lsdException w:unhideWhenUsed="0" w:uiPriority="0" w:semiHidden="0" w:name="HTML Address"/>
     <w:lsdException w:unhideWhenUsed="0" w:uiPriority="0" w:semiHidden="0" w:name="HTML Cite"/>
@@ -9073,6 +9254,7 @@
   </w:style>
   <w:style w:type="paragraph" w:styleId="4">
     <w:name w:val="Normal (Web)"/>
+    <w:qFormat/>
     <w:uiPriority w:val="0"/>
     <w:pPr>
       <w:spacing w:before="0" w:beforeAutospacing="1" w:after="0" w:afterAutospacing="1"/>
@@ -9080,6 +9262,7 @@
       <w:jc w:val="left"/>
     </w:pPr>
     <w:rPr>
+      <w:rFonts w:ascii="Times New Roman" w:hAnsi="Times New Roman" w:eastAsia="SimSun" w:cs="Times New Roman"/>
       <w:kern w:val="0"/>
       <w:sz w:val="24"/>
       <w:szCs w:val="24"/>

--- a/BaoCaoUocLuong_DiemChucNang.docx
+++ b/BaoCaoUocLuong_DiemChucNang.docx
@@ -89,27 +89,7 @@
           <w:szCs w:val="20"/>
           <w:lang w:val="en-US"/>
         </w:rPr>
-        <w:t xml:space="preserve">- Module </w:t>
-      </w:r>
-      <w:r>
-        <w:rPr>
-          <w:rFonts w:hint="default" w:ascii="Times New Roman" w:hAnsi="Times New Roman" w:cs="Times New Roman"/>
-          <w:b/>
-          <w:sz w:val="20"/>
-          <w:szCs w:val="20"/>
-          <w:lang w:val="en-US"/>
-        </w:rPr>
-        <w:t>sản phẩm</w:t>
-      </w:r>
-      <w:r>
-        <w:rPr>
-          <w:rFonts w:hint="default" w:ascii="Times New Roman" w:hAnsi="Times New Roman" w:cs="Times New Roman"/>
-          <w:b/>
-          <w:sz w:val="20"/>
-          <w:szCs w:val="20"/>
-          <w:lang w:val="en-US"/>
-        </w:rPr>
-        <w:t>:</w:t>
+        <w:t>- Module sản phẩm:</w:t>
       </w:r>
     </w:p>
     <w:p>
@@ -137,17 +117,7 @@
           <w:szCs w:val="20"/>
           <w:lang w:val="en-US"/>
         </w:rPr>
-        <w:t>Output:</w:t>
-      </w:r>
-      <w:r>
-        <w:rPr>
-          <w:rFonts w:hint="default" w:ascii="Times New Roman" w:hAnsi="Times New Roman" w:cs="Times New Roman"/>
-          <w:b/>
-          <w:sz w:val="20"/>
-          <w:szCs w:val="20"/>
-          <w:lang w:val="en-US"/>
-        </w:rPr>
-        <w:t xml:space="preserve"> không có</w:t>
+        <w:t>Output: không có</w:t>
       </w:r>
     </w:p>
     <w:p>
@@ -175,23 +145,14 @@
           <w:szCs w:val="20"/>
           <w:lang w:val="en-US"/>
         </w:rPr>
-        <w:t>Input:</w:t>
-      </w:r>
-      <w:r>
-        <w:rPr>
-          <w:rFonts w:hint="default" w:ascii="Times New Roman" w:hAnsi="Times New Roman" w:cs="Times New Roman"/>
-          <w:b/>
-          <w:sz w:val="20"/>
-          <w:szCs w:val="20"/>
-          <w:lang w:val="en-US"/>
-        </w:rPr>
-        <w:t xml:space="preserve"> </w:t>
-      </w:r>
-    </w:p>
-    <w:p>
-      <w:pPr>
-        <w:pStyle w:val="5"/>
-        <w:numPr>
+        <w:t xml:space="preserve">Input: </w:t>
+      </w:r>
+    </w:p>
+    <w:p>
+      <w:pPr>
+        <w:pStyle w:val="5"/>
+        <w:numPr>
+          <w:ilvl w:val="0"/>
           <w:numId w:val="0"/>
         </w:numPr>
         <w:spacing w:before="0" w:after="0" w:line="240" w:lineRule="auto"/>
@@ -232,6 +193,7 @@
       <w:pPr>
         <w:pStyle w:val="5"/>
         <w:numPr>
+          <w:ilvl w:val="0"/>
           <w:numId w:val="0"/>
         </w:numPr>
         <w:spacing w:before="0" w:after="0" w:line="240" w:lineRule="auto"/>
@@ -265,24 +227,14 @@
           <w:szCs w:val="20"/>
           <w:lang w:val="en-US"/>
         </w:rPr>
-        <w:t xml:space="preserve">Màn hình sửa thông tin bánh </w:t>
-      </w:r>
-      <w:r>
-        <w:rPr>
-          <w:rFonts w:hint="default" w:ascii="Times New Roman" w:hAnsi="Times New Roman" w:cs="Times New Roman"/>
-          <w:b w:val="0"/>
-          <w:bCs/>
-          <w:sz w:val="20"/>
-          <w:szCs w:val="20"/>
-          <w:lang w:val="en-US"/>
-        </w:rPr>
-        <w:t>(sản phẩm)</w:t>
-      </w:r>
-    </w:p>
-    <w:p>
-      <w:pPr>
-        <w:pStyle w:val="5"/>
-        <w:numPr>
+        <w:t>Màn hình sửa thông tin bánh (sản phẩm)</w:t>
+      </w:r>
+    </w:p>
+    <w:p>
+      <w:pPr>
+        <w:pStyle w:val="5"/>
+        <w:numPr>
+          <w:ilvl w:val="0"/>
           <w:numId w:val="0"/>
         </w:numPr>
         <w:spacing w:before="0" w:after="0" w:line="240" w:lineRule="auto"/>
@@ -323,6 +275,7 @@
       <w:pPr>
         <w:pStyle w:val="5"/>
         <w:numPr>
+          <w:ilvl w:val="0"/>
           <w:numId w:val="0"/>
         </w:numPr>
         <w:spacing w:before="0" w:after="0" w:line="240" w:lineRule="auto"/>
@@ -336,218 +289,20 @@
           <w:lang w:val="en-US"/>
         </w:rPr>
       </w:pPr>
-    </w:p>
-    <w:p>
-      <w:pPr>
-        <w:pStyle w:val="5"/>
-        <w:numPr>
-          <w:ilvl w:val="0"/>
-          <w:numId w:val="2"/>
-        </w:numPr>
-        <w:spacing w:before="0" w:after="0" w:line="240" w:lineRule="auto"/>
-        <w:ind w:left="1077" w:hanging="357"/>
-        <w:rPr>
-          <w:rFonts w:hint="default" w:ascii="Times New Roman" w:hAnsi="Times New Roman" w:cs="Times New Roman"/>
-          <w:b/>
-          <w:sz w:val="20"/>
-          <w:szCs w:val="20"/>
-          <w:lang w:val="en-US"/>
-        </w:rPr>
-      </w:pPr>
-      <w:r>
-        <w:rPr>
-          <w:rFonts w:hint="default" w:ascii="Times New Roman" w:hAnsi="Times New Roman" w:cs="Times New Roman"/>
-          <w:b/>
-          <w:sz w:val="20"/>
-          <w:szCs w:val="20"/>
-          <w:lang w:val="en-US"/>
-        </w:rPr>
-        <w:t>Files:</w:t>
-      </w:r>
-    </w:p>
-    <w:p>
-      <w:pPr>
-        <w:pStyle w:val="5"/>
-        <w:numPr>
-          <w:numId w:val="0"/>
-        </w:numPr>
-        <w:spacing w:before="0" w:after="0" w:line="240" w:lineRule="auto"/>
-        <w:ind w:left="720" w:leftChars="0" w:firstLine="708" w:firstLineChars="0"/>
-        <w:rPr>
-          <w:rFonts w:hint="default" w:ascii="Times New Roman" w:hAnsi="Times New Roman" w:cs="Times New Roman"/>
-          <w:b/>
-          <w:sz w:val="20"/>
-          <w:szCs w:val="20"/>
-          <w:lang w:val="en-US"/>
-        </w:rPr>
-      </w:pPr>
-      <w:r>
-        <w:rPr>
-          <w:rFonts w:hint="default" w:cs="Times New Roman"/>
-          <w:b w:val="0"/>
-          <w:bCs/>
-          <w:sz w:val="20"/>
-          <w:szCs w:val="20"/>
-          <w:lang w:val="en-US"/>
-        </w:rPr>
-        <w:t xml:space="preserve">+ </w:t>
-      </w:r>
-      <w:r>
-        <w:rPr>
-          <w:rFonts w:hint="default" w:ascii="Times New Roman" w:hAnsi="Times New Roman" w:cs="Times New Roman"/>
-          <w:b w:val="0"/>
-          <w:bCs/>
-          <w:sz w:val="20"/>
-          <w:szCs w:val="20"/>
-          <w:lang w:val="en-US"/>
-        </w:rPr>
-        <w:t>SanPham</w:t>
-      </w:r>
-    </w:p>
-    <w:p>
-      <w:pPr>
-        <w:pStyle w:val="5"/>
-        <w:numPr>
-          <w:ilvl w:val="0"/>
-          <w:numId w:val="2"/>
-        </w:numPr>
-        <w:spacing w:before="0" w:after="0" w:line="240" w:lineRule="auto"/>
-        <w:ind w:left="1077" w:hanging="357"/>
-        <w:rPr>
-          <w:rFonts w:hint="default" w:ascii="Times New Roman" w:hAnsi="Times New Roman" w:cs="Times New Roman"/>
-          <w:b/>
-          <w:sz w:val="20"/>
-          <w:szCs w:val="20"/>
-          <w:lang w:val="en-US"/>
-        </w:rPr>
-      </w:pPr>
-      <w:r>
-        <w:rPr>
-          <w:rFonts w:hint="default" w:ascii="Times New Roman" w:hAnsi="Times New Roman" w:cs="Times New Roman"/>
-          <w:b/>
-          <w:sz w:val="20"/>
-          <w:szCs w:val="20"/>
-          <w:lang w:val="en-US"/>
-        </w:rPr>
-        <w:t>Interfaces:</w:t>
-      </w:r>
-      <w:r>
-        <w:rPr>
-          <w:rFonts w:hint="default" w:ascii="Times New Roman" w:hAnsi="Times New Roman" w:cs="Times New Roman"/>
-          <w:b/>
-          <w:sz w:val="20"/>
-          <w:szCs w:val="20"/>
-          <w:lang w:val="en-US"/>
-        </w:rPr>
-        <w:t xml:space="preserve"> không có</w:t>
-      </w:r>
-    </w:p>
-    <w:p>
-      <w:pPr>
-        <w:pStyle w:val="5"/>
-        <w:numPr>
-          <w:ilvl w:val="0"/>
-          <w:numId w:val="2"/>
-        </w:numPr>
-        <w:spacing w:before="0" w:line="240" w:lineRule="auto"/>
-        <w:ind w:left="1077" w:hanging="357"/>
-        <w:rPr>
-          <w:rFonts w:hint="default" w:ascii="Times New Roman" w:hAnsi="Times New Roman" w:cs="Times New Roman"/>
-          <w:b/>
-          <w:sz w:val="20"/>
-          <w:szCs w:val="20"/>
-          <w:lang w:val="en-US"/>
-        </w:rPr>
-      </w:pPr>
-      <w:r>
-        <w:rPr>
-          <w:rFonts w:hint="default" w:ascii="Times New Roman" w:hAnsi="Times New Roman" w:cs="Times New Roman"/>
-          <w:b/>
-          <w:sz w:val="20"/>
-          <w:szCs w:val="20"/>
-          <w:lang w:val="en-US"/>
-        </w:rPr>
-        <w:t>Queries:</w:t>
-      </w:r>
-    </w:p>
-    <w:p>
-      <w:pPr>
-        <w:pStyle w:val="5"/>
-        <w:numPr>
-          <w:numId w:val="0"/>
-        </w:numPr>
-        <w:spacing w:before="0" w:line="240" w:lineRule="auto"/>
-        <w:ind w:left="720" w:leftChars="0" w:firstLine="708" w:firstLineChars="0"/>
-        <w:rPr>
-          <w:rFonts w:hint="default" w:ascii="Times New Roman" w:hAnsi="Times New Roman" w:cs="Times New Roman"/>
-          <w:b w:val="0"/>
-          <w:bCs/>
-          <w:sz w:val="20"/>
-          <w:szCs w:val="20"/>
-          <w:lang w:val="en-US"/>
-        </w:rPr>
-      </w:pPr>
-      <w:r>
-        <w:rPr>
-          <w:rFonts w:hint="default" w:cs="Times New Roman"/>
-          <w:b w:val="0"/>
-          <w:bCs/>
-          <w:sz w:val="20"/>
-          <w:szCs w:val="20"/>
-          <w:lang w:val="en-US"/>
-        </w:rPr>
-        <w:t xml:space="preserve">+ </w:t>
-      </w:r>
-      <w:r>
-        <w:rPr>
-          <w:rFonts w:hint="default" w:ascii="Times New Roman" w:hAnsi="Times New Roman" w:cs="Times New Roman"/>
-          <w:b w:val="0"/>
-          <w:bCs/>
-          <w:sz w:val="20"/>
-          <w:szCs w:val="20"/>
-          <w:lang w:val="en-US"/>
-        </w:rPr>
-        <w:t>Tìm kiếm sản phẩm theo mã hay theo tên sản phẩm</w:t>
-      </w:r>
-    </w:p>
-    <w:p>
-      <w:pPr>
-        <w:pStyle w:val="5"/>
-        <w:numPr>
-          <w:numId w:val="0"/>
-        </w:numPr>
-        <w:spacing w:before="0" w:line="240" w:lineRule="auto"/>
-        <w:ind w:left="720" w:leftChars="0" w:firstLine="708" w:firstLineChars="0"/>
-        <w:rPr>
-          <w:rFonts w:hint="default" w:ascii="Times New Roman" w:hAnsi="Times New Roman" w:cs="Times New Roman"/>
-          <w:b w:val="0"/>
-          <w:bCs/>
-          <w:sz w:val="20"/>
-          <w:szCs w:val="20"/>
-          <w:lang w:val="en-US"/>
-        </w:rPr>
-      </w:pPr>
-      <w:r>
-        <w:rPr>
-          <w:rFonts w:hint="default" w:cs="Times New Roman"/>
-          <w:b w:val="0"/>
-          <w:bCs/>
-          <w:sz w:val="20"/>
-          <w:szCs w:val="20"/>
-          <w:lang w:val="en-US"/>
-        </w:rPr>
-        <w:t xml:space="preserve">+ </w:t>
-      </w:r>
-      <w:r>
-        <w:rPr>
-          <w:rFonts w:hint="default" w:ascii="Times New Roman" w:hAnsi="Times New Roman" w:cs="Times New Roman"/>
-          <w:b w:val="0"/>
-          <w:bCs/>
-          <w:sz w:val="20"/>
-          <w:szCs w:val="20"/>
-          <w:lang w:val="en-US"/>
-        </w:rPr>
-        <w:t xml:space="preserve">Xem </w:t>
+      <w:r>
+        <w:rPr>
+          <w:rFonts w:hint="default" w:ascii="sans-serif" w:hAnsi="sans-serif" w:eastAsia="sans-serif" w:cs="sans-serif"/>
+          <w:i w:val="0"/>
+          <w:iCs w:val="0"/>
+          <w:caps w:val="0"/>
+          <w:color w:val="303030"/>
+          <w:spacing w:val="0"/>
+          <w:sz w:val="25"/>
+          <w:szCs w:val="25"/>
+          <w:shd w:val="clear" w:fill="FFFFFF"/>
+          <w:lang w:val="en-US"/>
+        </w:rPr>
+        <w:t>+</w:t>
       </w:r>
       <w:r>
         <w:rPr>
@@ -559,52 +314,9 @@
           <w:spacing w:val="0"/>
           <w:sz w:val="20"/>
           <w:szCs w:val="20"/>
-          <w:shd w:val="clear" w:fill="FAF9F9"/>
-        </w:rPr>
-        <w:t>danh sách &amp; chi tiết thông tin bánh</w:t>
-      </w:r>
-    </w:p>
-    <w:p>
-      <w:pPr>
-        <w:spacing w:before="0" w:after="0"/>
-        <w:ind w:left="360"/>
-        <w:rPr>
-          <w:rFonts w:hint="default" w:ascii="Times New Roman" w:hAnsi="Times New Roman" w:cs="Times New Roman"/>
-          <w:b/>
-          <w:sz w:val="20"/>
-          <w:szCs w:val="20"/>
-          <w:lang w:val="en-US"/>
-        </w:rPr>
-      </w:pPr>
-      <w:r>
-        <w:rPr>
-          <w:rFonts w:hint="default" w:ascii="Times New Roman" w:hAnsi="Times New Roman" w:cs="Times New Roman"/>
-          <w:b/>
-          <w:sz w:val="20"/>
-          <w:szCs w:val="20"/>
-          <w:lang w:val="en-US"/>
-        </w:rPr>
-        <w:t xml:space="preserve">- Module </w:t>
-      </w:r>
-      <w:r>
-        <w:rPr>
-          <w:rFonts w:hint="default" w:ascii="Times New Roman" w:hAnsi="Times New Roman" w:cs="Times New Roman"/>
-          <w:b/>
-          <w:sz w:val="20"/>
-          <w:szCs w:val="20"/>
-          <w:lang w:val="en-US"/>
-        </w:rPr>
-        <w:t>người dùng</w:t>
-      </w:r>
-      <w:r>
-        <w:rPr>
-          <w:rFonts w:hint="default" w:ascii="Times New Roman" w:hAnsi="Times New Roman" w:cs="Times New Roman"/>
-          <w:b/>
-          <w:sz w:val="20"/>
-          <w:szCs w:val="20"/>
-          <w:lang w:val="en-US"/>
-        </w:rPr>
-        <w:t>:</w:t>
+          <w:shd w:val="clear" w:fill="FFFFFF"/>
+        </w:rPr>
+        <w:t>Chức năng tải lên hình ảnh thực tế của bánh</w:t>
       </w:r>
     </w:p>
     <w:p>
@@ -632,17 +344,7 @@
           <w:szCs w:val="20"/>
           <w:lang w:val="en-US"/>
         </w:rPr>
-        <w:t>Output:</w:t>
-      </w:r>
-      <w:r>
-        <w:rPr>
-          <w:rFonts w:hint="default" w:ascii="Times New Roman" w:hAnsi="Times New Roman" w:cs="Times New Roman"/>
-          <w:b/>
-          <w:sz w:val="20"/>
-          <w:szCs w:val="20"/>
-          <w:lang w:val="en-US"/>
-        </w:rPr>
-        <w:t xml:space="preserve"> không có</w:t>
+        <w:t>Files:</w:t>
       </w:r>
     </w:p>
     <w:p>
@@ -650,33 +352,6 @@
         <w:pStyle w:val="5"/>
         <w:numPr>
           <w:ilvl w:val="0"/>
-          <w:numId w:val="2"/>
-        </w:numPr>
-        <w:spacing w:before="0" w:after="0" w:line="240" w:lineRule="auto"/>
-        <w:ind w:left="1077" w:hanging="357"/>
-        <w:rPr>
-          <w:rFonts w:hint="default" w:ascii="Times New Roman" w:hAnsi="Times New Roman" w:cs="Times New Roman"/>
-          <w:b/>
-          <w:sz w:val="20"/>
-          <w:szCs w:val="20"/>
-          <w:lang w:val="en-US"/>
-        </w:rPr>
-      </w:pPr>
-      <w:r>
-        <w:rPr>
-          <w:rFonts w:hint="default" w:ascii="Times New Roman" w:hAnsi="Times New Roman" w:cs="Times New Roman"/>
-          <w:b/>
-          <w:sz w:val="20"/>
-          <w:szCs w:val="20"/>
-          <w:lang w:val="en-US"/>
-        </w:rPr>
-        <w:t>Input:</w:t>
-      </w:r>
-    </w:p>
-    <w:p>
-      <w:pPr>
-        <w:pStyle w:val="5"/>
-        <w:numPr>
           <w:numId w:val="0"/>
         </w:numPr>
         <w:spacing w:before="0" w:after="0" w:line="240" w:lineRule="auto"/>
@@ -710,27 +385,18 @@
           <w:szCs w:val="20"/>
           <w:lang w:val="en-US"/>
         </w:rPr>
-        <w:t>Màn hình đăng ký tài khoản khách hàng mới</w:t>
-      </w:r>
-    </w:p>
-    <w:p>
-      <w:pPr>
-        <w:pStyle w:val="5"/>
-        <w:numPr>
+        <w:t>SanPham</w:t>
+      </w:r>
+    </w:p>
+    <w:p>
+      <w:pPr>
+        <w:pStyle w:val="5"/>
+        <w:numPr>
+          <w:ilvl w:val="0"/>
           <w:numId w:val="0"/>
         </w:numPr>
         <w:spacing w:before="0" w:after="0" w:line="240" w:lineRule="auto"/>
-        <w:ind w:left="708" w:leftChars="0" w:firstLine="708" w:firstLineChars="0"/>
-        <w:rPr>
-          <w:rFonts w:hint="default" w:ascii="Times New Roman" w:hAnsi="Times New Roman" w:cs="Times New Roman"/>
-          <w:b w:val="0"/>
-          <w:bCs/>
-          <w:sz w:val="20"/>
-          <w:szCs w:val="20"/>
-          <w:lang w:val="en-US"/>
-        </w:rPr>
-      </w:pPr>
-      <w:r>
+        <w:ind w:left="720" w:leftChars="0" w:firstLine="708" w:firstLineChars="0"/>
         <w:rPr>
           <w:rFonts w:hint="default" w:cs="Times New Roman"/>
           <w:b w:val="0"/>
@@ -739,36 +405,6 @@
           <w:szCs w:val="20"/>
           <w:lang w:val="en-US"/>
         </w:rPr>
-        <w:t xml:space="preserve">+ </w:t>
-      </w:r>
-      <w:r>
-        <w:rPr>
-          <w:rFonts w:hint="default" w:ascii="Times New Roman" w:hAnsi="Times New Roman" w:cs="Times New Roman"/>
-          <w:b w:val="0"/>
-          <w:bCs/>
-          <w:sz w:val="20"/>
-          <w:szCs w:val="20"/>
-          <w:lang w:val="en-US"/>
-        </w:rPr>
-        <w:t xml:space="preserve">Màn hình đăng nhập </w:t>
-      </w:r>
-    </w:p>
-    <w:p>
-      <w:pPr>
-        <w:pStyle w:val="5"/>
-        <w:numPr>
-          <w:numId w:val="0"/>
-        </w:numPr>
-        <w:spacing w:before="0" w:after="0" w:line="240" w:lineRule="auto"/>
-        <w:ind w:left="708" w:leftChars="0" w:firstLine="708" w:firstLineChars="0"/>
-        <w:rPr>
-          <w:rFonts w:hint="default" w:ascii="Times New Roman" w:hAnsi="Times New Roman" w:cs="Times New Roman"/>
-          <w:b w:val="0"/>
-          <w:bCs/>
-          <w:sz w:val="20"/>
-          <w:szCs w:val="20"/>
-          <w:lang w:val="en-US"/>
-        </w:rPr>
       </w:pPr>
       <w:r>
         <w:rPr>
@@ -779,18 +415,37 @@
           <w:szCs w:val="20"/>
           <w:lang w:val="en-US"/>
         </w:rPr>
-        <w:t xml:space="preserve">+ </w:t>
-      </w:r>
-      <w:r>
-        <w:rPr>
-          <w:rFonts w:hint="default" w:ascii="Times New Roman" w:hAnsi="Times New Roman" w:cs="Times New Roman"/>
+        <w:t>+KhoHang_Gia</w:t>
+      </w:r>
+    </w:p>
+    <w:p>
+      <w:pPr>
+        <w:pStyle w:val="5"/>
+        <w:numPr>
+          <w:ilvl w:val="0"/>
+          <w:numId w:val="0"/>
+        </w:numPr>
+        <w:spacing w:before="0" w:after="0" w:line="240" w:lineRule="auto"/>
+        <w:ind w:left="720" w:leftChars="0" w:firstLine="708" w:firstLineChars="0"/>
+        <w:rPr>
+          <w:rFonts w:hint="default" w:cs="Times New Roman"/>
           <w:b w:val="0"/>
           <w:bCs/>
           <w:sz w:val="20"/>
           <w:szCs w:val="20"/>
           <w:lang w:val="en-US"/>
         </w:rPr>
-        <w:t>Chức năng cập nhật thông tin cá nhân</w:t>
+      </w:pPr>
+      <w:r>
+        <w:rPr>
+          <w:rFonts w:hint="default" w:cs="Times New Roman"/>
+          <w:b w:val="0"/>
+          <w:bCs/>
+          <w:sz w:val="20"/>
+          <w:szCs w:val="20"/>
+          <w:lang w:val="en-US"/>
+        </w:rPr>
+        <w:t>+HinhAnhSanPham</w:t>
       </w:r>
     </w:p>
     <w:p>
@@ -818,13 +473,245 @@
           <w:szCs w:val="20"/>
           <w:lang w:val="en-US"/>
         </w:rPr>
-        <w:t>Files:</w:t>
-      </w:r>
-    </w:p>
-    <w:p>
-      <w:pPr>
-        <w:pStyle w:val="5"/>
-        <w:numPr>
+        <w:t xml:space="preserve">Interfaces: </w:t>
+      </w:r>
+      <w:r>
+        <w:rPr>
+          <w:rFonts w:hint="default" w:ascii="Times New Roman" w:hAnsi="Times New Roman" w:eastAsia="sans-serif" w:cs="Times New Roman"/>
+          <w:i w:val="0"/>
+          <w:iCs w:val="0"/>
+          <w:caps w:val="0"/>
+          <w:color w:val="303030"/>
+          <w:spacing w:val="0"/>
+          <w:sz w:val="20"/>
+          <w:szCs w:val="20"/>
+          <w:shd w:val="clear" w:fill="FFFFFF"/>
+        </w:rPr>
+        <w:t>API kết nối dịch vụ lưu trữ hình ảnh đám mây bên ngoài</w:t>
+      </w:r>
+    </w:p>
+    <w:p>
+      <w:pPr>
+        <w:pStyle w:val="5"/>
+        <w:numPr>
+          <w:ilvl w:val="0"/>
+          <w:numId w:val="2"/>
+        </w:numPr>
+        <w:spacing w:before="0" w:line="240" w:lineRule="auto"/>
+        <w:ind w:left="1077" w:hanging="357"/>
+        <w:rPr>
+          <w:rFonts w:hint="default" w:ascii="Times New Roman" w:hAnsi="Times New Roman" w:cs="Times New Roman"/>
+          <w:b/>
+          <w:sz w:val="20"/>
+          <w:szCs w:val="20"/>
+          <w:lang w:val="en-US"/>
+        </w:rPr>
+      </w:pPr>
+      <w:r>
+        <w:rPr>
+          <w:rFonts w:hint="default" w:ascii="Times New Roman" w:hAnsi="Times New Roman" w:cs="Times New Roman"/>
+          <w:b/>
+          <w:sz w:val="20"/>
+          <w:szCs w:val="20"/>
+          <w:lang w:val="en-US"/>
+        </w:rPr>
+        <w:t>Queries:</w:t>
+      </w:r>
+    </w:p>
+    <w:p>
+      <w:pPr>
+        <w:pStyle w:val="5"/>
+        <w:numPr>
+          <w:ilvl w:val="0"/>
+          <w:numId w:val="0"/>
+        </w:numPr>
+        <w:spacing w:before="0" w:line="240" w:lineRule="auto"/>
+        <w:ind w:left="720" w:leftChars="0" w:firstLine="708" w:firstLineChars="0"/>
+        <w:rPr>
+          <w:rFonts w:hint="default" w:ascii="Times New Roman" w:hAnsi="Times New Roman" w:cs="Times New Roman"/>
+          <w:b w:val="0"/>
+          <w:bCs/>
+          <w:sz w:val="20"/>
+          <w:szCs w:val="20"/>
+          <w:lang w:val="en-US"/>
+        </w:rPr>
+      </w:pPr>
+      <w:r>
+        <w:rPr>
+          <w:rFonts w:hint="default" w:cs="Times New Roman"/>
+          <w:b w:val="0"/>
+          <w:bCs/>
+          <w:sz w:val="20"/>
+          <w:szCs w:val="20"/>
+          <w:lang w:val="en-US"/>
+        </w:rPr>
+        <w:t xml:space="preserve">+ </w:t>
+      </w:r>
+      <w:r>
+        <w:rPr>
+          <w:rFonts w:hint="default" w:ascii="Times New Roman" w:hAnsi="Times New Roman" w:cs="Times New Roman"/>
+          <w:b w:val="0"/>
+          <w:bCs/>
+          <w:sz w:val="20"/>
+          <w:szCs w:val="20"/>
+          <w:lang w:val="en-US"/>
+        </w:rPr>
+        <w:t>Tìm kiếm sản phẩm theo mã hay theo tên sản phẩm</w:t>
+      </w:r>
+    </w:p>
+    <w:p>
+      <w:pPr>
+        <w:pStyle w:val="5"/>
+        <w:numPr>
+          <w:ilvl w:val="0"/>
+          <w:numId w:val="0"/>
+        </w:numPr>
+        <w:spacing w:before="0" w:line="240" w:lineRule="auto"/>
+        <w:ind w:left="720" w:leftChars="0" w:firstLine="708" w:firstLineChars="0"/>
+        <w:rPr>
+          <w:rFonts w:hint="default" w:ascii="Times New Roman" w:hAnsi="Times New Roman" w:cs="Times New Roman"/>
+          <w:b w:val="0"/>
+          <w:bCs/>
+          <w:sz w:val="20"/>
+          <w:szCs w:val="20"/>
+          <w:lang w:val="en-US"/>
+        </w:rPr>
+      </w:pPr>
+      <w:r>
+        <w:rPr>
+          <w:rFonts w:hint="default" w:cs="Times New Roman"/>
+          <w:b w:val="0"/>
+          <w:bCs/>
+          <w:sz w:val="20"/>
+          <w:szCs w:val="20"/>
+          <w:lang w:val="en-US"/>
+        </w:rPr>
+        <w:t xml:space="preserve">+ </w:t>
+      </w:r>
+      <w:r>
+        <w:rPr>
+          <w:rFonts w:hint="default" w:ascii="Times New Roman" w:hAnsi="Times New Roman" w:cs="Times New Roman"/>
+          <w:b w:val="0"/>
+          <w:bCs/>
+          <w:sz w:val="20"/>
+          <w:szCs w:val="20"/>
+          <w:lang w:val="en-US"/>
+        </w:rPr>
+        <w:t xml:space="preserve">Xem </w:t>
+      </w:r>
+      <w:r>
+        <w:rPr>
+          <w:rFonts w:hint="default" w:ascii="Times New Roman" w:hAnsi="Times New Roman" w:eastAsia="sans-serif" w:cs="Times New Roman"/>
+          <w:i w:val="0"/>
+          <w:iCs w:val="0"/>
+          <w:caps w:val="0"/>
+          <w:color w:val="303030"/>
+          <w:spacing w:val="0"/>
+          <w:sz w:val="20"/>
+          <w:szCs w:val="20"/>
+          <w:shd w:val="clear" w:fill="FAF9F9"/>
+        </w:rPr>
+        <w:t>danh sách &amp; chi tiết thông tin bánh</w:t>
+      </w:r>
+    </w:p>
+    <w:p>
+      <w:pPr>
+        <w:spacing w:before="0" w:after="0"/>
+        <w:ind w:left="360"/>
+        <w:rPr>
+          <w:rFonts w:hint="default" w:ascii="Times New Roman" w:hAnsi="Times New Roman" w:cs="Times New Roman"/>
+          <w:b/>
+          <w:sz w:val="20"/>
+          <w:szCs w:val="20"/>
+          <w:lang w:val="en-US"/>
+        </w:rPr>
+      </w:pPr>
+      <w:r>
+        <w:rPr>
+          <w:rFonts w:hint="default" w:ascii="Times New Roman" w:hAnsi="Times New Roman" w:cs="Times New Roman"/>
+          <w:b/>
+          <w:sz w:val="20"/>
+          <w:szCs w:val="20"/>
+          <w:lang w:val="en-US"/>
+        </w:rPr>
+        <w:t>- Module người dùng:</w:t>
+      </w:r>
+    </w:p>
+    <w:p>
+      <w:pPr>
+        <w:pStyle w:val="5"/>
+        <w:numPr>
+          <w:ilvl w:val="0"/>
+          <w:numId w:val="2"/>
+        </w:numPr>
+        <w:spacing w:before="0" w:after="0" w:line="240" w:lineRule="auto"/>
+        <w:ind w:left="1077" w:hanging="357"/>
+        <w:rPr>
+          <w:rFonts w:hint="default" w:ascii="Times New Roman" w:hAnsi="Times New Roman" w:cs="Times New Roman"/>
+          <w:b/>
+          <w:sz w:val="20"/>
+          <w:szCs w:val="20"/>
+          <w:lang w:val="en-US"/>
+        </w:rPr>
+      </w:pPr>
+      <w:r>
+        <w:rPr>
+          <w:rFonts w:hint="default" w:ascii="Times New Roman" w:hAnsi="Times New Roman" w:cs="Times New Roman"/>
+          <w:b/>
+          <w:sz w:val="20"/>
+          <w:szCs w:val="20"/>
+          <w:lang w:val="en-US"/>
+        </w:rPr>
+        <w:t xml:space="preserve">Output: </w:t>
+      </w:r>
+      <w:r>
+        <w:rPr>
+          <w:rFonts w:hint="default" w:ascii="Times New Roman" w:hAnsi="Times New Roman" w:eastAsia="sans-serif" w:cs="Times New Roman"/>
+          <w:i w:val="0"/>
+          <w:iCs w:val="0"/>
+          <w:caps w:val="0"/>
+          <w:color w:val="303030"/>
+          <w:spacing w:val="0"/>
+          <w:sz w:val="20"/>
+          <w:szCs w:val="20"/>
+          <w:shd w:val="clear" w:fill="FFFFFF"/>
+        </w:rPr>
+        <w:t>Gửi email/SMS thông báo xác nhận tài khoản / mã OTP.</w:t>
+      </w:r>
+    </w:p>
+    <w:p>
+      <w:pPr>
+        <w:pStyle w:val="5"/>
+        <w:numPr>
+          <w:ilvl w:val="0"/>
+          <w:numId w:val="2"/>
+        </w:numPr>
+        <w:spacing w:before="0" w:after="0" w:line="240" w:lineRule="auto"/>
+        <w:ind w:left="1077" w:hanging="357"/>
+        <w:rPr>
+          <w:rFonts w:hint="default" w:ascii="Times New Roman" w:hAnsi="Times New Roman" w:cs="Times New Roman"/>
+          <w:b/>
+          <w:sz w:val="20"/>
+          <w:szCs w:val="20"/>
+          <w:lang w:val="en-US"/>
+        </w:rPr>
+      </w:pPr>
+      <w:r>
+        <w:rPr>
+          <w:rFonts w:hint="default" w:ascii="Times New Roman" w:hAnsi="Times New Roman" w:cs="Times New Roman"/>
+          <w:b/>
+          <w:sz w:val="20"/>
+          <w:szCs w:val="20"/>
+          <w:lang w:val="en-US"/>
+        </w:rPr>
+        <w:t>Input:</w:t>
+      </w:r>
+    </w:p>
+    <w:p>
+      <w:pPr>
+        <w:pStyle w:val="5"/>
+        <w:numPr>
+          <w:ilvl w:val="0"/>
           <w:numId w:val="0"/>
         </w:numPr>
         <w:spacing w:before="0" w:after="0" w:line="240" w:lineRule="auto"/>
@@ -840,14 +727,107 @@
       </w:pPr>
       <w:r>
         <w:rPr>
-          <w:rFonts w:hint="default" w:ascii="Times New Roman" w:hAnsi="Times New Roman" w:cs="Times New Roman"/>
+          <w:rFonts w:hint="default" w:cs="Times New Roman"/>
           <w:b w:val="0"/>
           <w:bCs/>
           <w:sz w:val="20"/>
           <w:szCs w:val="20"/>
           <w:lang w:val="en-US"/>
         </w:rPr>
-        <w:t>KhachHang</w:t>
+        <w:t xml:space="preserve">+ </w:t>
+      </w:r>
+      <w:r>
+        <w:rPr>
+          <w:rFonts w:hint="default" w:ascii="Times New Roman" w:hAnsi="Times New Roman" w:cs="Times New Roman"/>
+          <w:b w:val="0"/>
+          <w:bCs/>
+          <w:sz w:val="20"/>
+          <w:szCs w:val="20"/>
+          <w:lang w:val="en-US"/>
+        </w:rPr>
+        <w:t>Màn hình đăng ký tài khoản khách hàng mới</w:t>
+      </w:r>
+    </w:p>
+    <w:p>
+      <w:pPr>
+        <w:pStyle w:val="5"/>
+        <w:numPr>
+          <w:ilvl w:val="0"/>
+          <w:numId w:val="0"/>
+        </w:numPr>
+        <w:spacing w:before="0" w:after="0" w:line="240" w:lineRule="auto"/>
+        <w:ind w:left="708" w:leftChars="0" w:firstLine="708" w:firstLineChars="0"/>
+        <w:rPr>
+          <w:rFonts w:hint="default" w:ascii="Times New Roman" w:hAnsi="Times New Roman" w:cs="Times New Roman"/>
+          <w:b w:val="0"/>
+          <w:bCs/>
+          <w:sz w:val="20"/>
+          <w:szCs w:val="20"/>
+          <w:lang w:val="en-US"/>
+        </w:rPr>
+      </w:pPr>
+      <w:r>
+        <w:rPr>
+          <w:rFonts w:hint="default" w:cs="Times New Roman"/>
+          <w:b w:val="0"/>
+          <w:bCs/>
+          <w:sz w:val="20"/>
+          <w:szCs w:val="20"/>
+          <w:lang w:val="en-US"/>
+        </w:rPr>
+        <w:t xml:space="preserve">+ </w:t>
+      </w:r>
+      <w:r>
+        <w:rPr>
+          <w:rFonts w:hint="default" w:ascii="Times New Roman" w:hAnsi="Times New Roman" w:cs="Times New Roman"/>
+          <w:b w:val="0"/>
+          <w:bCs/>
+          <w:sz w:val="20"/>
+          <w:szCs w:val="20"/>
+          <w:lang w:val="en-US"/>
+        </w:rPr>
+        <w:t xml:space="preserve">Màn hình đăng nhập </w:t>
+      </w:r>
+    </w:p>
+    <w:p>
+      <w:pPr>
+        <w:pStyle w:val="5"/>
+        <w:numPr>
+          <w:ilvl w:val="0"/>
+          <w:numId w:val="0"/>
+        </w:numPr>
+        <w:spacing w:before="0" w:after="0" w:line="240" w:lineRule="auto"/>
+        <w:ind w:left="708" w:leftChars="0" w:firstLine="708" w:firstLineChars="0"/>
+        <w:rPr>
+          <w:rFonts w:hint="default" w:ascii="Times New Roman" w:hAnsi="Times New Roman" w:cs="Times New Roman"/>
+          <w:b w:val="0"/>
+          <w:bCs/>
+          <w:sz w:val="20"/>
+          <w:szCs w:val="20"/>
+          <w:lang w:val="en-US"/>
+        </w:rPr>
+      </w:pPr>
+      <w:r>
+        <w:rPr>
+          <w:rFonts w:hint="default" w:cs="Times New Roman"/>
+          <w:b w:val="0"/>
+          <w:bCs/>
+          <w:sz w:val="20"/>
+          <w:szCs w:val="20"/>
+          <w:lang w:val="en-US"/>
+        </w:rPr>
+        <w:t xml:space="preserve">+ </w:t>
+      </w:r>
+      <w:r>
+        <w:rPr>
+          <w:rFonts w:hint="default" w:ascii="Times New Roman" w:hAnsi="Times New Roman" w:cs="Times New Roman"/>
+          <w:b w:val="0"/>
+          <w:bCs/>
+          <w:sz w:val="20"/>
+          <w:szCs w:val="20"/>
+          <w:lang w:val="en-US"/>
+        </w:rPr>
+        <w:t>Chức năng cập nhật thông tin cá nhân</w:t>
       </w:r>
     </w:p>
     <w:p>
@@ -875,19 +855,18 @@
           <w:szCs w:val="20"/>
           <w:lang w:val="en-US"/>
         </w:rPr>
-        <w:t>Interfaces:</w:t>
-      </w:r>
-      <w:r>
-        <w:rPr>
-          <w:rFonts w:hint="default" w:ascii="Times New Roman" w:hAnsi="Times New Roman" w:cs="Times New Roman"/>
-          <w:b/>
-          <w:sz w:val="20"/>
-          <w:szCs w:val="20"/>
-          <w:lang w:val="en-US"/>
-        </w:rPr>
-        <w:t xml:space="preserve"> </w:t>
-      </w:r>
-      <w:r>
+        <w:t>Files:</w:t>
+      </w:r>
+    </w:p>
+    <w:p>
+      <w:pPr>
+        <w:pStyle w:val="5"/>
+        <w:numPr>
+          <w:ilvl w:val="0"/>
+          <w:numId w:val="0"/>
+        </w:numPr>
+        <w:spacing w:before="0" w:after="0" w:line="240" w:lineRule="auto"/>
+        <w:ind w:left="720" w:leftChars="0" w:firstLine="708" w:firstLineChars="0"/>
         <w:rPr>
           <w:rFonts w:hint="default" w:ascii="Times New Roman" w:hAnsi="Times New Roman" w:cs="Times New Roman"/>
           <w:b w:val="0"/>
@@ -896,7 +875,17 @@
           <w:szCs w:val="20"/>
           <w:lang w:val="en-US"/>
         </w:rPr>
-        <w:t>Không có</w:t>
+      </w:pPr>
+      <w:r>
+        <w:rPr>
+          <w:rFonts w:hint="default" w:ascii="Times New Roman" w:hAnsi="Times New Roman" w:cs="Times New Roman"/>
+          <w:b w:val="0"/>
+          <w:bCs/>
+          <w:sz w:val="20"/>
+          <w:szCs w:val="20"/>
+          <w:lang w:val="en-US"/>
+        </w:rPr>
+        <w:t>KhachHang</w:t>
       </w:r>
     </w:p>
     <w:p>
@@ -906,6 +895,48 @@
           <w:ilvl w:val="0"/>
           <w:numId w:val="2"/>
         </w:numPr>
+        <w:spacing w:before="0" w:after="0" w:line="240" w:lineRule="auto"/>
+        <w:ind w:left="1077" w:hanging="357"/>
+        <w:rPr>
+          <w:rFonts w:hint="default" w:ascii="Times New Roman" w:hAnsi="Times New Roman" w:cs="Times New Roman"/>
+          <w:b/>
+          <w:sz w:val="20"/>
+          <w:szCs w:val="20"/>
+          <w:lang w:val="en-US"/>
+        </w:rPr>
+      </w:pPr>
+      <w:r>
+        <w:rPr>
+          <w:rFonts w:hint="default" w:ascii="Times New Roman" w:hAnsi="Times New Roman" w:cs="Times New Roman"/>
+          <w:b/>
+          <w:sz w:val="20"/>
+          <w:szCs w:val="20"/>
+          <w:lang w:val="en-US"/>
+        </w:rPr>
+        <w:t xml:space="preserve">Interfaces: </w:t>
+      </w:r>
+      <w:r>
+        <w:rPr>
+          <w:rFonts w:hint="default" w:ascii="Times New Roman" w:hAnsi="Times New Roman" w:eastAsia="sans-serif" w:cs="Times New Roman"/>
+          <w:i w:val="0"/>
+          <w:iCs w:val="0"/>
+          <w:caps w:val="0"/>
+          <w:color w:val="303030"/>
+          <w:spacing w:val="0"/>
+          <w:sz w:val="20"/>
+          <w:szCs w:val="20"/>
+          <w:shd w:val="clear" w:fill="FFFFFF"/>
+        </w:rPr>
+        <w:t>API Cổng gửi SMS/Email OTP</w:t>
+      </w:r>
+    </w:p>
+    <w:p>
+      <w:pPr>
+        <w:pStyle w:val="5"/>
+        <w:numPr>
+          <w:ilvl w:val="0"/>
+          <w:numId w:val="2"/>
+        </w:numPr>
         <w:spacing w:before="0" w:line="240" w:lineRule="auto"/>
         <w:ind w:left="1077" w:hanging="357"/>
         <w:rPr>
@@ -929,6 +960,7 @@
       <w:pPr>
         <w:pStyle w:val="5"/>
         <w:numPr>
+          <w:ilvl w:val="0"/>
           <w:numId w:val="0"/>
         </w:numPr>
         <w:spacing w:before="0" w:line="240" w:lineRule="auto"/>
@@ -988,6 +1020,7 @@
       <w:pPr>
         <w:pStyle w:val="5"/>
         <w:numPr>
+          <w:ilvl w:val="0"/>
           <w:numId w:val="0"/>
         </w:numPr>
         <w:spacing w:before="0" w:line="240" w:lineRule="auto"/>
@@ -1020,6 +1053,7 @@
       <w:pPr>
         <w:pStyle w:val="5"/>
         <w:numPr>
+          <w:ilvl w:val="0"/>
           <w:numId w:val="0"/>
         </w:numPr>
         <w:spacing w:before="0" w:line="240" w:lineRule="auto"/>
@@ -1107,6 +1141,7 @@
       <w:pPr>
         <w:pStyle w:val="5"/>
         <w:numPr>
+          <w:ilvl w:val="0"/>
           <w:numId w:val="0"/>
         </w:numPr>
         <w:spacing w:before="0" w:after="0" w:line="240" w:lineRule="auto"/>
@@ -1181,6 +1216,7 @@
       <w:pPr>
         <w:pStyle w:val="5"/>
         <w:numPr>
+          <w:ilvl w:val="0"/>
           <w:numId w:val="0"/>
         </w:numPr>
         <w:spacing w:before="0" w:after="0" w:line="240" w:lineRule="auto"/>
@@ -1249,6 +1285,7 @@
       <w:pPr>
         <w:pStyle w:val="5"/>
         <w:numPr>
+          <w:ilvl w:val="0"/>
           <w:numId w:val="0"/>
         </w:numPr>
         <w:spacing w:before="0" w:after="0" w:line="240" w:lineRule="auto"/>
@@ -1310,17 +1347,7 @@
           <w:szCs w:val="20"/>
           <w:lang w:val="en-US"/>
         </w:rPr>
-        <w:t>Interfaces:</w:t>
-      </w:r>
-      <w:r>
-        <w:rPr>
-          <w:rFonts w:hint="default" w:ascii="Times New Roman" w:hAnsi="Times New Roman" w:cs="Times New Roman"/>
-          <w:b/>
-          <w:sz w:val="20"/>
-          <w:szCs w:val="20"/>
-          <w:lang w:val="en-US"/>
-        </w:rPr>
-        <w:t xml:space="preserve"> </w:t>
+        <w:t xml:space="preserve">Interfaces: </w:t>
       </w:r>
       <w:r>
         <w:rPr>
@@ -1366,6 +1393,7 @@
       <w:pPr>
         <w:pStyle w:val="5"/>
         <w:numPr>
+          <w:ilvl w:val="0"/>
           <w:numId w:val="0"/>
         </w:numPr>
         <w:spacing w:before="0" w:line="240" w:lineRule="auto"/>
@@ -1498,17 +1526,7 @@
           <w:szCs w:val="20"/>
           <w:lang w:val="en-US"/>
         </w:rPr>
-        <w:t>Output:</w:t>
-      </w:r>
-      <w:r>
-        <w:rPr>
-          <w:rFonts w:hint="default" w:ascii="Times New Roman" w:hAnsi="Times New Roman" w:cs="Times New Roman"/>
-          <w:b/>
-          <w:sz w:val="20"/>
-          <w:szCs w:val="20"/>
-          <w:lang w:val="en-US"/>
-        </w:rPr>
-        <w:t xml:space="preserve"> </w:t>
+        <w:t xml:space="preserve">Output: </w:t>
       </w:r>
       <w:r>
         <w:rPr>
@@ -1554,6 +1572,7 @@
       <w:pPr>
         <w:pStyle w:val="5"/>
         <w:numPr>
+          <w:ilvl w:val="0"/>
           <w:numId w:val="0"/>
         </w:numPr>
         <w:spacing w:before="0" w:after="0" w:line="240" w:lineRule="auto"/>
@@ -1600,6 +1619,7 @@
       <w:pPr>
         <w:pStyle w:val="5"/>
         <w:numPr>
+          <w:ilvl w:val="0"/>
           <w:numId w:val="0"/>
         </w:numPr>
         <w:spacing w:before="0" w:after="0" w:line="240" w:lineRule="auto"/>
@@ -1666,6 +1686,7 @@
       <w:pPr>
         <w:pStyle w:val="5"/>
         <w:numPr>
+          <w:ilvl w:val="0"/>
           <w:numId w:val="0"/>
         </w:numPr>
         <w:spacing w:before="0" w:after="0" w:line="240" w:lineRule="auto"/>
@@ -1696,7 +1717,216 @@
           <w:shd w:val="clear" w:fill="FFFFFF"/>
           <w:lang w:val="en-US"/>
         </w:rPr>
-        <w:t>+</w:t>
+        <w:t xml:space="preserve">+ </w:t>
+      </w:r>
+      <w:r>
+        <w:rPr>
+          <w:rFonts w:hint="default" w:ascii="Times New Roman" w:hAnsi="Times New Roman" w:eastAsia="SimSun" w:cs="Times New Roman"/>
+          <w:b w:val="0"/>
+          <w:bCs w:val="0"/>
+          <w:sz w:val="20"/>
+          <w:szCs w:val="20"/>
+        </w:rPr>
+        <w:t>Gán / Gỡ nhãn thẻ cho từng loại bánh</w:t>
+      </w:r>
+      <w:r>
+        <w:rPr>
+          <w:rFonts w:hint="default" w:ascii="Times New Roman" w:hAnsi="Times New Roman" w:eastAsia="SimSun" w:cs="Times New Roman"/>
+          <w:b w:val="0"/>
+          <w:bCs w:val="0"/>
+          <w:sz w:val="20"/>
+          <w:szCs w:val="20"/>
+          <w:lang w:val="en-US"/>
+        </w:rPr>
+        <w:t>.</w:t>
+      </w:r>
+    </w:p>
+    <w:p>
+      <w:pPr>
+        <w:pStyle w:val="5"/>
+        <w:numPr>
+          <w:ilvl w:val="0"/>
+          <w:numId w:val="2"/>
+        </w:numPr>
+        <w:spacing w:before="0" w:after="0" w:line="240" w:lineRule="auto"/>
+        <w:ind w:left="1077" w:hanging="357"/>
+        <w:rPr>
+          <w:rFonts w:hint="default" w:ascii="Times New Roman" w:hAnsi="Times New Roman" w:cs="Times New Roman"/>
+          <w:b/>
+          <w:sz w:val="20"/>
+          <w:szCs w:val="20"/>
+          <w:lang w:val="en-US"/>
+        </w:rPr>
+      </w:pPr>
+      <w:r>
+        <w:rPr>
+          <w:rFonts w:hint="default" w:ascii="Times New Roman" w:hAnsi="Times New Roman" w:cs="Times New Roman"/>
+          <w:b/>
+          <w:sz w:val="20"/>
+          <w:szCs w:val="20"/>
+          <w:lang w:val="en-US"/>
+        </w:rPr>
+        <w:t>Files:</w:t>
+      </w:r>
+    </w:p>
+    <w:p>
+      <w:pPr>
+        <w:pStyle w:val="5"/>
+        <w:numPr>
+          <w:ilvl w:val="0"/>
+          <w:numId w:val="0"/>
+        </w:numPr>
+        <w:spacing w:before="0" w:after="0" w:line="240" w:lineRule="auto"/>
+        <w:ind w:left="720" w:leftChars="0" w:firstLine="708" w:firstLineChars="0"/>
+        <w:rPr>
+          <w:rFonts w:hint="default" w:ascii="Times New Roman" w:hAnsi="Times New Roman" w:cs="Times New Roman"/>
+          <w:b w:val="0"/>
+          <w:bCs/>
+          <w:sz w:val="20"/>
+          <w:szCs w:val="20"/>
+          <w:lang w:val="en-US"/>
+        </w:rPr>
+      </w:pPr>
+      <w:r>
+        <w:rPr>
+          <w:rFonts w:hint="default" w:ascii="Times New Roman" w:hAnsi="Times New Roman" w:cs="Times New Roman"/>
+          <w:b w:val="0"/>
+          <w:bCs/>
+          <w:sz w:val="20"/>
+          <w:szCs w:val="20"/>
+          <w:lang w:val="en-US"/>
+        </w:rPr>
+        <w:t>+ NhanThe</w:t>
+      </w:r>
+    </w:p>
+    <w:p>
+      <w:pPr>
+        <w:pStyle w:val="5"/>
+        <w:numPr>
+          <w:ilvl w:val="0"/>
+          <w:numId w:val="0"/>
+        </w:numPr>
+        <w:spacing w:before="0" w:after="0" w:line="240" w:lineRule="auto"/>
+        <w:ind w:left="708" w:leftChars="0" w:firstLine="708" w:firstLineChars="0"/>
+        <w:rPr>
+          <w:rFonts w:hint="default" w:ascii="Times New Roman" w:hAnsi="Times New Roman" w:cs="Times New Roman"/>
+          <w:b w:val="0"/>
+          <w:bCs/>
+          <w:sz w:val="20"/>
+          <w:szCs w:val="20"/>
+          <w:lang w:val="en-US"/>
+        </w:rPr>
+      </w:pPr>
+      <w:r>
+        <w:rPr>
+          <w:rFonts w:hint="default" w:ascii="Times New Roman" w:hAnsi="Times New Roman" w:cs="Times New Roman"/>
+          <w:b w:val="0"/>
+          <w:bCs/>
+          <w:sz w:val="20"/>
+          <w:szCs w:val="20"/>
+          <w:lang w:val="en-US"/>
+        </w:rPr>
+        <w:t>+ SanPham_NhanThe</w:t>
+      </w:r>
+    </w:p>
+    <w:p>
+      <w:pPr>
+        <w:pStyle w:val="5"/>
+        <w:numPr>
+          <w:ilvl w:val="0"/>
+          <w:numId w:val="2"/>
+        </w:numPr>
+        <w:spacing w:before="0" w:after="0" w:line="240" w:lineRule="auto"/>
+        <w:ind w:left="1077" w:hanging="357"/>
+        <w:rPr>
+          <w:rFonts w:hint="default" w:ascii="Times New Roman" w:hAnsi="Times New Roman" w:cs="Times New Roman"/>
+          <w:b/>
+          <w:sz w:val="20"/>
+          <w:szCs w:val="20"/>
+          <w:lang w:val="en-US"/>
+        </w:rPr>
+      </w:pPr>
+      <w:r>
+        <w:rPr>
+          <w:rFonts w:hint="default" w:ascii="Times New Roman" w:hAnsi="Times New Roman" w:cs="Times New Roman"/>
+          <w:b/>
+          <w:sz w:val="20"/>
+          <w:szCs w:val="20"/>
+          <w:lang w:val="en-US"/>
+        </w:rPr>
+        <w:t xml:space="preserve">Interfaces: </w:t>
+      </w:r>
+      <w:r>
+        <w:rPr>
+          <w:rFonts w:hint="default" w:ascii="Times New Roman" w:hAnsi="Times New Roman" w:cs="Times New Roman"/>
+          <w:b w:val="0"/>
+          <w:bCs/>
+          <w:sz w:val="20"/>
+          <w:szCs w:val="20"/>
+          <w:lang w:val="en-US"/>
+        </w:rPr>
+        <w:t>Không có</w:t>
+      </w:r>
+    </w:p>
+    <w:p>
+      <w:pPr>
+        <w:pStyle w:val="5"/>
+        <w:numPr>
+          <w:ilvl w:val="0"/>
+          <w:numId w:val="2"/>
+        </w:numPr>
+        <w:spacing w:before="0" w:line="240" w:lineRule="auto"/>
+        <w:ind w:left="1077" w:hanging="357"/>
+        <w:rPr>
+          <w:rFonts w:hint="default" w:ascii="Times New Roman" w:hAnsi="Times New Roman" w:cs="Times New Roman"/>
+          <w:b/>
+          <w:sz w:val="20"/>
+          <w:szCs w:val="20"/>
+          <w:lang w:val="en-US"/>
+        </w:rPr>
+      </w:pPr>
+      <w:r>
+        <w:rPr>
+          <w:rFonts w:hint="default" w:ascii="Times New Roman" w:hAnsi="Times New Roman" w:cs="Times New Roman"/>
+          <w:b/>
+          <w:sz w:val="20"/>
+          <w:szCs w:val="20"/>
+          <w:lang w:val="en-US"/>
+        </w:rPr>
+        <w:t>Queries:</w:t>
+      </w:r>
+    </w:p>
+    <w:p>
+      <w:pPr>
+        <w:pStyle w:val="5"/>
+        <w:numPr>
+          <w:ilvl w:val="0"/>
+          <w:numId w:val="0"/>
+        </w:numPr>
+        <w:spacing w:before="0" w:line="240" w:lineRule="auto"/>
+        <w:ind w:left="720" w:leftChars="0" w:firstLine="708" w:firstLineChars="0"/>
+        <w:rPr>
+          <w:rFonts w:hint="default" w:ascii="Times New Roman" w:hAnsi="Times New Roman" w:cs="Times New Roman"/>
+          <w:b/>
+          <w:sz w:val="20"/>
+          <w:szCs w:val="20"/>
+          <w:lang w:val="en-US"/>
+        </w:rPr>
+      </w:pPr>
+      <w:r>
+        <w:rPr>
+          <w:rFonts w:hint="default" w:eastAsia="sans-serif" w:cs="Times New Roman"/>
+          <w:i w:val="0"/>
+          <w:iCs w:val="0"/>
+          <w:caps w:val="0"/>
+          <w:color w:val="303030"/>
+          <w:spacing w:val="0"/>
+          <w:sz w:val="20"/>
+          <w:szCs w:val="20"/>
+          <w:shd w:val="clear" w:fill="FFFFFF"/>
+          <w:lang w:val="en-US"/>
+        </w:rPr>
+        <w:t xml:space="preserve">+ </w:t>
       </w:r>
       <w:r>
         <w:rPr>
@@ -1709,30 +1939,88 @@
           <w:sz w:val="20"/>
           <w:szCs w:val="20"/>
           <w:shd w:val="clear" w:fill="FFFFFF"/>
-          <w:lang w:val="en-US"/>
-        </w:rPr>
-        <w:t xml:space="preserve"> </w:t>
+        </w:rPr>
+        <w:t>Tìm kiếm và</w:t>
+      </w:r>
+      <w:r>
+        <w:rPr>
+          <w:rFonts w:hint="default" w:ascii="Times New Roman" w:hAnsi="Times New Roman" w:eastAsia="sans-serif" w:cs="Times New Roman"/>
+          <w:i w:val="0"/>
+          <w:iCs w:val="0"/>
+          <w:caps w:val="0"/>
+          <w:color w:val="303030"/>
+          <w:spacing w:val="0"/>
+          <w:sz w:val="20"/>
+          <w:szCs w:val="20"/>
+          <w:shd w:val="clear" w:fill="FFFFFF"/>
+          <w:lang w:val="en-US"/>
+        </w:rPr>
+        <w:t xml:space="preserve"> x</w:t>
       </w:r>
       <w:r>
         <w:rPr>
           <w:rFonts w:hint="default" w:ascii="Times New Roman" w:hAnsi="Times New Roman" w:eastAsia="SimSun" w:cs="Times New Roman"/>
-          <w:b w:val="0"/>
-          <w:bCs w:val="0"/>
-          <w:sz w:val="20"/>
-          <w:szCs w:val="20"/>
-        </w:rPr>
-        <w:t>Gán / Gỡ nhãn thẻ cho từng loại bánh</w:t>
-      </w:r>
-      <w:r>
-        <w:rPr>
-          <w:rFonts w:hint="default" w:ascii="Times New Roman" w:hAnsi="Times New Roman" w:eastAsia="SimSun" w:cs="Times New Roman"/>
-          <w:b w:val="0"/>
-          <w:bCs w:val="0"/>
-          <w:sz w:val="20"/>
-          <w:szCs w:val="20"/>
-          <w:lang w:val="en-US"/>
-        </w:rPr>
-        <w:t>.</w:t>
+          <w:sz w:val="20"/>
+          <w:szCs w:val="20"/>
+        </w:rPr>
+        <w:t xml:space="preserve">em danh sách nhãn thẻ </w:t>
+      </w:r>
+      <w:r>
+        <w:rPr>
+          <w:rFonts w:hint="default" w:ascii="Times New Roman" w:hAnsi="Times New Roman" w:eastAsia="sans-serif" w:cs="Times New Roman"/>
+          <w:i w:val="0"/>
+          <w:iCs w:val="0"/>
+          <w:caps w:val="0"/>
+          <w:color w:val="303030"/>
+          <w:spacing w:val="0"/>
+          <w:sz w:val="20"/>
+          <w:szCs w:val="20"/>
+          <w:shd w:val="clear" w:fill="FFFFFF"/>
+        </w:rPr>
+        <w:t>đang có trong hệ thống</w:t>
+      </w:r>
+    </w:p>
+    <w:p>
+      <w:pPr>
+        <w:spacing w:before="0" w:after="0"/>
+        <w:ind w:left="360"/>
+        <w:rPr>
+          <w:rFonts w:hint="default" w:ascii="Times New Roman" w:hAnsi="Times New Roman" w:cs="Times New Roman"/>
+          <w:b/>
+          <w:sz w:val="20"/>
+          <w:szCs w:val="20"/>
+          <w:lang w:val="en-US"/>
+        </w:rPr>
+      </w:pPr>
+      <w:r>
+        <w:rPr>
+          <w:rFonts w:hint="default" w:ascii="Times New Roman" w:hAnsi="Times New Roman" w:cs="Times New Roman"/>
+          <w:b/>
+          <w:sz w:val="20"/>
+          <w:szCs w:val="20"/>
+          <w:lang w:val="en-US"/>
+        </w:rPr>
+        <w:t xml:space="preserve">- Module </w:t>
+      </w:r>
+      <w:r>
+        <w:rPr>
+          <w:rFonts w:hint="default" w:ascii="Times New Roman" w:hAnsi="Times New Roman" w:cs="Times New Roman"/>
+          <w:b/>
+          <w:bCs/>
+          <w:sz w:val="20"/>
+          <w:szCs w:val="20"/>
+        </w:rPr>
+        <w:t>giỏ hàng &amp; Đặt hàng</w:t>
+      </w:r>
+      <w:r>
+        <w:rPr>
+          <w:rFonts w:hint="default" w:ascii="Times New Roman" w:hAnsi="Times New Roman" w:cs="Times New Roman"/>
+          <w:b/>
+          <w:sz w:val="20"/>
+          <w:szCs w:val="20"/>
+          <w:lang w:val="en-US"/>
+        </w:rPr>
+        <w:t>:</w:t>
       </w:r>
     </w:p>
     <w:p>
@@ -1760,174 +2048,18 @@
           <w:szCs w:val="20"/>
           <w:lang w:val="en-US"/>
         </w:rPr>
-        <w:t>Files:</w:t>
-      </w:r>
-    </w:p>
-    <w:p>
-      <w:pPr>
-        <w:pStyle w:val="5"/>
-        <w:numPr>
-          <w:numId w:val="0"/>
-        </w:numPr>
-        <w:spacing w:before="0" w:after="0" w:line="240" w:lineRule="auto"/>
-        <w:ind w:left="720" w:leftChars="0" w:firstLine="708" w:firstLineChars="0"/>
-        <w:rPr>
-          <w:rFonts w:hint="default" w:ascii="Times New Roman" w:hAnsi="Times New Roman" w:cs="Times New Roman"/>
-          <w:b w:val="0"/>
-          <w:bCs/>
-          <w:sz w:val="20"/>
-          <w:szCs w:val="20"/>
-          <w:lang w:val="en-US"/>
-        </w:rPr>
-      </w:pPr>
-      <w:r>
-        <w:rPr>
-          <w:rFonts w:hint="default" w:ascii="Times New Roman" w:hAnsi="Times New Roman" w:cs="Times New Roman"/>
-          <w:b w:val="0"/>
-          <w:bCs/>
-          <w:sz w:val="20"/>
-          <w:szCs w:val="20"/>
-          <w:lang w:val="en-US"/>
-        </w:rPr>
-        <w:t xml:space="preserve">+ </w:t>
-      </w:r>
-      <w:r>
-        <w:rPr>
-          <w:rFonts w:hint="default" w:ascii="Times New Roman" w:hAnsi="Times New Roman" w:cs="Times New Roman"/>
-          <w:b w:val="0"/>
-          <w:bCs/>
-          <w:sz w:val="20"/>
-          <w:szCs w:val="20"/>
-          <w:lang w:val="en-US"/>
-        </w:rPr>
-        <w:t>NhanThe</w:t>
-      </w:r>
-    </w:p>
-    <w:p>
-      <w:pPr>
-        <w:pStyle w:val="5"/>
-        <w:numPr>
+        <w:t>Output:</w:t>
+      </w:r>
+    </w:p>
+    <w:p>
+      <w:pPr>
+        <w:pStyle w:val="5"/>
+        <w:numPr>
+          <w:ilvl w:val="0"/>
           <w:numId w:val="0"/>
         </w:numPr>
         <w:spacing w:before="0" w:after="0" w:line="240" w:lineRule="auto"/>
         <w:ind w:left="708" w:leftChars="0" w:firstLine="708" w:firstLineChars="0"/>
-        <w:rPr>
-          <w:rFonts w:hint="default" w:ascii="Times New Roman" w:hAnsi="Times New Roman" w:cs="Times New Roman"/>
-          <w:b w:val="0"/>
-          <w:bCs/>
-          <w:sz w:val="20"/>
-          <w:szCs w:val="20"/>
-          <w:lang w:val="en-US"/>
-        </w:rPr>
-      </w:pPr>
-      <w:r>
-        <w:rPr>
-          <w:rFonts w:hint="default" w:ascii="Times New Roman" w:hAnsi="Times New Roman" w:cs="Times New Roman"/>
-          <w:b w:val="0"/>
-          <w:bCs/>
-          <w:sz w:val="20"/>
-          <w:szCs w:val="20"/>
-          <w:lang w:val="en-US"/>
-        </w:rPr>
-        <w:t xml:space="preserve">+ </w:t>
-      </w:r>
-      <w:r>
-        <w:rPr>
-          <w:rFonts w:hint="default" w:ascii="Times New Roman" w:hAnsi="Times New Roman" w:cs="Times New Roman"/>
-          <w:b w:val="0"/>
-          <w:bCs/>
-          <w:sz w:val="20"/>
-          <w:szCs w:val="20"/>
-          <w:lang w:val="en-US"/>
-        </w:rPr>
-        <w:t>SanPham_NhanThe</w:t>
-      </w:r>
-    </w:p>
-    <w:p>
-      <w:pPr>
-        <w:pStyle w:val="5"/>
-        <w:numPr>
-          <w:ilvl w:val="0"/>
-          <w:numId w:val="2"/>
-        </w:numPr>
-        <w:spacing w:before="0" w:after="0" w:line="240" w:lineRule="auto"/>
-        <w:ind w:left="1077" w:hanging="357"/>
-        <w:rPr>
-          <w:rFonts w:hint="default" w:ascii="Times New Roman" w:hAnsi="Times New Roman" w:cs="Times New Roman"/>
-          <w:b/>
-          <w:sz w:val="20"/>
-          <w:szCs w:val="20"/>
-          <w:lang w:val="en-US"/>
-        </w:rPr>
-      </w:pPr>
-      <w:r>
-        <w:rPr>
-          <w:rFonts w:hint="default" w:ascii="Times New Roman" w:hAnsi="Times New Roman" w:cs="Times New Roman"/>
-          <w:b/>
-          <w:sz w:val="20"/>
-          <w:szCs w:val="20"/>
-          <w:lang w:val="en-US"/>
-        </w:rPr>
-        <w:t>Interfaces:</w:t>
-      </w:r>
-      <w:r>
-        <w:rPr>
-          <w:rFonts w:hint="default" w:ascii="Times New Roman" w:hAnsi="Times New Roman" w:cs="Times New Roman"/>
-          <w:b/>
-          <w:sz w:val="20"/>
-          <w:szCs w:val="20"/>
-          <w:lang w:val="en-US"/>
-        </w:rPr>
-        <w:t xml:space="preserve"> </w:t>
-      </w:r>
-      <w:r>
-        <w:rPr>
-          <w:rFonts w:hint="default" w:ascii="Times New Roman" w:hAnsi="Times New Roman" w:cs="Times New Roman"/>
-          <w:b w:val="0"/>
-          <w:bCs/>
-          <w:sz w:val="20"/>
-          <w:szCs w:val="20"/>
-          <w:lang w:val="en-US"/>
-        </w:rPr>
-        <w:t>Không có</w:t>
-      </w:r>
-    </w:p>
-    <w:p>
-      <w:pPr>
-        <w:pStyle w:val="5"/>
-        <w:numPr>
-          <w:ilvl w:val="0"/>
-          <w:numId w:val="2"/>
-        </w:numPr>
-        <w:spacing w:before="0" w:line="240" w:lineRule="auto"/>
-        <w:ind w:left="1077" w:hanging="357"/>
-        <w:rPr>
-          <w:rFonts w:hint="default" w:ascii="Times New Roman" w:hAnsi="Times New Roman" w:cs="Times New Roman"/>
-          <w:b/>
-          <w:sz w:val="20"/>
-          <w:szCs w:val="20"/>
-          <w:lang w:val="en-US"/>
-        </w:rPr>
-      </w:pPr>
-      <w:r>
-        <w:rPr>
-          <w:rFonts w:hint="default" w:ascii="Times New Roman" w:hAnsi="Times New Roman" w:cs="Times New Roman"/>
-          <w:b/>
-          <w:sz w:val="20"/>
-          <w:szCs w:val="20"/>
-          <w:lang w:val="en-US"/>
-        </w:rPr>
-        <w:t>Queries:</w:t>
-      </w:r>
-    </w:p>
-    <w:p>
-      <w:pPr>
-        <w:pStyle w:val="5"/>
-        <w:numPr>
-          <w:numId w:val="0"/>
-        </w:numPr>
-        <w:spacing w:before="0" w:line="240" w:lineRule="auto"/>
-        <w:ind w:left="720" w:leftChars="0" w:firstLine="708" w:firstLineChars="0"/>
         <w:rPr>
           <w:rFonts w:hint="default" w:ascii="Times New Roman" w:hAnsi="Times New Roman" w:cs="Times New Roman"/>
           <w:b/>
@@ -1963,9 +2095,353 @@
           <w:szCs w:val="20"/>
           <w:shd w:val="clear" w:fill="FFFFFF"/>
         </w:rPr>
-        <w:t>Tìm kiếm và</w:t>
-      </w:r>
-      <w:r>
+        <w:t>Xuất hóa đơn/Phiếu xác nhận đơn hàng thành công</w:t>
+      </w:r>
+    </w:p>
+    <w:p>
+      <w:pPr>
+        <w:pStyle w:val="5"/>
+        <w:numPr>
+          <w:ilvl w:val="0"/>
+          <w:numId w:val="2"/>
+        </w:numPr>
+        <w:spacing w:before="0" w:after="0" w:line="240" w:lineRule="auto"/>
+        <w:ind w:left="1077" w:hanging="357"/>
+        <w:rPr>
+          <w:rFonts w:hint="default" w:ascii="Times New Roman" w:hAnsi="Times New Roman" w:cs="Times New Roman"/>
+          <w:b/>
+          <w:sz w:val="20"/>
+          <w:szCs w:val="20"/>
+          <w:lang w:val="en-US"/>
+        </w:rPr>
+      </w:pPr>
+      <w:r>
+        <w:rPr>
+          <w:rFonts w:hint="default" w:ascii="Times New Roman" w:hAnsi="Times New Roman" w:cs="Times New Roman"/>
+          <w:b/>
+          <w:sz w:val="20"/>
+          <w:szCs w:val="20"/>
+          <w:lang w:val="en-US"/>
+        </w:rPr>
+        <w:t>Input:</w:t>
+      </w:r>
+    </w:p>
+    <w:p>
+      <w:pPr>
+        <w:pStyle w:val="5"/>
+        <w:numPr>
+          <w:ilvl w:val="0"/>
+          <w:numId w:val="0"/>
+        </w:numPr>
+        <w:spacing w:before="0" w:after="0" w:line="240" w:lineRule="auto"/>
+        <w:ind w:left="720" w:leftChars="0" w:firstLine="708" w:firstLineChars="0"/>
+        <w:rPr>
+          <w:rFonts w:hint="default" w:ascii="Times New Roman" w:hAnsi="Times New Roman" w:cs="Times New Roman"/>
+          <w:b w:val="0"/>
+          <w:bCs/>
+          <w:sz w:val="20"/>
+          <w:szCs w:val="20"/>
+          <w:lang w:val="en-US"/>
+        </w:rPr>
+      </w:pPr>
+      <w:r>
+        <w:rPr>
+          <w:rFonts w:hint="default" w:cs="Times New Roman"/>
+          <w:b w:val="0"/>
+          <w:bCs/>
+          <w:sz w:val="20"/>
+          <w:szCs w:val="20"/>
+          <w:lang w:val="en-US"/>
+        </w:rPr>
+        <w:t xml:space="preserve">+ </w:t>
+      </w:r>
+      <w:r>
+        <w:rPr>
+          <w:rFonts w:hint="default" w:ascii="Times New Roman" w:hAnsi="Times New Roman" w:cs="Times New Roman"/>
+          <w:b w:val="0"/>
+          <w:bCs/>
+          <w:sz w:val="20"/>
+          <w:szCs w:val="20"/>
+          <w:lang w:val="en-US"/>
+        </w:rPr>
+        <w:t>Màn hình thêm mới bánh vào giỏ hàng.</w:t>
+      </w:r>
+    </w:p>
+    <w:p>
+      <w:pPr>
+        <w:pStyle w:val="5"/>
+        <w:numPr>
+          <w:ilvl w:val="0"/>
+          <w:numId w:val="0"/>
+        </w:numPr>
+        <w:spacing w:before="0" w:after="0" w:line="240" w:lineRule="auto"/>
+        <w:ind w:left="720" w:leftChars="0" w:firstLine="708" w:firstLineChars="0"/>
+        <w:rPr>
+          <w:rFonts w:hint="default" w:ascii="Times New Roman" w:hAnsi="Times New Roman" w:cs="Times New Roman"/>
+          <w:b w:val="0"/>
+          <w:bCs/>
+          <w:sz w:val="20"/>
+          <w:szCs w:val="20"/>
+          <w:lang w:val="en-US"/>
+        </w:rPr>
+      </w:pPr>
+      <w:r>
+        <w:rPr>
+          <w:rFonts w:hint="default" w:cs="Times New Roman"/>
+          <w:b w:val="0"/>
+          <w:bCs/>
+          <w:sz w:val="20"/>
+          <w:szCs w:val="20"/>
+          <w:lang w:val="en-US"/>
+        </w:rPr>
+        <w:t xml:space="preserve">+ </w:t>
+      </w:r>
+      <w:r>
+        <w:rPr>
+          <w:rFonts w:hint="default" w:ascii="Times New Roman" w:hAnsi="Times New Roman" w:cs="Times New Roman"/>
+          <w:b w:val="0"/>
+          <w:bCs/>
+          <w:sz w:val="20"/>
+          <w:szCs w:val="20"/>
+          <w:lang w:val="en-US"/>
+        </w:rPr>
+        <w:t>Màn hình điều chỉnh số lượng bánh hoặc xóa bánh khỏi giỏ.</w:t>
+      </w:r>
+    </w:p>
+    <w:p>
+      <w:pPr>
+        <w:pStyle w:val="5"/>
+        <w:numPr>
+          <w:ilvl w:val="0"/>
+          <w:numId w:val="0"/>
+        </w:numPr>
+        <w:spacing w:before="0" w:after="0" w:line="240" w:lineRule="auto"/>
+        <w:ind w:left="720" w:leftChars="0" w:firstLine="708" w:firstLineChars="0"/>
+        <w:rPr>
+          <w:rFonts w:hint="default" w:ascii="Times New Roman" w:hAnsi="Times New Roman" w:cs="Times New Roman"/>
+          <w:b w:val="0"/>
+          <w:bCs/>
+          <w:sz w:val="20"/>
+          <w:szCs w:val="20"/>
+          <w:lang w:val="en-US"/>
+        </w:rPr>
+      </w:pPr>
+      <w:r>
+        <w:rPr>
+          <w:rFonts w:hint="default" w:cs="Times New Roman"/>
+          <w:b w:val="0"/>
+          <w:bCs/>
+          <w:sz w:val="20"/>
+          <w:szCs w:val="20"/>
+          <w:lang w:val="en-US"/>
+        </w:rPr>
+        <w:t xml:space="preserve">+ </w:t>
+      </w:r>
+      <w:r>
+        <w:rPr>
+          <w:rFonts w:hint="default" w:ascii="Times New Roman" w:hAnsi="Times New Roman" w:cs="Times New Roman"/>
+          <w:b w:val="0"/>
+          <w:bCs/>
+          <w:sz w:val="20"/>
+          <w:szCs w:val="20"/>
+          <w:lang w:val="en-US"/>
+        </w:rPr>
+        <w:t>Chức năng xác nhận và tiến hành đặt hàng.</w:t>
+      </w:r>
+    </w:p>
+    <w:p>
+      <w:pPr>
+        <w:pStyle w:val="5"/>
+        <w:numPr>
+          <w:ilvl w:val="0"/>
+          <w:numId w:val="2"/>
+        </w:numPr>
+        <w:spacing w:before="0" w:after="0" w:line="240" w:lineRule="auto"/>
+        <w:ind w:left="1077" w:hanging="357"/>
+        <w:rPr>
+          <w:rFonts w:hint="default" w:ascii="Times New Roman" w:hAnsi="Times New Roman" w:cs="Times New Roman"/>
+          <w:b/>
+          <w:sz w:val="20"/>
+          <w:szCs w:val="20"/>
+          <w:lang w:val="en-US"/>
+        </w:rPr>
+      </w:pPr>
+      <w:r>
+        <w:rPr>
+          <w:rFonts w:hint="default" w:ascii="Times New Roman" w:hAnsi="Times New Roman" w:cs="Times New Roman"/>
+          <w:b/>
+          <w:sz w:val="20"/>
+          <w:szCs w:val="20"/>
+          <w:lang w:val="en-US"/>
+        </w:rPr>
+        <w:t>Files:</w:t>
+      </w:r>
+    </w:p>
+    <w:p>
+      <w:pPr>
+        <w:pStyle w:val="5"/>
+        <w:numPr>
+          <w:ilvl w:val="0"/>
+          <w:numId w:val="0"/>
+        </w:numPr>
+        <w:spacing w:before="0" w:after="0" w:line="240" w:lineRule="auto"/>
+        <w:ind w:left="708" w:leftChars="0" w:firstLine="708" w:firstLineChars="0"/>
+        <w:rPr>
+          <w:rFonts w:hint="default" w:ascii="Times New Roman" w:hAnsi="Times New Roman" w:cs="Times New Roman"/>
+          <w:b w:val="0"/>
+          <w:bCs/>
+          <w:sz w:val="20"/>
+          <w:szCs w:val="20"/>
+          <w:lang w:val="en-US"/>
+        </w:rPr>
+      </w:pPr>
+      <w:r>
+        <w:rPr>
+          <w:rFonts w:hint="default" w:cs="Times New Roman"/>
+          <w:b w:val="0"/>
+          <w:bCs/>
+          <w:sz w:val="20"/>
+          <w:szCs w:val="20"/>
+          <w:lang w:val="en-US"/>
+        </w:rPr>
+        <w:t xml:space="preserve">+ </w:t>
+      </w:r>
+      <w:r>
+        <w:rPr>
+          <w:rFonts w:hint="default" w:ascii="Times New Roman" w:hAnsi="Times New Roman" w:cs="Times New Roman"/>
+          <w:b w:val="0"/>
+          <w:bCs/>
+          <w:sz w:val="20"/>
+          <w:szCs w:val="20"/>
+          <w:lang w:val="en-US"/>
+        </w:rPr>
+        <w:t>GioHang</w:t>
+      </w:r>
+    </w:p>
+    <w:p>
+      <w:pPr>
+        <w:pStyle w:val="5"/>
+        <w:numPr>
+          <w:ilvl w:val="0"/>
+          <w:numId w:val="0"/>
+        </w:numPr>
+        <w:spacing w:before="0" w:after="0" w:line="240" w:lineRule="auto"/>
+        <w:ind w:left="708" w:leftChars="0" w:firstLine="708" w:firstLineChars="0"/>
+        <w:rPr>
+          <w:rFonts w:hint="default" w:ascii="Times New Roman" w:hAnsi="Times New Roman" w:cs="Times New Roman"/>
+          <w:b w:val="0"/>
+          <w:bCs/>
+          <w:sz w:val="20"/>
+          <w:szCs w:val="20"/>
+          <w:lang w:val="en-US"/>
+        </w:rPr>
+      </w:pPr>
+      <w:r>
+        <w:rPr>
+          <w:rFonts w:hint="default" w:cs="Times New Roman"/>
+          <w:b w:val="0"/>
+          <w:bCs/>
+          <w:sz w:val="20"/>
+          <w:szCs w:val="20"/>
+          <w:lang w:val="en-US"/>
+        </w:rPr>
+        <w:t xml:space="preserve">+ </w:t>
+      </w:r>
+      <w:r>
+        <w:rPr>
+          <w:rFonts w:hint="default" w:ascii="Times New Roman" w:hAnsi="Times New Roman" w:cs="Times New Roman"/>
+          <w:b w:val="0"/>
+          <w:bCs/>
+          <w:sz w:val="20"/>
+          <w:szCs w:val="20"/>
+          <w:lang w:val="en-US"/>
+        </w:rPr>
+        <w:t>ChiTietGioHang</w:t>
+      </w:r>
+    </w:p>
+    <w:p>
+      <w:pPr>
+        <w:pStyle w:val="5"/>
+        <w:numPr>
+          <w:ilvl w:val="0"/>
+          <w:numId w:val="2"/>
+        </w:numPr>
+        <w:spacing w:before="0" w:after="0" w:line="240" w:lineRule="auto"/>
+        <w:ind w:left="1077" w:hanging="357"/>
+        <w:rPr>
+          <w:rFonts w:hint="default" w:ascii="Times New Roman" w:hAnsi="Times New Roman" w:cs="Times New Roman"/>
+          <w:b/>
+          <w:sz w:val="20"/>
+          <w:szCs w:val="20"/>
+          <w:lang w:val="en-US"/>
+        </w:rPr>
+      </w:pPr>
+      <w:r>
+        <w:rPr>
+          <w:rFonts w:hint="default" w:ascii="Times New Roman" w:hAnsi="Times New Roman" w:cs="Times New Roman"/>
+          <w:b/>
+          <w:sz w:val="20"/>
+          <w:szCs w:val="20"/>
+          <w:lang w:val="en-US"/>
+        </w:rPr>
+        <w:t>Interfaces: không có</w:t>
+      </w:r>
+    </w:p>
+    <w:p>
+      <w:pPr>
+        <w:pStyle w:val="5"/>
+        <w:numPr>
+          <w:ilvl w:val="0"/>
+          <w:numId w:val="0"/>
+        </w:numPr>
+        <w:spacing w:before="0" w:after="0" w:line="240" w:lineRule="auto"/>
+        <w:rPr>
+          <w:rFonts w:hint="default" w:ascii="Times New Roman" w:hAnsi="Times New Roman" w:cs="Times New Roman"/>
+          <w:b/>
+          <w:sz w:val="20"/>
+          <w:szCs w:val="20"/>
+          <w:lang w:val="en-US"/>
+        </w:rPr>
+      </w:pPr>
+    </w:p>
+    <w:p>
+      <w:pPr>
+        <w:pStyle w:val="5"/>
+        <w:numPr>
+          <w:ilvl w:val="0"/>
+          <w:numId w:val="2"/>
+        </w:numPr>
+        <w:spacing w:before="0" w:line="240" w:lineRule="auto"/>
+        <w:ind w:left="1077" w:hanging="357"/>
+        <w:rPr>
+          <w:rFonts w:hint="default" w:ascii="Times New Roman" w:hAnsi="Times New Roman" w:eastAsia="sans-serif" w:cs="Times New Roman"/>
+          <w:i w:val="0"/>
+          <w:iCs w:val="0"/>
+          <w:spacing w:val="0"/>
+          <w:sz w:val="20"/>
+          <w:szCs w:val="20"/>
+        </w:rPr>
+      </w:pPr>
+      <w:r>
+        <w:rPr>
+          <w:rFonts w:hint="default" w:ascii="Times New Roman" w:hAnsi="Times New Roman" w:cs="Times New Roman"/>
+          <w:b/>
+          <w:sz w:val="20"/>
+          <w:szCs w:val="20"/>
+          <w:lang w:val="en-US"/>
+        </w:rPr>
+        <w:t>Queries:</w:t>
+      </w:r>
+    </w:p>
+    <w:p>
+      <w:pPr>
+        <w:pStyle w:val="5"/>
+        <w:numPr>
+          <w:ilvl w:val="0"/>
+          <w:numId w:val="0"/>
+        </w:numPr>
+        <w:spacing w:before="0" w:line="240" w:lineRule="auto"/>
+        <w:ind w:left="708" w:leftChars="0" w:firstLine="708" w:firstLineChars="0"/>
         <w:rPr>
           <w:rFonts w:hint="default" w:ascii="Times New Roman" w:hAnsi="Times New Roman" w:eastAsia="sans-serif" w:cs="Times New Roman"/>
           <w:i w:val="0"/>
@@ -1976,17 +2452,22 @@
           <w:sz w:val="20"/>
           <w:szCs w:val="20"/>
           <w:shd w:val="clear" w:fill="FFFFFF"/>
-          <w:lang w:val="en-US"/>
-        </w:rPr>
-        <w:t xml:space="preserve"> x</w:t>
-      </w:r>
-      <w:r>
-        <w:rPr>
-          <w:rFonts w:hint="default" w:ascii="Times New Roman" w:hAnsi="Times New Roman" w:eastAsia="SimSun" w:cs="Times New Roman"/>
-          <w:sz w:val="20"/>
-          <w:szCs w:val="20"/>
-        </w:rPr>
-        <w:t xml:space="preserve">em danh sách nhãn thẻ </w:t>
+        </w:rPr>
+      </w:pPr>
+      <w:r>
+        <w:rPr>
+          <w:rFonts w:hint="default" w:eastAsia="sans-serif" w:cs="Times New Roman"/>
+          <w:i w:val="0"/>
+          <w:iCs w:val="0"/>
+          <w:caps w:val="0"/>
+          <w:color w:val="303030"/>
+          <w:spacing w:val="0"/>
+          <w:sz w:val="20"/>
+          <w:szCs w:val="20"/>
+          <w:shd w:val="clear" w:fill="FFFFFF"/>
+          <w:lang w:val="en-US"/>
+        </w:rPr>
+        <w:t xml:space="preserve">+ </w:t>
       </w:r>
       <w:r>
         <w:rPr>
@@ -2000,50 +2481,7 @@
           <w:szCs w:val="20"/>
           <w:shd w:val="clear" w:fill="FFFFFF"/>
         </w:rPr>
-        <w:t>đang có trong hệ thống</w:t>
-      </w:r>
-    </w:p>
-    <w:p>
-      <w:pPr>
-        <w:spacing w:before="0" w:after="0"/>
-        <w:ind w:left="360"/>
-        <w:rPr>
-          <w:rFonts w:hint="default" w:ascii="Times New Roman" w:hAnsi="Times New Roman" w:cs="Times New Roman"/>
-          <w:b/>
-          <w:sz w:val="20"/>
-          <w:szCs w:val="20"/>
-          <w:lang w:val="en-US"/>
-        </w:rPr>
-      </w:pPr>
-      <w:r>
-        <w:rPr>
-          <w:rFonts w:hint="default" w:ascii="Times New Roman" w:hAnsi="Times New Roman" w:cs="Times New Roman"/>
-          <w:b/>
-          <w:sz w:val="20"/>
-          <w:szCs w:val="20"/>
-          <w:lang w:val="en-US"/>
-        </w:rPr>
-        <w:t xml:space="preserve">- Module </w:t>
-      </w:r>
-      <w:r>
-        <w:rPr>
-          <w:rFonts w:hint="default" w:ascii="Times New Roman" w:hAnsi="Times New Roman" w:cs="Times New Roman"/>
-          <w:b/>
-          <w:bCs/>
-          <w:sz w:val="20"/>
-          <w:szCs w:val="20"/>
-        </w:rPr>
-        <w:t>giỏ hàng &amp; Đặt hàng</w:t>
-      </w:r>
-      <w:r>
-        <w:rPr>
-          <w:rFonts w:hint="default" w:ascii="Times New Roman" w:hAnsi="Times New Roman" w:cs="Times New Roman"/>
-          <w:b/>
-          <w:sz w:val="20"/>
-          <w:szCs w:val="20"/>
-          <w:lang w:val="en-US"/>
-        </w:rPr>
-        <w:t>:</w:t>
+        <w:t>Xem thông tin chi tiết giỏ hàng hiện tại.</w:t>
       </w:r>
     </w:p>
     <w:p>
@@ -2051,36 +2489,9 @@
         <w:pStyle w:val="5"/>
         <w:numPr>
           <w:ilvl w:val="0"/>
-          <w:numId w:val="2"/>
-        </w:numPr>
-        <w:spacing w:before="0" w:after="0" w:line="240" w:lineRule="auto"/>
-        <w:ind w:left="1077" w:hanging="357"/>
-        <w:rPr>
-          <w:rFonts w:hint="default" w:ascii="Times New Roman" w:hAnsi="Times New Roman" w:cs="Times New Roman"/>
-          <w:b/>
-          <w:sz w:val="20"/>
-          <w:szCs w:val="20"/>
-          <w:lang w:val="en-US"/>
-        </w:rPr>
-      </w:pPr>
-      <w:r>
-        <w:rPr>
-          <w:rFonts w:hint="default" w:ascii="Times New Roman" w:hAnsi="Times New Roman" w:cs="Times New Roman"/>
-          <w:b/>
-          <w:sz w:val="20"/>
-          <w:szCs w:val="20"/>
-          <w:lang w:val="en-US"/>
-        </w:rPr>
-        <w:t>Output:</w:t>
-      </w:r>
-    </w:p>
-    <w:p>
-      <w:pPr>
-        <w:pStyle w:val="5"/>
-        <w:numPr>
           <w:numId w:val="0"/>
         </w:numPr>
-        <w:spacing w:before="0" w:after="0" w:line="240" w:lineRule="auto"/>
+        <w:spacing w:before="0" w:line="240" w:lineRule="auto"/>
         <w:ind w:left="708" w:leftChars="0" w:firstLine="708" w:firstLineChars="0"/>
         <w:rPr>
           <w:rFonts w:hint="default" w:ascii="Times New Roman" w:hAnsi="Times New Roman" w:cs="Times New Roman"/>
@@ -2117,7 +2528,50 @@
           <w:szCs w:val="20"/>
           <w:shd w:val="clear" w:fill="FFFFFF"/>
         </w:rPr>
-        <w:t>Xuất hóa đơn/Phiếu xác nhận đơn hàng thành công</w:t>
+        <w:t>Tính toán và xem tổng số tiền tạm tính trong giỏ</w:t>
+      </w:r>
+    </w:p>
+    <w:p>
+      <w:pPr>
+        <w:spacing w:before="0" w:after="0"/>
+        <w:ind w:left="360"/>
+        <w:rPr>
+          <w:rFonts w:hint="default" w:ascii="Times New Roman" w:hAnsi="Times New Roman" w:cs="Times New Roman"/>
+          <w:b/>
+          <w:sz w:val="20"/>
+          <w:szCs w:val="20"/>
+          <w:lang w:val="en-US"/>
+        </w:rPr>
+      </w:pPr>
+      <w:r>
+        <w:rPr>
+          <w:rFonts w:hint="default" w:ascii="Times New Roman" w:hAnsi="Times New Roman" w:cs="Times New Roman"/>
+          <w:b/>
+          <w:sz w:val="20"/>
+          <w:szCs w:val="20"/>
+          <w:lang w:val="en-US"/>
+        </w:rPr>
+        <w:t xml:space="preserve">- Module </w:t>
+      </w:r>
+      <w:r>
+        <w:rPr>
+          <w:rFonts w:hint="default" w:ascii="Times New Roman" w:hAnsi="Times New Roman" w:cs="Times New Roman"/>
+          <w:b/>
+          <w:bCs/>
+          <w:sz w:val="20"/>
+          <w:szCs w:val="20"/>
+        </w:rPr>
+        <w:t>quản lý đơn hàng</w:t>
+      </w:r>
+      <w:r>
+        <w:rPr>
+          <w:rFonts w:hint="default" w:ascii="Times New Roman" w:hAnsi="Times New Roman" w:cs="Times New Roman"/>
+          <w:b/>
+          <w:sz w:val="20"/>
+          <w:szCs w:val="20"/>
+          <w:lang w:val="en-US"/>
+        </w:rPr>
+        <w:t>:</w:t>
       </w:r>
     </w:p>
     <w:p>
@@ -2145,6 +2599,69 @@
           <w:szCs w:val="20"/>
           <w:lang w:val="en-US"/>
         </w:rPr>
+        <w:t>Output:</w:t>
+      </w:r>
+    </w:p>
+    <w:p>
+      <w:pPr>
+        <w:pStyle w:val="5"/>
+        <w:numPr>
+          <w:ilvl w:val="0"/>
+          <w:numId w:val="0"/>
+        </w:numPr>
+        <w:spacing w:before="0" w:after="0" w:line="240" w:lineRule="auto"/>
+        <w:ind w:left="708" w:leftChars="0" w:firstLine="708" w:firstLineChars="0"/>
+        <w:rPr>
+          <w:rFonts w:hint="default" w:ascii="Times New Roman" w:hAnsi="Times New Roman" w:cs="Times New Roman"/>
+          <w:b/>
+          <w:sz w:val="20"/>
+          <w:szCs w:val="20"/>
+          <w:lang w:val="en-US"/>
+        </w:rPr>
+      </w:pPr>
+      <w:r>
+        <w:rPr>
+          <w:rFonts w:hint="default" w:eastAsia="SimSun" w:cs="Times New Roman"/>
+          <w:sz w:val="20"/>
+          <w:szCs w:val="20"/>
+          <w:lang w:val="en-US"/>
+        </w:rPr>
+        <w:t xml:space="preserve">+ </w:t>
+      </w:r>
+      <w:r>
+        <w:rPr>
+          <w:rFonts w:hint="default" w:ascii="Times New Roman" w:hAnsi="Times New Roman" w:eastAsia="SimSun" w:cs="Times New Roman"/>
+          <w:sz w:val="20"/>
+          <w:szCs w:val="20"/>
+        </w:rPr>
+        <w:t>In / Xuất phiếu giao hàng / Chi tiết đơn hàng</w:t>
+      </w:r>
+    </w:p>
+    <w:p>
+      <w:pPr>
+        <w:pStyle w:val="5"/>
+        <w:numPr>
+          <w:ilvl w:val="0"/>
+          <w:numId w:val="2"/>
+        </w:numPr>
+        <w:spacing w:before="0" w:after="0" w:line="240" w:lineRule="auto"/>
+        <w:ind w:left="1077" w:hanging="357"/>
+        <w:rPr>
+          <w:rFonts w:hint="default" w:ascii="Times New Roman" w:hAnsi="Times New Roman" w:cs="Times New Roman"/>
+          <w:b/>
+          <w:sz w:val="20"/>
+          <w:szCs w:val="20"/>
+          <w:lang w:val="en-US"/>
+        </w:rPr>
+      </w:pPr>
+      <w:r>
+        <w:rPr>
+          <w:rFonts w:hint="default" w:ascii="Times New Roman" w:hAnsi="Times New Roman" w:cs="Times New Roman"/>
+          <w:b/>
+          <w:sz w:val="20"/>
+          <w:szCs w:val="20"/>
+          <w:lang w:val="en-US"/>
+        </w:rPr>
         <w:t>Input:</w:t>
       </w:r>
     </w:p>
@@ -2152,321 +2669,11 @@
       <w:pPr>
         <w:pStyle w:val="5"/>
         <w:numPr>
+          <w:ilvl w:val="0"/>
           <w:numId w:val="0"/>
         </w:numPr>
         <w:spacing w:before="0" w:after="0" w:line="240" w:lineRule="auto"/>
         <w:ind w:left="720" w:leftChars="0" w:firstLine="708" w:firstLineChars="0"/>
-        <w:rPr>
-          <w:rFonts w:hint="default" w:ascii="Times New Roman" w:hAnsi="Times New Roman" w:cs="Times New Roman"/>
-          <w:b w:val="0"/>
-          <w:bCs/>
-          <w:sz w:val="20"/>
-          <w:szCs w:val="20"/>
-          <w:lang w:val="en-US"/>
-        </w:rPr>
-      </w:pPr>
-      <w:r>
-        <w:rPr>
-          <w:rFonts w:hint="default" w:cs="Times New Roman"/>
-          <w:b w:val="0"/>
-          <w:bCs/>
-          <w:sz w:val="20"/>
-          <w:szCs w:val="20"/>
-          <w:lang w:val="en-US"/>
-        </w:rPr>
-        <w:t xml:space="preserve">+ </w:t>
-      </w:r>
-      <w:r>
-        <w:rPr>
-          <w:rFonts w:hint="default" w:ascii="Times New Roman" w:hAnsi="Times New Roman" w:cs="Times New Roman"/>
-          <w:b w:val="0"/>
-          <w:bCs/>
-          <w:sz w:val="20"/>
-          <w:szCs w:val="20"/>
-          <w:lang w:val="en-US"/>
-        </w:rPr>
-        <w:t>Màn hình thêm mới bánh vào giỏ hàng.</w:t>
-      </w:r>
-    </w:p>
-    <w:p>
-      <w:pPr>
-        <w:pStyle w:val="5"/>
-        <w:numPr>
-          <w:numId w:val="0"/>
-        </w:numPr>
-        <w:spacing w:before="0" w:after="0" w:line="240" w:lineRule="auto"/>
-        <w:ind w:left="720" w:leftChars="0" w:firstLine="708" w:firstLineChars="0"/>
-        <w:rPr>
-          <w:rFonts w:hint="default" w:ascii="Times New Roman" w:hAnsi="Times New Roman" w:cs="Times New Roman"/>
-          <w:b w:val="0"/>
-          <w:bCs/>
-          <w:sz w:val="20"/>
-          <w:szCs w:val="20"/>
-          <w:lang w:val="en-US"/>
-        </w:rPr>
-      </w:pPr>
-      <w:r>
-        <w:rPr>
-          <w:rFonts w:hint="default" w:cs="Times New Roman"/>
-          <w:b w:val="0"/>
-          <w:bCs/>
-          <w:sz w:val="20"/>
-          <w:szCs w:val="20"/>
-          <w:lang w:val="en-US"/>
-        </w:rPr>
-        <w:t xml:space="preserve">+ </w:t>
-      </w:r>
-      <w:r>
-        <w:rPr>
-          <w:rFonts w:hint="default" w:ascii="Times New Roman" w:hAnsi="Times New Roman" w:cs="Times New Roman"/>
-          <w:b w:val="0"/>
-          <w:bCs/>
-          <w:sz w:val="20"/>
-          <w:szCs w:val="20"/>
-          <w:lang w:val="en-US"/>
-        </w:rPr>
-        <w:t>Màn hình điều chỉnh số lượng bánh hoặc xóa bánh khỏi giỏ.</w:t>
-      </w:r>
-    </w:p>
-    <w:p>
-      <w:pPr>
-        <w:pStyle w:val="5"/>
-        <w:numPr>
-          <w:numId w:val="0"/>
-        </w:numPr>
-        <w:spacing w:before="0" w:after="0" w:line="240" w:lineRule="auto"/>
-        <w:ind w:left="720" w:leftChars="0" w:firstLine="708" w:firstLineChars="0"/>
-        <w:rPr>
-          <w:rFonts w:hint="default" w:ascii="Times New Roman" w:hAnsi="Times New Roman" w:cs="Times New Roman"/>
-          <w:b w:val="0"/>
-          <w:bCs/>
-          <w:sz w:val="20"/>
-          <w:szCs w:val="20"/>
-          <w:lang w:val="en-US"/>
-        </w:rPr>
-      </w:pPr>
-      <w:r>
-        <w:rPr>
-          <w:rFonts w:hint="default" w:cs="Times New Roman"/>
-          <w:b w:val="0"/>
-          <w:bCs/>
-          <w:sz w:val="20"/>
-          <w:szCs w:val="20"/>
-          <w:lang w:val="en-US"/>
-        </w:rPr>
-        <w:t xml:space="preserve">+ </w:t>
-      </w:r>
-      <w:r>
-        <w:rPr>
-          <w:rFonts w:hint="default" w:ascii="Times New Roman" w:hAnsi="Times New Roman" w:cs="Times New Roman"/>
-          <w:b w:val="0"/>
-          <w:bCs/>
-          <w:sz w:val="20"/>
-          <w:szCs w:val="20"/>
-          <w:lang w:val="en-US"/>
-        </w:rPr>
-        <w:t>Chức năng xác nhận và tiến hành đặt hàng.</w:t>
-      </w:r>
-    </w:p>
-    <w:p>
-      <w:pPr>
-        <w:pStyle w:val="5"/>
-        <w:numPr>
-          <w:ilvl w:val="0"/>
-          <w:numId w:val="2"/>
-        </w:numPr>
-        <w:spacing w:before="0" w:after="0" w:line="240" w:lineRule="auto"/>
-        <w:ind w:left="1077" w:hanging="357"/>
-        <w:rPr>
-          <w:rFonts w:hint="default" w:ascii="Times New Roman" w:hAnsi="Times New Roman" w:cs="Times New Roman"/>
-          <w:b/>
-          <w:sz w:val="20"/>
-          <w:szCs w:val="20"/>
-          <w:lang w:val="en-US"/>
-        </w:rPr>
-      </w:pPr>
-      <w:r>
-        <w:rPr>
-          <w:rFonts w:hint="default" w:ascii="Times New Roman" w:hAnsi="Times New Roman" w:cs="Times New Roman"/>
-          <w:b/>
-          <w:sz w:val="20"/>
-          <w:szCs w:val="20"/>
-          <w:lang w:val="en-US"/>
-        </w:rPr>
-        <w:t>Files:</w:t>
-      </w:r>
-    </w:p>
-    <w:p>
-      <w:pPr>
-        <w:pStyle w:val="5"/>
-        <w:numPr>
-          <w:numId w:val="0"/>
-        </w:numPr>
-        <w:spacing w:before="0" w:after="0" w:line="240" w:lineRule="auto"/>
-        <w:ind w:left="708" w:leftChars="0" w:firstLine="708" w:firstLineChars="0"/>
-        <w:rPr>
-          <w:rFonts w:hint="default" w:ascii="Times New Roman" w:hAnsi="Times New Roman" w:cs="Times New Roman"/>
-          <w:b w:val="0"/>
-          <w:bCs/>
-          <w:sz w:val="20"/>
-          <w:szCs w:val="20"/>
-          <w:lang w:val="en-US"/>
-        </w:rPr>
-      </w:pPr>
-      <w:r>
-        <w:rPr>
-          <w:rFonts w:hint="default" w:cs="Times New Roman"/>
-          <w:b w:val="0"/>
-          <w:bCs/>
-          <w:sz w:val="20"/>
-          <w:szCs w:val="20"/>
-          <w:lang w:val="en-US"/>
-        </w:rPr>
-        <w:t xml:space="preserve">+ </w:t>
-      </w:r>
-      <w:r>
-        <w:rPr>
-          <w:rFonts w:hint="default" w:ascii="Times New Roman" w:hAnsi="Times New Roman" w:cs="Times New Roman"/>
-          <w:b w:val="0"/>
-          <w:bCs/>
-          <w:sz w:val="20"/>
-          <w:szCs w:val="20"/>
-          <w:lang w:val="en-US"/>
-        </w:rPr>
-        <w:t>GioHang</w:t>
-      </w:r>
-    </w:p>
-    <w:p>
-      <w:pPr>
-        <w:pStyle w:val="5"/>
-        <w:numPr>
-          <w:numId w:val="0"/>
-        </w:numPr>
-        <w:spacing w:before="0" w:after="0" w:line="240" w:lineRule="auto"/>
-        <w:ind w:left="708" w:leftChars="0" w:firstLine="708" w:firstLineChars="0"/>
-        <w:rPr>
-          <w:rFonts w:hint="default" w:ascii="Times New Roman" w:hAnsi="Times New Roman" w:cs="Times New Roman"/>
-          <w:b w:val="0"/>
-          <w:bCs/>
-          <w:sz w:val="20"/>
-          <w:szCs w:val="20"/>
-          <w:lang w:val="en-US"/>
-        </w:rPr>
-      </w:pPr>
-      <w:r>
-        <w:rPr>
-          <w:rFonts w:hint="default" w:cs="Times New Roman"/>
-          <w:b w:val="0"/>
-          <w:bCs/>
-          <w:sz w:val="20"/>
-          <w:szCs w:val="20"/>
-          <w:lang w:val="en-US"/>
-        </w:rPr>
-        <w:t xml:space="preserve">+ </w:t>
-      </w:r>
-      <w:r>
-        <w:rPr>
-          <w:rFonts w:hint="default" w:ascii="Times New Roman" w:hAnsi="Times New Roman" w:cs="Times New Roman"/>
-          <w:b w:val="0"/>
-          <w:bCs/>
-          <w:sz w:val="20"/>
-          <w:szCs w:val="20"/>
-          <w:lang w:val="en-US"/>
-        </w:rPr>
-        <w:t>ChiTietGioHang</w:t>
-      </w:r>
-    </w:p>
-    <w:p>
-      <w:pPr>
-        <w:pStyle w:val="5"/>
-        <w:numPr>
-          <w:ilvl w:val="0"/>
-          <w:numId w:val="2"/>
-        </w:numPr>
-        <w:spacing w:before="0" w:after="0" w:line="240" w:lineRule="auto"/>
-        <w:ind w:left="1077" w:hanging="357"/>
-        <w:rPr>
-          <w:rFonts w:hint="default" w:ascii="Times New Roman" w:hAnsi="Times New Roman" w:cs="Times New Roman"/>
-          <w:b/>
-          <w:sz w:val="20"/>
-          <w:szCs w:val="20"/>
-          <w:lang w:val="en-US"/>
-        </w:rPr>
-      </w:pPr>
-      <w:r>
-        <w:rPr>
-          <w:rFonts w:hint="default" w:ascii="Times New Roman" w:hAnsi="Times New Roman" w:cs="Times New Roman"/>
-          <w:b/>
-          <w:sz w:val="20"/>
-          <w:szCs w:val="20"/>
-          <w:lang w:val="en-US"/>
-        </w:rPr>
-        <w:t>Interfaces:</w:t>
-      </w:r>
-      <w:r>
-        <w:rPr>
-          <w:rFonts w:hint="default" w:ascii="Times New Roman" w:hAnsi="Times New Roman" w:cs="Times New Roman"/>
-          <w:b/>
-          <w:sz w:val="20"/>
-          <w:szCs w:val="20"/>
-          <w:lang w:val="en-US"/>
-        </w:rPr>
-        <w:t xml:space="preserve"> không có</w:t>
-      </w:r>
-    </w:p>
-    <w:p>
-      <w:pPr>
-        <w:pStyle w:val="5"/>
-        <w:numPr>
-          <w:numId w:val="0"/>
-        </w:numPr>
-        <w:spacing w:before="0" w:after="0" w:line="240" w:lineRule="auto"/>
-        <w:rPr>
-          <w:rFonts w:hint="default" w:ascii="Times New Roman" w:hAnsi="Times New Roman" w:cs="Times New Roman"/>
-          <w:b/>
-          <w:sz w:val="20"/>
-          <w:szCs w:val="20"/>
-          <w:lang w:val="en-US"/>
-        </w:rPr>
-      </w:pPr>
-    </w:p>
-    <w:p>
-      <w:pPr>
-        <w:pStyle w:val="5"/>
-        <w:numPr>
-          <w:ilvl w:val="0"/>
-          <w:numId w:val="2"/>
-        </w:numPr>
-        <w:spacing w:before="0" w:line="240" w:lineRule="auto"/>
-        <w:ind w:left="1077" w:hanging="357"/>
-        <w:rPr>
-          <w:rFonts w:hint="default" w:ascii="Times New Roman" w:hAnsi="Times New Roman" w:eastAsia="sans-serif" w:cs="Times New Roman"/>
-          <w:i w:val="0"/>
-          <w:iCs w:val="0"/>
-          <w:spacing w:val="0"/>
-          <w:sz w:val="20"/>
-          <w:szCs w:val="20"/>
-        </w:rPr>
-      </w:pPr>
-      <w:r>
-        <w:rPr>
-          <w:rFonts w:hint="default" w:ascii="Times New Roman" w:hAnsi="Times New Roman" w:cs="Times New Roman"/>
-          <w:b/>
-          <w:sz w:val="20"/>
-          <w:szCs w:val="20"/>
-          <w:lang w:val="en-US"/>
-        </w:rPr>
-        <w:t>Queries:</w:t>
-      </w:r>
-    </w:p>
-    <w:p>
-      <w:pPr>
-        <w:pStyle w:val="5"/>
-        <w:numPr>
-          <w:numId w:val="0"/>
-        </w:numPr>
-        <w:spacing w:before="0" w:line="240" w:lineRule="auto"/>
-        <w:ind w:left="708" w:leftChars="0" w:firstLine="708" w:firstLineChars="0"/>
         <w:rPr>
           <w:rFonts w:hint="default" w:ascii="Times New Roman" w:hAnsi="Times New Roman" w:eastAsia="sans-serif" w:cs="Times New Roman"/>
           <w:i w:val="0"/>
@@ -2477,6 +2684,7 @@
           <w:sz w:val="20"/>
           <w:szCs w:val="20"/>
           <w:shd w:val="clear" w:fill="FFFFFF"/>
+          <w:lang w:val="en-US"/>
         </w:rPr>
       </w:pPr>
       <w:r>
@@ -2506,25 +2714,8 @@
           <w:szCs w:val="20"/>
           <w:shd w:val="clear" w:fill="FFFFFF"/>
         </w:rPr>
-        <w:t>Xem thông tin chi tiết giỏ hàng hiện tại.</w:t>
-      </w:r>
-    </w:p>
-    <w:p>
-      <w:pPr>
-        <w:pStyle w:val="5"/>
-        <w:numPr>
-          <w:numId w:val="0"/>
-        </w:numPr>
-        <w:spacing w:before="0" w:line="240" w:lineRule="auto"/>
-        <w:ind w:left="708" w:leftChars="0" w:firstLine="708" w:firstLineChars="0"/>
-        <w:rPr>
-          <w:rFonts w:hint="default" w:ascii="Times New Roman" w:hAnsi="Times New Roman" w:cs="Times New Roman"/>
-          <w:b/>
-          <w:sz w:val="20"/>
-          <w:szCs w:val="20"/>
-          <w:lang w:val="en-US"/>
-        </w:rPr>
-      </w:pPr>
+        <w:t>Chức năng cập nhật trạng thái xử lý đơn</w:t>
+      </w:r>
       <w:r>
         <w:rPr>
           <w:rFonts w:hint="default" w:eastAsia="sans-serif" w:cs="Times New Roman"/>
@@ -2538,9 +2729,18 @@
           <w:shd w:val="clear" w:fill="FFFFFF"/>
           <w:lang w:val="en-US"/>
         </w:rPr>
-        <w:t xml:space="preserve">+ </w:t>
-      </w:r>
-      <w:r>
+        <w:t>.</w:t>
+      </w:r>
+    </w:p>
+    <w:p>
+      <w:pPr>
+        <w:pStyle w:val="5"/>
+        <w:numPr>
+          <w:ilvl w:val="0"/>
+          <w:numId w:val="0"/>
+        </w:numPr>
+        <w:spacing w:before="0" w:after="0" w:line="240" w:lineRule="auto"/>
+        <w:ind w:left="720" w:leftChars="0" w:firstLine="708" w:firstLineChars="0"/>
         <w:rPr>
           <w:rFonts w:hint="default" w:ascii="Times New Roman" w:hAnsi="Times New Roman" w:eastAsia="sans-serif" w:cs="Times New Roman"/>
           <w:i w:val="0"/>
@@ -2551,161 +2751,25 @@
           <w:sz w:val="20"/>
           <w:szCs w:val="20"/>
           <w:shd w:val="clear" w:fill="FFFFFF"/>
-        </w:rPr>
-        <w:t>Tính toán và xem tổng số tiền tạm tính trong giỏ</w:t>
-      </w:r>
-    </w:p>
-    <w:p>
-      <w:pPr>
-        <w:spacing w:before="0" w:after="0"/>
-        <w:ind w:left="360"/>
-        <w:rPr>
-          <w:rFonts w:hint="default" w:ascii="Times New Roman" w:hAnsi="Times New Roman" w:cs="Times New Roman"/>
-          <w:b/>
-          <w:sz w:val="20"/>
-          <w:szCs w:val="20"/>
-          <w:lang w:val="en-US"/>
-        </w:rPr>
-      </w:pPr>
-      <w:r>
-        <w:rPr>
-          <w:rFonts w:hint="default" w:ascii="Times New Roman" w:hAnsi="Times New Roman" w:cs="Times New Roman"/>
-          <w:b/>
-          <w:sz w:val="20"/>
-          <w:szCs w:val="20"/>
-          <w:lang w:val="en-US"/>
-        </w:rPr>
-        <w:t xml:space="preserve">- Module </w:t>
-      </w:r>
-      <w:r>
-        <w:rPr>
-          <w:rFonts w:hint="default" w:ascii="Times New Roman" w:hAnsi="Times New Roman" w:cs="Times New Roman"/>
-          <w:b/>
-          <w:bCs/>
-          <w:sz w:val="20"/>
-          <w:szCs w:val="20"/>
-        </w:rPr>
-        <w:t>quản lý đơn hàng</w:t>
-      </w:r>
-      <w:r>
-        <w:rPr>
-          <w:rFonts w:hint="default" w:ascii="Times New Roman" w:hAnsi="Times New Roman" w:cs="Times New Roman"/>
-          <w:b/>
-          <w:sz w:val="20"/>
-          <w:szCs w:val="20"/>
-          <w:lang w:val="en-US"/>
-        </w:rPr>
-        <w:t>:</w:t>
-      </w:r>
-    </w:p>
-    <w:p>
-      <w:pPr>
-        <w:pStyle w:val="5"/>
-        <w:numPr>
-          <w:ilvl w:val="0"/>
-          <w:numId w:val="2"/>
-        </w:numPr>
-        <w:spacing w:before="0" w:after="0" w:line="240" w:lineRule="auto"/>
-        <w:ind w:left="1077" w:hanging="357"/>
-        <w:rPr>
-          <w:rFonts w:hint="default" w:ascii="Times New Roman" w:hAnsi="Times New Roman" w:cs="Times New Roman"/>
-          <w:b/>
-          <w:sz w:val="20"/>
-          <w:szCs w:val="20"/>
-          <w:lang w:val="en-US"/>
-        </w:rPr>
-      </w:pPr>
-      <w:r>
-        <w:rPr>
-          <w:rFonts w:hint="default" w:ascii="Times New Roman" w:hAnsi="Times New Roman" w:cs="Times New Roman"/>
-          <w:b/>
-          <w:sz w:val="20"/>
-          <w:szCs w:val="20"/>
-          <w:lang w:val="en-US"/>
-        </w:rPr>
-        <w:t>Output:</w:t>
-      </w:r>
-    </w:p>
-    <w:p>
-      <w:pPr>
-        <w:pStyle w:val="5"/>
-        <w:numPr>
-          <w:numId w:val="0"/>
-        </w:numPr>
-        <w:spacing w:before="0" w:after="0" w:line="240" w:lineRule="auto"/>
-        <w:ind w:left="708" w:leftChars="0" w:firstLine="708" w:firstLineChars="0"/>
-        <w:rPr>
-          <w:rFonts w:hint="default" w:ascii="Times New Roman" w:hAnsi="Times New Roman" w:cs="Times New Roman"/>
-          <w:b/>
-          <w:sz w:val="20"/>
-          <w:szCs w:val="20"/>
-          <w:lang w:val="en-US"/>
-        </w:rPr>
-      </w:pPr>
-      <w:r>
-        <w:rPr>
-          <w:rFonts w:hint="default" w:eastAsia="SimSun" w:cs="Times New Roman"/>
-          <w:sz w:val="20"/>
-          <w:szCs w:val="20"/>
+          <w:lang w:val="en-US"/>
+        </w:rPr>
+      </w:pPr>
+      <w:r>
+        <w:rPr>
+          <w:rFonts w:hint="default" w:eastAsia="sans-serif" w:cs="Times New Roman"/>
+          <w:i w:val="0"/>
+          <w:iCs w:val="0"/>
+          <w:caps w:val="0"/>
+          <w:color w:val="303030"/>
+          <w:spacing w:val="0"/>
+          <w:sz w:val="20"/>
+          <w:szCs w:val="20"/>
+          <w:shd w:val="clear" w:fill="FFFFFF"/>
           <w:lang w:val="en-US"/>
         </w:rPr>
         <w:t xml:space="preserve">+ </w:t>
       </w:r>
       <w:r>
-        <w:rPr>
-          <w:rFonts w:hint="default" w:ascii="Times New Roman" w:hAnsi="Times New Roman" w:eastAsia="SimSun" w:cs="Times New Roman"/>
-          <w:sz w:val="20"/>
-          <w:szCs w:val="20"/>
-        </w:rPr>
-        <w:t>In / Xuất phiếu giao hàng / Chi tiết đơn hàng</w:t>
-      </w:r>
-    </w:p>
-    <w:p>
-      <w:pPr>
-        <w:pStyle w:val="5"/>
-        <w:numPr>
-          <w:ilvl w:val="0"/>
-          <w:numId w:val="2"/>
-        </w:numPr>
-        <w:spacing w:before="0" w:after="0" w:line="240" w:lineRule="auto"/>
-        <w:ind w:left="1077" w:hanging="357"/>
-        <w:rPr>
-          <w:rFonts w:hint="default" w:ascii="Times New Roman" w:hAnsi="Times New Roman" w:cs="Times New Roman"/>
-          <w:b/>
-          <w:sz w:val="20"/>
-          <w:szCs w:val="20"/>
-          <w:lang w:val="en-US"/>
-        </w:rPr>
-      </w:pPr>
-      <w:r>
-        <w:rPr>
-          <w:rFonts w:hint="default" w:ascii="Times New Roman" w:hAnsi="Times New Roman" w:cs="Times New Roman"/>
-          <w:b/>
-          <w:sz w:val="20"/>
-          <w:szCs w:val="20"/>
-          <w:lang w:val="en-US"/>
-        </w:rPr>
-        <w:t>Input</w:t>
-      </w:r>
-      <w:r>
-        <w:rPr>
-          <w:rFonts w:hint="default" w:ascii="Times New Roman" w:hAnsi="Times New Roman" w:cs="Times New Roman"/>
-          <w:b/>
-          <w:sz w:val="20"/>
-          <w:szCs w:val="20"/>
-          <w:lang w:val="en-US"/>
-        </w:rPr>
-        <w:t>:</w:t>
-      </w:r>
-    </w:p>
-    <w:p>
-      <w:pPr>
-        <w:pStyle w:val="5"/>
-        <w:numPr>
-          <w:numId w:val="0"/>
-        </w:numPr>
-        <w:spacing w:before="0" w:after="0" w:line="240" w:lineRule="auto"/>
-        <w:ind w:left="720" w:leftChars="0" w:firstLine="708" w:firstLineChars="0"/>
         <w:rPr>
           <w:rFonts w:hint="default" w:ascii="Times New Roman" w:hAnsi="Times New Roman" w:eastAsia="sans-serif" w:cs="Times New Roman"/>
           <w:i w:val="0"/>
@@ -2716,9 +2780,9 @@
           <w:sz w:val="20"/>
           <w:szCs w:val="20"/>
           <w:shd w:val="clear" w:fill="FFFFFF"/>
-          <w:lang w:val="en-US"/>
-        </w:rPr>
-      </w:pPr>
+        </w:rPr>
+        <w:t>Chức năng yêu cầu hủy đơn hàng</w:t>
+      </w:r>
       <w:r>
         <w:rPr>
           <w:rFonts w:hint="default" w:eastAsia="sans-serif" w:cs="Times New Roman"/>
@@ -2732,9 +2796,197 @@
           <w:shd w:val="clear" w:fill="FFFFFF"/>
           <w:lang w:val="en-US"/>
         </w:rPr>
+        <w:t>.</w:t>
+      </w:r>
+    </w:p>
+    <w:p>
+      <w:pPr>
+        <w:pStyle w:val="5"/>
+        <w:numPr>
+          <w:ilvl w:val="0"/>
+          <w:numId w:val="2"/>
+        </w:numPr>
+        <w:spacing w:before="0" w:after="0" w:line="240" w:lineRule="auto"/>
+        <w:ind w:left="1077" w:hanging="357"/>
+        <w:rPr>
+          <w:rFonts w:hint="default" w:ascii="Times New Roman" w:hAnsi="Times New Roman" w:cs="Times New Roman"/>
+          <w:b/>
+          <w:sz w:val="20"/>
+          <w:szCs w:val="20"/>
+          <w:lang w:val="en-US"/>
+        </w:rPr>
+      </w:pPr>
+      <w:r>
+        <w:rPr>
+          <w:rFonts w:hint="default" w:ascii="Times New Roman" w:hAnsi="Times New Roman" w:cs="Times New Roman"/>
+          <w:b/>
+          <w:sz w:val="20"/>
+          <w:szCs w:val="20"/>
+          <w:lang w:val="en-US"/>
+        </w:rPr>
+        <w:t>Files:</w:t>
+      </w:r>
+    </w:p>
+    <w:p>
+      <w:pPr>
+        <w:pStyle w:val="5"/>
+        <w:numPr>
+          <w:ilvl w:val="0"/>
+          <w:numId w:val="0"/>
+        </w:numPr>
+        <w:spacing w:before="0" w:after="0" w:line="240" w:lineRule="auto"/>
+        <w:ind w:left="708" w:leftChars="0" w:firstLine="708" w:firstLineChars="0"/>
+        <w:rPr>
+          <w:rFonts w:hint="default" w:ascii="Times New Roman" w:hAnsi="Times New Roman" w:cs="Times New Roman"/>
+          <w:b w:val="0"/>
+          <w:bCs/>
+          <w:sz w:val="20"/>
+          <w:szCs w:val="20"/>
+          <w:lang w:val="en-US"/>
+        </w:rPr>
+      </w:pPr>
+      <w:r>
+        <w:rPr>
+          <w:rFonts w:hint="default" w:cs="Times New Roman"/>
+          <w:b w:val="0"/>
+          <w:bCs/>
+          <w:sz w:val="20"/>
+          <w:szCs w:val="20"/>
+          <w:lang w:val="en-US"/>
+        </w:rPr>
         <w:t xml:space="preserve">+ </w:t>
       </w:r>
       <w:r>
+        <w:rPr>
+          <w:rFonts w:hint="default" w:ascii="Times New Roman" w:hAnsi="Times New Roman" w:cs="Times New Roman"/>
+          <w:b w:val="0"/>
+          <w:bCs/>
+          <w:sz w:val="20"/>
+          <w:szCs w:val="20"/>
+          <w:lang w:val="en-US"/>
+        </w:rPr>
+        <w:t>DonHang</w:t>
+      </w:r>
+    </w:p>
+    <w:p>
+      <w:pPr>
+        <w:pStyle w:val="5"/>
+        <w:numPr>
+          <w:ilvl w:val="0"/>
+          <w:numId w:val="0"/>
+        </w:numPr>
+        <w:spacing w:before="0" w:after="0" w:line="240" w:lineRule="auto"/>
+        <w:ind w:left="708" w:leftChars="0" w:firstLine="708" w:firstLineChars="0"/>
+        <w:rPr>
+          <w:rFonts w:hint="default" w:ascii="Times New Roman" w:hAnsi="Times New Roman" w:cs="Times New Roman"/>
+          <w:b w:val="0"/>
+          <w:bCs/>
+          <w:sz w:val="20"/>
+          <w:szCs w:val="20"/>
+          <w:lang w:val="en-US"/>
+        </w:rPr>
+      </w:pPr>
+      <w:r>
+        <w:rPr>
+          <w:rFonts w:hint="default" w:cs="Times New Roman"/>
+          <w:b w:val="0"/>
+          <w:bCs/>
+          <w:sz w:val="20"/>
+          <w:szCs w:val="20"/>
+          <w:lang w:val="en-US"/>
+        </w:rPr>
+        <w:t xml:space="preserve">+ </w:t>
+      </w:r>
+      <w:r>
+        <w:rPr>
+          <w:rFonts w:hint="default" w:ascii="Times New Roman" w:hAnsi="Times New Roman" w:cs="Times New Roman"/>
+          <w:b w:val="0"/>
+          <w:bCs/>
+          <w:sz w:val="20"/>
+          <w:szCs w:val="20"/>
+          <w:lang w:val="en-US"/>
+        </w:rPr>
+        <w:t>ChiTietDonHang</w:t>
+      </w:r>
+    </w:p>
+    <w:p>
+      <w:pPr>
+        <w:pStyle w:val="5"/>
+        <w:numPr>
+          <w:ilvl w:val="0"/>
+          <w:numId w:val="0"/>
+        </w:numPr>
+        <w:spacing w:before="0" w:after="0" w:line="240" w:lineRule="auto"/>
+        <w:ind w:left="708" w:leftChars="0" w:firstLine="708" w:firstLineChars="0"/>
+        <w:rPr>
+          <w:rFonts w:hint="default" w:ascii="Times New Roman" w:hAnsi="Times New Roman" w:cs="Times New Roman"/>
+          <w:b/>
+          <w:sz w:val="20"/>
+          <w:szCs w:val="20"/>
+          <w:lang w:val="en-US"/>
+        </w:rPr>
+      </w:pPr>
+      <w:r>
+        <w:rPr>
+          <w:rFonts w:hint="default" w:cs="Times New Roman"/>
+          <w:b/>
+          <w:sz w:val="20"/>
+          <w:szCs w:val="20"/>
+          <w:lang w:val="en-US"/>
+        </w:rPr>
+        <w:t xml:space="preserve">+ </w:t>
+      </w:r>
+      <w:r>
+        <w:rPr>
+          <w:rFonts w:hint="default" w:ascii="Times New Roman" w:hAnsi="Times New Roman" w:eastAsia="monospace" w:cs="Times New Roman"/>
+          <w:i w:val="0"/>
+          <w:iCs w:val="0"/>
+          <w:caps w:val="0"/>
+          <w:spacing w:val="0"/>
+          <w:sz w:val="20"/>
+          <w:szCs w:val="20"/>
+          <w:shd w:val="clear" w:fill="F2F0F0"/>
+        </w:rPr>
+        <w:t>LichSu_TrangThaiDonHang</w:t>
+      </w:r>
+    </w:p>
+    <w:p>
+      <w:pPr>
+        <w:pStyle w:val="5"/>
+        <w:numPr>
+          <w:ilvl w:val="0"/>
+          <w:numId w:val="2"/>
+        </w:numPr>
+        <w:spacing w:before="0" w:after="0" w:line="240" w:lineRule="auto"/>
+        <w:ind w:left="1077" w:hanging="357"/>
+        <w:rPr>
+          <w:rFonts w:hint="default" w:ascii="Times New Roman" w:hAnsi="Times New Roman" w:cs="Times New Roman"/>
+          <w:b/>
+          <w:sz w:val="20"/>
+          <w:szCs w:val="20"/>
+          <w:lang w:val="en-US"/>
+        </w:rPr>
+      </w:pPr>
+      <w:r>
+        <w:rPr>
+          <w:rFonts w:hint="default" w:ascii="Times New Roman" w:hAnsi="Times New Roman" w:cs="Times New Roman"/>
+          <w:b/>
+          <w:sz w:val="20"/>
+          <w:szCs w:val="20"/>
+          <w:lang w:val="en-US"/>
+        </w:rPr>
+        <w:t>Interfaces: Không có</w:t>
+      </w:r>
+    </w:p>
+    <w:p>
+      <w:pPr>
+        <w:pStyle w:val="5"/>
+        <w:numPr>
+          <w:ilvl w:val="0"/>
+          <w:numId w:val="2"/>
+        </w:numPr>
+        <w:spacing w:before="0" w:line="240" w:lineRule="auto"/>
+        <w:ind w:left="1077" w:hanging="357"/>
         <w:rPr>
           <w:rFonts w:hint="default" w:ascii="Times New Roman" w:hAnsi="Times New Roman" w:eastAsia="sans-serif" w:cs="Times New Roman"/>
           <w:i w:val="0"/>
@@ -2746,8 +2998,35 @@
           <w:szCs w:val="20"/>
           <w:shd w:val="clear" w:fill="FFFFFF"/>
         </w:rPr>
-        <w:t>Chức năng cập nhật trạng thái xử lý đơn</w:t>
-      </w:r>
+      </w:pPr>
+      <w:r>
+        <w:rPr>
+          <w:rFonts w:hint="default" w:ascii="Times New Roman" w:hAnsi="Times New Roman" w:cs="Times New Roman"/>
+          <w:b/>
+          <w:sz w:val="20"/>
+          <w:szCs w:val="20"/>
+          <w:lang w:val="en-US"/>
+        </w:rPr>
+        <w:t>Queries:</w:t>
+      </w:r>
+    </w:p>
+    <w:p>
+      <w:pPr>
+        <w:pStyle w:val="5"/>
+        <w:numPr>
+          <w:numId w:val="0"/>
+        </w:numPr>
+        <w:spacing w:before="0" w:line="240" w:lineRule="auto"/>
+        <w:ind w:left="1416" w:leftChars="0"/>
+        <w:rPr>
+          <w:rFonts w:hint="default" w:ascii="Times New Roman" w:hAnsi="Times New Roman" w:eastAsia="sans-serif" w:cs="Times New Roman"/>
+          <w:i w:val="0"/>
+          <w:iCs w:val="0"/>
+          <w:spacing w:val="0"/>
+          <w:sz w:val="20"/>
+          <w:szCs w:val="20"/>
+        </w:rPr>
+      </w:pPr>
       <w:r>
         <w:rPr>
           <w:rFonts w:hint="default" w:eastAsia="sans-serif" w:cs="Times New Roman"/>
@@ -2761,17 +3040,9 @@
           <w:shd w:val="clear" w:fill="FFFFFF"/>
           <w:lang w:val="en-US"/>
         </w:rPr>
-        <w:t>.</w:t>
-      </w:r>
-    </w:p>
-    <w:p>
-      <w:pPr>
-        <w:pStyle w:val="5"/>
-        <w:numPr>
-          <w:numId w:val="0"/>
-        </w:numPr>
-        <w:spacing w:before="0" w:after="0" w:line="240" w:lineRule="auto"/>
-        <w:ind w:left="720" w:leftChars="0" w:firstLine="708" w:firstLineChars="0"/>
+        <w:t xml:space="preserve">+ </w:t>
+      </w:r>
+      <w:r>
         <w:rPr>
           <w:rFonts w:hint="default" w:ascii="Times New Roman" w:hAnsi="Times New Roman" w:eastAsia="sans-serif" w:cs="Times New Roman"/>
           <w:i w:val="0"/>
@@ -2782,6 +3053,23 @@
           <w:sz w:val="20"/>
           <w:szCs w:val="20"/>
           <w:shd w:val="clear" w:fill="FFFFFF"/>
+        </w:rPr>
+        <w:t>Khách hàng xem lịch sử các đơn hàng đã đặt.</w:t>
+      </w:r>
+    </w:p>
+    <w:p>
+      <w:pPr>
+        <w:pStyle w:val="5"/>
+        <w:numPr>
+          <w:numId w:val="0"/>
+        </w:numPr>
+        <w:spacing w:before="0" w:line="240" w:lineRule="auto"/>
+        <w:ind w:left="1416" w:leftChars="0"/>
+        <w:rPr>
+          <w:rFonts w:hint="default" w:ascii="Times New Roman" w:hAnsi="Times New Roman" w:cs="Times New Roman"/>
+          <w:b/>
+          <w:sz w:val="20"/>
+          <w:szCs w:val="20"/>
           <w:lang w:val="en-US"/>
         </w:rPr>
       </w:pPr>
@@ -2812,8 +3100,136 @@
           <w:szCs w:val="20"/>
           <w:shd w:val="clear" w:fill="FFFFFF"/>
         </w:rPr>
-        <w:t>Chức năng yêu cầu hủy đơn hàng</w:t>
-      </w:r>
+        <w:t>Xem chi tiết tiến độ và trạng thái hiện tại của một đơn hàng.</w:t>
+      </w:r>
+    </w:p>
+    <w:p>
+      <w:pPr>
+        <w:pStyle w:val="5"/>
+        <w:numPr>
+          <w:numId w:val="0"/>
+        </w:numPr>
+        <w:spacing w:before="0" w:line="240" w:lineRule="auto"/>
+        <w:ind w:left="1416" w:leftChars="0"/>
+        <w:rPr>
+          <w:rFonts w:hint="default" w:ascii="Times New Roman" w:hAnsi="Times New Roman" w:cs="Times New Roman"/>
+          <w:b/>
+          <w:sz w:val="20"/>
+          <w:szCs w:val="20"/>
+          <w:lang w:val="en-US"/>
+        </w:rPr>
+      </w:pPr>
+      <w:r>
+        <w:rPr>
+          <w:rFonts w:hint="default" w:eastAsia="SimSun" w:cs="Times New Roman"/>
+          <w:sz w:val="20"/>
+          <w:szCs w:val="20"/>
+          <w:lang w:val="en-US"/>
+        </w:rPr>
+        <w:t xml:space="preserve">+ </w:t>
+      </w:r>
+      <w:r>
+        <w:rPr>
+          <w:rFonts w:hint="default" w:ascii="Times New Roman" w:hAnsi="Times New Roman" w:eastAsia="SimSun" w:cs="Times New Roman"/>
+          <w:sz w:val="20"/>
+          <w:szCs w:val="20"/>
+        </w:rPr>
+        <w:t>Xem chi tiết 1 đơn hàng cụ thể</w:t>
+      </w:r>
+    </w:p>
+    <w:p>
+      <w:pPr>
+        <w:spacing w:before="0" w:after="0"/>
+        <w:ind w:left="360"/>
+        <w:rPr>
+          <w:rFonts w:hint="default" w:ascii="Times New Roman" w:hAnsi="Times New Roman" w:cs="Times New Roman"/>
+          <w:b/>
+          <w:sz w:val="20"/>
+          <w:szCs w:val="20"/>
+          <w:lang w:val="en-US"/>
+        </w:rPr>
+      </w:pPr>
+      <w:r>
+        <w:rPr>
+          <w:rFonts w:hint="default" w:ascii="Times New Roman" w:hAnsi="Times New Roman" w:cs="Times New Roman"/>
+          <w:b/>
+          <w:sz w:val="20"/>
+          <w:szCs w:val="20"/>
+          <w:lang w:val="en-US"/>
+        </w:rPr>
+        <w:t xml:space="preserve">- Module </w:t>
+      </w:r>
+      <w:r>
+        <w:rPr>
+          <w:rFonts w:hint="default" w:ascii="Times New Roman" w:hAnsi="Times New Roman" w:cs="Times New Roman"/>
+          <w:b/>
+          <w:bCs/>
+          <w:sz w:val="20"/>
+          <w:szCs w:val="20"/>
+        </w:rPr>
+        <w:t>báo cáo &amp; Thống kê</w:t>
+      </w:r>
+      <w:r>
+        <w:rPr>
+          <w:rFonts w:hint="default" w:ascii="Times New Roman" w:hAnsi="Times New Roman" w:cs="Times New Roman"/>
+          <w:b/>
+          <w:sz w:val="20"/>
+          <w:szCs w:val="20"/>
+          <w:lang w:val="en-US"/>
+        </w:rPr>
+        <w:t>:</w:t>
+      </w:r>
+    </w:p>
+    <w:p>
+      <w:pPr>
+        <w:pStyle w:val="5"/>
+        <w:numPr>
+          <w:ilvl w:val="0"/>
+          <w:numId w:val="2"/>
+        </w:numPr>
+        <w:spacing w:before="0" w:after="0" w:line="240" w:lineRule="auto"/>
+        <w:ind w:left="1077" w:hanging="357"/>
+        <w:rPr>
+          <w:rFonts w:hint="default" w:ascii="Times New Roman" w:hAnsi="Times New Roman" w:eastAsia="sans-serif" w:cs="Times New Roman"/>
+          <w:i w:val="0"/>
+          <w:iCs w:val="0"/>
+          <w:spacing w:val="0"/>
+          <w:sz w:val="20"/>
+          <w:szCs w:val="20"/>
+        </w:rPr>
+      </w:pPr>
+      <w:r>
+        <w:rPr>
+          <w:rFonts w:hint="default" w:ascii="Times New Roman" w:hAnsi="Times New Roman" w:cs="Times New Roman"/>
+          <w:b/>
+          <w:sz w:val="20"/>
+          <w:szCs w:val="20"/>
+          <w:lang w:val="en-US"/>
+        </w:rPr>
+        <w:t>Output:</w:t>
+      </w:r>
+    </w:p>
+    <w:p>
+      <w:pPr>
+        <w:pStyle w:val="5"/>
+        <w:numPr>
+          <w:ilvl w:val="0"/>
+          <w:numId w:val="0"/>
+        </w:numPr>
+        <w:spacing w:before="0" w:after="0" w:line="240" w:lineRule="auto"/>
+        <w:ind w:left="1416" w:leftChars="0"/>
+        <w:rPr>
+          <w:rFonts w:hint="default" w:ascii="Times New Roman" w:hAnsi="Times New Roman" w:eastAsia="sans-serif" w:cs="Times New Roman"/>
+          <w:i w:val="0"/>
+          <w:iCs w:val="0"/>
+          <w:caps w:val="0"/>
+          <w:color w:val="303030"/>
+          <w:spacing w:val="0"/>
+          <w:sz w:val="20"/>
+          <w:szCs w:val="20"/>
+          <w:shd w:val="clear" w:fill="FFFFFF"/>
+        </w:rPr>
+      </w:pPr>
       <w:r>
         <w:rPr>
           <w:rFonts w:hint="default" w:eastAsia="sans-serif" w:cs="Times New Roman"/>
@@ -2827,211 +3243,9 @@
           <w:shd w:val="clear" w:fill="FFFFFF"/>
           <w:lang w:val="en-US"/>
         </w:rPr>
-        <w:t>.</w:t>
-      </w:r>
-    </w:p>
-    <w:p>
-      <w:pPr>
-        <w:pStyle w:val="5"/>
-        <w:numPr>
-          <w:ilvl w:val="0"/>
-          <w:numId w:val="2"/>
-        </w:numPr>
-        <w:spacing w:before="0" w:after="0" w:line="240" w:lineRule="auto"/>
-        <w:ind w:left="1077" w:hanging="357"/>
-        <w:rPr>
-          <w:rFonts w:hint="default" w:ascii="Times New Roman" w:hAnsi="Times New Roman" w:cs="Times New Roman"/>
-          <w:b/>
-          <w:sz w:val="20"/>
-          <w:szCs w:val="20"/>
-          <w:lang w:val="en-US"/>
-        </w:rPr>
-      </w:pPr>
-      <w:r>
-        <w:rPr>
-          <w:rFonts w:hint="default" w:ascii="Times New Roman" w:hAnsi="Times New Roman" w:cs="Times New Roman"/>
-          <w:b/>
-          <w:sz w:val="20"/>
-          <w:szCs w:val="20"/>
-          <w:lang w:val="en-US"/>
-        </w:rPr>
-        <w:t>Files:</w:t>
-      </w:r>
-    </w:p>
-    <w:p>
-      <w:pPr>
-        <w:pStyle w:val="5"/>
-        <w:numPr>
-          <w:numId w:val="0"/>
-        </w:numPr>
-        <w:spacing w:before="0" w:after="0" w:line="240" w:lineRule="auto"/>
-        <w:ind w:left="708" w:leftChars="0" w:firstLine="708" w:firstLineChars="0"/>
-        <w:rPr>
-          <w:rFonts w:hint="default" w:ascii="Times New Roman" w:hAnsi="Times New Roman" w:cs="Times New Roman"/>
-          <w:b w:val="0"/>
-          <w:bCs/>
-          <w:sz w:val="20"/>
-          <w:szCs w:val="20"/>
-          <w:lang w:val="en-US"/>
-        </w:rPr>
-      </w:pPr>
-      <w:r>
-        <w:rPr>
-          <w:rFonts w:hint="default" w:cs="Times New Roman"/>
-          <w:b w:val="0"/>
-          <w:bCs/>
-          <w:sz w:val="20"/>
-          <w:szCs w:val="20"/>
-          <w:lang w:val="en-US"/>
-        </w:rPr>
         <w:t xml:space="preserve">+ </w:t>
       </w:r>
       <w:r>
-        <w:rPr>
-          <w:rFonts w:hint="default" w:ascii="Times New Roman" w:hAnsi="Times New Roman" w:cs="Times New Roman"/>
-          <w:b w:val="0"/>
-          <w:bCs/>
-          <w:sz w:val="20"/>
-          <w:szCs w:val="20"/>
-          <w:lang w:val="en-US"/>
-        </w:rPr>
-        <w:t>DonHang</w:t>
-      </w:r>
-    </w:p>
-    <w:p>
-      <w:pPr>
-        <w:pStyle w:val="5"/>
-        <w:numPr>
-          <w:numId w:val="0"/>
-        </w:numPr>
-        <w:spacing w:before="0" w:after="0" w:line="240" w:lineRule="auto"/>
-        <w:ind w:left="708" w:leftChars="0" w:firstLine="708" w:firstLineChars="0"/>
-        <w:rPr>
-          <w:rFonts w:hint="default" w:ascii="Times New Roman" w:hAnsi="Times New Roman" w:cs="Times New Roman"/>
-          <w:b w:val="0"/>
-          <w:bCs/>
-          <w:sz w:val="20"/>
-          <w:szCs w:val="20"/>
-          <w:lang w:val="en-US"/>
-        </w:rPr>
-      </w:pPr>
-      <w:r>
-        <w:rPr>
-          <w:rFonts w:hint="default" w:cs="Times New Roman"/>
-          <w:b w:val="0"/>
-          <w:bCs/>
-          <w:sz w:val="20"/>
-          <w:szCs w:val="20"/>
-          <w:lang w:val="en-US"/>
-        </w:rPr>
-        <w:t xml:space="preserve">+ </w:t>
-      </w:r>
-      <w:r>
-        <w:rPr>
-          <w:rFonts w:hint="default" w:ascii="Times New Roman" w:hAnsi="Times New Roman" w:cs="Times New Roman"/>
-          <w:b w:val="0"/>
-          <w:bCs/>
-          <w:sz w:val="20"/>
-          <w:szCs w:val="20"/>
-          <w:lang w:val="en-US"/>
-        </w:rPr>
-        <w:t>ChiTietDonHang</w:t>
-      </w:r>
-    </w:p>
-    <w:p>
-      <w:pPr>
-        <w:pStyle w:val="5"/>
-        <w:numPr>
-          <w:numId w:val="0"/>
-        </w:numPr>
-        <w:spacing w:before="0" w:after="0" w:line="240" w:lineRule="auto"/>
-        <w:rPr>
-          <w:rFonts w:hint="default" w:ascii="Times New Roman" w:hAnsi="Times New Roman" w:cs="Times New Roman"/>
-          <w:b/>
-          <w:sz w:val="20"/>
-          <w:szCs w:val="20"/>
-          <w:lang w:val="en-US"/>
-        </w:rPr>
-      </w:pPr>
-    </w:p>
-    <w:p>
-      <w:pPr>
-        <w:pStyle w:val="5"/>
-        <w:numPr>
-          <w:ilvl w:val="0"/>
-          <w:numId w:val="2"/>
-        </w:numPr>
-        <w:spacing w:before="0" w:after="0" w:line="240" w:lineRule="auto"/>
-        <w:ind w:left="1077" w:hanging="357"/>
-        <w:rPr>
-          <w:rFonts w:hint="default" w:ascii="Times New Roman" w:hAnsi="Times New Roman" w:cs="Times New Roman"/>
-          <w:b/>
-          <w:sz w:val="20"/>
-          <w:szCs w:val="20"/>
-          <w:lang w:val="en-US"/>
-        </w:rPr>
-      </w:pPr>
-      <w:r>
-        <w:rPr>
-          <w:rFonts w:hint="default" w:ascii="Times New Roman" w:hAnsi="Times New Roman" w:cs="Times New Roman"/>
-          <w:b/>
-          <w:sz w:val="20"/>
-          <w:szCs w:val="20"/>
-          <w:lang w:val="en-US"/>
-        </w:rPr>
-        <w:t>Interfaces:</w:t>
-      </w:r>
-      <w:r>
-        <w:rPr>
-          <w:rFonts w:hint="default" w:ascii="Times New Roman" w:hAnsi="Times New Roman" w:cs="Times New Roman"/>
-          <w:b/>
-          <w:sz w:val="20"/>
-          <w:szCs w:val="20"/>
-          <w:lang w:val="en-US"/>
-        </w:rPr>
-        <w:t xml:space="preserve"> Không có</w:t>
-      </w:r>
-    </w:p>
-    <w:p>
-      <w:pPr>
-        <w:pStyle w:val="5"/>
-        <w:numPr>
-          <w:ilvl w:val="0"/>
-          <w:numId w:val="2"/>
-        </w:numPr>
-        <w:spacing w:before="0" w:line="240" w:lineRule="auto"/>
-        <w:ind w:left="1077" w:hanging="357"/>
-        <w:rPr>
-          <w:rFonts w:hint="default" w:ascii="Times New Roman" w:hAnsi="Times New Roman" w:eastAsia="sans-serif" w:cs="Times New Roman"/>
-          <w:i w:val="0"/>
-          <w:iCs w:val="0"/>
-          <w:spacing w:val="0"/>
-          <w:sz w:val="20"/>
-          <w:szCs w:val="20"/>
-        </w:rPr>
-      </w:pPr>
-      <w:r>
-        <w:rPr>
-          <w:rFonts w:hint="default" w:ascii="Times New Roman" w:hAnsi="Times New Roman" w:cs="Times New Roman"/>
-          <w:b/>
-          <w:sz w:val="20"/>
-          <w:szCs w:val="20"/>
-          <w:lang w:val="en-US"/>
-        </w:rPr>
-        <w:t>Queries:</w:t>
-      </w:r>
-    </w:p>
-    <w:p>
-      <w:pPr>
-        <w:keepNext w:val="0"/>
-        <w:keepLines w:val="0"/>
-        <w:widowControl/>
-        <w:numPr>
-          <w:numId w:val="0"/>
-        </w:numPr>
-        <w:suppressLineNumbers w:val="0"/>
-        <w:spacing w:before="0" w:beforeAutospacing="1" w:after="0" w:afterAutospacing="1" w:line="288" w:lineRule="atLeast"/>
-        <w:ind w:left="708" w:leftChars="0" w:firstLine="708" w:firstLineChars="0"/>
         <w:rPr>
           <w:rFonts w:hint="default" w:ascii="Times New Roman" w:hAnsi="Times New Roman" w:eastAsia="sans-serif" w:cs="Times New Roman"/>
           <w:i w:val="0"/>
@@ -3043,6 +3257,23 @@
           <w:szCs w:val="20"/>
           <w:shd w:val="clear" w:fill="FFFFFF"/>
         </w:rPr>
+        <w:t>Báo cáo  doanh thu theo khoảng thời gian.</w:t>
+      </w:r>
+    </w:p>
+    <w:p>
+      <w:pPr>
+        <w:pStyle w:val="5"/>
+        <w:numPr>
+          <w:ilvl w:val="0"/>
+          <w:numId w:val="0"/>
+        </w:numPr>
+        <w:spacing w:before="0" w:after="0" w:line="240" w:lineRule="auto"/>
+        <w:ind w:left="1416" w:leftChars="0"/>
+        <w:rPr>
+          <w:rFonts w:hint="default" w:ascii="Times New Roman" w:hAnsi="Times New Roman" w:eastAsia="SimSun" w:cs="Times New Roman"/>
+          <w:sz w:val="20"/>
+          <w:szCs w:val="20"/>
+        </w:rPr>
       </w:pPr>
       <w:r>
         <w:rPr>
@@ -3071,27 +3302,136 @@
           <w:szCs w:val="20"/>
           <w:shd w:val="clear" w:fill="FFFFFF"/>
         </w:rPr>
-        <w:t>Khách hàng xem lịch sử các đơn hàng đã đặt.</w:t>
-      </w:r>
-    </w:p>
-    <w:p>
-      <w:pPr>
-        <w:keepNext w:val="0"/>
-        <w:keepLines w:val="0"/>
-        <w:widowControl/>
-        <w:numPr>
-          <w:numId w:val="0"/>
-        </w:numPr>
-        <w:suppressLineNumbers w:val="0"/>
-        <w:spacing w:before="0" w:beforeAutospacing="1" w:after="0" w:afterAutospacing="1" w:line="288" w:lineRule="atLeast"/>
-        <w:ind w:left="708" w:leftChars="0" w:firstLine="708" w:firstLineChars="0"/>
+        <w:t xml:space="preserve">Báo cáo và </w:t>
+      </w:r>
+      <w:r>
         <w:rPr>
           <w:rFonts w:hint="default" w:ascii="Times New Roman" w:hAnsi="Times New Roman" w:eastAsia="sans-serif" w:cs="Times New Roman"/>
           <w:i w:val="0"/>
           <w:iCs w:val="0"/>
+          <w:caps w:val="0"/>
+          <w:color w:val="303030"/>
           <w:spacing w:val="0"/>
           <w:sz w:val="20"/>
           <w:szCs w:val="20"/>
+          <w:shd w:val="clear" w:fill="FFFFFF"/>
+          <w:lang w:val="en-US"/>
+        </w:rPr>
+        <w:t>t</w:t>
+      </w:r>
+      <w:r>
+        <w:rPr>
+          <w:rFonts w:hint="default" w:ascii="Times New Roman" w:hAnsi="Times New Roman" w:eastAsia="SimSun" w:cs="Times New Roman"/>
+          <w:sz w:val="20"/>
+          <w:szCs w:val="20"/>
+        </w:rPr>
+        <w:t>hống kê danh sách các loại bánh bán chạy nhất</w:t>
+      </w:r>
+    </w:p>
+    <w:p>
+      <w:pPr>
+        <w:pStyle w:val="5"/>
+        <w:numPr>
+          <w:ilvl w:val="0"/>
+          <w:numId w:val="0"/>
+        </w:numPr>
+        <w:spacing w:before="0" w:after="0" w:line="240" w:lineRule="auto"/>
+        <w:ind w:left="1416" w:leftChars="0"/>
+        <w:rPr>
+          <w:rFonts w:hint="default" w:ascii="Times New Roman" w:hAnsi="Times New Roman" w:eastAsia="SimSun" w:cs="Times New Roman"/>
+          <w:sz w:val="20"/>
+          <w:szCs w:val="20"/>
+          <w:lang w:val="en-US"/>
+        </w:rPr>
+      </w:pPr>
+      <w:r>
+        <w:rPr>
+          <w:rFonts w:hint="default" w:ascii="Times New Roman" w:hAnsi="Times New Roman" w:eastAsia="sans-serif" w:cs="Times New Roman"/>
+          <w:i w:val="0"/>
+          <w:iCs w:val="0"/>
+          <w:caps w:val="0"/>
+          <w:color w:val="303030"/>
+          <w:spacing w:val="0"/>
+          <w:sz w:val="20"/>
+          <w:szCs w:val="20"/>
+          <w:shd w:val="clear" w:fill="FFFFFF"/>
+          <w:lang w:val="en-US"/>
+        </w:rPr>
+        <w:t xml:space="preserve">+ </w:t>
+      </w:r>
+      <w:r>
+        <w:rPr>
+          <w:rFonts w:hint="default" w:ascii="Times New Roman" w:hAnsi="Times New Roman" w:eastAsia="sans-serif" w:cs="Times New Roman"/>
+          <w:i w:val="0"/>
+          <w:iCs w:val="0"/>
+          <w:caps w:val="0"/>
+          <w:color w:val="303030"/>
+          <w:spacing w:val="0"/>
+          <w:sz w:val="20"/>
+          <w:szCs w:val="20"/>
+          <w:shd w:val="clear" w:fill="FFFFFF"/>
+        </w:rPr>
+        <w:t>Xuất dữ liệu ra file Excel/PDF</w:t>
+      </w:r>
+      <w:r>
+        <w:rPr>
+          <w:rFonts w:hint="default" w:ascii="Times New Roman" w:hAnsi="Times New Roman" w:eastAsia="sans-serif" w:cs="Times New Roman"/>
+          <w:i w:val="0"/>
+          <w:iCs w:val="0"/>
+          <w:caps w:val="0"/>
+          <w:color w:val="303030"/>
+          <w:spacing w:val="0"/>
+          <w:sz w:val="20"/>
+          <w:szCs w:val="20"/>
+          <w:shd w:val="clear" w:fill="FFFFFF"/>
+          <w:lang w:val="en-US"/>
+        </w:rPr>
+        <w:t>.</w:t>
+      </w:r>
+    </w:p>
+    <w:p>
+      <w:pPr>
+        <w:pStyle w:val="5"/>
+        <w:numPr>
+          <w:ilvl w:val="0"/>
+          <w:numId w:val="2"/>
+        </w:numPr>
+        <w:spacing w:before="0" w:after="0" w:line="240" w:lineRule="auto"/>
+        <w:ind w:left="1077" w:hanging="357"/>
+        <w:rPr>
+          <w:rFonts w:hint="default" w:ascii="Times New Roman" w:hAnsi="Times New Roman" w:cs="Times New Roman"/>
+          <w:b/>
+          <w:sz w:val="20"/>
+          <w:szCs w:val="20"/>
+          <w:lang w:val="en-US"/>
+        </w:rPr>
+      </w:pPr>
+      <w:r>
+        <w:rPr>
+          <w:rFonts w:hint="default" w:ascii="Times New Roman" w:hAnsi="Times New Roman" w:cs="Times New Roman"/>
+          <w:b/>
+          <w:sz w:val="20"/>
+          <w:szCs w:val="20"/>
+          <w:lang w:val="en-US"/>
+        </w:rPr>
+        <w:t>Input:</w:t>
+      </w:r>
+    </w:p>
+    <w:p>
+      <w:pPr>
+        <w:pStyle w:val="5"/>
+        <w:numPr>
+          <w:ilvl w:val="0"/>
+          <w:numId w:val="0"/>
+        </w:numPr>
+        <w:spacing w:before="0" w:after="0" w:line="240" w:lineRule="auto"/>
+        <w:ind w:left="708" w:leftChars="0" w:firstLine="708" w:firstLineChars="0"/>
+        <w:rPr>
+          <w:rFonts w:hint="default" w:ascii="Times New Roman" w:hAnsi="Times New Roman" w:cs="Times New Roman"/>
+          <w:b/>
+          <w:sz w:val="20"/>
+          <w:szCs w:val="20"/>
+          <w:lang w:val="en-US"/>
         </w:rPr>
       </w:pPr>
       <w:r>
@@ -3121,13 +3461,139 @@
           <w:szCs w:val="20"/>
           <w:shd w:val="clear" w:fill="FFFFFF"/>
         </w:rPr>
-        <w:t>Xem chi tiết tiến độ và trạng thái hiện tại của một đơn hàng.</w:t>
-      </w:r>
-    </w:p>
-    <w:p>
-      <w:pPr>
-        <w:pStyle w:val="5"/>
-        <w:numPr>
+        <w:t>Màn hình thiết lập bộ lọc khoảng thời gian</w:t>
+      </w:r>
+    </w:p>
+    <w:p>
+      <w:pPr>
+        <w:pStyle w:val="5"/>
+        <w:numPr>
+          <w:ilvl w:val="0"/>
+          <w:numId w:val="2"/>
+        </w:numPr>
+        <w:spacing w:before="0" w:after="0" w:line="240" w:lineRule="auto"/>
+        <w:ind w:left="1077" w:hanging="357"/>
+        <w:rPr>
+          <w:rFonts w:hint="default" w:ascii="Times New Roman" w:hAnsi="Times New Roman" w:cs="Times New Roman"/>
+          <w:b/>
+          <w:sz w:val="20"/>
+          <w:szCs w:val="20"/>
+          <w:lang w:val="en-US"/>
+        </w:rPr>
+      </w:pPr>
+      <w:r>
+        <w:rPr>
+          <w:rFonts w:hint="default" w:ascii="Times New Roman" w:hAnsi="Times New Roman" w:cs="Times New Roman"/>
+          <w:b/>
+          <w:sz w:val="20"/>
+          <w:szCs w:val="20"/>
+          <w:lang w:val="en-US"/>
+        </w:rPr>
+        <w:t>Files:</w:t>
+      </w:r>
+    </w:p>
+    <w:p>
+      <w:pPr>
+        <w:pStyle w:val="5"/>
+        <w:numPr>
+          <w:ilvl w:val="0"/>
+          <w:numId w:val="0"/>
+        </w:numPr>
+        <w:spacing w:before="0" w:after="0" w:line="240" w:lineRule="auto"/>
+        <w:ind w:left="708" w:leftChars="0" w:firstLine="708" w:firstLineChars="0"/>
+        <w:rPr>
+          <w:rFonts w:hint="default" w:ascii="Times New Roman" w:hAnsi="Times New Roman" w:cs="Times New Roman"/>
+          <w:b w:val="0"/>
+          <w:bCs/>
+          <w:sz w:val="20"/>
+          <w:szCs w:val="20"/>
+          <w:lang w:val="en-US"/>
+        </w:rPr>
+      </w:pPr>
+      <w:r>
+        <w:rPr>
+          <w:rFonts w:hint="default" w:cs="Times New Roman"/>
+          <w:b w:val="0"/>
+          <w:bCs/>
+          <w:sz w:val="20"/>
+          <w:szCs w:val="20"/>
+          <w:lang w:val="en-US"/>
+        </w:rPr>
+        <w:t xml:space="preserve">+ </w:t>
+      </w:r>
+      <w:r>
+        <w:rPr>
+          <w:rFonts w:hint="default" w:ascii="Times New Roman" w:hAnsi="Times New Roman" w:cs="Times New Roman"/>
+          <w:b w:val="0"/>
+          <w:bCs/>
+          <w:sz w:val="20"/>
+          <w:szCs w:val="20"/>
+          <w:lang w:val="en-US"/>
+        </w:rPr>
+        <w:t>BaoCao_DoanhThu</w:t>
+      </w:r>
+    </w:p>
+    <w:p>
+      <w:pPr>
+        <w:pStyle w:val="5"/>
+        <w:numPr>
+          <w:ilvl w:val="0"/>
+          <w:numId w:val="2"/>
+        </w:numPr>
+        <w:spacing w:before="0" w:after="0" w:line="240" w:lineRule="auto"/>
+        <w:ind w:left="1077" w:hanging="357"/>
+        <w:rPr>
+          <w:rFonts w:hint="default" w:ascii="Times New Roman" w:hAnsi="Times New Roman" w:cs="Times New Roman"/>
+          <w:b/>
+          <w:sz w:val="20"/>
+          <w:szCs w:val="20"/>
+          <w:lang w:val="en-US"/>
+        </w:rPr>
+      </w:pPr>
+      <w:r>
+        <w:rPr>
+          <w:rFonts w:hint="default" w:ascii="Times New Roman" w:hAnsi="Times New Roman" w:cs="Times New Roman"/>
+          <w:b/>
+          <w:sz w:val="20"/>
+          <w:szCs w:val="20"/>
+          <w:lang w:val="en-US"/>
+        </w:rPr>
+        <w:t>Interfaces: Không có</w:t>
+      </w:r>
+    </w:p>
+    <w:p>
+      <w:pPr>
+        <w:pStyle w:val="5"/>
+        <w:numPr>
+          <w:ilvl w:val="0"/>
+          <w:numId w:val="2"/>
+        </w:numPr>
+        <w:spacing w:before="0" w:line="240" w:lineRule="auto"/>
+        <w:ind w:left="1077" w:hanging="357"/>
+        <w:rPr>
+          <w:rFonts w:hint="default" w:ascii="Times New Roman" w:hAnsi="Times New Roman" w:cs="Times New Roman"/>
+          <w:b/>
+          <w:sz w:val="20"/>
+          <w:szCs w:val="20"/>
+          <w:lang w:val="en-US"/>
+        </w:rPr>
+      </w:pPr>
+      <w:r>
+        <w:rPr>
+          <w:rFonts w:hint="default" w:ascii="Times New Roman" w:hAnsi="Times New Roman" w:cs="Times New Roman"/>
+          <w:b/>
+          <w:sz w:val="20"/>
+          <w:szCs w:val="20"/>
+          <w:lang w:val="en-US"/>
+        </w:rPr>
+        <w:t>Queries:</w:t>
+      </w:r>
+    </w:p>
+    <w:p>
+      <w:pPr>
+        <w:pStyle w:val="5"/>
+        <w:numPr>
+          <w:ilvl w:val="0"/>
           <w:numId w:val="0"/>
         </w:numPr>
         <w:spacing w:before="0" w:line="240" w:lineRule="auto"/>
@@ -3138,113 +3604,6 @@
           <w:sz w:val="20"/>
           <w:szCs w:val="20"/>
           <w:lang w:val="en-US"/>
-        </w:rPr>
-      </w:pPr>
-      <w:r>
-        <w:rPr>
-          <w:rFonts w:hint="default" w:eastAsia="SimSun" w:cs="Times New Roman"/>
-          <w:sz w:val="20"/>
-          <w:szCs w:val="20"/>
-          <w:lang w:val="en-US"/>
-        </w:rPr>
-        <w:t xml:space="preserve">+ </w:t>
-      </w:r>
-      <w:r>
-        <w:rPr>
-          <w:rFonts w:hint="default" w:ascii="Times New Roman" w:hAnsi="Times New Roman" w:eastAsia="SimSun" w:cs="Times New Roman"/>
-          <w:sz w:val="20"/>
-          <w:szCs w:val="20"/>
-        </w:rPr>
-        <w:t>Xem chi tiết 1 đơn hàng cụ thể</w:t>
-      </w:r>
-    </w:p>
-    <w:p>
-      <w:pPr>
-        <w:spacing w:before="0" w:after="0"/>
-        <w:ind w:left="360"/>
-        <w:rPr>
-          <w:rFonts w:hint="default" w:ascii="Times New Roman" w:hAnsi="Times New Roman" w:cs="Times New Roman"/>
-          <w:b/>
-          <w:sz w:val="20"/>
-          <w:szCs w:val="20"/>
-          <w:lang w:val="en-US"/>
-        </w:rPr>
-      </w:pPr>
-      <w:r>
-        <w:rPr>
-          <w:rFonts w:hint="default" w:ascii="Times New Roman" w:hAnsi="Times New Roman" w:cs="Times New Roman"/>
-          <w:b/>
-          <w:sz w:val="20"/>
-          <w:szCs w:val="20"/>
-          <w:lang w:val="en-US"/>
-        </w:rPr>
-        <w:t xml:space="preserve">- Module </w:t>
-      </w:r>
-      <w:r>
-        <w:rPr>
-          <w:rFonts w:hint="default" w:ascii="Times New Roman" w:hAnsi="Times New Roman" w:cs="Times New Roman"/>
-          <w:b/>
-          <w:bCs/>
-          <w:sz w:val="20"/>
-          <w:szCs w:val="20"/>
-        </w:rPr>
-        <w:t>báo cáo &amp; Thống kê</w:t>
-      </w:r>
-      <w:r>
-        <w:rPr>
-          <w:rFonts w:hint="default" w:ascii="Times New Roman" w:hAnsi="Times New Roman" w:cs="Times New Roman"/>
-          <w:b/>
-          <w:sz w:val="20"/>
-          <w:szCs w:val="20"/>
-          <w:lang w:val="en-US"/>
-        </w:rPr>
-        <w:t>:</w:t>
-      </w:r>
-    </w:p>
-    <w:p>
-      <w:pPr>
-        <w:pStyle w:val="5"/>
-        <w:numPr>
-          <w:ilvl w:val="0"/>
-          <w:numId w:val="2"/>
-        </w:numPr>
-        <w:spacing w:before="0" w:after="0" w:line="240" w:lineRule="auto"/>
-        <w:ind w:left="1077" w:hanging="357"/>
-        <w:rPr>
-          <w:rFonts w:hint="default" w:ascii="Times New Roman" w:hAnsi="Times New Roman" w:eastAsia="sans-serif" w:cs="Times New Roman"/>
-          <w:i w:val="0"/>
-          <w:iCs w:val="0"/>
-          <w:spacing w:val="0"/>
-          <w:sz w:val="20"/>
-          <w:szCs w:val="20"/>
-        </w:rPr>
-      </w:pPr>
-      <w:r>
-        <w:rPr>
-          <w:rFonts w:hint="default" w:ascii="Times New Roman" w:hAnsi="Times New Roman" w:cs="Times New Roman"/>
-          <w:b/>
-          <w:sz w:val="20"/>
-          <w:szCs w:val="20"/>
-          <w:lang w:val="en-US"/>
-        </w:rPr>
-        <w:t>Output:</w:t>
-      </w:r>
-    </w:p>
-    <w:p>
-      <w:pPr>
-        <w:pStyle w:val="5"/>
-        <w:numPr>
-          <w:numId w:val="0"/>
-        </w:numPr>
-        <w:spacing w:before="0" w:after="0" w:line="240" w:lineRule="auto"/>
-        <w:ind w:left="708" w:leftChars="0" w:firstLine="708" w:firstLineChars="0"/>
-        <w:rPr>
-          <w:rFonts w:hint="default" w:ascii="Times New Roman" w:hAnsi="Times New Roman" w:eastAsia="sans-serif" w:cs="Times New Roman"/>
-          <w:i w:val="0"/>
-          <w:iCs w:val="0"/>
-          <w:spacing w:val="0"/>
-          <w:sz w:val="20"/>
-          <w:szCs w:val="20"/>
         </w:rPr>
       </w:pPr>
       <w:r>
@@ -3274,26 +3633,142 @@
           <w:szCs w:val="20"/>
           <w:shd w:val="clear" w:fill="FFFFFF"/>
         </w:rPr>
-        <w:t>Báo cáo  doanh thu theo khoảng thời gian.</w:t>
-      </w:r>
-    </w:p>
-    <w:p>
-      <w:pPr>
-        <w:keepNext w:val="0"/>
-        <w:keepLines w:val="0"/>
-        <w:widowControl/>
-        <w:numPr>
+        <w:t>Tra cứu các chỉ số kinh doanh nhanh trên màn hình</w:t>
+      </w:r>
+    </w:p>
+    <w:p>
+      <w:pPr>
+        <w:spacing w:before="0" w:after="0"/>
+        <w:ind w:left="360"/>
+        <w:rPr>
+          <w:rFonts w:hint="default" w:ascii="Times New Roman" w:hAnsi="Times New Roman" w:cs="Times New Roman"/>
+          <w:b/>
+          <w:sz w:val="20"/>
+          <w:szCs w:val="20"/>
+          <w:lang w:val="en-US"/>
+        </w:rPr>
+      </w:pPr>
+      <w:r>
+        <w:rPr>
+          <w:rFonts w:hint="default" w:ascii="Times New Roman" w:hAnsi="Times New Roman" w:cs="Times New Roman"/>
+          <w:b/>
+          <w:sz w:val="20"/>
+          <w:szCs w:val="20"/>
+          <w:lang w:val="en-US"/>
+        </w:rPr>
+        <w:t xml:space="preserve">- Module </w:t>
+      </w:r>
+      <w:r>
+        <w:rPr>
+          <w:rFonts w:hint="default" w:ascii="Times New Roman" w:hAnsi="Times New Roman" w:cs="Times New Roman"/>
+          <w:b/>
+          <w:bCs/>
+          <w:sz w:val="20"/>
+          <w:szCs w:val="20"/>
+        </w:rPr>
+        <w:t>bảo mật &amp; Phân quyền</w:t>
+      </w:r>
+      <w:r>
+        <w:rPr>
+          <w:rFonts w:hint="default" w:ascii="Times New Roman" w:hAnsi="Times New Roman" w:cs="Times New Roman"/>
+          <w:b/>
+          <w:sz w:val="20"/>
+          <w:szCs w:val="20"/>
+          <w:lang w:val="en-US"/>
+        </w:rPr>
+        <w:t>:</w:t>
+      </w:r>
+    </w:p>
+    <w:p>
+      <w:pPr>
+        <w:pStyle w:val="5"/>
+        <w:numPr>
+          <w:ilvl w:val="0"/>
+          <w:numId w:val="2"/>
+        </w:numPr>
+        <w:spacing w:before="0" w:after="0" w:line="240" w:lineRule="auto"/>
+        <w:ind w:left="1077" w:hanging="357"/>
+        <w:rPr>
+          <w:rFonts w:hint="default" w:ascii="Times New Roman" w:hAnsi="Times New Roman" w:cs="Times New Roman"/>
+          <w:b/>
+          <w:sz w:val="20"/>
+          <w:szCs w:val="20"/>
+          <w:lang w:val="en-US"/>
+        </w:rPr>
+      </w:pPr>
+      <w:r>
+        <w:rPr>
+          <w:rFonts w:hint="default" w:ascii="Times New Roman" w:hAnsi="Times New Roman" w:cs="Times New Roman"/>
+          <w:b/>
+          <w:sz w:val="20"/>
+          <w:szCs w:val="20"/>
+          <w:lang w:val="en-US"/>
+        </w:rPr>
+        <w:t>Output: Không có</w:t>
+      </w:r>
+    </w:p>
+    <w:p>
+      <w:pPr>
+        <w:pStyle w:val="5"/>
+        <w:numPr>
+          <w:ilvl w:val="0"/>
           <w:numId w:val="0"/>
         </w:numPr>
-        <w:suppressLineNumbers w:val="0"/>
-        <w:spacing w:before="0" w:beforeAutospacing="1" w:after="0" w:afterAutospacing="1" w:line="288" w:lineRule="atLeast"/>
-        <w:ind w:left="708" w:leftChars="0" w:firstLine="708" w:firstLineChars="0"/>
-        <w:rPr>
-          <w:rFonts w:hint="default" w:ascii="Times New Roman" w:hAnsi="Times New Roman" w:cs="Times New Roman"/>
-          <w:b/>
-          <w:sz w:val="20"/>
-          <w:szCs w:val="20"/>
-          <w:lang w:val="en-US"/>
+        <w:spacing w:before="0" w:after="0" w:line="240" w:lineRule="auto"/>
+        <w:ind w:left="720" w:leftChars="0"/>
+        <w:rPr>
+          <w:rFonts w:hint="default" w:ascii="Times New Roman" w:hAnsi="Times New Roman" w:cs="Times New Roman"/>
+          <w:b/>
+          <w:sz w:val="20"/>
+          <w:szCs w:val="20"/>
+          <w:lang w:val="en-US"/>
+        </w:rPr>
+      </w:pPr>
+    </w:p>
+    <w:p>
+      <w:pPr>
+        <w:pStyle w:val="5"/>
+        <w:numPr>
+          <w:ilvl w:val="0"/>
+          <w:numId w:val="2"/>
+        </w:numPr>
+        <w:spacing w:before="0" w:after="0" w:line="240" w:lineRule="auto"/>
+        <w:ind w:left="1077" w:hanging="357"/>
+        <w:rPr>
+          <w:rFonts w:hint="default" w:ascii="Times New Roman" w:hAnsi="Times New Roman" w:eastAsia="sans-serif" w:cs="Times New Roman"/>
+          <w:i w:val="0"/>
+          <w:iCs w:val="0"/>
+          <w:spacing w:val="0"/>
+          <w:sz w:val="20"/>
+          <w:szCs w:val="20"/>
+        </w:rPr>
+      </w:pPr>
+      <w:r>
+        <w:rPr>
+          <w:rFonts w:hint="default" w:ascii="Times New Roman" w:hAnsi="Times New Roman" w:cs="Times New Roman"/>
+          <w:b/>
+          <w:sz w:val="20"/>
+          <w:szCs w:val="20"/>
+          <w:lang w:val="en-US"/>
+        </w:rPr>
+        <w:t>Input:</w:t>
+      </w:r>
+    </w:p>
+    <w:p>
+      <w:pPr>
+        <w:pStyle w:val="5"/>
+        <w:numPr>
+          <w:numId w:val="0"/>
+        </w:numPr>
+        <w:spacing w:before="0" w:after="0" w:line="240" w:lineRule="auto"/>
+        <w:ind w:left="1416" w:leftChars="0"/>
+        <w:rPr>
+          <w:rFonts w:hint="default" w:ascii="Times New Roman" w:hAnsi="Times New Roman" w:eastAsia="sans-serif" w:cs="Times New Roman"/>
+          <w:i w:val="0"/>
+          <w:iCs w:val="0"/>
+          <w:spacing w:val="0"/>
+          <w:sz w:val="20"/>
+          <w:szCs w:val="20"/>
         </w:rPr>
       </w:pPr>
       <w:r>
@@ -3323,7 +3798,7 @@
           <w:szCs w:val="20"/>
           <w:shd w:val="clear" w:fill="FFFFFF"/>
         </w:rPr>
-        <w:t xml:space="preserve">Báo cáo và </w:t>
+        <w:t>M</w:t>
       </w:r>
       <w:r>
         <w:rPr>
@@ -3338,59 +3813,38 @@
           <w:shd w:val="clear" w:fill="FFFFFF"/>
           <w:lang w:val="en-US"/>
         </w:rPr>
-        <w:t>t</w:t>
-      </w:r>
-      <w:r>
-        <w:rPr>
-          <w:rFonts w:hint="default" w:ascii="Times New Roman" w:hAnsi="Times New Roman" w:eastAsia="SimSun" w:cs="Times New Roman"/>
-          <w:sz w:val="20"/>
-          <w:szCs w:val="20"/>
-        </w:rPr>
-        <w:t>hống kê danh sách các loại bánh bán chạy nhất</w:t>
-      </w:r>
-    </w:p>
-    <w:p>
-      <w:pPr>
-        <w:pStyle w:val="5"/>
-        <w:numPr>
-          <w:ilvl w:val="0"/>
-          <w:numId w:val="2"/>
+        <w:t>à</w:t>
+      </w:r>
+      <w:r>
+        <w:rPr>
+          <w:rFonts w:hint="default" w:ascii="Times New Roman" w:hAnsi="Times New Roman" w:eastAsia="sans-serif" w:cs="Times New Roman"/>
+          <w:i w:val="0"/>
+          <w:iCs w:val="0"/>
+          <w:caps w:val="0"/>
+          <w:color w:val="303030"/>
+          <w:spacing w:val="0"/>
+          <w:sz w:val="20"/>
+          <w:szCs w:val="20"/>
+          <w:shd w:val="clear" w:fill="FFFFFF"/>
+        </w:rPr>
+        <w:t>n hình tạo mới/chỉnh sửa tài khoản quản trị viên.</w:t>
+      </w:r>
+    </w:p>
+    <w:p>
+      <w:pPr>
+        <w:pStyle w:val="5"/>
+        <w:numPr>
+          <w:numId w:val="0"/>
         </w:numPr>
         <w:spacing w:before="0" w:after="0" w:line="240" w:lineRule="auto"/>
-        <w:ind w:left="1077" w:hanging="357"/>
-        <w:rPr>
-          <w:rFonts w:hint="default" w:ascii="Times New Roman" w:hAnsi="Times New Roman" w:cs="Times New Roman"/>
-          <w:b/>
-          <w:sz w:val="20"/>
-          <w:szCs w:val="20"/>
-          <w:lang w:val="en-US"/>
-        </w:rPr>
-      </w:pPr>
-      <w:r>
-        <w:rPr>
-          <w:rFonts w:hint="default" w:ascii="Times New Roman" w:hAnsi="Times New Roman" w:cs="Times New Roman"/>
-          <w:b/>
-          <w:sz w:val="20"/>
-          <w:szCs w:val="20"/>
-          <w:lang w:val="en-US"/>
-        </w:rPr>
-        <w:t>Input:</w:t>
-      </w:r>
-    </w:p>
-    <w:p>
-      <w:pPr>
-        <w:pStyle w:val="5"/>
-        <w:numPr>
-          <w:numId w:val="0"/>
-        </w:numPr>
-        <w:spacing w:before="0" w:after="0" w:line="240" w:lineRule="auto"/>
-        <w:ind w:left="708" w:leftChars="0" w:firstLine="708" w:firstLineChars="0"/>
-        <w:rPr>
-          <w:rFonts w:hint="default" w:ascii="Times New Roman" w:hAnsi="Times New Roman" w:cs="Times New Roman"/>
-          <w:b/>
-          <w:sz w:val="20"/>
-          <w:szCs w:val="20"/>
-          <w:lang w:val="en-US"/>
+        <w:ind w:left="1416" w:leftChars="0"/>
+        <w:rPr>
+          <w:rFonts w:hint="default" w:ascii="Times New Roman" w:hAnsi="Times New Roman" w:eastAsia="sans-serif" w:cs="Times New Roman"/>
+          <w:i w:val="0"/>
+          <w:iCs w:val="0"/>
+          <w:spacing w:val="0"/>
+          <w:sz w:val="20"/>
+          <w:szCs w:val="20"/>
         </w:rPr>
       </w:pPr>
       <w:r>
@@ -3420,157 +3874,53 @@
           <w:szCs w:val="20"/>
           <w:shd w:val="clear" w:fill="FFFFFF"/>
         </w:rPr>
-        <w:t>Màn hình thiết lập bộ lọc khoảng thời gian</w:t>
-      </w:r>
-    </w:p>
-    <w:p>
-      <w:pPr>
-        <w:pStyle w:val="5"/>
-        <w:numPr>
-          <w:ilvl w:val="0"/>
-          <w:numId w:val="2"/>
+        <w:t>Chức năng thiết lập và phân quyền truy cập chi tiết cho các</w:t>
+      </w:r>
+      <w:r>
+        <w:rPr>
+          <w:rFonts w:hint="default" w:ascii="Times New Roman" w:hAnsi="Times New Roman" w:eastAsia="sans-serif" w:cs="Times New Roman"/>
+          <w:i w:val="0"/>
+          <w:iCs w:val="0"/>
+          <w:caps w:val="0"/>
+          <w:color w:val="303030"/>
+          <w:spacing w:val="0"/>
+          <w:sz w:val="20"/>
+          <w:szCs w:val="20"/>
+          <w:shd w:val="clear" w:fill="FFFFFF"/>
+          <w:lang w:val="en-US"/>
+        </w:rPr>
+        <w:t xml:space="preserve"> </w:t>
+      </w:r>
+      <w:r>
+        <w:rPr>
+          <w:rFonts w:hint="default" w:ascii="Times New Roman" w:hAnsi="Times New Roman" w:eastAsia="sans-serif" w:cs="Times New Roman"/>
+          <w:i w:val="0"/>
+          <w:iCs w:val="0"/>
+          <w:caps w:val="0"/>
+          <w:color w:val="303030"/>
+          <w:spacing w:val="0"/>
+          <w:sz w:val="20"/>
+          <w:szCs w:val="20"/>
+          <w:shd w:val="clear" w:fill="FFFFFF"/>
+        </w:rPr>
+        <w:t>nhóm tài khoản.</w:t>
+      </w:r>
+    </w:p>
+    <w:p>
+      <w:pPr>
+        <w:pStyle w:val="5"/>
+        <w:numPr>
+          <w:numId w:val="0"/>
         </w:numPr>
         <w:spacing w:before="0" w:after="0" w:line="240" w:lineRule="auto"/>
-        <w:ind w:left="1077" w:hanging="357"/>
-        <w:rPr>
-          <w:rFonts w:hint="default" w:ascii="Times New Roman" w:hAnsi="Times New Roman" w:cs="Times New Roman"/>
-          <w:b/>
-          <w:sz w:val="20"/>
-          <w:szCs w:val="20"/>
-          <w:lang w:val="en-US"/>
-        </w:rPr>
-      </w:pPr>
-      <w:r>
-        <w:rPr>
-          <w:rFonts w:hint="default" w:ascii="Times New Roman" w:hAnsi="Times New Roman" w:cs="Times New Roman"/>
-          <w:b/>
-          <w:sz w:val="20"/>
-          <w:szCs w:val="20"/>
-          <w:lang w:val="en-US"/>
-        </w:rPr>
-        <w:t>Files:</w:t>
-      </w:r>
-    </w:p>
-    <w:p>
-      <w:pPr>
-        <w:pStyle w:val="5"/>
-        <w:numPr>
-          <w:numId w:val="0"/>
-        </w:numPr>
-        <w:spacing w:before="0" w:after="0" w:line="240" w:lineRule="auto"/>
-        <w:ind w:left="708" w:leftChars="0" w:firstLine="708" w:firstLineChars="0"/>
-        <w:rPr>
-          <w:rFonts w:hint="default" w:ascii="Times New Roman" w:hAnsi="Times New Roman" w:cs="Times New Roman"/>
-          <w:b w:val="0"/>
-          <w:bCs/>
-          <w:sz w:val="20"/>
-          <w:szCs w:val="20"/>
-          <w:lang w:val="en-US"/>
-        </w:rPr>
-      </w:pPr>
-      <w:r>
-        <w:rPr>
-          <w:rFonts w:hint="default" w:cs="Times New Roman"/>
-          <w:b w:val="0"/>
-          <w:bCs/>
-          <w:sz w:val="20"/>
-          <w:szCs w:val="20"/>
-          <w:lang w:val="en-US"/>
-        </w:rPr>
-        <w:t xml:space="preserve">+ </w:t>
-      </w:r>
-      <w:r>
-        <w:rPr>
-          <w:rFonts w:hint="default" w:ascii="Times New Roman" w:hAnsi="Times New Roman" w:cs="Times New Roman"/>
-          <w:b w:val="0"/>
-          <w:bCs/>
-          <w:sz w:val="20"/>
-          <w:szCs w:val="20"/>
-          <w:lang w:val="en-US"/>
-        </w:rPr>
-        <w:t>BaoCao_DoanhThu</w:t>
-      </w:r>
-    </w:p>
-    <w:p>
-      <w:pPr>
-        <w:pStyle w:val="5"/>
-        <w:numPr>
-          <w:ilvl w:val="0"/>
-          <w:numId w:val="2"/>
-        </w:numPr>
-        <w:spacing w:before="0" w:after="0" w:line="240" w:lineRule="auto"/>
-        <w:ind w:left="1077" w:hanging="357"/>
-        <w:rPr>
-          <w:rFonts w:hint="default" w:ascii="Times New Roman" w:hAnsi="Times New Roman" w:cs="Times New Roman"/>
-          <w:b/>
-          <w:sz w:val="20"/>
-          <w:szCs w:val="20"/>
-          <w:lang w:val="en-US"/>
-        </w:rPr>
-      </w:pPr>
-      <w:r>
-        <w:rPr>
-          <w:rFonts w:hint="default" w:ascii="Times New Roman" w:hAnsi="Times New Roman" w:cs="Times New Roman"/>
-          <w:b/>
-          <w:sz w:val="20"/>
-          <w:szCs w:val="20"/>
-          <w:lang w:val="en-US"/>
-        </w:rPr>
-        <w:t>Interfaces:</w:t>
-      </w:r>
-      <w:r>
-        <w:rPr>
-          <w:rFonts w:hint="default" w:ascii="Times New Roman" w:hAnsi="Times New Roman" w:cs="Times New Roman"/>
-          <w:b/>
-          <w:sz w:val="20"/>
-          <w:szCs w:val="20"/>
-          <w:lang w:val="en-US"/>
-        </w:rPr>
-        <w:t xml:space="preserve"> Không có</w:t>
-      </w:r>
-    </w:p>
-    <w:p>
-      <w:pPr>
-        <w:pStyle w:val="5"/>
-        <w:numPr>
-          <w:ilvl w:val="0"/>
-          <w:numId w:val="2"/>
-        </w:numPr>
-        <w:spacing w:before="0" w:line="240" w:lineRule="auto"/>
-        <w:ind w:left="1077" w:hanging="357"/>
-        <w:rPr>
-          <w:rFonts w:hint="default" w:ascii="Times New Roman" w:hAnsi="Times New Roman" w:cs="Times New Roman"/>
-          <w:b/>
-          <w:sz w:val="20"/>
-          <w:szCs w:val="20"/>
-          <w:lang w:val="en-US"/>
-        </w:rPr>
-      </w:pPr>
-      <w:r>
-        <w:rPr>
-          <w:rFonts w:hint="default" w:ascii="Times New Roman" w:hAnsi="Times New Roman" w:cs="Times New Roman"/>
-          <w:b/>
-          <w:sz w:val="20"/>
-          <w:szCs w:val="20"/>
-          <w:lang w:val="en-US"/>
-        </w:rPr>
-        <w:t>Queries:</w:t>
-      </w:r>
-    </w:p>
-    <w:p>
-      <w:pPr>
-        <w:pStyle w:val="5"/>
-        <w:numPr>
-          <w:numId w:val="0"/>
-        </w:numPr>
-        <w:spacing w:before="0" w:line="240" w:lineRule="auto"/>
-        <w:ind w:left="708" w:leftChars="0" w:firstLine="708" w:firstLineChars="0"/>
-        <w:rPr>
-          <w:rFonts w:hint="default" w:ascii="Times New Roman" w:hAnsi="Times New Roman" w:cs="Times New Roman"/>
-          <w:b/>
-          <w:sz w:val="20"/>
-          <w:szCs w:val="20"/>
-          <w:lang w:val="en-US"/>
+        <w:ind w:left="1416" w:leftChars="0"/>
+        <w:rPr>
+          <w:rFonts w:hint="default" w:ascii="Times New Roman" w:hAnsi="Times New Roman" w:eastAsia="sans-serif" w:cs="Times New Roman"/>
+          <w:i w:val="0"/>
+          <w:iCs w:val="0"/>
+          <w:spacing w:val="0"/>
+          <w:sz w:val="20"/>
+          <w:szCs w:val="20"/>
         </w:rPr>
       </w:pPr>
       <w:r>
@@ -3600,51 +3950,25 @@
           <w:szCs w:val="20"/>
           <w:shd w:val="clear" w:fill="FFFFFF"/>
         </w:rPr>
-        <w:t>Tra cứu các chỉ số kinh doanh nhanh trên màn hình</w:t>
-      </w:r>
-    </w:p>
-    <w:p>
-      <w:pPr>
-        <w:spacing w:before="0" w:after="0"/>
-        <w:ind w:left="360"/>
-        <w:rPr>
-          <w:rFonts w:hint="default" w:ascii="Times New Roman" w:hAnsi="Times New Roman" w:cs="Times New Roman"/>
-          <w:b/>
-          <w:sz w:val="20"/>
-          <w:szCs w:val="20"/>
-          <w:lang w:val="en-US"/>
-        </w:rPr>
-      </w:pPr>
-      <w:r>
-        <w:rPr>
-          <w:rFonts w:hint="default" w:ascii="Times New Roman" w:hAnsi="Times New Roman" w:cs="Times New Roman"/>
-          <w:b/>
-          <w:sz w:val="20"/>
-          <w:szCs w:val="20"/>
-          <w:lang w:val="en-US"/>
-        </w:rPr>
-        <w:t xml:space="preserve">- Module </w:t>
-      </w:r>
-      <w:r>
-        <w:rPr>
-          <w:rFonts w:hint="default" w:ascii="Times New Roman" w:hAnsi="Times New Roman" w:cs="Times New Roman"/>
-          <w:b/>
-          <w:bCs/>
-          <w:sz w:val="20"/>
-          <w:szCs w:val="20"/>
-        </w:rPr>
-        <w:t>bảo mật &amp; Phân quyền</w:t>
-      </w:r>
-      <w:r>
-        <w:rPr>
-          <w:rFonts w:hint="default" w:ascii="Times New Roman" w:hAnsi="Times New Roman" w:cs="Times New Roman"/>
-          <w:b/>
-          <w:sz w:val="20"/>
-          <w:szCs w:val="20"/>
-          <w:lang w:val="en-US"/>
-        </w:rPr>
-        <w:t>:</w:t>
-      </w:r>
+        <w:t>Chức năng mã hóa và đổi mật khẩu người dùng</w:t>
+      </w:r>
+    </w:p>
+    <w:p>
+      <w:pPr>
+        <w:pStyle w:val="5"/>
+        <w:numPr>
+          <w:ilvl w:val="0"/>
+          <w:numId w:val="0"/>
+        </w:numPr>
+        <w:spacing w:before="0" w:after="0" w:line="240" w:lineRule="auto"/>
+        <w:rPr>
+          <w:rFonts w:hint="default" w:ascii="Times New Roman" w:hAnsi="Times New Roman" w:cs="Times New Roman"/>
+          <w:b/>
+          <w:sz w:val="20"/>
+          <w:szCs w:val="20"/>
+          <w:lang w:val="en-US"/>
+        </w:rPr>
+      </w:pPr>
     </w:p>
     <w:p>
       <w:pPr>
@@ -3671,320 +3995,14 @@
           <w:szCs w:val="20"/>
           <w:lang w:val="en-US"/>
         </w:rPr>
-        <w:t>Output:</w:t>
-      </w:r>
-      <w:r>
-        <w:rPr>
-          <w:rFonts w:hint="default" w:ascii="Times New Roman" w:hAnsi="Times New Roman" w:cs="Times New Roman"/>
-          <w:b/>
-          <w:sz w:val="20"/>
-          <w:szCs w:val="20"/>
-          <w:lang w:val="en-US"/>
-        </w:rPr>
-        <w:t xml:space="preserve"> Không có</w:t>
-      </w:r>
-    </w:p>
-    <w:p>
-      <w:pPr>
-        <w:pStyle w:val="5"/>
-        <w:numPr>
-          <w:numId w:val="0"/>
-        </w:numPr>
-        <w:spacing w:before="0" w:after="0" w:line="240" w:lineRule="auto"/>
-        <w:ind w:left="720" w:leftChars="0"/>
-        <w:rPr>
-          <w:rFonts w:hint="default" w:ascii="Times New Roman" w:hAnsi="Times New Roman" w:cs="Times New Roman"/>
-          <w:b/>
-          <w:sz w:val="20"/>
-          <w:szCs w:val="20"/>
-          <w:lang w:val="en-US"/>
-        </w:rPr>
-      </w:pPr>
+        <w:t>Files:</w:t>
+      </w:r>
     </w:p>
     <w:p>
       <w:pPr>
         <w:pStyle w:val="5"/>
         <w:numPr>
           <w:ilvl w:val="0"/>
-          <w:numId w:val="2"/>
-        </w:numPr>
-        <w:spacing w:before="0" w:after="0" w:line="240" w:lineRule="auto"/>
-        <w:ind w:left="1077" w:hanging="357"/>
-        <w:rPr>
-          <w:rFonts w:hint="default" w:ascii="Times New Roman" w:hAnsi="Times New Roman" w:cs="Times New Roman"/>
-          <w:b/>
-          <w:sz w:val="20"/>
-          <w:szCs w:val="20"/>
-          <w:lang w:val="en-US"/>
-        </w:rPr>
-      </w:pPr>
-      <w:r>
-        <w:rPr>
-          <w:rFonts w:hint="default" w:ascii="Times New Roman" w:hAnsi="Times New Roman" w:cs="Times New Roman"/>
-          <w:b/>
-          <w:sz w:val="20"/>
-          <w:szCs w:val="20"/>
-          <w:lang w:val="en-US"/>
-        </w:rPr>
-        <w:t>Input:</w:t>
-      </w:r>
-    </w:p>
-    <w:p>
-      <w:pPr>
-        <w:keepNext w:val="0"/>
-        <w:keepLines w:val="0"/>
-        <w:widowControl/>
-        <w:numPr>
-          <w:numId w:val="0"/>
-        </w:numPr>
-        <w:suppressLineNumbers w:val="0"/>
-        <w:spacing w:before="0" w:beforeAutospacing="1" w:after="0" w:afterAutospacing="1" w:line="288" w:lineRule="atLeast"/>
-        <w:ind w:left="360" w:leftChars="0" w:firstLine="704" w:firstLineChars="0"/>
-        <w:rPr>
-          <w:rFonts w:hint="default" w:ascii="Times New Roman" w:hAnsi="Times New Roman" w:eastAsia="sans-serif" w:cs="Times New Roman"/>
-          <w:i w:val="0"/>
-          <w:iCs w:val="0"/>
-          <w:spacing w:val="0"/>
-          <w:sz w:val="20"/>
-          <w:szCs w:val="20"/>
-        </w:rPr>
-      </w:pPr>
-      <w:r>
-        <w:rPr>
-          <w:rFonts w:hint="default" w:eastAsia="sans-serif" w:cs="Times New Roman"/>
-          <w:i w:val="0"/>
-          <w:iCs w:val="0"/>
-          <w:caps w:val="0"/>
-          <w:color w:val="303030"/>
-          <w:spacing w:val="0"/>
-          <w:sz w:val="20"/>
-          <w:szCs w:val="20"/>
-          <w:shd w:val="clear" w:fill="FFFFFF"/>
-          <w:lang w:val="en-US"/>
-        </w:rPr>
-        <w:t xml:space="preserve">+ </w:t>
-      </w:r>
-      <w:r>
-        <w:rPr>
-          <w:rFonts w:hint="default" w:ascii="Times New Roman" w:hAnsi="Times New Roman" w:eastAsia="sans-serif" w:cs="Times New Roman"/>
-          <w:i w:val="0"/>
-          <w:iCs w:val="0"/>
-          <w:caps w:val="0"/>
-          <w:color w:val="303030"/>
-          <w:spacing w:val="0"/>
-          <w:sz w:val="20"/>
-          <w:szCs w:val="20"/>
-          <w:shd w:val="clear" w:fill="FFFFFF"/>
-        </w:rPr>
-        <w:t>M</w:t>
-      </w:r>
-      <w:r>
-        <w:rPr>
-          <w:rFonts w:hint="default" w:ascii="Times New Roman" w:hAnsi="Times New Roman" w:eastAsia="sans-serif" w:cs="Times New Roman"/>
-          <w:i w:val="0"/>
-          <w:iCs w:val="0"/>
-          <w:caps w:val="0"/>
-          <w:color w:val="303030"/>
-          <w:spacing w:val="0"/>
-          <w:sz w:val="20"/>
-          <w:szCs w:val="20"/>
-          <w:shd w:val="clear" w:fill="FFFFFF"/>
-          <w:lang w:val="en-US"/>
-        </w:rPr>
-        <w:t>à</w:t>
-      </w:r>
-      <w:r>
-        <w:rPr>
-          <w:rFonts w:hint="default" w:ascii="Times New Roman" w:hAnsi="Times New Roman" w:eastAsia="sans-serif" w:cs="Times New Roman"/>
-          <w:i w:val="0"/>
-          <w:iCs w:val="0"/>
-          <w:caps w:val="0"/>
-          <w:color w:val="303030"/>
-          <w:spacing w:val="0"/>
-          <w:sz w:val="20"/>
-          <w:szCs w:val="20"/>
-          <w:shd w:val="clear" w:fill="FFFFFF"/>
-        </w:rPr>
-        <w:t>n hình tạo mới/chỉnh sửa tài khoản quản trị viên.</w:t>
-      </w:r>
-    </w:p>
-    <w:p>
-      <w:pPr>
-        <w:keepNext w:val="0"/>
-        <w:keepLines w:val="0"/>
-        <w:widowControl/>
-        <w:numPr>
-          <w:numId w:val="0"/>
-        </w:numPr>
-        <w:suppressLineNumbers w:val="0"/>
-        <w:spacing w:before="0" w:beforeAutospacing="1" w:after="0" w:afterAutospacing="1" w:line="288" w:lineRule="atLeast"/>
-        <w:ind w:left="360" w:leftChars="0" w:firstLine="704" w:firstLineChars="0"/>
-        <w:rPr>
-          <w:rFonts w:hint="default" w:ascii="Times New Roman" w:hAnsi="Times New Roman" w:eastAsia="sans-serif" w:cs="Times New Roman"/>
-          <w:i w:val="0"/>
-          <w:iCs w:val="0"/>
-          <w:spacing w:val="0"/>
-          <w:sz w:val="20"/>
-          <w:szCs w:val="20"/>
-        </w:rPr>
-      </w:pPr>
-      <w:r>
-        <w:rPr>
-          <w:rFonts w:hint="default" w:eastAsia="sans-serif" w:cs="Times New Roman"/>
-          <w:i w:val="0"/>
-          <w:iCs w:val="0"/>
-          <w:caps w:val="0"/>
-          <w:color w:val="303030"/>
-          <w:spacing w:val="0"/>
-          <w:sz w:val="20"/>
-          <w:szCs w:val="20"/>
-          <w:shd w:val="clear" w:fill="FFFFFF"/>
-          <w:lang w:val="en-US"/>
-        </w:rPr>
-        <w:t xml:space="preserve">+ </w:t>
-      </w:r>
-      <w:r>
-        <w:rPr>
-          <w:rFonts w:hint="default" w:ascii="Times New Roman" w:hAnsi="Times New Roman" w:eastAsia="sans-serif" w:cs="Times New Roman"/>
-          <w:i w:val="0"/>
-          <w:iCs w:val="0"/>
-          <w:caps w:val="0"/>
-          <w:color w:val="303030"/>
-          <w:spacing w:val="0"/>
-          <w:sz w:val="20"/>
-          <w:szCs w:val="20"/>
-          <w:shd w:val="clear" w:fill="FFFFFF"/>
-        </w:rPr>
-        <w:t>Chức năng thiết lập và phân quyền truy cập chi tiết cho các</w:t>
-      </w:r>
-      <w:r>
-        <w:rPr>
-          <w:rFonts w:hint="default" w:ascii="Times New Roman" w:hAnsi="Times New Roman" w:eastAsia="sans-serif" w:cs="Times New Roman"/>
-          <w:i w:val="0"/>
-          <w:iCs w:val="0"/>
-          <w:caps w:val="0"/>
-          <w:color w:val="303030"/>
-          <w:spacing w:val="0"/>
-          <w:sz w:val="20"/>
-          <w:szCs w:val="20"/>
-          <w:shd w:val="clear" w:fill="FFFFFF"/>
-          <w:lang w:val="en-US"/>
-        </w:rPr>
-        <w:t xml:space="preserve"> </w:t>
-      </w:r>
-      <w:r>
-        <w:rPr>
-          <w:rFonts w:hint="default" w:ascii="Times New Roman" w:hAnsi="Times New Roman" w:eastAsia="sans-serif" w:cs="Times New Roman"/>
-          <w:i w:val="0"/>
-          <w:iCs w:val="0"/>
-          <w:caps w:val="0"/>
-          <w:color w:val="303030"/>
-          <w:spacing w:val="0"/>
-          <w:sz w:val="20"/>
-          <w:szCs w:val="20"/>
-          <w:shd w:val="clear" w:fill="FFFFFF"/>
-        </w:rPr>
-        <w:t>nhóm tài khoản.</w:t>
-      </w:r>
-    </w:p>
-    <w:p>
-      <w:pPr>
-        <w:keepNext w:val="0"/>
-        <w:keepLines w:val="0"/>
-        <w:widowControl/>
-        <w:numPr>
-          <w:numId w:val="0"/>
-        </w:numPr>
-        <w:suppressLineNumbers w:val="0"/>
-        <w:spacing w:before="0" w:beforeAutospacing="1" w:after="0" w:afterAutospacing="1" w:line="288" w:lineRule="atLeast"/>
-        <w:ind w:left="360" w:leftChars="0" w:firstLine="704" w:firstLineChars="0"/>
-        <w:rPr>
-          <w:rFonts w:hint="default" w:ascii="Times New Roman" w:hAnsi="Times New Roman" w:eastAsia="sans-serif" w:cs="Times New Roman"/>
-          <w:i w:val="0"/>
-          <w:iCs w:val="0"/>
-          <w:spacing w:val="0"/>
-          <w:sz w:val="20"/>
-          <w:szCs w:val="20"/>
-        </w:rPr>
-      </w:pPr>
-      <w:r>
-        <w:rPr>
-          <w:rFonts w:hint="default" w:eastAsia="sans-serif" w:cs="Times New Roman"/>
-          <w:i w:val="0"/>
-          <w:iCs w:val="0"/>
-          <w:caps w:val="0"/>
-          <w:color w:val="303030"/>
-          <w:spacing w:val="0"/>
-          <w:sz w:val="20"/>
-          <w:szCs w:val="20"/>
-          <w:shd w:val="clear" w:fill="FFFFFF"/>
-          <w:lang w:val="en-US"/>
-        </w:rPr>
-        <w:t xml:space="preserve">+ </w:t>
-      </w:r>
-      <w:r>
-        <w:rPr>
-          <w:rFonts w:hint="default" w:ascii="Times New Roman" w:hAnsi="Times New Roman" w:eastAsia="sans-serif" w:cs="Times New Roman"/>
-          <w:i w:val="0"/>
-          <w:iCs w:val="0"/>
-          <w:caps w:val="0"/>
-          <w:color w:val="303030"/>
-          <w:spacing w:val="0"/>
-          <w:sz w:val="20"/>
-          <w:szCs w:val="20"/>
-          <w:shd w:val="clear" w:fill="FFFFFF"/>
-        </w:rPr>
-        <w:t>Chức năng mã hóa và đổi mật khẩu người dùng</w:t>
-      </w:r>
-    </w:p>
-    <w:p>
-      <w:pPr>
-        <w:pStyle w:val="5"/>
-        <w:numPr>
-          <w:numId w:val="0"/>
-        </w:numPr>
-        <w:spacing w:before="0" w:after="0" w:line="240" w:lineRule="auto"/>
-        <w:rPr>
-          <w:rFonts w:hint="default" w:ascii="Times New Roman" w:hAnsi="Times New Roman" w:cs="Times New Roman"/>
-          <w:b/>
-          <w:sz w:val="20"/>
-          <w:szCs w:val="20"/>
-          <w:lang w:val="en-US"/>
-        </w:rPr>
-      </w:pPr>
-    </w:p>
-    <w:p>
-      <w:pPr>
-        <w:pStyle w:val="5"/>
-        <w:numPr>
-          <w:ilvl w:val="0"/>
-          <w:numId w:val="2"/>
-        </w:numPr>
-        <w:spacing w:before="0" w:after="0" w:line="240" w:lineRule="auto"/>
-        <w:ind w:left="1077" w:hanging="357"/>
-        <w:rPr>
-          <w:rFonts w:hint="default" w:ascii="Times New Roman" w:hAnsi="Times New Roman" w:cs="Times New Roman"/>
-          <w:b/>
-          <w:sz w:val="20"/>
-          <w:szCs w:val="20"/>
-          <w:lang w:val="en-US"/>
-        </w:rPr>
-      </w:pPr>
-      <w:r>
-        <w:rPr>
-          <w:rFonts w:hint="default" w:ascii="Times New Roman" w:hAnsi="Times New Roman" w:cs="Times New Roman"/>
-          <w:b/>
-          <w:sz w:val="20"/>
-          <w:szCs w:val="20"/>
-          <w:lang w:val="en-US"/>
-        </w:rPr>
-        <w:t>Files:</w:t>
-      </w:r>
-    </w:p>
-    <w:p>
-      <w:pPr>
-        <w:pStyle w:val="5"/>
-        <w:numPr>
           <w:numId w:val="0"/>
         </w:numPr>
         <w:spacing w:before="0" w:after="0" w:line="240" w:lineRule="auto"/>
@@ -4025,6 +4043,7 @@
       <w:pPr>
         <w:pStyle w:val="5"/>
         <w:numPr>
+          <w:ilvl w:val="0"/>
           <w:numId w:val="0"/>
         </w:numPr>
         <w:spacing w:before="0" w:after="0" w:line="240" w:lineRule="auto"/>
@@ -4062,17 +4081,7 @@
           <w:szCs w:val="20"/>
           <w:lang w:val="en-US"/>
         </w:rPr>
-        <w:t>Interfaces:</w:t>
-      </w:r>
-      <w:r>
-        <w:rPr>
-          <w:rFonts w:hint="default" w:ascii="Times New Roman" w:hAnsi="Times New Roman" w:cs="Times New Roman"/>
-          <w:b/>
-          <w:sz w:val="20"/>
-          <w:szCs w:val="20"/>
-          <w:lang w:val="en-US"/>
-        </w:rPr>
-        <w:t xml:space="preserve"> Không có</w:t>
+        <w:t>Interfaces: Không có</w:t>
       </w:r>
     </w:p>
     <w:p>
@@ -4107,6 +4116,7 @@
       <w:pPr>
         <w:pStyle w:val="5"/>
         <w:numPr>
+          <w:ilvl w:val="0"/>
           <w:numId w:val="0"/>
         </w:numPr>
         <w:spacing w:before="0" w:line="240" w:lineRule="auto"/>
@@ -4446,7 +4456,7 @@
                 <w:szCs w:val="26"/>
                 <w:lang w:val="en-US"/>
               </w:rPr>
-              <w:t>14</w:t>
+              <w:t>15</w:t>
             </w:r>
             <w:r>
               <w:rPr>
@@ -4477,7 +4487,7 @@
                 <w:szCs w:val="26"/>
                 <w:lang w:val="en-US"/>
               </w:rPr>
-              <w:t>4</w:t>
+              <w:t>5</w:t>
             </w:r>
             <w:r>
               <w:rPr>
@@ -4541,7 +4551,7 @@
                 <w:szCs w:val="26"/>
                 <w:lang w:val="en-US"/>
               </w:rPr>
-              <w:t>58</w:t>
+              <w:t>65</w:t>
             </w:r>
           </w:p>
         </w:tc>
@@ -4611,7 +4621,7 @@
                 <w:szCs w:val="26"/>
                 <w:lang w:val="en-US"/>
               </w:rPr>
-              <w:t>3</w:t>
+              <w:t>4</w:t>
             </w:r>
             <w:r>
               <w:rPr>
@@ -4642,7 +4652,7 @@
                 <w:szCs w:val="26"/>
                 <w:lang w:val="en-US"/>
               </w:rPr>
-              <w:t>2</w:t>
+              <w:t>3</w:t>
             </w:r>
             <w:r>
               <w:rPr>
@@ -4706,7 +4716,7 @@
                 <w:szCs w:val="26"/>
                 <w:lang w:val="en-US"/>
               </w:rPr>
-              <w:t>22</w:t>
+              <w:t>31</w:t>
             </w:r>
           </w:p>
         </w:tc>
@@ -4776,7 +4786,7 @@
                 <w:szCs w:val="26"/>
                 <w:lang w:val="en-US"/>
               </w:rPr>
-              <w:t>8</w:t>
+              <w:t>9</w:t>
             </w:r>
             <w:r>
               <w:rPr>
@@ -4808,7 +4818,7 @@
                 <w:szCs w:val="26"/>
                 <w:lang w:val="en-US"/>
               </w:rPr>
-              <w:t>3</w:t>
+              <w:t>4</w:t>
             </w:r>
             <w:r>
               <w:rPr>
@@ -4871,7 +4881,7 @@
                 <w:szCs w:val="26"/>
                 <w:lang w:val="en-US"/>
               </w:rPr>
-              <w:t>36</w:t>
+              <w:t>43</w:t>
             </w:r>
           </w:p>
         </w:tc>
@@ -4940,7 +4950,7 @@
                 <w:szCs w:val="26"/>
                 <w:lang w:val="en-US"/>
               </w:rPr>
-              <w:t>7</w:t>
+              <w:t>8</w:t>
             </w:r>
             <w:r>
               <w:rPr>
@@ -4971,7 +4981,7 @@
                 <w:szCs w:val="26"/>
                 <w:lang w:val="en-US"/>
               </w:rPr>
-              <w:t>4</w:t>
+              <w:t>6</w:t>
             </w:r>
             <w:r>
               <w:rPr>
@@ -5036,7 +5046,7 @@
                 <w:szCs w:val="26"/>
                 <w:lang w:val="en-US"/>
               </w:rPr>
-              <w:t>89</w:t>
+              <w:t>116</w:t>
             </w:r>
           </w:p>
         </w:tc>
@@ -5105,7 +5115,7 @@
                 <w:szCs w:val="26"/>
                 <w:lang w:val="en-US"/>
               </w:rPr>
-              <w:t>0</w:t>
+              <w:t>1</w:t>
             </w:r>
             <w:r>
               <w:rPr>
@@ -5136,7 +5146,7 @@
                 <w:szCs w:val="26"/>
                 <w:lang w:val="en-US"/>
               </w:rPr>
-              <w:t>0</w:t>
+              <w:t>1</w:t>
             </w:r>
             <w:r>
               <w:rPr>
@@ -5201,7 +5211,7 @@
                 <w:szCs w:val="26"/>
                 <w:lang w:val="en-US"/>
               </w:rPr>
-              <w:t>0</w:t>
+              <w:t>7</w:t>
             </w:r>
           </w:p>
         </w:tc>
@@ -5274,7 +5284,7 @@
                 <w:szCs w:val="26"/>
                 <w:lang w:val="en-US"/>
               </w:rPr>
-              <w:t>205</w:t>
+              <w:t>262</w:t>
             </w:r>
           </w:p>
         </w:tc>
@@ -5501,7 +5511,7 @@
                 <w:szCs w:val="26"/>
                 <w:lang w:val="en-US"/>
               </w:rPr>
-              <w:t>2</w:t>
+              <w:t>3</w:t>
             </w:r>
           </w:p>
         </w:tc>
@@ -5647,7 +5657,7 @@
                 <w:szCs w:val="26"/>
                 <w:lang w:val="en-US"/>
               </w:rPr>
-              <w:t>2</w:t>
+              <w:t>3</w:t>
             </w:r>
           </w:p>
         </w:tc>
@@ -5866,7 +5876,7 @@
                 <w:szCs w:val="26"/>
                 <w:lang w:val="en-US"/>
               </w:rPr>
-              <w:t>3</w:t>
+              <w:t>4</w:t>
             </w:r>
           </w:p>
         </w:tc>
@@ -6012,7 +6022,7 @@
                 <w:szCs w:val="26"/>
                 <w:lang w:val="en-US"/>
               </w:rPr>
-              <w:t>3</w:t>
+              <w:t>4</w:t>
             </w:r>
           </w:p>
         </w:tc>
@@ -6085,7 +6095,7 @@
                 <w:szCs w:val="26"/>
                 <w:lang w:val="en-US"/>
               </w:rPr>
-              <w:t>2</w:t>
+              <w:t>3</w:t>
             </w:r>
           </w:p>
         </w:tc>
@@ -6304,7 +6314,7 @@
                 <w:szCs w:val="26"/>
                 <w:lang w:val="en-US"/>
               </w:rPr>
-              <w:t>2</w:t>
+              <w:t>3</w:t>
             </w:r>
           </w:p>
         </w:tc>
@@ -6465,7 +6475,7 @@
                 <w:szCs w:val="26"/>
                 <w:lang w:val="en-US"/>
               </w:rPr>
-              <w:t>2</w:t>
+              <w:t>3</w:t>
             </w:r>
           </w:p>
         </w:tc>
@@ -6540,8 +6550,10 @@
                 <w:szCs w:val="26"/>
                 <w:lang w:val="en-US"/>
               </w:rPr>
-              <w:t>29</w:t>
-            </w:r>
+              <w:t>36</w:t>
+            </w:r>
+            <w:bookmarkStart w:id="0" w:name="_GoBack"/>
+            <w:bookmarkEnd w:id="0"/>
           </w:p>
         </w:tc>
       </w:tr>
@@ -6634,7 +6646,7 @@
           <w:szCs w:val="24"/>
         </w:rPr>
         <w:object>
-          <v:shape id="_x0000_i1025" o:spt="75" alt="" type="#_x0000_t75" style="height:30.85pt;width:174.95pt;" o:ole="t" filled="f" o:preferrelative="t" stroked="f" coordsize="21600,21600">
+          <v:shape id="_x0000_i1025" o:spt="75" type="#_x0000_t75" style="height:30.85pt;width:174.95pt;" o:ole="t" filled="f" o:preferrelative="t" stroked="f" coordsize="21600,21600">
             <v:path/>
             <v:fill on="f" focussize="0,0"/>
             <v:stroke on="f"/>
@@ -6684,7 +6696,33 @@
           <w:sz w:val="24"/>
           <w:szCs w:val="24"/>
         </w:rPr>
-        <w:t xml:space="preserve"> 29 = 0.94</w:t>
+        <w:t xml:space="preserve"> </w:t>
+      </w:r>
+      <w:r>
+        <w:rPr>
+          <w:rFonts w:hint="default" w:eastAsia="SimSun" w:cs="Times New Roman"/>
+          <w:sz w:val="24"/>
+          <w:szCs w:val="24"/>
+          <w:lang w:val="en-US"/>
+        </w:rPr>
+        <w:t>42</w:t>
+      </w:r>
+      <w:r>
+        <w:rPr>
+          <w:rFonts w:hint="default" w:ascii="Times New Roman" w:hAnsi="Times New Roman" w:eastAsia="SimSun" w:cs="Times New Roman"/>
+          <w:sz w:val="24"/>
+          <w:szCs w:val="24"/>
+        </w:rPr>
+        <w:t xml:space="preserve"> = </w:t>
+      </w:r>
+      <w:r>
+        <w:rPr>
+          <w:rFonts w:hint="default" w:eastAsia="SimSun" w:cs="Times New Roman"/>
+          <w:sz w:val="24"/>
+          <w:szCs w:val="24"/>
+          <w:lang w:val="en-US"/>
+        </w:rPr>
+        <w:t>1.07</w:t>
       </w:r>
     </w:p>
     <w:p>
@@ -6817,7 +6855,43 @@
           <w:szCs w:val="24"/>
           <w:lang w:val="en-US"/>
         </w:rPr>
-        <w:t>AFP = 205 x 0.94 = 192.7 điểm</w:t>
+        <w:t xml:space="preserve">AFP = 205 x </w:t>
+      </w:r>
+      <w:r>
+        <w:rPr>
+          <w:rFonts w:hint="default" w:cs="Times New Roman"/>
+          <w:sz w:val="24"/>
+          <w:szCs w:val="24"/>
+          <w:lang w:val="en-US"/>
+        </w:rPr>
+        <w:t>1.07</w:t>
+      </w:r>
+      <w:r>
+        <w:rPr>
+          <w:rFonts w:hint="default" w:ascii="Times New Roman" w:hAnsi="Times New Roman" w:cs="Times New Roman"/>
+          <w:sz w:val="24"/>
+          <w:szCs w:val="24"/>
+          <w:lang w:val="en-US"/>
+        </w:rPr>
+        <w:t xml:space="preserve"> = </w:t>
+      </w:r>
+      <w:r>
+        <w:rPr>
+          <w:rFonts w:hint="default" w:cs="Times New Roman"/>
+          <w:sz w:val="24"/>
+          <w:szCs w:val="24"/>
+          <w:lang w:val="en-US"/>
+        </w:rPr>
+        <w:t>280.34</w:t>
+      </w:r>
+      <w:r>
+        <w:rPr>
+          <w:rFonts w:hint="default" w:ascii="Times New Roman" w:hAnsi="Times New Roman" w:cs="Times New Roman"/>
+          <w:sz w:val="24"/>
+          <w:szCs w:val="24"/>
+          <w:lang w:val="en-US"/>
+        </w:rPr>
+        <w:t xml:space="preserve"> điểm</w:t>
       </w:r>
     </w:p>
     <w:p>
@@ -6876,7 +6950,20 @@
         <w:rPr>
           <w:rFonts w:hint="default" w:ascii="Times New Roman" w:hAnsi="Times New Roman" w:cs="Times New Roman"/>
         </w:rPr>
-        <w:t xml:space="preserve"> 15 = 192.7 </w:t>
+        <w:t xml:space="preserve"> 15 = </w:t>
+      </w:r>
+      <w:r>
+        <w:rPr>
+          <w:rFonts w:hint="default" w:cs="Times New Roman"/>
+          <w:lang w:val="en-US"/>
+        </w:rPr>
+        <w:t>280.34</w:t>
+      </w:r>
+      <w:r>
+        <w:rPr>
+          <w:rFonts w:hint="default" w:ascii="Times New Roman" w:hAnsi="Times New Roman" w:cs="Times New Roman"/>
+        </w:rPr>
+        <w:t xml:space="preserve"> </w:t>
       </w:r>
       <w:r>
         <w:rPr>
@@ -6889,7 +6976,20 @@
         <w:rPr>
           <w:rFonts w:hint="default" w:ascii="Times New Roman" w:hAnsi="Times New Roman" w:cs="Times New Roman"/>
         </w:rPr>
-        <w:t xml:space="preserve"> 15 = 2,890.5  dòng code</w:t>
+        <w:t xml:space="preserve"> 15 = </w:t>
+      </w:r>
+      <w:r>
+        <w:rPr>
+          <w:rFonts w:hint="default" w:cs="Times New Roman"/>
+          <w:lang w:val="en-US"/>
+        </w:rPr>
+        <w:t>4205.1</w:t>
+      </w:r>
+      <w:r>
+        <w:rPr>
+          <w:rFonts w:hint="default" w:ascii="Times New Roman" w:hAnsi="Times New Roman" w:cs="Times New Roman"/>
+        </w:rPr>
+        <w:t xml:space="preserve">  dòng code</w:t>
       </w:r>
     </w:p>
     <w:p>
@@ -6944,7 +7044,51 @@
           <w:szCs w:val="24"/>
           <w:lang w:val="en-US"/>
         </w:rPr>
-        <w:t>KLOC = 2,89.5 / 1000 = 2.891 KLOC</w:t>
+        <w:t xml:space="preserve">KLOC = </w:t>
+      </w:r>
+      <w:r>
+        <w:rPr>
+          <w:rFonts w:hint="default" w:eastAsia="SimSun" w:cs="Times New Roman"/>
+          <w:b/>
+          <w:bCs/>
+          <w:sz w:val="24"/>
+          <w:szCs w:val="24"/>
+          <w:lang w:val="en-US"/>
+        </w:rPr>
+        <w:t>4205</w:t>
+      </w:r>
+      <w:r>
+        <w:rPr>
+          <w:rFonts w:hint="default" w:ascii="Times New Roman" w:hAnsi="Times New Roman" w:eastAsia="SimSun" w:cs="Times New Roman"/>
+          <w:b/>
+          <w:bCs/>
+          <w:sz w:val="24"/>
+          <w:szCs w:val="24"/>
+          <w:lang w:val="en-US"/>
+        </w:rPr>
+        <w:t xml:space="preserve">/ 1000 = </w:t>
+      </w:r>
+      <w:r>
+        <w:rPr>
+          <w:rFonts w:hint="default" w:eastAsia="SimSun" w:cs="Times New Roman"/>
+          <w:b/>
+          <w:bCs/>
+          <w:sz w:val="24"/>
+          <w:szCs w:val="24"/>
+          <w:lang w:val="en-US"/>
+        </w:rPr>
+        <w:t>4.205</w:t>
+      </w:r>
+      <w:r>
+        <w:rPr>
+          <w:rFonts w:hint="default" w:ascii="Times New Roman" w:hAnsi="Times New Roman" w:eastAsia="SimSun" w:cs="Times New Roman"/>
+          <w:b/>
+          <w:bCs/>
+          <w:sz w:val="24"/>
+          <w:szCs w:val="24"/>
+          <w:lang w:val="en-US"/>
+        </w:rPr>
+        <w:t xml:space="preserve"> KLOC</w:t>
       </w:r>
       <w:r>
         <w:rPr>
@@ -7000,7 +7144,7 @@
           <w:szCs w:val="24"/>
         </w:rPr>
         <w:object>
-          <v:shape id="_x0000_i1027" o:spt="75" alt="" type="#_x0000_t75" style="height:25.3pt;width:123.5pt;" o:ole="t" filled="f" o:preferrelative="t" stroked="f" coordsize="21600,21600">
+          <v:shape id="_x0000_i1027" o:spt="75" type="#_x0000_t75" style="height:25.3pt;width:123.5pt;" o:ole="t" filled="f" o:preferrelative="t" stroked="f" coordsize="21600,21600">
             <v:path/>
             <v:fill on="f" focussize="0,0"/>
             <v:stroke on="f"/>
@@ -7246,7 +7390,20 @@
         <w:rPr>
           <w:rFonts w:hint="default" w:ascii="Times New Roman" w:hAnsi="Times New Roman" w:cs="Times New Roman"/>
         </w:rPr>
-        <w:t xml:space="preserve"> (2.891)^</w:t>
+        <w:t xml:space="preserve"> (</w:t>
+      </w:r>
+      <w:r>
+        <w:rPr>
+          <w:rFonts w:hint="default" w:cs="Times New Roman"/>
+          <w:lang w:val="en-US"/>
+        </w:rPr>
+        <w:t>4.205</w:t>
+      </w:r>
+      <w:r>
+        <w:rPr>
+          <w:rFonts w:hint="default" w:ascii="Times New Roman" w:hAnsi="Times New Roman" w:cs="Times New Roman"/>
+        </w:rPr>
+        <w:t>)</w:t>
       </w:r>
       <w:r>
         <w:rPr>
@@ -7285,10 +7442,34 @@
         <w:rPr>
           <w:rFonts w:hint="default" w:ascii="Times New Roman" w:hAnsi="Times New Roman" w:cs="Times New Roman"/>
         </w:rPr>
-        <w:t xml:space="preserve"> 3.048 = 7.32 người-tháng (person-month)</w:t>
-      </w:r>
-      <w:bookmarkStart w:id="0" w:name="_GoBack"/>
-      <w:bookmarkEnd w:id="0"/>
+        <w:t xml:space="preserve"> </w:t>
+      </w:r>
+      <w:r>
+        <w:rPr>
+          <w:rFonts w:hint="default" w:cs="Times New Roman"/>
+          <w:lang w:val="en-US"/>
+        </w:rPr>
+        <w:t>4.517</w:t>
+      </w:r>
+      <w:r>
+        <w:rPr>
+          <w:rFonts w:hint="default" w:ascii="Times New Roman" w:hAnsi="Times New Roman" w:cs="Times New Roman"/>
+        </w:rPr>
+        <w:t xml:space="preserve"> = </w:t>
+      </w:r>
+      <w:r>
+        <w:rPr>
+          <w:rFonts w:hint="default" w:cs="Times New Roman"/>
+          <w:lang w:val="en-US"/>
+        </w:rPr>
+        <w:t>10.84</w:t>
+      </w:r>
+      <w:r>
+        <w:rPr>
+          <w:rFonts w:hint="default" w:ascii="Times New Roman" w:hAnsi="Times New Roman" w:cs="Times New Roman"/>
+        </w:rPr>
+        <w:t xml:space="preserve"> người-tháng (person-month)</w:t>
+      </w:r>
     </w:p>
     <w:p>
       <w:pPr>
@@ -8976,7 +9157,7 @@
     <w:lsdException w:unhideWhenUsed="0" w:uiPriority="0" w:semiHidden="0" w:name="Document Map"/>
     <w:lsdException w:unhideWhenUsed="0" w:uiPriority="0" w:semiHidden="0" w:name="Plain Text"/>
     <w:lsdException w:unhideWhenUsed="0" w:uiPriority="0" w:semiHidden="0" w:name="E-mail Signature"/>
-    <w:lsdException w:unhideWhenUsed="0" w:uiPriority="0" w:semiHidden="0" w:name="Normal (Web)"/>
+    <w:lsdException w:qFormat="1" w:unhideWhenUsed="0" w:uiPriority="0" w:semiHidden="0" w:name="Normal (Web)"/>
     <w:lsdException w:unhideWhenUsed="0" w:uiPriority="0" w:semiHidden="0" w:name="HTML Acronym"/>
     <w:lsdException w:unhideWhenUsed="0" w:uiPriority="0" w:semiHidden="0" w:name="HTML Address"/>
     <w:lsdException w:unhideWhenUsed="0" w:uiPriority="0" w:semiHidden="0" w:name="HTML Cite"/>
@@ -9073,6 +9254,7 @@
   </w:style>
   <w:style w:type="paragraph" w:styleId="4">
     <w:name w:val="Normal (Web)"/>
+    <w:qFormat/>
     <w:uiPriority w:val="0"/>
     <w:pPr>
       <w:spacing w:before="0" w:beforeAutospacing="1" w:after="0" w:afterAutospacing="1"/>
@@ -9080,6 +9262,7 @@
       <w:jc w:val="left"/>
     </w:pPr>
     <w:rPr>
+      <w:rFonts w:ascii="Times New Roman" w:hAnsi="Times New Roman" w:eastAsia="SimSun" w:cs="Times New Roman"/>
       <w:kern w:val="0"/>
       <w:sz w:val="24"/>
       <w:szCs w:val="24"/>
